--- a/Documentación.docx
+++ b/Documentación.docx
@@ -11,7 +11,6 @@
           <w:szCs w:val="24"/>
         </w:rPr>
       </w:pPr>
-      <w:bookmarkStart w:id="0" w:name="_GoBack"/>
       <w:r>
         <w:rPr>
           <w:rFonts w:ascii="Arial" w:hAnsi="Arial" w:cs="Arial"/>
@@ -727,15 +726,758 @@
         </w:rPr>
       </w:pPr>
     </w:p>
-    <w:bookmarkEnd w:id="0"/>
-    <w:p>
-      <w:pPr>
-        <w:rPr>
-          <w:rFonts w:ascii="Arial" w:hAnsi="Arial" w:cs="Arial"/>
-          <w:sz w:val="24"/>
-          <w:szCs w:val="24"/>
-        </w:rPr>
-      </w:pPr>
+    <w:p>
+      <w:pPr>
+        <w:pStyle w:val="Ttulo1"/>
+        <w:rPr>
+          <w:rFonts w:ascii="Arial" w:hAnsi="Arial" w:cs="Arial"/>
+        </w:rPr>
+      </w:pPr>
+      <w:r>
+        <w:rPr>
+          <w:rFonts w:ascii="Arial" w:hAnsi="Arial" w:cs="Arial"/>
+        </w:rPr>
+        <w:t>2 - Flyway</w:t>
+      </w:r>
+    </w:p>
+    <w:p/>
+    <w:p>
+      <w:hyperlink r:id="rId6" w:history="1">
+        <w:r>
+          <w:rPr>
+            <w:rStyle w:val="Hipervnculo"/>
+          </w:rPr>
+          <w:t>https://www.red-gate.com/products/flyway/community/</w:t>
+        </w:r>
+      </w:hyperlink>
+    </w:p>
+    <w:p>
+      <w:pPr>
+        <w:pStyle w:val="NormalWeb"/>
+        <w:rPr>
+          <w:rFonts w:ascii="Arial" w:hAnsi="Arial" w:cs="Arial"/>
+        </w:rPr>
+      </w:pPr>
+      <w:r>
+        <w:rPr>
+          <w:rFonts w:ascii="Arial" w:hAnsi="Arial" w:cs="Arial"/>
+        </w:rPr>
+        <w:drawing>
+          <wp:inline distT="0" distB="0" distL="0" distR="0" wp14:anchorId="0B7A8F71" wp14:editId="00052F55">
+            <wp:extent cx="5400040" cy="2613660"/>
+            <wp:effectExtent l="0" t="0" r="0" b="0"/>
+            <wp:docPr id="2" name="Imagen 2"/>
+            <wp:cNvGraphicFramePr>
+              <a:graphicFrameLocks xmlns:a="http://schemas.openxmlformats.org/drawingml/2006/main" noChangeAspect="1"/>
+            </wp:cNvGraphicFramePr>
+            <a:graphic xmlns:a="http://schemas.openxmlformats.org/drawingml/2006/main">
+              <a:graphicData uri="http://schemas.openxmlformats.org/drawingml/2006/picture">
+                <pic:pic xmlns:pic="http://schemas.openxmlformats.org/drawingml/2006/picture">
+                  <pic:nvPicPr>
+                    <pic:cNvPr id="1" name=""/>
+                    <pic:cNvPicPr/>
+                  </pic:nvPicPr>
+                  <pic:blipFill>
+                    <a:blip r:embed="rId7"/>
+                    <a:stretch>
+                      <a:fillRect/>
+                    </a:stretch>
+                  </pic:blipFill>
+                  <pic:spPr>
+                    <a:xfrm>
+                      <a:off x="0" y="0"/>
+                      <a:ext cx="5400040" cy="2613660"/>
+                    </a:xfrm>
+                    <a:prstGeom prst="rect">
+                      <a:avLst/>
+                    </a:prstGeom>
+                  </pic:spPr>
+                </pic:pic>
+              </a:graphicData>
+            </a:graphic>
+          </wp:inline>
+        </w:drawing>
+      </w:r>
+      <w:r>
+        <w:rPr>
+          <w:rFonts w:ascii="Arial" w:hAnsi="Arial" w:cs="Arial"/>
+        </w:rPr>
+        <w:br/>
+      </w:r>
+      <w:r>
+        <w:rPr>
+          <w:rFonts w:ascii="Arial" w:hAnsi="Arial" w:cs="Arial"/>
+        </w:rPr>
+        <w:br/>
+      </w:r>
+      <w:r>
+        <w:rPr>
+          <w:rStyle w:val="Textoennegrita"/>
+          <w:rFonts w:ascii="Arial" w:hAnsi="Arial" w:cs="Arial"/>
+        </w:rPr>
+        <w:t>Flyway</w:t>
+      </w:r>
+      <w:r>
+        <w:rPr>
+          <w:rFonts w:ascii="Arial" w:hAnsi="Arial" w:cs="Arial"/>
+        </w:rPr>
+        <w:t xml:space="preserve"> is a lightweight and powerful database migration tool. It helps manage and automate version control for your database schema. Flyway uses simple SQL or Java-based migration scripts to apply incremental changes to your database in a controlled and consistent way.</w:t>
+      </w:r>
+    </w:p>
+    <w:p>
+      <w:pPr>
+        <w:pStyle w:val="NormalWeb"/>
+        <w:spacing w:before="0" w:beforeAutospacing="0" w:after="0" w:afterAutospacing="0"/>
+        <w:rPr>
+          <w:rFonts w:ascii="Arial" w:hAnsi="Arial" w:cs="Arial"/>
+          <w:color w:val="AAAAAA"/>
+        </w:rPr>
+      </w:pPr>
+      <w:r>
+        <w:rPr>
+          <w:rFonts w:ascii="Arial" w:hAnsi="Arial" w:cs="Arial"/>
+        </w:rPr>
+        <w:t>It integrates easily with Spring Boot and supports many relational databases like MySQL, PostgreSQL, Oracle, and more. With Flyway, you can ensure your database structure stays in sync across environments (development, testing, production) and team members.</w:t>
+      </w:r>
+      <w:r>
+        <w:rPr>
+          <w:rFonts w:ascii="Arial" w:hAnsi="Arial" w:cs="Arial"/>
+        </w:rPr>
+        <w:br/>
+      </w:r>
+      <w:r>
+        <w:rPr>
+          <w:rFonts w:ascii="Arial" w:hAnsi="Arial" w:cs="Arial"/>
+        </w:rPr>
+        <w:br/>
+        <w:t xml:space="preserve">Add the dependencies to enable flyway </w:t>
+      </w:r>
+      <w:proofErr w:type="spellStart"/>
+      <w:r>
+        <w:rPr>
+          <w:rFonts w:ascii="Arial" w:hAnsi="Arial" w:cs="Arial"/>
+        </w:rPr>
+        <w:t>db</w:t>
+      </w:r>
+      <w:proofErr w:type="spellEnd"/>
+      <w:r>
+        <w:rPr>
+          <w:rFonts w:ascii="Arial" w:hAnsi="Arial" w:cs="Arial"/>
+        </w:rPr>
+        <w:t xml:space="preserve"> migration</w:t>
+      </w:r>
+      <w:r>
+        <w:rPr>
+          <w:rFonts w:ascii="Arial" w:hAnsi="Arial" w:cs="Arial"/>
+        </w:rPr>
+        <w:br/>
+      </w:r>
+      <w:r>
+        <w:rPr>
+          <w:rFonts w:ascii="Arial" w:hAnsi="Arial" w:cs="Arial"/>
+        </w:rPr>
+        <w:br/>
+      </w:r>
+      <w:r>
+        <w:rPr>
+          <w:rFonts w:ascii="Arial" w:hAnsi="Arial" w:cs="Arial"/>
+          <w:color w:val="808080"/>
+        </w:rPr>
+        <w:t>&lt;</w:t>
+      </w:r>
+      <w:r>
+        <w:rPr>
+          <w:rFonts w:ascii="Arial" w:hAnsi="Arial" w:cs="Arial"/>
+          <w:color w:val="569CD6"/>
+        </w:rPr>
+        <w:t>dependency</w:t>
+      </w:r>
+      <w:r>
+        <w:rPr>
+          <w:rFonts w:ascii="Arial" w:hAnsi="Arial" w:cs="Arial"/>
+          <w:color w:val="808080"/>
+        </w:rPr>
+        <w:t>&gt;</w:t>
+      </w:r>
+    </w:p>
+    <w:p>
+      <w:pPr>
+        <w:pStyle w:val="NormalWeb"/>
+        <w:spacing w:before="0" w:beforeAutospacing="0" w:after="0" w:afterAutospacing="0"/>
+        <w:ind w:firstLine="720"/>
+        <w:rPr>
+          <w:rFonts w:ascii="Arial" w:hAnsi="Arial" w:cs="Arial"/>
+          <w:color w:val="AAAAAA"/>
+        </w:rPr>
+      </w:pPr>
+      <w:r>
+        <w:rPr>
+          <w:rFonts w:ascii="Arial" w:hAnsi="Arial" w:cs="Arial"/>
+          <w:color w:val="808080"/>
+        </w:rPr>
+        <w:t>&lt;</w:t>
+      </w:r>
+      <w:proofErr w:type="spellStart"/>
+      <w:r>
+        <w:rPr>
+          <w:rFonts w:ascii="Arial" w:hAnsi="Arial" w:cs="Arial"/>
+          <w:color w:val="569CD6"/>
+        </w:rPr>
+        <w:t>groupId</w:t>
+      </w:r>
+      <w:proofErr w:type="spellEnd"/>
+      <w:r>
+        <w:rPr>
+          <w:rFonts w:ascii="Arial" w:hAnsi="Arial" w:cs="Arial"/>
+          <w:color w:val="808080"/>
+        </w:rPr>
+        <w:t>&gt;</w:t>
+      </w:r>
+      <w:proofErr w:type="spellStart"/>
+      <w:r>
+        <w:rPr>
+          <w:rFonts w:ascii="Arial" w:hAnsi="Arial" w:cs="Arial"/>
+          <w:color w:val="AAAAAA"/>
+        </w:rPr>
+        <w:t>org.flywaydb</w:t>
+      </w:r>
+      <w:proofErr w:type="spellEnd"/>
+      <w:r>
+        <w:rPr>
+          <w:rFonts w:ascii="Arial" w:hAnsi="Arial" w:cs="Arial"/>
+          <w:color w:val="808080"/>
+        </w:rPr>
+        <w:t>&lt;/</w:t>
+      </w:r>
+      <w:proofErr w:type="spellStart"/>
+      <w:r>
+        <w:rPr>
+          <w:rFonts w:ascii="Arial" w:hAnsi="Arial" w:cs="Arial"/>
+          <w:color w:val="569CD6"/>
+        </w:rPr>
+        <w:t>groupId</w:t>
+      </w:r>
+      <w:proofErr w:type="spellEnd"/>
+      <w:r>
+        <w:rPr>
+          <w:rFonts w:ascii="Arial" w:hAnsi="Arial" w:cs="Arial"/>
+          <w:color w:val="808080"/>
+        </w:rPr>
+        <w:t>&gt;</w:t>
+      </w:r>
+    </w:p>
+    <w:p>
+      <w:pPr>
+        <w:pStyle w:val="NormalWeb"/>
+        <w:spacing w:before="0" w:beforeAutospacing="0" w:after="0" w:afterAutospacing="0"/>
+        <w:rPr>
+          <w:rFonts w:ascii="Arial" w:hAnsi="Arial" w:cs="Arial"/>
+          <w:color w:val="AAAAAA"/>
+        </w:rPr>
+      </w:pPr>
+      <w:r>
+        <w:rPr>
+          <w:rFonts w:ascii="Arial" w:hAnsi="Arial" w:cs="Arial"/>
+          <w:color w:val="AAAAAA"/>
+        </w:rPr>
+        <w:tab/>
+      </w:r>
+      <w:r>
+        <w:rPr>
+          <w:rFonts w:ascii="Arial" w:hAnsi="Arial" w:cs="Arial"/>
+          <w:color w:val="808080"/>
+        </w:rPr>
+        <w:t>&lt;</w:t>
+      </w:r>
+      <w:proofErr w:type="spellStart"/>
+      <w:r>
+        <w:rPr>
+          <w:rFonts w:ascii="Arial" w:hAnsi="Arial" w:cs="Arial"/>
+          <w:color w:val="569CD6"/>
+        </w:rPr>
+        <w:t>artifactId</w:t>
+      </w:r>
+      <w:proofErr w:type="spellEnd"/>
+      <w:r>
+        <w:rPr>
+          <w:rFonts w:ascii="Arial" w:hAnsi="Arial" w:cs="Arial"/>
+          <w:color w:val="808080"/>
+        </w:rPr>
+        <w:t>&gt;</w:t>
+      </w:r>
+      <w:r>
+        <w:rPr>
+          <w:rFonts w:ascii="Arial" w:hAnsi="Arial" w:cs="Arial"/>
+          <w:color w:val="AAAAAA"/>
+        </w:rPr>
+        <w:t>flyway-core</w:t>
+      </w:r>
+      <w:r>
+        <w:rPr>
+          <w:rFonts w:ascii="Arial" w:hAnsi="Arial" w:cs="Arial"/>
+          <w:color w:val="808080"/>
+        </w:rPr>
+        <w:t>&lt;/</w:t>
+      </w:r>
+      <w:proofErr w:type="spellStart"/>
+      <w:r>
+        <w:rPr>
+          <w:rFonts w:ascii="Arial" w:hAnsi="Arial" w:cs="Arial"/>
+          <w:color w:val="569CD6"/>
+        </w:rPr>
+        <w:t>artifactId</w:t>
+      </w:r>
+      <w:proofErr w:type="spellEnd"/>
+      <w:r>
+        <w:rPr>
+          <w:rFonts w:ascii="Arial" w:hAnsi="Arial" w:cs="Arial"/>
+          <w:color w:val="808080"/>
+        </w:rPr>
+        <w:t>&gt;</w:t>
+      </w:r>
+    </w:p>
+    <w:p>
+      <w:pPr>
+        <w:pStyle w:val="NormalWeb"/>
+        <w:spacing w:before="0" w:beforeAutospacing="0" w:after="0" w:afterAutospacing="0"/>
+        <w:rPr>
+          <w:rFonts w:ascii="Arial" w:hAnsi="Arial" w:cs="Arial"/>
+          <w:color w:val="AAAAAA"/>
+        </w:rPr>
+      </w:pPr>
+      <w:r>
+        <w:rPr>
+          <w:rFonts w:ascii="Arial" w:hAnsi="Arial" w:cs="Arial"/>
+          <w:color w:val="808080"/>
+        </w:rPr>
+        <w:t>&lt;/</w:t>
+      </w:r>
+      <w:r>
+        <w:rPr>
+          <w:rFonts w:ascii="Arial" w:hAnsi="Arial" w:cs="Arial"/>
+          <w:color w:val="569CD6"/>
+        </w:rPr>
+        <w:t>dependency</w:t>
+      </w:r>
+      <w:r>
+        <w:rPr>
+          <w:rFonts w:ascii="Arial" w:hAnsi="Arial" w:cs="Arial"/>
+          <w:color w:val="808080"/>
+        </w:rPr>
+        <w:t>&gt;</w:t>
+      </w:r>
+    </w:p>
+    <w:p>
+      <w:pPr>
+        <w:pStyle w:val="NormalWeb"/>
+        <w:spacing w:before="0" w:beforeAutospacing="0" w:after="0" w:afterAutospacing="0"/>
+        <w:rPr>
+          <w:rFonts w:ascii="Arial" w:hAnsi="Arial" w:cs="Arial"/>
+          <w:color w:val="AAAAAA"/>
+        </w:rPr>
+      </w:pPr>
+      <w:r>
+        <w:rPr>
+          <w:rFonts w:ascii="Arial" w:hAnsi="Arial" w:cs="Arial"/>
+          <w:color w:val="808080"/>
+        </w:rPr>
+        <w:t>&lt;</w:t>
+      </w:r>
+      <w:r>
+        <w:rPr>
+          <w:rFonts w:ascii="Arial" w:hAnsi="Arial" w:cs="Arial"/>
+          <w:color w:val="569CD6"/>
+        </w:rPr>
+        <w:t>dependency</w:t>
+      </w:r>
+      <w:r>
+        <w:rPr>
+          <w:rFonts w:ascii="Arial" w:hAnsi="Arial" w:cs="Arial"/>
+          <w:color w:val="808080"/>
+        </w:rPr>
+        <w:t>&gt;</w:t>
+      </w:r>
+    </w:p>
+    <w:p>
+      <w:pPr>
+        <w:pStyle w:val="NormalWeb"/>
+        <w:spacing w:before="0" w:beforeAutospacing="0" w:after="0" w:afterAutospacing="0"/>
+        <w:rPr>
+          <w:rFonts w:ascii="Arial" w:hAnsi="Arial" w:cs="Arial"/>
+          <w:color w:val="AAAAAA"/>
+        </w:rPr>
+      </w:pPr>
+      <w:r>
+        <w:rPr>
+          <w:rFonts w:ascii="Arial" w:hAnsi="Arial" w:cs="Arial"/>
+          <w:color w:val="AAAAAA"/>
+        </w:rPr>
+        <w:tab/>
+      </w:r>
+      <w:r>
+        <w:rPr>
+          <w:rFonts w:ascii="Arial" w:hAnsi="Arial" w:cs="Arial"/>
+          <w:color w:val="808080"/>
+        </w:rPr>
+        <w:t>&lt;</w:t>
+      </w:r>
+      <w:proofErr w:type="spellStart"/>
+      <w:r>
+        <w:rPr>
+          <w:rFonts w:ascii="Arial" w:hAnsi="Arial" w:cs="Arial"/>
+          <w:color w:val="569CD6"/>
+        </w:rPr>
+        <w:t>groupId</w:t>
+      </w:r>
+      <w:proofErr w:type="spellEnd"/>
+      <w:r>
+        <w:rPr>
+          <w:rFonts w:ascii="Arial" w:hAnsi="Arial" w:cs="Arial"/>
+          <w:color w:val="808080"/>
+        </w:rPr>
+        <w:t>&gt;</w:t>
+      </w:r>
+      <w:proofErr w:type="spellStart"/>
+      <w:r>
+        <w:rPr>
+          <w:rFonts w:ascii="Arial" w:hAnsi="Arial" w:cs="Arial"/>
+          <w:color w:val="AAAAAA"/>
+        </w:rPr>
+        <w:t>org.flywaydb</w:t>
+      </w:r>
+      <w:proofErr w:type="spellEnd"/>
+      <w:r>
+        <w:rPr>
+          <w:rFonts w:ascii="Arial" w:hAnsi="Arial" w:cs="Arial"/>
+          <w:color w:val="808080"/>
+        </w:rPr>
+        <w:t>&lt;/</w:t>
+      </w:r>
+      <w:proofErr w:type="spellStart"/>
+      <w:r>
+        <w:rPr>
+          <w:rFonts w:ascii="Arial" w:hAnsi="Arial" w:cs="Arial"/>
+          <w:color w:val="569CD6"/>
+        </w:rPr>
+        <w:t>groupId</w:t>
+      </w:r>
+      <w:proofErr w:type="spellEnd"/>
+      <w:r>
+        <w:rPr>
+          <w:rFonts w:ascii="Arial" w:hAnsi="Arial" w:cs="Arial"/>
+          <w:color w:val="808080"/>
+        </w:rPr>
+        <w:t>&gt;</w:t>
+      </w:r>
+    </w:p>
+    <w:p>
+      <w:pPr>
+        <w:pStyle w:val="NormalWeb"/>
+        <w:spacing w:before="0" w:beforeAutospacing="0" w:after="0" w:afterAutospacing="0"/>
+        <w:rPr>
+          <w:rFonts w:ascii="Arial" w:hAnsi="Arial" w:cs="Arial"/>
+          <w:color w:val="AAAAAA"/>
+        </w:rPr>
+      </w:pPr>
+      <w:r>
+        <w:rPr>
+          <w:rFonts w:ascii="Arial" w:hAnsi="Arial" w:cs="Arial"/>
+          <w:color w:val="AAAAAA"/>
+        </w:rPr>
+        <w:tab/>
+      </w:r>
+      <w:r>
+        <w:rPr>
+          <w:rFonts w:ascii="Arial" w:hAnsi="Arial" w:cs="Arial"/>
+          <w:color w:val="808080"/>
+        </w:rPr>
+        <w:t>&lt;</w:t>
+      </w:r>
+      <w:proofErr w:type="spellStart"/>
+      <w:r>
+        <w:rPr>
+          <w:rFonts w:ascii="Arial" w:hAnsi="Arial" w:cs="Arial"/>
+          <w:color w:val="569CD6"/>
+        </w:rPr>
+        <w:t>artifactId</w:t>
+      </w:r>
+      <w:proofErr w:type="spellEnd"/>
+      <w:r>
+        <w:rPr>
+          <w:rFonts w:ascii="Arial" w:hAnsi="Arial" w:cs="Arial"/>
+          <w:color w:val="808080"/>
+        </w:rPr>
+        <w:t>&gt;</w:t>
+      </w:r>
+      <w:r>
+        <w:rPr>
+          <w:rFonts w:ascii="Arial" w:hAnsi="Arial" w:cs="Arial"/>
+          <w:color w:val="AAAAAA"/>
+        </w:rPr>
+        <w:t>flyway-</w:t>
+      </w:r>
+      <w:proofErr w:type="spellStart"/>
+      <w:r>
+        <w:rPr>
+          <w:rFonts w:ascii="Arial" w:hAnsi="Arial" w:cs="Arial"/>
+          <w:color w:val="AAAAAA"/>
+        </w:rPr>
+        <w:t>mysql</w:t>
+      </w:r>
+      <w:proofErr w:type="spellEnd"/>
+      <w:r>
+        <w:rPr>
+          <w:rFonts w:ascii="Arial" w:hAnsi="Arial" w:cs="Arial"/>
+          <w:color w:val="808080"/>
+        </w:rPr>
+        <w:t>&lt;/</w:t>
+      </w:r>
+      <w:proofErr w:type="spellStart"/>
+      <w:r>
+        <w:rPr>
+          <w:rFonts w:ascii="Arial" w:hAnsi="Arial" w:cs="Arial"/>
+          <w:color w:val="569CD6"/>
+        </w:rPr>
+        <w:t>artifactId</w:t>
+      </w:r>
+      <w:proofErr w:type="spellEnd"/>
+      <w:r>
+        <w:rPr>
+          <w:rFonts w:ascii="Arial" w:hAnsi="Arial" w:cs="Arial"/>
+          <w:color w:val="808080"/>
+        </w:rPr>
+        <w:t>&gt;</w:t>
+      </w:r>
+    </w:p>
+    <w:p>
+      <w:pPr>
+        <w:pStyle w:val="NormalWeb"/>
+        <w:spacing w:before="0" w:beforeAutospacing="0" w:after="0" w:afterAutospacing="0"/>
+        <w:rPr>
+          <w:rFonts w:ascii="Arial" w:hAnsi="Arial" w:cs="Arial"/>
+          <w:color w:val="AAAAAA"/>
+        </w:rPr>
+      </w:pPr>
+      <w:r>
+        <w:rPr>
+          <w:rFonts w:ascii="Arial" w:hAnsi="Arial" w:cs="Arial"/>
+          <w:color w:val="808080"/>
+        </w:rPr>
+        <w:t>&lt;/</w:t>
+      </w:r>
+      <w:r>
+        <w:rPr>
+          <w:rFonts w:ascii="Arial" w:hAnsi="Arial" w:cs="Arial"/>
+          <w:color w:val="569CD6"/>
+        </w:rPr>
+        <w:t>dependency</w:t>
+      </w:r>
+      <w:r>
+        <w:rPr>
+          <w:rFonts w:ascii="Arial" w:hAnsi="Arial" w:cs="Arial"/>
+          <w:color w:val="808080"/>
+        </w:rPr>
+        <w:t>&gt;</w:t>
+      </w:r>
+      <w:r>
+        <w:rPr>
+          <w:rFonts w:ascii="Arial" w:hAnsi="Arial" w:cs="Arial"/>
+          <w:color w:val="808080"/>
+        </w:rPr>
+        <w:br/>
+      </w:r>
+      <w:r>
+        <w:rPr>
+          <w:rFonts w:ascii="Arial" w:hAnsi="Arial" w:cs="Arial"/>
+          <w:color w:val="808080"/>
+        </w:rPr>
+        <w:br/>
+      </w:r>
+      <w:r>
+        <w:rPr>
+          <w:rFonts w:ascii="Arial" w:hAnsi="Arial" w:cs="Arial"/>
+        </w:rPr>
+        <w:t>Whenever flyway is activated, it searches for the migration scripts in the next folder</w:t>
+      </w:r>
+      <w:r>
+        <w:rPr>
+          <w:rFonts w:ascii="Arial" w:hAnsi="Arial" w:cs="Arial"/>
+        </w:rPr>
+        <w:t>.</w:t>
+      </w:r>
+      <w:r>
+        <w:rPr>
+          <w:rFonts w:ascii="Arial" w:hAnsi="Arial" w:cs="Arial"/>
+          <w:color w:val="808080"/>
+        </w:rPr>
+        <w:br/>
+      </w:r>
+      <w:r>
+        <w:rPr>
+          <w:rFonts w:ascii="Arial" w:hAnsi="Arial" w:cs="Arial"/>
+          <w:color w:val="808080"/>
+        </w:rPr>
+        <w:lastRenderedPageBreak/>
+        <w:br/>
+      </w:r>
+      <w:r>
+        <w:rPr>
+          <w:rFonts w:ascii="Arial" w:hAnsi="Arial" w:cs="Arial"/>
+          <w:color w:val="AAAAAA"/>
+        </w:rPr>
+        <w:drawing>
+          <wp:inline distT="0" distB="0" distL="0" distR="0" wp14:anchorId="6722653C" wp14:editId="0A821A5A">
+            <wp:extent cx="2076740" cy="600159"/>
+            <wp:effectExtent l="0" t="0" r="0" b="9525"/>
+            <wp:docPr id="3" name="Imagen 3"/>
+            <wp:cNvGraphicFramePr>
+              <a:graphicFrameLocks xmlns:a="http://schemas.openxmlformats.org/drawingml/2006/main" noChangeAspect="1"/>
+            </wp:cNvGraphicFramePr>
+            <a:graphic xmlns:a="http://schemas.openxmlformats.org/drawingml/2006/main">
+              <a:graphicData uri="http://schemas.openxmlformats.org/drawingml/2006/picture">
+                <pic:pic xmlns:pic="http://schemas.openxmlformats.org/drawingml/2006/picture">
+                  <pic:nvPicPr>
+                    <pic:cNvPr id="1" name=""/>
+                    <pic:cNvPicPr/>
+                  </pic:nvPicPr>
+                  <pic:blipFill>
+                    <a:blip r:embed="rId8"/>
+                    <a:stretch>
+                      <a:fillRect/>
+                    </a:stretch>
+                  </pic:blipFill>
+                  <pic:spPr>
+                    <a:xfrm>
+                      <a:off x="0" y="0"/>
+                      <a:ext cx="2076740" cy="600159"/>
+                    </a:xfrm>
+                    <a:prstGeom prst="rect">
+                      <a:avLst/>
+                    </a:prstGeom>
+                  </pic:spPr>
+                </pic:pic>
+              </a:graphicData>
+            </a:graphic>
+          </wp:inline>
+        </w:drawing>
+      </w:r>
+    </w:p>
+    <w:p>
+      <w:pPr>
+        <w:pStyle w:val="NormalWeb"/>
+        <w:rPr>
+          <w:rFonts w:ascii="Arial" w:hAnsi="Arial" w:cs="Arial"/>
+        </w:rPr>
+      </w:pPr>
+    </w:p>
+    <w:p>
+      <w:pPr>
+        <w:rPr>
+          <w:rFonts w:ascii="Arial" w:hAnsi="Arial" w:cs="Arial"/>
+        </w:rPr>
+      </w:pPr>
+      <w:r>
+        <w:rPr>
+          <w:rFonts w:ascii="Arial" w:hAnsi="Arial" w:cs="Arial"/>
+        </w:rPr>
+        <w:t>The scripts for migrations must follow the next name convention:</w:t>
+      </w:r>
+    </w:p>
+    <w:p>
+      <w:pPr>
+        <w:rPr>
+          <w:rFonts w:ascii="Arial" w:hAnsi="Arial" w:cs="Arial"/>
+          <w:b/>
+        </w:rPr>
+      </w:pPr>
+      <w:r>
+        <w:rPr>
+          <w:rFonts w:ascii="Arial" w:hAnsi="Arial" w:cs="Arial"/>
+          <w:b/>
+        </w:rPr>
+        <w:t>V&lt;number&gt;_</w:t>
+      </w:r>
+      <w:r>
+        <w:rPr>
+          <w:rFonts w:ascii="Arial" w:hAnsi="Arial" w:cs="Arial"/>
+          <w:b/>
+        </w:rPr>
+        <w:t>_</w:t>
+      </w:r>
+      <w:r>
+        <w:rPr>
+          <w:rFonts w:ascii="Arial" w:hAnsi="Arial" w:cs="Arial"/>
+          <w:b/>
+        </w:rPr>
+        <w:t>&lt;name&gt;.</w:t>
+      </w:r>
+      <w:proofErr w:type="spellStart"/>
+      <w:r>
+        <w:rPr>
+          <w:rFonts w:ascii="Arial" w:hAnsi="Arial" w:cs="Arial"/>
+          <w:b/>
+        </w:rPr>
+        <w:t>sql</w:t>
+      </w:r>
+      <w:proofErr w:type="spellEnd"/>
+      <w:r>
+        <w:rPr>
+          <w:rFonts w:ascii="Arial" w:hAnsi="Arial" w:cs="Arial"/>
+          <w:b/>
+        </w:rPr>
+        <w:t xml:space="preserve"> </w:t>
+      </w:r>
+      <w:r>
+        <w:rPr>
+          <w:rFonts w:ascii="Arial" w:hAnsi="Arial" w:cs="Arial"/>
+          <w:b/>
+        </w:rPr>
+        <w:sym w:font="Wingdings" w:char="F0E0"/>
+      </w:r>
+      <w:r>
+        <w:rPr>
+          <w:rFonts w:ascii="Arial" w:hAnsi="Arial" w:cs="Arial"/>
+          <w:b/>
+        </w:rPr>
+        <w:t xml:space="preserve"> Example</w:t>
+      </w:r>
+      <w:r>
+        <w:rPr>
+          <w:rFonts w:ascii="Arial" w:hAnsi="Arial" w:cs="Arial"/>
+          <w:b/>
+        </w:rPr>
+        <w:t>s</w:t>
+      </w:r>
+      <w:r>
+        <w:rPr>
+          <w:rFonts w:ascii="Arial" w:hAnsi="Arial" w:cs="Arial"/>
+          <w:b/>
+        </w:rPr>
+        <w:t>: V1_</w:t>
+      </w:r>
+      <w:r>
+        <w:rPr>
+          <w:rFonts w:ascii="Arial" w:hAnsi="Arial" w:cs="Arial"/>
+          <w:b/>
+        </w:rPr>
+        <w:t>_</w:t>
+      </w:r>
+      <w:r>
+        <w:rPr>
+          <w:rFonts w:ascii="Arial" w:hAnsi="Arial" w:cs="Arial"/>
+          <w:b/>
+        </w:rPr>
+        <w:t>orders.sql</w:t>
+      </w:r>
+      <w:r>
+        <w:rPr>
+          <w:rFonts w:ascii="Arial" w:hAnsi="Arial" w:cs="Arial"/>
+          <w:b/>
+        </w:rPr>
+        <w:t>, V1__init.sql</w:t>
+      </w:r>
+      <w:bookmarkStart w:id="0" w:name="_GoBack"/>
+      <w:bookmarkEnd w:id="0"/>
     </w:p>
     <w:sectPr>
       <w:pgSz w:w="11906" w:h="16838"/>
@@ -1165,7 +1907,6 @@
   <w:style w:type="character" w:default="1" w:styleId="Fuentedeprrafopredeter">
     <w:name w:val="Default Paragraph Font"/>
     <w:uiPriority w:val="1"/>
-    <w:semiHidden/>
     <w:unhideWhenUsed/>
   </w:style>
   <w:style w:type="table" w:default="1" w:styleId="Tablanormal">

--- a/Documentación.docx
+++ b/Documentación.docx
@@ -40,11 +40,6 @@
           <w:rFonts w:ascii="Arial" w:hAnsi="Arial" w:cs="Arial"/>
         </w:rPr>
         <w:br/>
-      </w:r>
-      <w:r>
-        <w:rPr>
-          <w:rFonts w:ascii="Arial" w:hAnsi="Arial" w:cs="Arial"/>
-        </w:rPr>
         <w:t>Integration testing verifies that different parts of an application work together correctly, often involving real external dependencies like databases or message brokers. Unlike unit tests, integration tests check the interaction between components in a realistic environment.</w:t>
       </w:r>
     </w:p>
@@ -117,7 +112,7 @@
           <w:color w:val="AAAAAA"/>
         </w:rPr>
       </w:pPr>
-      <w:hyperlink r:id="rId4" w:history="1">
+      <w:hyperlink r:id="rId5" w:history="1">
         <w:r>
           <w:rPr>
             <w:rStyle w:val="Hipervnculo"/>
@@ -141,6 +136,7 @@
       <w:r>
         <w:rPr>
           <w:rFonts w:ascii="Arial" w:hAnsi="Arial" w:cs="Arial"/>
+          <w:noProof/>
         </w:rPr>
         <w:drawing>
           <wp:inline distT="0" distB="0" distL="0" distR="0" wp14:anchorId="5190F974" wp14:editId="25BB226B">
@@ -158,7 +154,7 @@
                     <pic:cNvPicPr/>
                   </pic:nvPicPr>
                   <pic:blipFill>
-                    <a:blip r:embed="rId5"/>
+                    <a:blip r:embed="rId6"/>
                     <a:stretch>
                       <a:fillRect/>
                     </a:stretch>
@@ -512,12 +508,6 @@
           <w:color w:val="808080"/>
         </w:rPr>
         <w:br/>
-      </w:r>
-      <w:r>
-        <w:rPr>
-          <w:rFonts w:ascii="Arial" w:hAnsi="Arial" w:cs="Arial"/>
-          <w:color w:val="808080"/>
-        </w:rPr>
         <w:t>&lt;</w:t>
       </w:r>
       <w:r>
@@ -740,12 +730,24 @@
         <w:t>2 - Flyway</w:t>
       </w:r>
     </w:p>
-    <w:p/>
-    <w:p>
-      <w:hyperlink r:id="rId6" w:history="1">
+    <w:p>
+      <w:pPr>
+        <w:rPr>
+          <w:rFonts w:ascii="Arial" w:hAnsi="Arial" w:cs="Arial"/>
+        </w:rPr>
+      </w:pPr>
+    </w:p>
+    <w:p>
+      <w:pPr>
+        <w:rPr>
+          <w:rFonts w:ascii="Arial" w:hAnsi="Arial" w:cs="Arial"/>
+        </w:rPr>
+      </w:pPr>
+      <w:hyperlink r:id="rId7" w:history="1">
         <w:r>
           <w:rPr>
             <w:rStyle w:val="Hipervnculo"/>
+            <w:rFonts w:ascii="Arial" w:hAnsi="Arial" w:cs="Arial"/>
           </w:rPr>
           <w:t>https://www.red-gate.com/products/flyway/community/</w:t>
         </w:r>
@@ -761,575 +763,13 @@
       <w:r>
         <w:rPr>
           <w:rFonts w:ascii="Arial" w:hAnsi="Arial" w:cs="Arial"/>
+          <w:noProof/>
         </w:rPr>
         <w:drawing>
           <wp:inline distT="0" distB="0" distL="0" distR="0" wp14:anchorId="0B7A8F71" wp14:editId="00052F55">
             <wp:extent cx="5400040" cy="2613660"/>
             <wp:effectExtent l="0" t="0" r="0" b="0"/>
             <wp:docPr id="2" name="Imagen 2"/>
-            <wp:cNvGraphicFramePr>
-              <a:graphicFrameLocks xmlns:a="http://schemas.openxmlformats.org/drawingml/2006/main" noChangeAspect="1"/>
-            </wp:cNvGraphicFramePr>
-            <a:graphic xmlns:a="http://schemas.openxmlformats.org/drawingml/2006/main">
-              <a:graphicData uri="http://schemas.openxmlformats.org/drawingml/2006/picture">
-                <pic:pic xmlns:pic="http://schemas.openxmlformats.org/drawingml/2006/picture">
-                  <pic:nvPicPr>
-                    <pic:cNvPr id="1" name=""/>
-                    <pic:cNvPicPr/>
-                  </pic:nvPicPr>
-                  <pic:blipFill>
-                    <a:blip r:embed="rId7"/>
-                    <a:stretch>
-                      <a:fillRect/>
-                    </a:stretch>
-                  </pic:blipFill>
-                  <pic:spPr>
-                    <a:xfrm>
-                      <a:off x="0" y="0"/>
-                      <a:ext cx="5400040" cy="2613660"/>
-                    </a:xfrm>
-                    <a:prstGeom prst="rect">
-                      <a:avLst/>
-                    </a:prstGeom>
-                  </pic:spPr>
-                </pic:pic>
-              </a:graphicData>
-            </a:graphic>
-          </wp:inline>
-        </w:drawing>
-      </w:r>
-      <w:r>
-        <w:rPr>
-          <w:rFonts w:ascii="Arial" w:hAnsi="Arial" w:cs="Arial"/>
-        </w:rPr>
-        <w:br/>
-      </w:r>
-      <w:r>
-        <w:rPr>
-          <w:rFonts w:ascii="Arial" w:hAnsi="Arial" w:cs="Arial"/>
-        </w:rPr>
-        <w:br/>
-      </w:r>
-      <w:r>
-        <w:rPr>
-          <w:rStyle w:val="Textoennegrita"/>
-          <w:rFonts w:ascii="Arial" w:hAnsi="Arial" w:cs="Arial"/>
-        </w:rPr>
-        <w:t>Flyway</w:t>
-      </w:r>
-      <w:r>
-        <w:rPr>
-          <w:rFonts w:ascii="Arial" w:hAnsi="Arial" w:cs="Arial"/>
-        </w:rPr>
-        <w:t xml:space="preserve"> is a lightweight and powerful database migration tool. It helps manage and automate version control for your database schema. Flyway uses simple SQL or Java-based migration scripts to apply incremental changes to your database in a controlled and consistent way.</w:t>
-      </w:r>
-    </w:p>
-    <w:p>
-      <w:pPr>
-        <w:pStyle w:val="NormalWeb"/>
-        <w:spacing w:before="0" w:beforeAutospacing="0" w:after="0" w:afterAutospacing="0"/>
-        <w:rPr>
-          <w:rFonts w:ascii="Arial" w:hAnsi="Arial" w:cs="Arial"/>
-          <w:color w:val="AAAAAA"/>
-        </w:rPr>
-      </w:pPr>
-      <w:r>
-        <w:rPr>
-          <w:rFonts w:ascii="Arial" w:hAnsi="Arial" w:cs="Arial"/>
-        </w:rPr>
-        <w:t>It integrates easily with Spring Boot and supports many relational databases like MySQL, PostgreSQL, Oracle, and more. With Flyway, you can ensure your database structure stays in sync across environments (development, testing, production) and team members.</w:t>
-      </w:r>
-      <w:r>
-        <w:rPr>
-          <w:rFonts w:ascii="Arial" w:hAnsi="Arial" w:cs="Arial"/>
-        </w:rPr>
-        <w:br/>
-      </w:r>
-      <w:r>
-        <w:rPr>
-          <w:rFonts w:ascii="Arial" w:hAnsi="Arial" w:cs="Arial"/>
-        </w:rPr>
-        <w:br/>
-        <w:t xml:space="preserve">Add the dependencies to enable flyway </w:t>
-      </w:r>
-      <w:proofErr w:type="spellStart"/>
-      <w:r>
-        <w:rPr>
-          <w:rFonts w:ascii="Arial" w:hAnsi="Arial" w:cs="Arial"/>
-        </w:rPr>
-        <w:t>db</w:t>
-      </w:r>
-      <w:proofErr w:type="spellEnd"/>
-      <w:r>
-        <w:rPr>
-          <w:rFonts w:ascii="Arial" w:hAnsi="Arial" w:cs="Arial"/>
-        </w:rPr>
-        <w:t xml:space="preserve"> migration</w:t>
-      </w:r>
-      <w:r>
-        <w:rPr>
-          <w:rFonts w:ascii="Arial" w:hAnsi="Arial" w:cs="Arial"/>
-        </w:rPr>
-        <w:br/>
-      </w:r>
-      <w:r>
-        <w:rPr>
-          <w:rFonts w:ascii="Arial" w:hAnsi="Arial" w:cs="Arial"/>
-        </w:rPr>
-        <w:br/>
-      </w:r>
-      <w:r>
-        <w:rPr>
-          <w:rFonts w:ascii="Arial" w:hAnsi="Arial" w:cs="Arial"/>
-          <w:color w:val="808080"/>
-        </w:rPr>
-        <w:t>&lt;</w:t>
-      </w:r>
-      <w:r>
-        <w:rPr>
-          <w:rFonts w:ascii="Arial" w:hAnsi="Arial" w:cs="Arial"/>
-          <w:color w:val="569CD6"/>
-        </w:rPr>
-        <w:t>dependency</w:t>
-      </w:r>
-      <w:r>
-        <w:rPr>
-          <w:rFonts w:ascii="Arial" w:hAnsi="Arial" w:cs="Arial"/>
-          <w:color w:val="808080"/>
-        </w:rPr>
-        <w:t>&gt;</w:t>
-      </w:r>
-    </w:p>
-    <w:p>
-      <w:pPr>
-        <w:pStyle w:val="NormalWeb"/>
-        <w:spacing w:before="0" w:beforeAutospacing="0" w:after="0" w:afterAutospacing="0"/>
-        <w:ind w:firstLine="720"/>
-        <w:rPr>
-          <w:rFonts w:ascii="Arial" w:hAnsi="Arial" w:cs="Arial"/>
-          <w:color w:val="AAAAAA"/>
-        </w:rPr>
-      </w:pPr>
-      <w:r>
-        <w:rPr>
-          <w:rFonts w:ascii="Arial" w:hAnsi="Arial" w:cs="Arial"/>
-          <w:color w:val="808080"/>
-        </w:rPr>
-        <w:t>&lt;</w:t>
-      </w:r>
-      <w:proofErr w:type="spellStart"/>
-      <w:r>
-        <w:rPr>
-          <w:rFonts w:ascii="Arial" w:hAnsi="Arial" w:cs="Arial"/>
-          <w:color w:val="569CD6"/>
-        </w:rPr>
-        <w:t>groupId</w:t>
-      </w:r>
-      <w:proofErr w:type="spellEnd"/>
-      <w:r>
-        <w:rPr>
-          <w:rFonts w:ascii="Arial" w:hAnsi="Arial" w:cs="Arial"/>
-          <w:color w:val="808080"/>
-        </w:rPr>
-        <w:t>&gt;</w:t>
-      </w:r>
-      <w:proofErr w:type="spellStart"/>
-      <w:r>
-        <w:rPr>
-          <w:rFonts w:ascii="Arial" w:hAnsi="Arial" w:cs="Arial"/>
-          <w:color w:val="AAAAAA"/>
-        </w:rPr>
-        <w:t>org.flywaydb</w:t>
-      </w:r>
-      <w:proofErr w:type="spellEnd"/>
-      <w:r>
-        <w:rPr>
-          <w:rFonts w:ascii="Arial" w:hAnsi="Arial" w:cs="Arial"/>
-          <w:color w:val="808080"/>
-        </w:rPr>
-        <w:t>&lt;/</w:t>
-      </w:r>
-      <w:proofErr w:type="spellStart"/>
-      <w:r>
-        <w:rPr>
-          <w:rFonts w:ascii="Arial" w:hAnsi="Arial" w:cs="Arial"/>
-          <w:color w:val="569CD6"/>
-        </w:rPr>
-        <w:t>groupId</w:t>
-      </w:r>
-      <w:proofErr w:type="spellEnd"/>
-      <w:r>
-        <w:rPr>
-          <w:rFonts w:ascii="Arial" w:hAnsi="Arial" w:cs="Arial"/>
-          <w:color w:val="808080"/>
-        </w:rPr>
-        <w:t>&gt;</w:t>
-      </w:r>
-    </w:p>
-    <w:p>
-      <w:pPr>
-        <w:pStyle w:val="NormalWeb"/>
-        <w:spacing w:before="0" w:beforeAutospacing="0" w:after="0" w:afterAutospacing="0"/>
-        <w:rPr>
-          <w:rFonts w:ascii="Arial" w:hAnsi="Arial" w:cs="Arial"/>
-          <w:color w:val="AAAAAA"/>
-        </w:rPr>
-      </w:pPr>
-      <w:r>
-        <w:rPr>
-          <w:rFonts w:ascii="Arial" w:hAnsi="Arial" w:cs="Arial"/>
-          <w:color w:val="AAAAAA"/>
-        </w:rPr>
-        <w:tab/>
-      </w:r>
-      <w:r>
-        <w:rPr>
-          <w:rFonts w:ascii="Arial" w:hAnsi="Arial" w:cs="Arial"/>
-          <w:color w:val="808080"/>
-        </w:rPr>
-        <w:t>&lt;</w:t>
-      </w:r>
-      <w:proofErr w:type="spellStart"/>
-      <w:r>
-        <w:rPr>
-          <w:rFonts w:ascii="Arial" w:hAnsi="Arial" w:cs="Arial"/>
-          <w:color w:val="569CD6"/>
-        </w:rPr>
-        <w:t>artifactId</w:t>
-      </w:r>
-      <w:proofErr w:type="spellEnd"/>
-      <w:r>
-        <w:rPr>
-          <w:rFonts w:ascii="Arial" w:hAnsi="Arial" w:cs="Arial"/>
-          <w:color w:val="808080"/>
-        </w:rPr>
-        <w:t>&gt;</w:t>
-      </w:r>
-      <w:r>
-        <w:rPr>
-          <w:rFonts w:ascii="Arial" w:hAnsi="Arial" w:cs="Arial"/>
-          <w:color w:val="AAAAAA"/>
-        </w:rPr>
-        <w:t>flyway-core</w:t>
-      </w:r>
-      <w:r>
-        <w:rPr>
-          <w:rFonts w:ascii="Arial" w:hAnsi="Arial" w:cs="Arial"/>
-          <w:color w:val="808080"/>
-        </w:rPr>
-        <w:t>&lt;/</w:t>
-      </w:r>
-      <w:proofErr w:type="spellStart"/>
-      <w:r>
-        <w:rPr>
-          <w:rFonts w:ascii="Arial" w:hAnsi="Arial" w:cs="Arial"/>
-          <w:color w:val="569CD6"/>
-        </w:rPr>
-        <w:t>artifactId</w:t>
-      </w:r>
-      <w:proofErr w:type="spellEnd"/>
-      <w:r>
-        <w:rPr>
-          <w:rFonts w:ascii="Arial" w:hAnsi="Arial" w:cs="Arial"/>
-          <w:color w:val="808080"/>
-        </w:rPr>
-        <w:t>&gt;</w:t>
-      </w:r>
-    </w:p>
-    <w:p>
-      <w:pPr>
-        <w:pStyle w:val="NormalWeb"/>
-        <w:spacing w:before="0" w:beforeAutospacing="0" w:after="0" w:afterAutospacing="0"/>
-        <w:rPr>
-          <w:rFonts w:ascii="Arial" w:hAnsi="Arial" w:cs="Arial"/>
-          <w:color w:val="AAAAAA"/>
-        </w:rPr>
-      </w:pPr>
-      <w:r>
-        <w:rPr>
-          <w:rFonts w:ascii="Arial" w:hAnsi="Arial" w:cs="Arial"/>
-          <w:color w:val="808080"/>
-        </w:rPr>
-        <w:t>&lt;/</w:t>
-      </w:r>
-      <w:r>
-        <w:rPr>
-          <w:rFonts w:ascii="Arial" w:hAnsi="Arial" w:cs="Arial"/>
-          <w:color w:val="569CD6"/>
-        </w:rPr>
-        <w:t>dependency</w:t>
-      </w:r>
-      <w:r>
-        <w:rPr>
-          <w:rFonts w:ascii="Arial" w:hAnsi="Arial" w:cs="Arial"/>
-          <w:color w:val="808080"/>
-        </w:rPr>
-        <w:t>&gt;</w:t>
-      </w:r>
-    </w:p>
-    <w:p>
-      <w:pPr>
-        <w:pStyle w:val="NormalWeb"/>
-        <w:spacing w:before="0" w:beforeAutospacing="0" w:after="0" w:afterAutospacing="0"/>
-        <w:rPr>
-          <w:rFonts w:ascii="Arial" w:hAnsi="Arial" w:cs="Arial"/>
-          <w:color w:val="AAAAAA"/>
-        </w:rPr>
-      </w:pPr>
-      <w:r>
-        <w:rPr>
-          <w:rFonts w:ascii="Arial" w:hAnsi="Arial" w:cs="Arial"/>
-          <w:color w:val="808080"/>
-        </w:rPr>
-        <w:t>&lt;</w:t>
-      </w:r>
-      <w:r>
-        <w:rPr>
-          <w:rFonts w:ascii="Arial" w:hAnsi="Arial" w:cs="Arial"/>
-          <w:color w:val="569CD6"/>
-        </w:rPr>
-        <w:t>dependency</w:t>
-      </w:r>
-      <w:r>
-        <w:rPr>
-          <w:rFonts w:ascii="Arial" w:hAnsi="Arial" w:cs="Arial"/>
-          <w:color w:val="808080"/>
-        </w:rPr>
-        <w:t>&gt;</w:t>
-      </w:r>
-    </w:p>
-    <w:p>
-      <w:pPr>
-        <w:pStyle w:val="NormalWeb"/>
-        <w:spacing w:before="0" w:beforeAutospacing="0" w:after="0" w:afterAutospacing="0"/>
-        <w:rPr>
-          <w:rFonts w:ascii="Arial" w:hAnsi="Arial" w:cs="Arial"/>
-          <w:color w:val="AAAAAA"/>
-        </w:rPr>
-      </w:pPr>
-      <w:r>
-        <w:rPr>
-          <w:rFonts w:ascii="Arial" w:hAnsi="Arial" w:cs="Arial"/>
-          <w:color w:val="AAAAAA"/>
-        </w:rPr>
-        <w:tab/>
-      </w:r>
-      <w:r>
-        <w:rPr>
-          <w:rFonts w:ascii="Arial" w:hAnsi="Arial" w:cs="Arial"/>
-          <w:color w:val="808080"/>
-        </w:rPr>
-        <w:t>&lt;</w:t>
-      </w:r>
-      <w:proofErr w:type="spellStart"/>
-      <w:r>
-        <w:rPr>
-          <w:rFonts w:ascii="Arial" w:hAnsi="Arial" w:cs="Arial"/>
-          <w:color w:val="569CD6"/>
-        </w:rPr>
-        <w:t>groupId</w:t>
-      </w:r>
-      <w:proofErr w:type="spellEnd"/>
-      <w:r>
-        <w:rPr>
-          <w:rFonts w:ascii="Arial" w:hAnsi="Arial" w:cs="Arial"/>
-          <w:color w:val="808080"/>
-        </w:rPr>
-        <w:t>&gt;</w:t>
-      </w:r>
-      <w:proofErr w:type="spellStart"/>
-      <w:r>
-        <w:rPr>
-          <w:rFonts w:ascii="Arial" w:hAnsi="Arial" w:cs="Arial"/>
-          <w:color w:val="AAAAAA"/>
-        </w:rPr>
-        <w:t>org.flywaydb</w:t>
-      </w:r>
-      <w:proofErr w:type="spellEnd"/>
-      <w:r>
-        <w:rPr>
-          <w:rFonts w:ascii="Arial" w:hAnsi="Arial" w:cs="Arial"/>
-          <w:color w:val="808080"/>
-        </w:rPr>
-        <w:t>&lt;/</w:t>
-      </w:r>
-      <w:proofErr w:type="spellStart"/>
-      <w:r>
-        <w:rPr>
-          <w:rFonts w:ascii="Arial" w:hAnsi="Arial" w:cs="Arial"/>
-          <w:color w:val="569CD6"/>
-        </w:rPr>
-        <w:t>groupId</w:t>
-      </w:r>
-      <w:proofErr w:type="spellEnd"/>
-      <w:r>
-        <w:rPr>
-          <w:rFonts w:ascii="Arial" w:hAnsi="Arial" w:cs="Arial"/>
-          <w:color w:val="808080"/>
-        </w:rPr>
-        <w:t>&gt;</w:t>
-      </w:r>
-    </w:p>
-    <w:p>
-      <w:pPr>
-        <w:pStyle w:val="NormalWeb"/>
-        <w:spacing w:before="0" w:beforeAutospacing="0" w:after="0" w:afterAutospacing="0"/>
-        <w:rPr>
-          <w:rFonts w:ascii="Arial" w:hAnsi="Arial" w:cs="Arial"/>
-          <w:color w:val="AAAAAA"/>
-        </w:rPr>
-      </w:pPr>
-      <w:r>
-        <w:rPr>
-          <w:rFonts w:ascii="Arial" w:hAnsi="Arial" w:cs="Arial"/>
-          <w:color w:val="AAAAAA"/>
-        </w:rPr>
-        <w:tab/>
-      </w:r>
-      <w:r>
-        <w:rPr>
-          <w:rFonts w:ascii="Arial" w:hAnsi="Arial" w:cs="Arial"/>
-          <w:color w:val="808080"/>
-        </w:rPr>
-        <w:t>&lt;</w:t>
-      </w:r>
-      <w:proofErr w:type="spellStart"/>
-      <w:r>
-        <w:rPr>
-          <w:rFonts w:ascii="Arial" w:hAnsi="Arial" w:cs="Arial"/>
-          <w:color w:val="569CD6"/>
-        </w:rPr>
-        <w:t>artifactId</w:t>
-      </w:r>
-      <w:proofErr w:type="spellEnd"/>
-      <w:r>
-        <w:rPr>
-          <w:rFonts w:ascii="Arial" w:hAnsi="Arial" w:cs="Arial"/>
-          <w:color w:val="808080"/>
-        </w:rPr>
-        <w:t>&gt;</w:t>
-      </w:r>
-      <w:r>
-        <w:rPr>
-          <w:rFonts w:ascii="Arial" w:hAnsi="Arial" w:cs="Arial"/>
-          <w:color w:val="AAAAAA"/>
-        </w:rPr>
-        <w:t>flyway-</w:t>
-      </w:r>
-      <w:proofErr w:type="spellStart"/>
-      <w:r>
-        <w:rPr>
-          <w:rFonts w:ascii="Arial" w:hAnsi="Arial" w:cs="Arial"/>
-          <w:color w:val="AAAAAA"/>
-        </w:rPr>
-        <w:t>mysql</w:t>
-      </w:r>
-      <w:proofErr w:type="spellEnd"/>
-      <w:r>
-        <w:rPr>
-          <w:rFonts w:ascii="Arial" w:hAnsi="Arial" w:cs="Arial"/>
-          <w:color w:val="808080"/>
-        </w:rPr>
-        <w:t>&lt;/</w:t>
-      </w:r>
-      <w:proofErr w:type="spellStart"/>
-      <w:r>
-        <w:rPr>
-          <w:rFonts w:ascii="Arial" w:hAnsi="Arial" w:cs="Arial"/>
-          <w:color w:val="569CD6"/>
-        </w:rPr>
-        <w:t>artifactId</w:t>
-      </w:r>
-      <w:proofErr w:type="spellEnd"/>
-      <w:r>
-        <w:rPr>
-          <w:rFonts w:ascii="Arial" w:hAnsi="Arial" w:cs="Arial"/>
-          <w:color w:val="808080"/>
-        </w:rPr>
-        <w:t>&gt;</w:t>
-      </w:r>
-    </w:p>
-    <w:p>
-      <w:pPr>
-        <w:pStyle w:val="NormalWeb"/>
-        <w:spacing w:before="0" w:beforeAutospacing="0" w:after="0" w:afterAutospacing="0"/>
-        <w:rPr>
-          <w:rFonts w:ascii="Arial" w:hAnsi="Arial" w:cs="Arial"/>
-          <w:color w:val="AAAAAA"/>
-        </w:rPr>
-      </w:pPr>
-      <w:r>
-        <w:rPr>
-          <w:rFonts w:ascii="Arial" w:hAnsi="Arial" w:cs="Arial"/>
-          <w:color w:val="808080"/>
-        </w:rPr>
-        <w:t>&lt;/</w:t>
-      </w:r>
-      <w:r>
-        <w:rPr>
-          <w:rFonts w:ascii="Arial" w:hAnsi="Arial" w:cs="Arial"/>
-          <w:color w:val="569CD6"/>
-        </w:rPr>
-        <w:t>dependency</w:t>
-      </w:r>
-      <w:r>
-        <w:rPr>
-          <w:rFonts w:ascii="Arial" w:hAnsi="Arial" w:cs="Arial"/>
-          <w:color w:val="808080"/>
-        </w:rPr>
-        <w:t>&gt;</w:t>
-      </w:r>
-      <w:r>
-        <w:rPr>
-          <w:rFonts w:ascii="Arial" w:hAnsi="Arial" w:cs="Arial"/>
-          <w:color w:val="808080"/>
-        </w:rPr>
-        <w:br/>
-      </w:r>
-      <w:r>
-        <w:rPr>
-          <w:rFonts w:ascii="Arial" w:hAnsi="Arial" w:cs="Arial"/>
-          <w:color w:val="808080"/>
-        </w:rPr>
-        <w:br/>
-      </w:r>
-      <w:r>
-        <w:rPr>
-          <w:rFonts w:ascii="Arial" w:hAnsi="Arial" w:cs="Arial"/>
-        </w:rPr>
-        <w:t>Whenever flyway is activated, it searches for the migration scripts in the next folder</w:t>
-      </w:r>
-      <w:r>
-        <w:rPr>
-          <w:rFonts w:ascii="Arial" w:hAnsi="Arial" w:cs="Arial"/>
-        </w:rPr>
-        <w:t>.</w:t>
-      </w:r>
-      <w:r>
-        <w:rPr>
-          <w:rFonts w:ascii="Arial" w:hAnsi="Arial" w:cs="Arial"/>
-          <w:color w:val="808080"/>
-        </w:rPr>
-        <w:br/>
-      </w:r>
-      <w:r>
-        <w:rPr>
-          <w:rFonts w:ascii="Arial" w:hAnsi="Arial" w:cs="Arial"/>
-          <w:color w:val="808080"/>
-        </w:rPr>
-        <w:lastRenderedPageBreak/>
-        <w:br/>
-      </w:r>
-      <w:r>
-        <w:rPr>
-          <w:rFonts w:ascii="Arial" w:hAnsi="Arial" w:cs="Arial"/>
-          <w:color w:val="AAAAAA"/>
-        </w:rPr>
-        <w:drawing>
-          <wp:inline distT="0" distB="0" distL="0" distR="0" wp14:anchorId="6722653C" wp14:editId="0A821A5A">
-            <wp:extent cx="2076740" cy="600159"/>
-            <wp:effectExtent l="0" t="0" r="0" b="9525"/>
-            <wp:docPr id="3" name="Imagen 3"/>
             <wp:cNvGraphicFramePr>
               <a:graphicFrameLocks xmlns:a="http://schemas.openxmlformats.org/drawingml/2006/main" noChangeAspect="1"/>
             </wp:cNvGraphicFramePr>
@@ -1349,6 +789,570 @@
                   <pic:spPr>
                     <a:xfrm>
                       <a:off x="0" y="0"/>
+                      <a:ext cx="5400040" cy="2613660"/>
+                    </a:xfrm>
+                    <a:prstGeom prst="rect">
+                      <a:avLst/>
+                    </a:prstGeom>
+                  </pic:spPr>
+                </pic:pic>
+              </a:graphicData>
+            </a:graphic>
+          </wp:inline>
+        </w:drawing>
+      </w:r>
+      <w:r>
+        <w:rPr>
+          <w:rFonts w:ascii="Arial" w:hAnsi="Arial" w:cs="Arial"/>
+        </w:rPr>
+        <w:br/>
+      </w:r>
+      <w:r>
+        <w:rPr>
+          <w:rFonts w:ascii="Arial" w:hAnsi="Arial" w:cs="Arial"/>
+        </w:rPr>
+        <w:br/>
+      </w:r>
+      <w:r>
+        <w:rPr>
+          <w:rStyle w:val="Textoennegrita"/>
+          <w:rFonts w:ascii="Arial" w:hAnsi="Arial" w:cs="Arial"/>
+        </w:rPr>
+        <w:t>Flyway</w:t>
+      </w:r>
+      <w:r>
+        <w:rPr>
+          <w:rFonts w:ascii="Arial" w:hAnsi="Arial" w:cs="Arial"/>
+        </w:rPr>
+        <w:t xml:space="preserve"> is a lightweight and powerful database migration tool. It helps manage and automate version control for your database schema. Flyway uses simple SQL or Java-based migration scripts to apply incremental changes to your database in a controlled and consistent way.</w:t>
+      </w:r>
+    </w:p>
+    <w:p>
+      <w:pPr>
+        <w:pStyle w:val="NormalWeb"/>
+        <w:spacing w:before="0" w:beforeAutospacing="0" w:after="0" w:afterAutospacing="0"/>
+        <w:rPr>
+          <w:rFonts w:ascii="Arial" w:hAnsi="Arial" w:cs="Arial"/>
+          <w:color w:val="AAAAAA"/>
+        </w:rPr>
+      </w:pPr>
+      <w:r>
+        <w:rPr>
+          <w:rFonts w:ascii="Arial" w:hAnsi="Arial" w:cs="Arial"/>
+        </w:rPr>
+        <w:t>It integrates easily with Spring Boot and supports many relational databases like MySQL, PostgreSQL, Oracle, and more. With Flyway, you can ensure your database structure stays in sync across environments (development, testing, production) and team members.</w:t>
+      </w:r>
+      <w:r>
+        <w:rPr>
+          <w:rFonts w:ascii="Arial" w:hAnsi="Arial" w:cs="Arial"/>
+        </w:rPr>
+        <w:br/>
+      </w:r>
+      <w:r>
+        <w:rPr>
+          <w:rFonts w:ascii="Arial" w:hAnsi="Arial" w:cs="Arial"/>
+        </w:rPr>
+        <w:br/>
+        <w:t xml:space="preserve">Add the dependencies to enable flyway </w:t>
+      </w:r>
+      <w:proofErr w:type="spellStart"/>
+      <w:r>
+        <w:rPr>
+          <w:rFonts w:ascii="Arial" w:hAnsi="Arial" w:cs="Arial"/>
+        </w:rPr>
+        <w:t>db</w:t>
+      </w:r>
+      <w:proofErr w:type="spellEnd"/>
+      <w:r>
+        <w:rPr>
+          <w:rFonts w:ascii="Arial" w:hAnsi="Arial" w:cs="Arial"/>
+        </w:rPr>
+        <w:t xml:space="preserve"> migration</w:t>
+      </w:r>
+      <w:r>
+        <w:rPr>
+          <w:rFonts w:ascii="Arial" w:hAnsi="Arial" w:cs="Arial"/>
+        </w:rPr>
+        <w:br/>
+      </w:r>
+      <w:r>
+        <w:rPr>
+          <w:rFonts w:ascii="Arial" w:hAnsi="Arial" w:cs="Arial"/>
+        </w:rPr>
+        <w:br/>
+      </w:r>
+      <w:r>
+        <w:rPr>
+          <w:rFonts w:ascii="Arial" w:hAnsi="Arial" w:cs="Arial"/>
+          <w:color w:val="808080"/>
+        </w:rPr>
+        <w:t>&lt;</w:t>
+      </w:r>
+      <w:r>
+        <w:rPr>
+          <w:rFonts w:ascii="Arial" w:hAnsi="Arial" w:cs="Arial"/>
+          <w:color w:val="569CD6"/>
+        </w:rPr>
+        <w:t>dependency</w:t>
+      </w:r>
+      <w:r>
+        <w:rPr>
+          <w:rFonts w:ascii="Arial" w:hAnsi="Arial" w:cs="Arial"/>
+          <w:color w:val="808080"/>
+        </w:rPr>
+        <w:t>&gt;</w:t>
+      </w:r>
+    </w:p>
+    <w:p>
+      <w:pPr>
+        <w:pStyle w:val="NormalWeb"/>
+        <w:spacing w:before="0" w:beforeAutospacing="0" w:after="0" w:afterAutospacing="0"/>
+        <w:ind w:firstLine="720"/>
+        <w:rPr>
+          <w:rFonts w:ascii="Arial" w:hAnsi="Arial" w:cs="Arial"/>
+          <w:color w:val="AAAAAA"/>
+        </w:rPr>
+      </w:pPr>
+      <w:r>
+        <w:rPr>
+          <w:rFonts w:ascii="Arial" w:hAnsi="Arial" w:cs="Arial"/>
+          <w:color w:val="808080"/>
+        </w:rPr>
+        <w:t>&lt;</w:t>
+      </w:r>
+      <w:proofErr w:type="spellStart"/>
+      <w:r>
+        <w:rPr>
+          <w:rFonts w:ascii="Arial" w:hAnsi="Arial" w:cs="Arial"/>
+          <w:color w:val="569CD6"/>
+        </w:rPr>
+        <w:t>groupId</w:t>
+      </w:r>
+      <w:proofErr w:type="spellEnd"/>
+      <w:r>
+        <w:rPr>
+          <w:rFonts w:ascii="Arial" w:hAnsi="Arial" w:cs="Arial"/>
+          <w:color w:val="808080"/>
+        </w:rPr>
+        <w:t>&gt;</w:t>
+      </w:r>
+      <w:proofErr w:type="spellStart"/>
+      <w:r>
+        <w:rPr>
+          <w:rFonts w:ascii="Arial" w:hAnsi="Arial" w:cs="Arial"/>
+          <w:color w:val="AAAAAA"/>
+        </w:rPr>
+        <w:t>org.flywaydb</w:t>
+      </w:r>
+      <w:proofErr w:type="spellEnd"/>
+      <w:r>
+        <w:rPr>
+          <w:rFonts w:ascii="Arial" w:hAnsi="Arial" w:cs="Arial"/>
+          <w:color w:val="808080"/>
+        </w:rPr>
+        <w:t>&lt;/</w:t>
+      </w:r>
+      <w:proofErr w:type="spellStart"/>
+      <w:r>
+        <w:rPr>
+          <w:rFonts w:ascii="Arial" w:hAnsi="Arial" w:cs="Arial"/>
+          <w:color w:val="569CD6"/>
+        </w:rPr>
+        <w:t>groupId</w:t>
+      </w:r>
+      <w:proofErr w:type="spellEnd"/>
+      <w:r>
+        <w:rPr>
+          <w:rFonts w:ascii="Arial" w:hAnsi="Arial" w:cs="Arial"/>
+          <w:color w:val="808080"/>
+        </w:rPr>
+        <w:t>&gt;</w:t>
+      </w:r>
+    </w:p>
+    <w:p>
+      <w:pPr>
+        <w:pStyle w:val="NormalWeb"/>
+        <w:spacing w:before="0" w:beforeAutospacing="0" w:after="0" w:afterAutospacing="0"/>
+        <w:rPr>
+          <w:rFonts w:ascii="Arial" w:hAnsi="Arial" w:cs="Arial"/>
+          <w:color w:val="AAAAAA"/>
+        </w:rPr>
+      </w:pPr>
+      <w:r>
+        <w:rPr>
+          <w:rFonts w:ascii="Arial" w:hAnsi="Arial" w:cs="Arial"/>
+          <w:color w:val="AAAAAA"/>
+        </w:rPr>
+        <w:tab/>
+      </w:r>
+      <w:r>
+        <w:rPr>
+          <w:rFonts w:ascii="Arial" w:hAnsi="Arial" w:cs="Arial"/>
+          <w:color w:val="808080"/>
+        </w:rPr>
+        <w:t>&lt;</w:t>
+      </w:r>
+      <w:proofErr w:type="spellStart"/>
+      <w:r>
+        <w:rPr>
+          <w:rFonts w:ascii="Arial" w:hAnsi="Arial" w:cs="Arial"/>
+          <w:color w:val="569CD6"/>
+        </w:rPr>
+        <w:t>artifactId</w:t>
+      </w:r>
+      <w:proofErr w:type="spellEnd"/>
+      <w:r>
+        <w:rPr>
+          <w:rFonts w:ascii="Arial" w:hAnsi="Arial" w:cs="Arial"/>
+          <w:color w:val="808080"/>
+        </w:rPr>
+        <w:t>&gt;</w:t>
+      </w:r>
+      <w:r>
+        <w:rPr>
+          <w:rFonts w:ascii="Arial" w:hAnsi="Arial" w:cs="Arial"/>
+          <w:color w:val="AAAAAA"/>
+        </w:rPr>
+        <w:t>flyway-core</w:t>
+      </w:r>
+      <w:r>
+        <w:rPr>
+          <w:rFonts w:ascii="Arial" w:hAnsi="Arial" w:cs="Arial"/>
+          <w:color w:val="808080"/>
+        </w:rPr>
+        <w:t>&lt;/</w:t>
+      </w:r>
+      <w:proofErr w:type="spellStart"/>
+      <w:r>
+        <w:rPr>
+          <w:rFonts w:ascii="Arial" w:hAnsi="Arial" w:cs="Arial"/>
+          <w:color w:val="569CD6"/>
+        </w:rPr>
+        <w:t>artifactId</w:t>
+      </w:r>
+      <w:proofErr w:type="spellEnd"/>
+      <w:r>
+        <w:rPr>
+          <w:rFonts w:ascii="Arial" w:hAnsi="Arial" w:cs="Arial"/>
+          <w:color w:val="808080"/>
+        </w:rPr>
+        <w:t>&gt;</w:t>
+      </w:r>
+    </w:p>
+    <w:p>
+      <w:pPr>
+        <w:pStyle w:val="NormalWeb"/>
+        <w:spacing w:before="0" w:beforeAutospacing="0" w:after="0" w:afterAutospacing="0"/>
+        <w:rPr>
+          <w:rFonts w:ascii="Arial" w:hAnsi="Arial" w:cs="Arial"/>
+          <w:color w:val="AAAAAA"/>
+        </w:rPr>
+      </w:pPr>
+      <w:r>
+        <w:rPr>
+          <w:rFonts w:ascii="Arial" w:hAnsi="Arial" w:cs="Arial"/>
+          <w:color w:val="808080"/>
+        </w:rPr>
+        <w:t>&lt;/</w:t>
+      </w:r>
+      <w:r>
+        <w:rPr>
+          <w:rFonts w:ascii="Arial" w:hAnsi="Arial" w:cs="Arial"/>
+          <w:color w:val="569CD6"/>
+        </w:rPr>
+        <w:t>dependency</w:t>
+      </w:r>
+      <w:r>
+        <w:rPr>
+          <w:rFonts w:ascii="Arial" w:hAnsi="Arial" w:cs="Arial"/>
+          <w:color w:val="808080"/>
+        </w:rPr>
+        <w:t>&gt;</w:t>
+      </w:r>
+    </w:p>
+    <w:p>
+      <w:pPr>
+        <w:pStyle w:val="NormalWeb"/>
+        <w:spacing w:before="0" w:beforeAutospacing="0" w:after="0" w:afterAutospacing="0"/>
+        <w:rPr>
+          <w:rFonts w:ascii="Arial" w:hAnsi="Arial" w:cs="Arial"/>
+          <w:color w:val="AAAAAA"/>
+        </w:rPr>
+      </w:pPr>
+      <w:r>
+        <w:rPr>
+          <w:rFonts w:ascii="Arial" w:hAnsi="Arial" w:cs="Arial"/>
+          <w:color w:val="808080"/>
+        </w:rPr>
+        <w:t>&lt;</w:t>
+      </w:r>
+      <w:r>
+        <w:rPr>
+          <w:rFonts w:ascii="Arial" w:hAnsi="Arial" w:cs="Arial"/>
+          <w:color w:val="569CD6"/>
+        </w:rPr>
+        <w:t>dependency</w:t>
+      </w:r>
+      <w:r>
+        <w:rPr>
+          <w:rFonts w:ascii="Arial" w:hAnsi="Arial" w:cs="Arial"/>
+          <w:color w:val="808080"/>
+        </w:rPr>
+        <w:t>&gt;</w:t>
+      </w:r>
+    </w:p>
+    <w:p>
+      <w:pPr>
+        <w:pStyle w:val="NormalWeb"/>
+        <w:spacing w:before="0" w:beforeAutospacing="0" w:after="0" w:afterAutospacing="0"/>
+        <w:rPr>
+          <w:rFonts w:ascii="Arial" w:hAnsi="Arial" w:cs="Arial"/>
+          <w:color w:val="AAAAAA"/>
+        </w:rPr>
+      </w:pPr>
+      <w:r>
+        <w:rPr>
+          <w:rFonts w:ascii="Arial" w:hAnsi="Arial" w:cs="Arial"/>
+          <w:color w:val="AAAAAA"/>
+        </w:rPr>
+        <w:tab/>
+      </w:r>
+      <w:r>
+        <w:rPr>
+          <w:rFonts w:ascii="Arial" w:hAnsi="Arial" w:cs="Arial"/>
+          <w:color w:val="808080"/>
+        </w:rPr>
+        <w:t>&lt;</w:t>
+      </w:r>
+      <w:proofErr w:type="spellStart"/>
+      <w:r>
+        <w:rPr>
+          <w:rFonts w:ascii="Arial" w:hAnsi="Arial" w:cs="Arial"/>
+          <w:color w:val="569CD6"/>
+        </w:rPr>
+        <w:t>groupId</w:t>
+      </w:r>
+      <w:proofErr w:type="spellEnd"/>
+      <w:r>
+        <w:rPr>
+          <w:rFonts w:ascii="Arial" w:hAnsi="Arial" w:cs="Arial"/>
+          <w:color w:val="808080"/>
+        </w:rPr>
+        <w:t>&gt;</w:t>
+      </w:r>
+      <w:proofErr w:type="spellStart"/>
+      <w:r>
+        <w:rPr>
+          <w:rFonts w:ascii="Arial" w:hAnsi="Arial" w:cs="Arial"/>
+          <w:color w:val="AAAAAA"/>
+        </w:rPr>
+        <w:t>org.flywaydb</w:t>
+      </w:r>
+      <w:proofErr w:type="spellEnd"/>
+      <w:r>
+        <w:rPr>
+          <w:rFonts w:ascii="Arial" w:hAnsi="Arial" w:cs="Arial"/>
+          <w:color w:val="808080"/>
+        </w:rPr>
+        <w:t>&lt;/</w:t>
+      </w:r>
+      <w:proofErr w:type="spellStart"/>
+      <w:r>
+        <w:rPr>
+          <w:rFonts w:ascii="Arial" w:hAnsi="Arial" w:cs="Arial"/>
+          <w:color w:val="569CD6"/>
+        </w:rPr>
+        <w:t>groupId</w:t>
+      </w:r>
+      <w:proofErr w:type="spellEnd"/>
+      <w:r>
+        <w:rPr>
+          <w:rFonts w:ascii="Arial" w:hAnsi="Arial" w:cs="Arial"/>
+          <w:color w:val="808080"/>
+        </w:rPr>
+        <w:t>&gt;</w:t>
+      </w:r>
+    </w:p>
+    <w:p>
+      <w:pPr>
+        <w:pStyle w:val="NormalWeb"/>
+        <w:spacing w:before="0" w:beforeAutospacing="0" w:after="0" w:afterAutospacing="0"/>
+        <w:rPr>
+          <w:rFonts w:ascii="Arial" w:hAnsi="Arial" w:cs="Arial"/>
+          <w:color w:val="AAAAAA"/>
+        </w:rPr>
+      </w:pPr>
+      <w:r>
+        <w:rPr>
+          <w:rFonts w:ascii="Arial" w:hAnsi="Arial" w:cs="Arial"/>
+          <w:color w:val="AAAAAA"/>
+        </w:rPr>
+        <w:tab/>
+      </w:r>
+      <w:r>
+        <w:rPr>
+          <w:rFonts w:ascii="Arial" w:hAnsi="Arial" w:cs="Arial"/>
+          <w:color w:val="808080"/>
+        </w:rPr>
+        <w:t>&lt;</w:t>
+      </w:r>
+      <w:proofErr w:type="spellStart"/>
+      <w:r>
+        <w:rPr>
+          <w:rFonts w:ascii="Arial" w:hAnsi="Arial" w:cs="Arial"/>
+          <w:color w:val="569CD6"/>
+        </w:rPr>
+        <w:t>artifactId</w:t>
+      </w:r>
+      <w:proofErr w:type="spellEnd"/>
+      <w:r>
+        <w:rPr>
+          <w:rFonts w:ascii="Arial" w:hAnsi="Arial" w:cs="Arial"/>
+          <w:color w:val="808080"/>
+        </w:rPr>
+        <w:t>&gt;</w:t>
+      </w:r>
+      <w:r>
+        <w:rPr>
+          <w:rFonts w:ascii="Arial" w:hAnsi="Arial" w:cs="Arial"/>
+          <w:color w:val="AAAAAA"/>
+        </w:rPr>
+        <w:t>flyway-</w:t>
+      </w:r>
+      <w:proofErr w:type="spellStart"/>
+      <w:r>
+        <w:rPr>
+          <w:rFonts w:ascii="Arial" w:hAnsi="Arial" w:cs="Arial"/>
+          <w:color w:val="AAAAAA"/>
+        </w:rPr>
+        <w:t>mysql</w:t>
+      </w:r>
+      <w:proofErr w:type="spellEnd"/>
+      <w:r>
+        <w:rPr>
+          <w:rFonts w:ascii="Arial" w:hAnsi="Arial" w:cs="Arial"/>
+          <w:color w:val="808080"/>
+        </w:rPr>
+        <w:t>&lt;/</w:t>
+      </w:r>
+      <w:proofErr w:type="spellStart"/>
+      <w:r>
+        <w:rPr>
+          <w:rFonts w:ascii="Arial" w:hAnsi="Arial" w:cs="Arial"/>
+          <w:color w:val="569CD6"/>
+        </w:rPr>
+        <w:t>artifactId</w:t>
+      </w:r>
+      <w:proofErr w:type="spellEnd"/>
+      <w:r>
+        <w:rPr>
+          <w:rFonts w:ascii="Arial" w:hAnsi="Arial" w:cs="Arial"/>
+          <w:color w:val="808080"/>
+        </w:rPr>
+        <w:t>&gt;</w:t>
+      </w:r>
+    </w:p>
+    <w:p>
+      <w:pPr>
+        <w:pStyle w:val="NormalWeb"/>
+        <w:spacing w:before="0" w:beforeAutospacing="0" w:after="0" w:afterAutospacing="0"/>
+        <w:rPr>
+          <w:rFonts w:ascii="Arial" w:hAnsi="Arial" w:cs="Arial"/>
+          <w:color w:val="AAAAAA"/>
+        </w:rPr>
+      </w:pPr>
+      <w:r>
+        <w:rPr>
+          <w:rFonts w:ascii="Arial" w:hAnsi="Arial" w:cs="Arial"/>
+          <w:color w:val="808080"/>
+        </w:rPr>
+        <w:t>&lt;/</w:t>
+      </w:r>
+      <w:r>
+        <w:rPr>
+          <w:rFonts w:ascii="Arial" w:hAnsi="Arial" w:cs="Arial"/>
+          <w:color w:val="569CD6"/>
+        </w:rPr>
+        <w:t>dependency</w:t>
+      </w:r>
+      <w:r>
+        <w:rPr>
+          <w:rFonts w:ascii="Arial" w:hAnsi="Arial" w:cs="Arial"/>
+          <w:color w:val="808080"/>
+        </w:rPr>
+        <w:t>&gt;</w:t>
+      </w:r>
+      <w:r>
+        <w:rPr>
+          <w:rFonts w:ascii="Arial" w:hAnsi="Arial" w:cs="Arial"/>
+          <w:color w:val="808080"/>
+        </w:rPr>
+        <w:br/>
+      </w:r>
+      <w:r>
+        <w:rPr>
+          <w:rFonts w:ascii="Arial" w:hAnsi="Arial" w:cs="Arial"/>
+          <w:color w:val="808080"/>
+        </w:rPr>
+        <w:br/>
+      </w:r>
+      <w:r>
+        <w:rPr>
+          <w:rFonts w:ascii="Arial" w:hAnsi="Arial" w:cs="Arial"/>
+        </w:rPr>
+        <w:t>Whenever flyway is activated, it searches for the migration scripts in the next folder</w:t>
+      </w:r>
+      <w:r>
+        <w:rPr>
+          <w:rFonts w:ascii="Arial" w:hAnsi="Arial" w:cs="Arial"/>
+        </w:rPr>
+        <w:t>.</w:t>
+      </w:r>
+      <w:r>
+        <w:rPr>
+          <w:rFonts w:ascii="Arial" w:hAnsi="Arial" w:cs="Arial"/>
+          <w:color w:val="808080"/>
+        </w:rPr>
+        <w:br/>
+      </w:r>
+      <w:r>
+        <w:rPr>
+          <w:rFonts w:ascii="Arial" w:hAnsi="Arial" w:cs="Arial"/>
+          <w:color w:val="808080"/>
+        </w:rPr>
+        <w:lastRenderedPageBreak/>
+        <w:br/>
+      </w:r>
+      <w:r>
+        <w:rPr>
+          <w:rFonts w:ascii="Arial" w:hAnsi="Arial" w:cs="Arial"/>
+          <w:noProof/>
+          <w:color w:val="AAAAAA"/>
+        </w:rPr>
+        <w:drawing>
+          <wp:inline distT="0" distB="0" distL="0" distR="0" wp14:anchorId="6722653C" wp14:editId="0A821A5A">
+            <wp:extent cx="2076740" cy="600159"/>
+            <wp:effectExtent l="0" t="0" r="0" b="9525"/>
+            <wp:docPr id="3" name="Imagen 3"/>
+            <wp:cNvGraphicFramePr>
+              <a:graphicFrameLocks xmlns:a="http://schemas.openxmlformats.org/drawingml/2006/main" noChangeAspect="1"/>
+            </wp:cNvGraphicFramePr>
+            <a:graphic xmlns:a="http://schemas.openxmlformats.org/drawingml/2006/main">
+              <a:graphicData uri="http://schemas.openxmlformats.org/drawingml/2006/picture">
+                <pic:pic xmlns:pic="http://schemas.openxmlformats.org/drawingml/2006/picture">
+                  <pic:nvPicPr>
+                    <pic:cNvPr id="1" name=""/>
+                    <pic:cNvPicPr/>
+                  </pic:nvPicPr>
+                  <pic:blipFill>
+                    <a:blip r:embed="rId9"/>
+                    <a:stretch>
+                      <a:fillRect/>
+                    </a:stretch>
+                  </pic:blipFill>
+                  <pic:spPr>
+                    <a:xfrm>
+                      <a:off x="0" y="0"/>
                       <a:ext cx="2076740" cy="600159"/>
                     </a:xfrm>
                     <a:prstGeom prst="rect">
@@ -1476,8 +1480,525 @@
         </w:rPr>
         <w:t>, V1__init.sql</w:t>
       </w:r>
+      <w:r>
+        <w:rPr>
+          <w:rFonts w:ascii="Arial" w:hAnsi="Arial" w:cs="Arial"/>
+          <w:b/>
+        </w:rPr>
+        <w:br/>
+      </w:r>
+    </w:p>
+    <w:p>
+      <w:pPr>
+        <w:rPr>
+          <w:rFonts w:ascii="Arial" w:hAnsi="Arial" w:cs="Arial"/>
+          <w:sz w:val="24"/>
+        </w:rPr>
+      </w:pPr>
+      <w:r>
+        <w:rPr>
+          <w:rStyle w:val="Ttulo1Car"/>
+          <w:rFonts w:ascii="Arial" w:hAnsi="Arial" w:cs="Arial"/>
+        </w:rPr>
+        <w:t>3 - Spring Cloud Open Feign</w:t>
+      </w:r>
+      <w:r>
+        <w:rPr>
+          <w:rStyle w:val="Ttulo1Car"/>
+          <w:rFonts w:ascii="Arial" w:hAnsi="Arial" w:cs="Arial"/>
+        </w:rPr>
+        <w:br/>
+      </w:r>
+      <w:r>
+        <w:rPr>
+          <w:rStyle w:val="Ttulo1Car"/>
+          <w:rFonts w:ascii="Arial" w:hAnsi="Arial" w:cs="Arial"/>
+        </w:rPr>
+        <w:br/>
+      </w:r>
+      <w:r>
+        <w:rPr>
+          <w:rFonts w:ascii="Arial" w:hAnsi="Arial" w:cs="Arial"/>
+          <w:b/>
+        </w:rPr>
+        <w:drawing>
+          <wp:inline distT="0" distB="0" distL="0" distR="0" wp14:anchorId="68EFB847" wp14:editId="667167A4">
+            <wp:extent cx="5363323" cy="3267531"/>
+            <wp:effectExtent l="0" t="0" r="8890" b="9525"/>
+            <wp:docPr id="4" name="Imagen 4"/>
+            <wp:cNvGraphicFramePr>
+              <a:graphicFrameLocks xmlns:a="http://schemas.openxmlformats.org/drawingml/2006/main" noChangeAspect="1"/>
+            </wp:cNvGraphicFramePr>
+            <a:graphic xmlns:a="http://schemas.openxmlformats.org/drawingml/2006/main">
+              <a:graphicData uri="http://schemas.openxmlformats.org/drawingml/2006/picture">
+                <pic:pic xmlns:pic="http://schemas.openxmlformats.org/drawingml/2006/picture">
+                  <pic:nvPicPr>
+                    <pic:cNvPr id="1" name=""/>
+                    <pic:cNvPicPr/>
+                  </pic:nvPicPr>
+                  <pic:blipFill>
+                    <a:blip r:embed="rId10"/>
+                    <a:stretch>
+                      <a:fillRect/>
+                    </a:stretch>
+                  </pic:blipFill>
+                  <pic:spPr>
+                    <a:xfrm>
+                      <a:off x="0" y="0"/>
+                      <a:ext cx="5363323" cy="3267531"/>
+                    </a:xfrm>
+                    <a:prstGeom prst="rect">
+                      <a:avLst/>
+                    </a:prstGeom>
+                  </pic:spPr>
+                </pic:pic>
+              </a:graphicData>
+            </a:graphic>
+          </wp:inline>
+        </w:drawing>
+      </w:r>
+      <w:r>
+        <w:rPr>
+          <w:rStyle w:val="Ttulo1Car"/>
+          <w:rFonts w:ascii="Arial" w:hAnsi="Arial" w:cs="Arial"/>
+        </w:rPr>
+        <w:br/>
+      </w:r>
+      <w:r>
+        <w:rPr>
+          <w:rFonts w:ascii="Arial" w:hAnsi="Arial" w:cs="Arial"/>
+          <w:b/>
+        </w:rPr>
+        <w:br/>
+      </w:r>
+      <w:r>
+        <w:rPr>
+          <w:rFonts w:ascii="Arial" w:hAnsi="Arial" w:cs="Arial"/>
+          <w:b/>
+        </w:rPr>
+        <w:br/>
+      </w:r>
+      <w:r>
+        <w:rPr>
+          <w:rFonts w:ascii="Arial" w:hAnsi="Arial" w:cs="Arial"/>
+          <w:sz w:val="24"/>
+        </w:rPr>
+        <w:t xml:space="preserve">Spring Cloud </w:t>
+      </w:r>
+      <w:proofErr w:type="spellStart"/>
+      <w:r>
+        <w:rPr>
+          <w:rFonts w:ascii="Arial" w:hAnsi="Arial" w:cs="Arial"/>
+          <w:sz w:val="24"/>
+        </w:rPr>
+        <w:t>OpenFeign</w:t>
+      </w:r>
+      <w:proofErr w:type="spellEnd"/>
+      <w:r>
+        <w:rPr>
+          <w:rFonts w:ascii="Arial" w:hAnsi="Arial" w:cs="Arial"/>
+          <w:sz w:val="24"/>
+        </w:rPr>
+        <w:t xml:space="preserve"> is a declarative HTTP client that makes it easy to call other </w:t>
+      </w:r>
+      <w:proofErr w:type="spellStart"/>
+      <w:r>
+        <w:rPr>
+          <w:rFonts w:ascii="Arial" w:hAnsi="Arial" w:cs="Arial"/>
+          <w:sz w:val="24"/>
+        </w:rPr>
+        <w:t>microservices</w:t>
+      </w:r>
+      <w:proofErr w:type="spellEnd"/>
+      <w:r>
+        <w:rPr>
+          <w:rFonts w:ascii="Arial" w:hAnsi="Arial" w:cs="Arial"/>
+          <w:sz w:val="24"/>
+        </w:rPr>
+        <w:t xml:space="preserve"> in a Spring Boot application.</w:t>
+      </w:r>
+    </w:p>
+    <w:p>
+      <w:pPr>
+        <w:rPr>
+          <w:rFonts w:ascii="Arial" w:hAnsi="Arial" w:cs="Arial"/>
+          <w:sz w:val="24"/>
+        </w:rPr>
+      </w:pPr>
+    </w:p>
+    <w:p>
+      <w:pPr>
+        <w:rPr>
+          <w:rFonts w:ascii="Arial" w:hAnsi="Arial" w:cs="Arial"/>
+          <w:b/>
+          <w:sz w:val="24"/>
+        </w:rPr>
+      </w:pPr>
+      <w:r>
+        <w:rPr>
+          <w:rFonts w:ascii="Segoe UI Symbol" w:hAnsi="Segoe UI Symbol" w:cs="Segoe UI Symbol"/>
+          <w:b/>
+          <w:sz w:val="24"/>
+        </w:rPr>
+        <w:t>🔹</w:t>
+      </w:r>
+      <w:r>
+        <w:rPr>
+          <w:rFonts w:ascii="Arial" w:hAnsi="Arial" w:cs="Arial"/>
+          <w:b/>
+          <w:sz w:val="24"/>
+        </w:rPr>
+        <w:t xml:space="preserve"> What it does:</w:t>
+      </w:r>
+    </w:p>
+    <w:p>
+      <w:pPr>
+        <w:rPr>
+          <w:rFonts w:ascii="Arial" w:hAnsi="Arial" w:cs="Arial"/>
+          <w:sz w:val="24"/>
+        </w:rPr>
+      </w:pPr>
+      <w:r>
+        <w:rPr>
+          <w:rFonts w:ascii="Arial" w:hAnsi="Arial" w:cs="Arial"/>
+          <w:sz w:val="24"/>
+        </w:rPr>
+        <w:t xml:space="preserve">It allows you to define Java interfaces to call REST APIs, avoiding boilerplate code with </w:t>
+      </w:r>
+      <w:proofErr w:type="spellStart"/>
+      <w:r>
+        <w:rPr>
+          <w:rFonts w:ascii="Arial" w:hAnsi="Arial" w:cs="Arial"/>
+          <w:sz w:val="24"/>
+        </w:rPr>
+        <w:t>RestTemplate</w:t>
+      </w:r>
+      <w:proofErr w:type="spellEnd"/>
+      <w:r>
+        <w:rPr>
+          <w:rFonts w:ascii="Arial" w:hAnsi="Arial" w:cs="Arial"/>
+          <w:sz w:val="24"/>
+        </w:rPr>
+        <w:t xml:space="preserve"> or </w:t>
+      </w:r>
+      <w:proofErr w:type="spellStart"/>
+      <w:r>
+        <w:rPr>
+          <w:rFonts w:ascii="Arial" w:hAnsi="Arial" w:cs="Arial"/>
+          <w:sz w:val="24"/>
+        </w:rPr>
+        <w:t>WebClient</w:t>
+      </w:r>
+      <w:proofErr w:type="spellEnd"/>
+      <w:r>
+        <w:rPr>
+          <w:rFonts w:ascii="Arial" w:hAnsi="Arial" w:cs="Arial"/>
+          <w:sz w:val="24"/>
+        </w:rPr>
+        <w:t>.</w:t>
+      </w:r>
+    </w:p>
+    <w:p>
+      <w:pPr>
+        <w:rPr>
+          <w:rFonts w:ascii="Arial" w:hAnsi="Arial" w:cs="Arial"/>
+          <w:sz w:val="24"/>
+        </w:rPr>
+      </w:pPr>
+    </w:p>
+    <w:p>
+      <w:pPr>
+        <w:rPr>
+          <w:rFonts w:ascii="Arial" w:hAnsi="Arial" w:cs="Arial"/>
+          <w:b/>
+          <w:sz w:val="24"/>
+        </w:rPr>
+      </w:pPr>
+      <w:r>
+        <w:rPr>
+          <w:rFonts w:ascii="Segoe UI Symbol" w:hAnsi="Segoe UI Symbol" w:cs="Segoe UI Symbol"/>
+          <w:b/>
+          <w:sz w:val="24"/>
+        </w:rPr>
+        <w:t>🔹</w:t>
+      </w:r>
+      <w:r>
+        <w:rPr>
+          <w:rFonts w:ascii="Arial" w:hAnsi="Arial" w:cs="Arial"/>
+          <w:b/>
+          <w:sz w:val="24"/>
+        </w:rPr>
+        <w:t xml:space="preserve"> How it works:</w:t>
+      </w:r>
+    </w:p>
+    <w:p>
+      <w:pPr>
+        <w:rPr>
+          <w:rFonts w:ascii="Arial" w:hAnsi="Arial" w:cs="Arial"/>
+          <w:sz w:val="24"/>
+          <w:u w:val="single"/>
+        </w:rPr>
+      </w:pPr>
       <w:bookmarkStart w:id="0" w:name="_GoBack"/>
-      <w:bookmarkEnd w:id="0"/>
+      <w:r>
+        <w:rPr>
+          <w:rFonts w:ascii="Arial" w:hAnsi="Arial" w:cs="Arial"/>
+          <w:sz w:val="24"/>
+          <w:u w:val="single"/>
+        </w:rPr>
+        <w:t>Add the dependency:</w:t>
+      </w:r>
+    </w:p>
+    <w:bookmarkEnd w:id="0"/>
+    <w:p>
+      <w:pPr>
+        <w:rPr>
+          <w:rFonts w:ascii="Arial" w:hAnsi="Arial" w:cs="Arial"/>
+          <w:sz w:val="24"/>
+        </w:rPr>
+      </w:pPr>
+      <w:r>
+        <w:rPr>
+          <w:rFonts w:ascii="Arial" w:hAnsi="Arial" w:cs="Arial"/>
+          <w:sz w:val="24"/>
+        </w:rPr>
+        <w:t>spring-cloud-starter-</w:t>
+      </w:r>
+      <w:proofErr w:type="spellStart"/>
+      <w:r>
+        <w:rPr>
+          <w:rFonts w:ascii="Arial" w:hAnsi="Arial" w:cs="Arial"/>
+          <w:sz w:val="24"/>
+        </w:rPr>
+        <w:t>openfeign</w:t>
+      </w:r>
+      <w:proofErr w:type="spellEnd"/>
+    </w:p>
+    <w:p>
+      <w:pPr>
+        <w:rPr>
+          <w:rFonts w:ascii="Arial" w:hAnsi="Arial" w:cs="Arial"/>
+          <w:sz w:val="24"/>
+        </w:rPr>
+      </w:pPr>
+    </w:p>
+    <w:p>
+      <w:pPr>
+        <w:rPr>
+          <w:rFonts w:ascii="Arial" w:hAnsi="Arial" w:cs="Arial"/>
+          <w:sz w:val="24"/>
+        </w:rPr>
+      </w:pPr>
+      <w:r>
+        <w:rPr>
+          <w:rFonts w:ascii="Arial" w:hAnsi="Arial" w:cs="Arial"/>
+          <w:sz w:val="24"/>
+        </w:rPr>
+        <w:t>Enable Feign clients in your main class with @</w:t>
+      </w:r>
+      <w:proofErr w:type="spellStart"/>
+      <w:r>
+        <w:rPr>
+          <w:rFonts w:ascii="Arial" w:hAnsi="Arial" w:cs="Arial"/>
+          <w:sz w:val="24"/>
+        </w:rPr>
+        <w:t>EnableFeignClients</w:t>
+      </w:r>
+      <w:proofErr w:type="spellEnd"/>
+      <w:r>
+        <w:rPr>
+          <w:rFonts w:ascii="Arial" w:hAnsi="Arial" w:cs="Arial"/>
+          <w:sz w:val="24"/>
+        </w:rPr>
+        <w:t>.</w:t>
+      </w:r>
+    </w:p>
+    <w:p>
+      <w:pPr>
+        <w:rPr>
+          <w:rFonts w:ascii="Arial" w:hAnsi="Arial" w:cs="Arial"/>
+          <w:sz w:val="24"/>
+        </w:rPr>
+      </w:pPr>
+    </w:p>
+    <w:p>
+      <w:pPr>
+        <w:rPr>
+          <w:rFonts w:ascii="Arial" w:hAnsi="Arial" w:cs="Arial"/>
+          <w:sz w:val="24"/>
+        </w:rPr>
+      </w:pPr>
+      <w:r>
+        <w:rPr>
+          <w:rFonts w:ascii="Arial" w:hAnsi="Arial" w:cs="Arial"/>
+          <w:sz w:val="24"/>
+        </w:rPr>
+        <w:t>Create an interface with @</w:t>
+      </w:r>
+      <w:proofErr w:type="spellStart"/>
+      <w:r>
+        <w:rPr>
+          <w:rFonts w:ascii="Arial" w:hAnsi="Arial" w:cs="Arial"/>
+          <w:sz w:val="24"/>
+        </w:rPr>
+        <w:t>FeignClient</w:t>
+      </w:r>
+      <w:proofErr w:type="spellEnd"/>
+      <w:r>
+        <w:rPr>
+          <w:rFonts w:ascii="Arial" w:hAnsi="Arial" w:cs="Arial"/>
+          <w:sz w:val="24"/>
+        </w:rPr>
+        <w:t>, specify the service name or URL, and define the endpoints using Spring annotations like @</w:t>
+      </w:r>
+      <w:proofErr w:type="spellStart"/>
+      <w:r>
+        <w:rPr>
+          <w:rFonts w:ascii="Arial" w:hAnsi="Arial" w:cs="Arial"/>
+          <w:sz w:val="24"/>
+        </w:rPr>
+        <w:t>GetMapping</w:t>
+      </w:r>
+      <w:proofErr w:type="spellEnd"/>
+      <w:r>
+        <w:rPr>
+          <w:rFonts w:ascii="Arial" w:hAnsi="Arial" w:cs="Arial"/>
+          <w:sz w:val="24"/>
+        </w:rPr>
+        <w:t>.</w:t>
+      </w:r>
+    </w:p>
+    <w:p>
+      <w:pPr>
+        <w:rPr>
+          <w:rFonts w:ascii="Arial" w:hAnsi="Arial" w:cs="Arial"/>
+          <w:sz w:val="24"/>
+        </w:rPr>
+      </w:pPr>
+    </w:p>
+    <w:p>
+      <w:pPr>
+        <w:rPr>
+          <w:rFonts w:ascii="Arial" w:hAnsi="Arial" w:cs="Arial"/>
+          <w:sz w:val="24"/>
+        </w:rPr>
+      </w:pPr>
+      <w:r>
+        <w:rPr>
+          <w:rFonts w:ascii="Arial" w:hAnsi="Arial" w:cs="Arial"/>
+          <w:sz w:val="24"/>
+        </w:rPr>
+        <w:t>Inject and use the interface as a regular Spring bean.</w:t>
+      </w:r>
+    </w:p>
+    <w:p>
+      <w:pPr>
+        <w:rPr>
+          <w:rFonts w:ascii="Arial" w:hAnsi="Arial" w:cs="Arial"/>
+          <w:sz w:val="24"/>
+        </w:rPr>
+      </w:pPr>
+    </w:p>
+    <w:p>
+      <w:pPr>
+        <w:rPr>
+          <w:rFonts w:ascii="Arial" w:hAnsi="Arial" w:cs="Arial"/>
+          <w:b/>
+          <w:sz w:val="24"/>
+        </w:rPr>
+      </w:pPr>
+      <w:r>
+        <w:rPr>
+          <w:rFonts w:ascii="Segoe UI Symbol" w:hAnsi="Segoe UI Symbol" w:cs="Segoe UI Symbol"/>
+          <w:b/>
+          <w:sz w:val="24"/>
+        </w:rPr>
+        <w:t>✅</w:t>
+      </w:r>
+      <w:r>
+        <w:rPr>
+          <w:rFonts w:ascii="Arial" w:hAnsi="Arial" w:cs="Arial"/>
+          <w:b/>
+          <w:sz w:val="24"/>
+        </w:rPr>
+        <w:t xml:space="preserve"> Benefits:</w:t>
+      </w:r>
+    </w:p>
+    <w:p>
+      <w:pPr>
+        <w:pStyle w:val="Prrafodelista"/>
+        <w:numPr>
+          <w:ilvl w:val="0"/>
+          <w:numId w:val="1"/>
+        </w:numPr>
+        <w:rPr>
+          <w:rFonts w:ascii="Arial" w:hAnsi="Arial" w:cs="Arial"/>
+          <w:sz w:val="24"/>
+        </w:rPr>
+      </w:pPr>
+      <w:r>
+        <w:rPr>
+          <w:rFonts w:ascii="Arial" w:hAnsi="Arial" w:cs="Arial"/>
+          <w:sz w:val="24"/>
+        </w:rPr>
+        <w:t>Simple and readable code</w:t>
+      </w:r>
+    </w:p>
+    <w:p>
+      <w:pPr>
+        <w:pStyle w:val="Prrafodelista"/>
+        <w:numPr>
+          <w:ilvl w:val="0"/>
+          <w:numId w:val="1"/>
+        </w:numPr>
+        <w:rPr>
+          <w:rFonts w:ascii="Arial" w:hAnsi="Arial" w:cs="Arial"/>
+          <w:sz w:val="24"/>
+        </w:rPr>
+      </w:pPr>
+      <w:r>
+        <w:rPr>
+          <w:rFonts w:ascii="Arial" w:hAnsi="Arial" w:cs="Arial"/>
+          <w:sz w:val="24"/>
+        </w:rPr>
+        <w:t>Built-in integration with Spring Boot</w:t>
+      </w:r>
+    </w:p>
+    <w:p>
+      <w:pPr>
+        <w:pStyle w:val="Prrafodelista"/>
+        <w:numPr>
+          <w:ilvl w:val="0"/>
+          <w:numId w:val="1"/>
+        </w:numPr>
+        <w:rPr>
+          <w:rFonts w:ascii="Arial" w:hAnsi="Arial" w:cs="Arial"/>
+          <w:sz w:val="24"/>
+        </w:rPr>
+      </w:pPr>
+      <w:r>
+        <w:rPr>
+          <w:rFonts w:ascii="Arial" w:hAnsi="Arial" w:cs="Arial"/>
+          <w:sz w:val="24"/>
+        </w:rPr>
+        <w:t xml:space="preserve">Supports load balancing, </w:t>
+      </w:r>
+      <w:proofErr w:type="spellStart"/>
+      <w:r>
+        <w:rPr>
+          <w:rFonts w:ascii="Arial" w:hAnsi="Arial" w:cs="Arial"/>
+          <w:sz w:val="24"/>
+        </w:rPr>
+        <w:t>fallback</w:t>
+      </w:r>
+      <w:proofErr w:type="spellEnd"/>
+      <w:r>
+        <w:rPr>
+          <w:rFonts w:ascii="Arial" w:hAnsi="Arial" w:cs="Arial"/>
+          <w:sz w:val="24"/>
+        </w:rPr>
+        <w:t>, logging, and more</w:t>
+      </w:r>
     </w:p>
     <w:sectPr>
       <w:pgSz w:w="11906" w:h="16838"/>
@@ -1487,6 +2008,127 @@
     </w:sectPr>
   </w:body>
 </w:document>
+</file>
+
+<file path=word/numbering.xml><?xml version="1.0" encoding="utf-8"?>
+<w:numbering xmlns:wpc="http://schemas.microsoft.com/office/word/2010/wordprocessingCanvas" xmlns:cx="http://schemas.microsoft.com/office/drawing/2014/chartex" xmlns:mc="http://schemas.openxmlformats.org/markup-compatibility/2006" xmlns:o="urn:schemas-microsoft-com:office:office" xmlns:r="http://schemas.openxmlformats.org/officeDocument/2006/relationships" xmlns:m="http://schemas.openxmlformats.org/officeDocument/2006/math" xmlns:v="urn:schemas-microsoft-com:vml" xmlns:wp14="http://schemas.microsoft.com/office/word/2010/wordprocessingDrawing" xmlns:wp="http://schemas.openxmlformats.org/drawingml/2006/wordprocessingDrawing" xmlns:w10="urn:schemas-microsoft-com:office:word" xmlns:w="http://schemas.openxmlformats.org/wordprocessingml/2006/main" xmlns:w14="http://schemas.microsoft.com/office/word/2010/wordml" xmlns:w15="http://schemas.microsoft.com/office/word/2012/wordml" xmlns:w16se="http://schemas.microsoft.com/office/word/2015/wordml/symex" xmlns:wpg="http://schemas.microsoft.com/office/word/2010/wordprocessingGroup" xmlns:wpi="http://schemas.microsoft.com/office/word/2010/wordprocessingInk" xmlns:wne="http://schemas.microsoft.com/office/word/2006/wordml" xmlns:wps="http://schemas.microsoft.com/office/word/2010/wordprocessingShape" mc:Ignorable="w14 w15 w16se wp14">
+  <w:abstractNum w:abstractNumId="0" w15:restartNumberingAfterBreak="0">
+    <w:nsid w:val="2E37335B"/>
+    <w:multiLevelType w:val="hybridMultilevel"/>
+    <w:tmpl w:val="AB78AD78"/>
+    <w:lvl w:ilvl="0" w:tplc="08090001">
+      <w:start w:val="1"/>
+      <w:numFmt w:val="bullet"/>
+      <w:lvlText w:val=""/>
+      <w:lvlJc w:val="left"/>
+      <w:pPr>
+        <w:ind w:left="720" w:hanging="360"/>
+      </w:pPr>
+      <w:rPr>
+        <w:rFonts w:ascii="Symbol" w:hAnsi="Symbol" w:hint="default"/>
+      </w:rPr>
+    </w:lvl>
+    <w:lvl w:ilvl="1" w:tplc="08090003" w:tentative="1">
+      <w:start w:val="1"/>
+      <w:numFmt w:val="bullet"/>
+      <w:lvlText w:val="o"/>
+      <w:lvlJc w:val="left"/>
+      <w:pPr>
+        <w:ind w:left="1440" w:hanging="360"/>
+      </w:pPr>
+      <w:rPr>
+        <w:rFonts w:ascii="Courier New" w:hAnsi="Courier New" w:cs="Courier New" w:hint="default"/>
+      </w:rPr>
+    </w:lvl>
+    <w:lvl w:ilvl="2" w:tplc="08090005" w:tentative="1">
+      <w:start w:val="1"/>
+      <w:numFmt w:val="bullet"/>
+      <w:lvlText w:val=""/>
+      <w:lvlJc w:val="left"/>
+      <w:pPr>
+        <w:ind w:left="2160" w:hanging="360"/>
+      </w:pPr>
+      <w:rPr>
+        <w:rFonts w:ascii="Wingdings" w:hAnsi="Wingdings" w:hint="default"/>
+      </w:rPr>
+    </w:lvl>
+    <w:lvl w:ilvl="3" w:tplc="08090001" w:tentative="1">
+      <w:start w:val="1"/>
+      <w:numFmt w:val="bullet"/>
+      <w:lvlText w:val=""/>
+      <w:lvlJc w:val="left"/>
+      <w:pPr>
+        <w:ind w:left="2880" w:hanging="360"/>
+      </w:pPr>
+      <w:rPr>
+        <w:rFonts w:ascii="Symbol" w:hAnsi="Symbol" w:hint="default"/>
+      </w:rPr>
+    </w:lvl>
+    <w:lvl w:ilvl="4" w:tplc="08090003" w:tentative="1">
+      <w:start w:val="1"/>
+      <w:numFmt w:val="bullet"/>
+      <w:lvlText w:val="o"/>
+      <w:lvlJc w:val="left"/>
+      <w:pPr>
+        <w:ind w:left="3600" w:hanging="360"/>
+      </w:pPr>
+      <w:rPr>
+        <w:rFonts w:ascii="Courier New" w:hAnsi="Courier New" w:cs="Courier New" w:hint="default"/>
+      </w:rPr>
+    </w:lvl>
+    <w:lvl w:ilvl="5" w:tplc="08090005" w:tentative="1">
+      <w:start w:val="1"/>
+      <w:numFmt w:val="bullet"/>
+      <w:lvlText w:val=""/>
+      <w:lvlJc w:val="left"/>
+      <w:pPr>
+        <w:ind w:left="4320" w:hanging="360"/>
+      </w:pPr>
+      <w:rPr>
+        <w:rFonts w:ascii="Wingdings" w:hAnsi="Wingdings" w:hint="default"/>
+      </w:rPr>
+    </w:lvl>
+    <w:lvl w:ilvl="6" w:tplc="08090001" w:tentative="1">
+      <w:start w:val="1"/>
+      <w:numFmt w:val="bullet"/>
+      <w:lvlText w:val=""/>
+      <w:lvlJc w:val="left"/>
+      <w:pPr>
+        <w:ind w:left="5040" w:hanging="360"/>
+      </w:pPr>
+      <w:rPr>
+        <w:rFonts w:ascii="Symbol" w:hAnsi="Symbol" w:hint="default"/>
+      </w:rPr>
+    </w:lvl>
+    <w:lvl w:ilvl="7" w:tplc="08090003" w:tentative="1">
+      <w:start w:val="1"/>
+      <w:numFmt w:val="bullet"/>
+      <w:lvlText w:val="o"/>
+      <w:lvlJc w:val="left"/>
+      <w:pPr>
+        <w:ind w:left="5760" w:hanging="360"/>
+      </w:pPr>
+      <w:rPr>
+        <w:rFonts w:ascii="Courier New" w:hAnsi="Courier New" w:cs="Courier New" w:hint="default"/>
+      </w:rPr>
+    </w:lvl>
+    <w:lvl w:ilvl="8" w:tplc="08090005" w:tentative="1">
+      <w:start w:val="1"/>
+      <w:numFmt w:val="bullet"/>
+      <w:lvlText w:val=""/>
+      <w:lvlJc w:val="left"/>
+      <w:pPr>
+        <w:ind w:left="6480" w:hanging="360"/>
+      </w:pPr>
+      <w:rPr>
+        <w:rFonts w:ascii="Wingdings" w:hAnsi="Wingdings" w:hint="default"/>
+      </w:rPr>
+    </w:lvl>
+  </w:abstractNum>
+  <w:num w:numId="1">
+    <w:abstractNumId w:val="0"/>
+  </w:num>
+</w:numbering>
 </file>
 
 <file path=word/styles.xml><?xml version="1.0" encoding="utf-8"?>
@@ -1907,6 +2549,7 @@
   <w:style w:type="character" w:default="1" w:styleId="Fuentedeprrafopredeter">
     <w:name w:val="Default Paragraph Font"/>
     <w:uiPriority w:val="1"/>
+    <w:semiHidden/>
     <w:unhideWhenUsed/>
   </w:style>
   <w:style w:type="table" w:default="1" w:styleId="Tablanormal">
@@ -1980,6 +2623,17 @@
       <w:b/>
       <w:bCs/>
     </w:rPr>
+  </w:style>
+  <w:style w:type="paragraph" w:styleId="Prrafodelista">
+    <w:name w:val="List Paragraph"/>
+    <w:basedOn w:val="Normal"/>
+    <w:uiPriority w:val="34"/>
+    <w:qFormat/>
+    <w:rsid w:val="006B53D2"/>
+    <w:pPr>
+      <w:ind w:left="720"/>
+      <w:contextualSpacing/>
+    </w:pPr>
   </w:style>
 </w:styles>
 </file>

--- a/Documentación.docx
+++ b/Documentación.docx
@@ -1490,21 +1490,19 @@
     </w:p>
     <w:p>
       <w:pPr>
-        <w:rPr>
-          <w:rFonts w:ascii="Arial" w:hAnsi="Arial" w:cs="Arial"/>
-          <w:sz w:val="24"/>
-        </w:rPr>
-      </w:pPr>
-      <w:r>
-        <w:rPr>
-          <w:rStyle w:val="Ttulo1Car"/>
+        <w:pStyle w:val="Ttulo1"/>
+        <w:rPr>
+          <w:rFonts w:ascii="Arial" w:hAnsi="Arial" w:cs="Arial"/>
+        </w:rPr>
+      </w:pPr>
+      <w:r>
+        <w:rPr>
           <w:rFonts w:ascii="Arial" w:hAnsi="Arial" w:cs="Arial"/>
         </w:rPr>
         <w:t>3 - Spring Cloud Open Feign</w:t>
       </w:r>
       <w:r>
         <w:rPr>
-          <w:rStyle w:val="Ttulo1Car"/>
           <w:rFonts w:ascii="Arial" w:hAnsi="Arial" w:cs="Arial"/>
         </w:rPr>
         <w:br/>
@@ -1581,7 +1579,6 @@
       <w:r>
         <w:rPr>
           <w:rFonts w:ascii="Arial" w:hAnsi="Arial" w:cs="Arial"/>
-          <w:sz w:val="24"/>
         </w:rPr>
         <w:t xml:space="preserve">Spring Cloud </w:t>
       </w:r>
@@ -1589,7 +1586,6 @@
       <w:r>
         <w:rPr>
           <w:rFonts w:ascii="Arial" w:hAnsi="Arial" w:cs="Arial"/>
-          <w:sz w:val="24"/>
         </w:rPr>
         <w:t>OpenFeign</w:t>
       </w:r>
@@ -1597,7 +1593,6 @@
       <w:r>
         <w:rPr>
           <w:rFonts w:ascii="Arial" w:hAnsi="Arial" w:cs="Arial"/>
-          <w:sz w:val="24"/>
         </w:rPr>
         <w:t xml:space="preserve"> is a declarative HTTP client that makes it easy to call other </w:t>
       </w:r>
@@ -1605,7 +1600,6 @@
       <w:r>
         <w:rPr>
           <w:rFonts w:ascii="Arial" w:hAnsi="Arial" w:cs="Arial"/>
-          <w:sz w:val="24"/>
         </w:rPr>
         <w:t>microservices</w:t>
       </w:r>
@@ -1613,7 +1607,6 @@
       <w:r>
         <w:rPr>
           <w:rFonts w:ascii="Arial" w:hAnsi="Arial" w:cs="Arial"/>
-          <w:sz w:val="24"/>
         </w:rPr>
         <w:t xml:space="preserve"> in a Spring Boot application.</w:t>
       </w:r>
@@ -1739,17 +1732,16 @@
           <w:u w:val="single"/>
         </w:rPr>
       </w:pPr>
-      <w:bookmarkStart w:id="0" w:name="_GoBack"/>
       <w:r>
         <w:rPr>
           <w:rFonts w:ascii="Arial" w:hAnsi="Arial" w:cs="Arial"/>
           <w:sz w:val="24"/>
           <w:u w:val="single"/>
         </w:rPr>
+        <w:lastRenderedPageBreak/>
         <w:t>Add the dependency:</w:t>
       </w:r>
     </w:p>
-    <w:bookmarkEnd w:id="0"/>
     <w:p>
       <w:pPr>
         <w:rPr>
@@ -1999,6 +1991,728 @@
         </w:rPr>
         <w:t>, logging, and more</w:t>
       </w:r>
+    </w:p>
+    <w:p>
+      <w:pPr>
+        <w:rPr>
+          <w:rFonts w:ascii="Arial" w:hAnsi="Arial" w:cs="Arial"/>
+          <w:sz w:val="24"/>
+        </w:rPr>
+      </w:pPr>
+    </w:p>
+    <w:p>
+      <w:pPr>
+        <w:pStyle w:val="Ttulo1"/>
+        <w:rPr>
+          <w:rFonts w:ascii="Arial" w:hAnsi="Arial" w:cs="Arial"/>
+        </w:rPr>
+      </w:pPr>
+      <w:r>
+        <w:rPr>
+          <w:rFonts w:ascii="Arial" w:hAnsi="Arial" w:cs="Arial"/>
+        </w:rPr>
+        <w:t xml:space="preserve">4 </w:t>
+      </w:r>
+      <w:r>
+        <w:rPr>
+          <w:rFonts w:ascii="Arial" w:hAnsi="Arial" w:cs="Arial"/>
+        </w:rPr>
+        <w:t>-</w:t>
+      </w:r>
+      <w:r>
+        <w:rPr>
+          <w:rFonts w:ascii="Arial" w:hAnsi="Arial" w:cs="Arial"/>
+        </w:rPr>
+        <w:t xml:space="preserve"> </w:t>
+      </w:r>
+      <w:proofErr w:type="spellStart"/>
+      <w:r>
+        <w:rPr>
+          <w:rFonts w:ascii="Arial" w:hAnsi="Arial" w:cs="Arial"/>
+        </w:rPr>
+        <w:t>WireMock</w:t>
+      </w:r>
+      <w:proofErr w:type="spellEnd"/>
+    </w:p>
+    <w:p>
+      <w:pPr>
+        <w:pStyle w:val="NormalWeb"/>
+        <w:rPr>
+          <w:rFonts w:ascii="Arial" w:hAnsi="Arial" w:cs="Arial"/>
+        </w:rPr>
+      </w:pPr>
+      <w:r>
+        <w:rPr>
+          <w:rFonts w:ascii="Arial" w:hAnsi="Arial" w:cs="Arial"/>
+        </w:rPr>
+        <w:br/>
+      </w:r>
+      <w:proofErr w:type="spellStart"/>
+      <w:r>
+        <w:rPr>
+          <w:rFonts w:ascii="Arial" w:hAnsi="Arial" w:cs="Arial"/>
+        </w:rPr>
+        <w:t>WireMock</w:t>
+      </w:r>
+      <w:proofErr w:type="spellEnd"/>
+      <w:r>
+        <w:rPr>
+          <w:rFonts w:ascii="Arial" w:hAnsi="Arial" w:cs="Arial"/>
+        </w:rPr>
+        <w:t xml:space="preserve"> is a tool used to mock HTTP services, allowing you to simulate external APIs and test your application without depending on real remote services.</w:t>
+      </w:r>
+    </w:p>
+    <w:p>
+      <w:pPr>
+        <w:pStyle w:val="NormalWeb"/>
+        <w:numPr>
+          <w:ilvl w:val="0"/>
+          <w:numId w:val="2"/>
+        </w:numPr>
+        <w:rPr>
+          <w:rFonts w:ascii="Arial" w:hAnsi="Arial" w:cs="Arial"/>
+        </w:rPr>
+      </w:pPr>
+      <w:r>
+        <w:rPr>
+          <w:rFonts w:ascii="Arial" w:hAnsi="Arial" w:cs="Arial"/>
+        </w:rPr>
+        <w:t xml:space="preserve">Add the </w:t>
+      </w:r>
+      <w:proofErr w:type="spellStart"/>
+      <w:r>
+        <w:rPr>
+          <w:rFonts w:ascii="Arial" w:hAnsi="Arial" w:cs="Arial"/>
+        </w:rPr>
+        <w:t>WireMock</w:t>
+      </w:r>
+      <w:proofErr w:type="spellEnd"/>
+      <w:r>
+        <w:rPr>
+          <w:rFonts w:ascii="Arial" w:hAnsi="Arial" w:cs="Arial"/>
+        </w:rPr>
+        <w:t xml:space="preserve"> dependency to your</w:t>
+      </w:r>
+      <w:r>
+        <w:rPr>
+          <w:rFonts w:ascii="Arial" w:hAnsi="Arial" w:cs="Arial"/>
+        </w:rPr>
+        <w:t xml:space="preserve"> project (order-related module)</w:t>
+      </w:r>
+      <w:r>
+        <w:rPr>
+          <w:rFonts w:ascii="Arial" w:hAnsi="Arial" w:cs="Arial"/>
+        </w:rPr>
+        <w:br/>
+      </w:r>
+      <w:r>
+        <w:rPr>
+          <w:rFonts w:ascii="Arial" w:hAnsi="Arial" w:cs="Arial"/>
+        </w:rPr>
+        <w:t>(</w:t>
+      </w:r>
+      <w:r>
+        <w:rPr>
+          <w:rFonts w:ascii="Arial" w:hAnsi="Arial" w:cs="Arial"/>
+        </w:rPr>
+        <w:t>spring-cloud-starter-contract-stub-runner</w:t>
+      </w:r>
+      <w:r>
+        <w:rPr>
+          <w:rFonts w:ascii="Arial" w:hAnsi="Arial" w:cs="Arial"/>
+        </w:rPr>
+        <w:t>)</w:t>
+      </w:r>
+    </w:p>
+    <w:p>
+      <w:pPr>
+        <w:pStyle w:val="NormalWeb"/>
+        <w:numPr>
+          <w:ilvl w:val="0"/>
+          <w:numId w:val="2"/>
+        </w:numPr>
+        <w:rPr>
+          <w:rFonts w:ascii="Arial" w:hAnsi="Arial" w:cs="Arial"/>
+        </w:rPr>
+      </w:pPr>
+      <w:r>
+        <w:rPr>
+          <w:rFonts w:ascii="Arial" w:hAnsi="Arial" w:cs="Arial"/>
+        </w:rPr>
+        <w:t xml:space="preserve">Use the </w:t>
+      </w:r>
+      <w:r>
+        <w:rPr>
+          <w:rStyle w:val="CdigoHTML"/>
+          <w:rFonts w:ascii="Arial" w:hAnsi="Arial" w:cs="Arial"/>
+          <w:sz w:val="24"/>
+          <w:szCs w:val="24"/>
+        </w:rPr>
+        <w:t>@</w:t>
+      </w:r>
+      <w:proofErr w:type="spellStart"/>
+      <w:proofErr w:type="gramStart"/>
+      <w:r>
+        <w:rPr>
+          <w:rStyle w:val="CdigoHTML"/>
+          <w:rFonts w:ascii="Arial" w:hAnsi="Arial" w:cs="Arial"/>
+          <w:sz w:val="24"/>
+          <w:szCs w:val="24"/>
+        </w:rPr>
+        <w:t>AutoConfigureWireMock</w:t>
+      </w:r>
+      <w:proofErr w:type="spellEnd"/>
+      <w:r>
+        <w:rPr>
+          <w:rStyle w:val="CdigoHTML"/>
+          <w:rFonts w:ascii="Arial" w:hAnsi="Arial" w:cs="Arial"/>
+          <w:sz w:val="24"/>
+          <w:szCs w:val="24"/>
+        </w:rPr>
+        <w:t>(</w:t>
+      </w:r>
+      <w:proofErr w:type="gramEnd"/>
+      <w:r>
+        <w:rPr>
+          <w:rStyle w:val="CdigoHTML"/>
+          <w:rFonts w:ascii="Arial" w:hAnsi="Arial" w:cs="Arial"/>
+          <w:sz w:val="24"/>
+          <w:szCs w:val="24"/>
+        </w:rPr>
+        <w:t>port = ...)</w:t>
+      </w:r>
+      <w:r>
+        <w:rPr>
+          <w:rFonts w:ascii="Arial" w:hAnsi="Arial" w:cs="Arial"/>
+        </w:rPr>
+        <w:t xml:space="preserve"> annotation to configure </w:t>
+      </w:r>
+      <w:proofErr w:type="spellStart"/>
+      <w:r>
+        <w:rPr>
+          <w:rFonts w:ascii="Arial" w:hAnsi="Arial" w:cs="Arial"/>
+        </w:rPr>
+        <w:t>WireMock</w:t>
+      </w:r>
+      <w:proofErr w:type="spellEnd"/>
+      <w:r>
+        <w:rPr>
+          <w:rFonts w:ascii="Arial" w:hAnsi="Arial" w:cs="Arial"/>
+        </w:rPr>
+        <w:t xml:space="preserve"> on a specified port for integration testing.</w:t>
+      </w:r>
+    </w:p>
+    <w:p>
+      <w:pPr>
+        <w:pStyle w:val="NormalWeb"/>
+        <w:ind w:left="720"/>
+        <w:rPr>
+          <w:rFonts w:ascii="Arial" w:hAnsi="Arial" w:cs="Arial"/>
+        </w:rPr>
+      </w:pPr>
+    </w:p>
+    <w:p>
+      <w:pPr>
+        <w:rPr>
+          <w:rFonts w:ascii="Arial" w:hAnsi="Arial" w:cs="Arial"/>
+          <w:sz w:val="24"/>
+          <w:szCs w:val="24"/>
+        </w:rPr>
+      </w:pPr>
+      <w:r>
+        <w:rPr>
+          <w:rFonts w:ascii="Arial" w:hAnsi="Arial" w:cs="Arial"/>
+          <w:color w:val="2E74B5" w:themeColor="accent1" w:themeShade="BF"/>
+          <w:sz w:val="32"/>
+          <w:szCs w:val="32"/>
+        </w:rPr>
+        <w:t>5 - API Gateway</w:t>
+      </w:r>
+      <w:r>
+        <w:rPr>
+          <w:rFonts w:ascii="Arial" w:hAnsi="Arial" w:cs="Arial"/>
+        </w:rPr>
+        <w:br/>
+      </w:r>
+      <w:r>
+        <w:rPr>
+          <w:rFonts w:ascii="Arial" w:hAnsi="Arial" w:cs="Arial"/>
+        </w:rPr>
+        <w:br/>
+      </w:r>
+      <w:r>
+        <w:rPr>
+          <w:rFonts w:ascii="Arial" w:hAnsi="Arial" w:cs="Arial"/>
+          <w:sz w:val="24"/>
+          <w:szCs w:val="24"/>
+        </w:rPr>
+        <w:t xml:space="preserve">An API Gateway is a server that acts as a single entry point for all client requests to a system made up of multiple services (usually </w:t>
+      </w:r>
+      <w:proofErr w:type="spellStart"/>
+      <w:r>
+        <w:rPr>
+          <w:rFonts w:ascii="Arial" w:hAnsi="Arial" w:cs="Arial"/>
+          <w:sz w:val="24"/>
+          <w:szCs w:val="24"/>
+        </w:rPr>
+        <w:t>microservices</w:t>
+      </w:r>
+      <w:proofErr w:type="spellEnd"/>
+      <w:r>
+        <w:rPr>
+          <w:rFonts w:ascii="Arial" w:hAnsi="Arial" w:cs="Arial"/>
+          <w:sz w:val="24"/>
+          <w:szCs w:val="24"/>
+        </w:rPr>
+        <w:t>). It receives the requests, forwards them to the correct service, and returns the response back to the client.</w:t>
+      </w:r>
+      <w:r>
+        <w:rPr>
+          <w:rFonts w:ascii="Arial" w:hAnsi="Arial" w:cs="Arial"/>
+          <w:sz w:val="24"/>
+          <w:szCs w:val="24"/>
+        </w:rPr>
+        <w:br/>
+      </w:r>
+      <w:r>
+        <w:rPr>
+          <w:rFonts w:ascii="Arial" w:hAnsi="Arial" w:cs="Arial"/>
+          <w:sz w:val="24"/>
+          <w:szCs w:val="24"/>
+        </w:rPr>
+        <w:br/>
+      </w:r>
+      <w:r>
+        <w:rPr>
+          <w:rFonts w:ascii="Arial" w:hAnsi="Arial" w:cs="Arial"/>
+          <w:sz w:val="24"/>
+          <w:szCs w:val="24"/>
+        </w:rPr>
+        <w:br/>
+      </w:r>
+      <w:r>
+        <w:rPr>
+          <w:rFonts w:ascii="Arial" w:hAnsi="Arial" w:cs="Arial"/>
+          <w:sz w:val="24"/>
+          <w:szCs w:val="24"/>
+        </w:rPr>
+        <w:br/>
+      </w:r>
+      <w:r>
+        <w:rPr>
+          <w:rFonts w:ascii="Arial" w:hAnsi="Arial" w:cs="Arial"/>
+          <w:sz w:val="24"/>
+          <w:szCs w:val="24"/>
+        </w:rPr>
+        <w:br/>
+      </w:r>
+      <w:r>
+        <w:rPr>
+          <w:rFonts w:ascii="Arial" w:hAnsi="Arial" w:cs="Arial"/>
+          <w:sz w:val="24"/>
+          <w:szCs w:val="24"/>
+        </w:rPr>
+        <w:br/>
+      </w:r>
+      <w:r>
+        <w:rPr>
+          <w:rFonts w:ascii="Arial" w:hAnsi="Arial" w:cs="Arial"/>
+          <w:sz w:val="24"/>
+          <w:szCs w:val="24"/>
+        </w:rPr>
+        <w:lastRenderedPageBreak/>
+        <w:t xml:space="preserve">Dependency: </w:t>
+      </w:r>
+      <w:r>
+        <w:rPr>
+          <w:rFonts w:ascii="Arial" w:hAnsi="Arial" w:cs="Arial"/>
+          <w:sz w:val="24"/>
+          <w:szCs w:val="24"/>
+        </w:rPr>
+        <w:br/>
+      </w:r>
+      <w:bookmarkStart w:id="0" w:name="_GoBack"/>
+      <w:bookmarkEnd w:id="0"/>
+      <w:r>
+        <w:rPr>
+          <w:rFonts w:ascii="Arial" w:hAnsi="Arial" w:cs="Arial"/>
+          <w:sz w:val="24"/>
+          <w:szCs w:val="24"/>
+        </w:rPr>
+        <w:br/>
+      </w:r>
+      <w:r>
+        <w:rPr>
+          <w:rFonts w:ascii="Arial" w:hAnsi="Arial" w:cs="Arial"/>
+          <w:sz w:val="24"/>
+          <w:szCs w:val="24"/>
+        </w:rPr>
+        <w:drawing>
+          <wp:inline distT="0" distB="0" distL="0" distR="0" wp14:anchorId="06F545B7" wp14:editId="24235D18">
+            <wp:extent cx="4982270" cy="1000265"/>
+            <wp:effectExtent l="0" t="0" r="0" b="9525"/>
+            <wp:docPr id="5" name="Imagen 5"/>
+            <wp:cNvGraphicFramePr>
+              <a:graphicFrameLocks xmlns:a="http://schemas.openxmlformats.org/drawingml/2006/main" noChangeAspect="1"/>
+            </wp:cNvGraphicFramePr>
+            <a:graphic xmlns:a="http://schemas.openxmlformats.org/drawingml/2006/main">
+              <a:graphicData uri="http://schemas.openxmlformats.org/drawingml/2006/picture">
+                <pic:pic xmlns:pic="http://schemas.openxmlformats.org/drawingml/2006/picture">
+                  <pic:nvPicPr>
+                    <pic:cNvPr id="1" name=""/>
+                    <pic:cNvPicPr/>
+                  </pic:nvPicPr>
+                  <pic:blipFill>
+                    <a:blip r:embed="rId11"/>
+                    <a:stretch>
+                      <a:fillRect/>
+                    </a:stretch>
+                  </pic:blipFill>
+                  <pic:spPr>
+                    <a:xfrm>
+                      <a:off x="0" y="0"/>
+                      <a:ext cx="4982270" cy="1000265"/>
+                    </a:xfrm>
+                    <a:prstGeom prst="rect">
+                      <a:avLst/>
+                    </a:prstGeom>
+                  </pic:spPr>
+                </pic:pic>
+              </a:graphicData>
+            </a:graphic>
+          </wp:inline>
+        </w:drawing>
+      </w:r>
+      <w:r>
+        <w:rPr>
+          <w:rFonts w:ascii="Arial" w:hAnsi="Arial" w:cs="Arial"/>
+          <w:sz w:val="24"/>
+          <w:szCs w:val="24"/>
+        </w:rPr>
+        <w:br/>
+      </w:r>
+      <w:r>
+        <w:rPr>
+          <w:rFonts w:ascii="Arial" w:hAnsi="Arial" w:cs="Arial"/>
+          <w:sz w:val="24"/>
+          <w:szCs w:val="24"/>
+        </w:rPr>
+        <w:br/>
+      </w:r>
+      <w:r>
+        <w:rPr>
+          <w:rFonts w:ascii="Segoe UI Symbol" w:hAnsi="Segoe UI Symbol" w:cs="Segoe UI Symbol"/>
+          <w:sz w:val="24"/>
+          <w:szCs w:val="24"/>
+        </w:rPr>
+        <w:t>✅</w:t>
+      </w:r>
+      <w:r>
+        <w:rPr>
+          <w:rFonts w:ascii="Arial" w:hAnsi="Arial" w:cs="Arial"/>
+          <w:sz w:val="24"/>
+          <w:szCs w:val="24"/>
+        </w:rPr>
+        <w:t xml:space="preserve"> Benefits:</w:t>
+      </w:r>
+    </w:p>
+    <w:p>
+      <w:pPr>
+        <w:rPr>
+          <w:rFonts w:ascii="Arial" w:hAnsi="Arial" w:cs="Arial"/>
+          <w:sz w:val="24"/>
+          <w:szCs w:val="24"/>
+        </w:rPr>
+      </w:pPr>
+      <w:r>
+        <w:rPr>
+          <w:rStyle w:val="Textoennegrita"/>
+          <w:rFonts w:ascii="Arial" w:hAnsi="Arial" w:cs="Arial"/>
+          <w:sz w:val="24"/>
+          <w:szCs w:val="24"/>
+        </w:rPr>
+        <w:t>Centralized entry point</w:t>
+      </w:r>
+      <w:r>
+        <w:rPr>
+          <w:rFonts w:ascii="Arial" w:hAnsi="Arial" w:cs="Arial"/>
+          <w:sz w:val="24"/>
+          <w:szCs w:val="24"/>
+        </w:rPr>
+        <w:t xml:space="preserve"> – Simplifies how clients access the system.</w:t>
+      </w:r>
+    </w:p>
+    <w:p>
+      <w:pPr>
+        <w:rPr>
+          <w:rFonts w:ascii="Arial" w:hAnsi="Arial" w:cs="Arial"/>
+          <w:sz w:val="24"/>
+          <w:szCs w:val="24"/>
+        </w:rPr>
+      </w:pPr>
+      <w:r>
+        <w:rPr>
+          <w:rStyle w:val="Textoennegrita"/>
+          <w:rFonts w:ascii="Arial" w:hAnsi="Arial" w:cs="Arial"/>
+          <w:sz w:val="24"/>
+          <w:szCs w:val="24"/>
+        </w:rPr>
+        <w:t>Security and monitoring</w:t>
+      </w:r>
+      <w:r>
+        <w:rPr>
+          <w:rFonts w:ascii="Arial" w:hAnsi="Arial" w:cs="Arial"/>
+          <w:sz w:val="24"/>
+          <w:szCs w:val="24"/>
+        </w:rPr>
+        <w:t xml:space="preserve"> – Easier to implement authentication, rate limiting, and logging.</w:t>
+      </w:r>
+    </w:p>
+    <w:p>
+      <w:pPr>
+        <w:rPr>
+          <w:rFonts w:ascii="Arial" w:hAnsi="Arial" w:cs="Arial"/>
+          <w:sz w:val="24"/>
+          <w:szCs w:val="24"/>
+        </w:rPr>
+      </w:pPr>
+      <w:r>
+        <w:rPr>
+          <w:rStyle w:val="Textoennegrita"/>
+          <w:rFonts w:ascii="Arial" w:hAnsi="Arial" w:cs="Arial"/>
+          <w:sz w:val="24"/>
+          <w:szCs w:val="24"/>
+        </w:rPr>
+        <w:t>Request routing</w:t>
+      </w:r>
+      <w:r>
+        <w:rPr>
+          <w:rFonts w:ascii="Arial" w:hAnsi="Arial" w:cs="Arial"/>
+          <w:sz w:val="24"/>
+          <w:szCs w:val="24"/>
+        </w:rPr>
+        <w:t xml:space="preserve"> – Routes traffic to the right service based on URL, method, etc.</w:t>
+      </w:r>
+    </w:p>
+    <w:p>
+      <w:pPr>
+        <w:rPr>
+          <w:rFonts w:ascii="Arial" w:hAnsi="Arial" w:cs="Arial"/>
+          <w:sz w:val="24"/>
+          <w:szCs w:val="24"/>
+        </w:rPr>
+      </w:pPr>
+      <w:r>
+        <w:rPr>
+          <w:rStyle w:val="Textoennegrita"/>
+          <w:rFonts w:ascii="Arial" w:hAnsi="Arial" w:cs="Arial"/>
+          <w:sz w:val="24"/>
+          <w:szCs w:val="24"/>
+        </w:rPr>
+        <w:t>Reduces client complexity</w:t>
+      </w:r>
+      <w:r>
+        <w:rPr>
+          <w:rFonts w:ascii="Arial" w:hAnsi="Arial" w:cs="Arial"/>
+          <w:sz w:val="24"/>
+          <w:szCs w:val="24"/>
+        </w:rPr>
+        <w:t xml:space="preserve"> – Clients don’t need to know about service locations.</w:t>
+      </w:r>
+    </w:p>
+    <w:p>
+      <w:pPr>
+        <w:rPr>
+          <w:rFonts w:ascii="Arial" w:hAnsi="Arial" w:cs="Arial"/>
+          <w:sz w:val="24"/>
+          <w:szCs w:val="24"/>
+        </w:rPr>
+      </w:pPr>
+      <w:r>
+        <w:rPr>
+          <w:rStyle w:val="Textoennegrita"/>
+          <w:rFonts w:ascii="Arial" w:hAnsi="Arial" w:cs="Arial"/>
+          <w:sz w:val="24"/>
+          <w:szCs w:val="24"/>
+        </w:rPr>
+        <w:t>Request aggregation</w:t>
+      </w:r>
+      <w:r>
+        <w:rPr>
+          <w:rFonts w:ascii="Arial" w:hAnsi="Arial" w:cs="Arial"/>
+          <w:sz w:val="24"/>
+          <w:szCs w:val="24"/>
+        </w:rPr>
+        <w:t xml:space="preserve"> – Combines multiple service calls into one response.</w:t>
+      </w:r>
+    </w:p>
+    <w:p>
+      <w:pPr>
+        <w:rPr>
+          <w:rFonts w:ascii="Arial" w:hAnsi="Arial" w:cs="Arial"/>
+          <w:sz w:val="24"/>
+          <w:szCs w:val="24"/>
+        </w:rPr>
+      </w:pPr>
+      <w:r>
+        <w:rPr>
+          <w:rFonts w:ascii="Arial" w:hAnsi="Arial" w:cs="Arial"/>
+          <w:sz w:val="24"/>
+          <w:szCs w:val="24"/>
+        </w:rPr>
+        <w:pict>
+          <v:rect id="_x0000_i1025" style="width:0;height:1.5pt" o:hralign="center" o:hrstd="t" o:hr="t" fillcolor="#a0a0a0" stroked="f"/>
+        </w:pict>
+      </w:r>
+    </w:p>
+    <w:p>
+      <w:pPr>
+        <w:rPr>
+          <w:rFonts w:ascii="Arial" w:hAnsi="Arial" w:cs="Arial"/>
+          <w:sz w:val="24"/>
+          <w:szCs w:val="24"/>
+        </w:rPr>
+      </w:pPr>
+      <w:r>
+        <w:rPr>
+          <w:rFonts w:ascii="Segoe UI Symbol" w:hAnsi="Segoe UI Symbol" w:cs="Segoe UI Symbol"/>
+          <w:sz w:val="24"/>
+          <w:szCs w:val="24"/>
+        </w:rPr>
+        <w:t>❌</w:t>
+      </w:r>
+      <w:r>
+        <w:rPr>
+          <w:rFonts w:ascii="Arial" w:hAnsi="Arial" w:cs="Arial"/>
+          <w:sz w:val="24"/>
+          <w:szCs w:val="24"/>
+        </w:rPr>
+        <w:t xml:space="preserve"> </w:t>
+      </w:r>
+      <w:r>
+        <w:rPr>
+          <w:rStyle w:val="Textoennegrita"/>
+          <w:rFonts w:ascii="Arial" w:hAnsi="Arial" w:cs="Arial"/>
+          <w:b w:val="0"/>
+          <w:bCs w:val="0"/>
+          <w:sz w:val="24"/>
+          <w:szCs w:val="24"/>
+        </w:rPr>
+        <w:t>Drawbacks:</w:t>
+      </w:r>
+    </w:p>
+    <w:p>
+      <w:pPr>
+        <w:rPr>
+          <w:rFonts w:ascii="Arial" w:hAnsi="Arial" w:cs="Arial"/>
+          <w:sz w:val="24"/>
+          <w:szCs w:val="24"/>
+        </w:rPr>
+      </w:pPr>
+      <w:r>
+        <w:rPr>
+          <w:rStyle w:val="Textoennegrita"/>
+          <w:rFonts w:ascii="Arial" w:hAnsi="Arial" w:cs="Arial"/>
+          <w:sz w:val="24"/>
+          <w:szCs w:val="24"/>
+        </w:rPr>
+        <w:t>Single point of failure</w:t>
+      </w:r>
+      <w:r>
+        <w:rPr>
+          <w:rFonts w:ascii="Arial" w:hAnsi="Arial" w:cs="Arial"/>
+          <w:sz w:val="24"/>
+          <w:szCs w:val="24"/>
+        </w:rPr>
+        <w:t xml:space="preserve"> – If the gateway goes down, the whole system may become unreachable.</w:t>
+      </w:r>
+    </w:p>
+    <w:p>
+      <w:pPr>
+        <w:rPr>
+          <w:rFonts w:ascii="Arial" w:hAnsi="Arial" w:cs="Arial"/>
+          <w:sz w:val="24"/>
+          <w:szCs w:val="24"/>
+        </w:rPr>
+      </w:pPr>
+      <w:r>
+        <w:rPr>
+          <w:rStyle w:val="Textoennegrita"/>
+          <w:rFonts w:ascii="Arial" w:hAnsi="Arial" w:cs="Arial"/>
+          <w:sz w:val="24"/>
+          <w:szCs w:val="24"/>
+        </w:rPr>
+        <w:t>Increased latency</w:t>
+      </w:r>
+      <w:r>
+        <w:rPr>
+          <w:rFonts w:ascii="Arial" w:hAnsi="Arial" w:cs="Arial"/>
+          <w:sz w:val="24"/>
+          <w:szCs w:val="24"/>
+        </w:rPr>
+        <w:t xml:space="preserve"> – Adds an extra network hop between the client and services.</w:t>
+      </w:r>
+    </w:p>
+    <w:p>
+      <w:pPr>
+        <w:rPr>
+          <w:rFonts w:ascii="Arial" w:hAnsi="Arial" w:cs="Arial"/>
+          <w:sz w:val="24"/>
+          <w:szCs w:val="24"/>
+        </w:rPr>
+      </w:pPr>
+      <w:r>
+        <w:rPr>
+          <w:rStyle w:val="Textoennegrita"/>
+          <w:rFonts w:ascii="Arial" w:hAnsi="Arial" w:cs="Arial"/>
+          <w:sz w:val="24"/>
+          <w:szCs w:val="24"/>
+        </w:rPr>
+        <w:t>Complex configuration</w:t>
+      </w:r>
+      <w:r>
+        <w:rPr>
+          <w:rFonts w:ascii="Arial" w:hAnsi="Arial" w:cs="Arial"/>
+          <w:sz w:val="24"/>
+          <w:szCs w:val="24"/>
+        </w:rPr>
+        <w:t xml:space="preserve"> – Routing rules and policies can grow complex over time.</w:t>
+      </w:r>
+    </w:p>
+    <w:p>
+      <w:pPr>
+        <w:rPr>
+          <w:rFonts w:ascii="Arial" w:hAnsi="Arial" w:cs="Arial"/>
+          <w:sz w:val="24"/>
+          <w:szCs w:val="24"/>
+        </w:rPr>
+      </w:pPr>
+      <w:r>
+        <w:rPr>
+          <w:rStyle w:val="Textoennegrita"/>
+          <w:rFonts w:ascii="Arial" w:hAnsi="Arial" w:cs="Arial"/>
+          <w:sz w:val="24"/>
+          <w:szCs w:val="24"/>
+        </w:rPr>
+        <w:t>Scalability needed</w:t>
+      </w:r>
+      <w:r>
+        <w:rPr>
+          <w:rFonts w:ascii="Arial" w:hAnsi="Arial" w:cs="Arial"/>
+          <w:sz w:val="24"/>
+          <w:szCs w:val="24"/>
+        </w:rPr>
+        <w:t xml:space="preserve"> – The gateway must handle all traffic, so it must be well-scaled.</w:t>
+      </w:r>
+    </w:p>
+    <w:p>
+      <w:pPr>
+        <w:rPr>
+          <w:rFonts w:ascii="Arial" w:hAnsi="Arial" w:cs="Arial"/>
+          <w:sz w:val="24"/>
+          <w:szCs w:val="24"/>
+        </w:rPr>
+      </w:pPr>
     </w:p>
     <w:sectPr>
       <w:pgSz w:w="11906" w:h="16838"/>
@@ -2013,6 +2727,155 @@
 <file path=word/numbering.xml><?xml version="1.0" encoding="utf-8"?>
 <w:numbering xmlns:wpc="http://schemas.microsoft.com/office/word/2010/wordprocessingCanvas" xmlns:cx="http://schemas.microsoft.com/office/drawing/2014/chartex" xmlns:mc="http://schemas.openxmlformats.org/markup-compatibility/2006" xmlns:o="urn:schemas-microsoft-com:office:office" xmlns:r="http://schemas.openxmlformats.org/officeDocument/2006/relationships" xmlns:m="http://schemas.openxmlformats.org/officeDocument/2006/math" xmlns:v="urn:schemas-microsoft-com:vml" xmlns:wp14="http://schemas.microsoft.com/office/word/2010/wordprocessingDrawing" xmlns:wp="http://schemas.openxmlformats.org/drawingml/2006/wordprocessingDrawing" xmlns:w10="urn:schemas-microsoft-com:office:word" xmlns:w="http://schemas.openxmlformats.org/wordprocessingml/2006/main" xmlns:w14="http://schemas.microsoft.com/office/word/2010/wordml" xmlns:w15="http://schemas.microsoft.com/office/word/2012/wordml" xmlns:w16se="http://schemas.microsoft.com/office/word/2015/wordml/symex" xmlns:wpg="http://schemas.microsoft.com/office/word/2010/wordprocessingGroup" xmlns:wpi="http://schemas.microsoft.com/office/word/2010/wordprocessingInk" xmlns:wne="http://schemas.microsoft.com/office/word/2006/wordml" xmlns:wps="http://schemas.microsoft.com/office/word/2010/wordprocessingShape" mc:Ignorable="w14 w15 w16se wp14">
   <w:abstractNum w:abstractNumId="0" w15:restartNumberingAfterBreak="0">
+    <w:nsid w:val="0AE77DA4"/>
+    <w:multiLevelType w:val="multilevel"/>
+    <w:tmpl w:val="9FD4F944"/>
+    <w:lvl w:ilvl="0">
+      <w:start w:val="1"/>
+      <w:numFmt w:val="bullet"/>
+      <w:lvlText w:val=""/>
+      <w:lvlJc w:val="left"/>
+      <w:pPr>
+        <w:tabs>
+          <w:tab w:val="num" w:pos="720"/>
+        </w:tabs>
+        <w:ind w:left="720" w:hanging="360"/>
+      </w:pPr>
+      <w:rPr>
+        <w:rFonts w:ascii="Symbol" w:hAnsi="Symbol" w:hint="default"/>
+        <w:sz w:val="20"/>
+      </w:rPr>
+    </w:lvl>
+    <w:lvl w:ilvl="1" w:tentative="1">
+      <w:start w:val="1"/>
+      <w:numFmt w:val="bullet"/>
+      <w:lvlText w:val="o"/>
+      <w:lvlJc w:val="left"/>
+      <w:pPr>
+        <w:tabs>
+          <w:tab w:val="num" w:pos="1440"/>
+        </w:tabs>
+        <w:ind w:left="1440" w:hanging="360"/>
+      </w:pPr>
+      <w:rPr>
+        <w:rFonts w:ascii="Courier New" w:hAnsi="Courier New" w:hint="default"/>
+        <w:sz w:val="20"/>
+      </w:rPr>
+    </w:lvl>
+    <w:lvl w:ilvl="2" w:tentative="1">
+      <w:start w:val="1"/>
+      <w:numFmt w:val="bullet"/>
+      <w:lvlText w:val=""/>
+      <w:lvlJc w:val="left"/>
+      <w:pPr>
+        <w:tabs>
+          <w:tab w:val="num" w:pos="2160"/>
+        </w:tabs>
+        <w:ind w:left="2160" w:hanging="360"/>
+      </w:pPr>
+      <w:rPr>
+        <w:rFonts w:ascii="Wingdings" w:hAnsi="Wingdings" w:hint="default"/>
+        <w:sz w:val="20"/>
+      </w:rPr>
+    </w:lvl>
+    <w:lvl w:ilvl="3" w:tentative="1">
+      <w:start w:val="1"/>
+      <w:numFmt w:val="bullet"/>
+      <w:lvlText w:val=""/>
+      <w:lvlJc w:val="left"/>
+      <w:pPr>
+        <w:tabs>
+          <w:tab w:val="num" w:pos="2880"/>
+        </w:tabs>
+        <w:ind w:left="2880" w:hanging="360"/>
+      </w:pPr>
+      <w:rPr>
+        <w:rFonts w:ascii="Wingdings" w:hAnsi="Wingdings" w:hint="default"/>
+        <w:sz w:val="20"/>
+      </w:rPr>
+    </w:lvl>
+    <w:lvl w:ilvl="4" w:tentative="1">
+      <w:start w:val="1"/>
+      <w:numFmt w:val="bullet"/>
+      <w:lvlText w:val=""/>
+      <w:lvlJc w:val="left"/>
+      <w:pPr>
+        <w:tabs>
+          <w:tab w:val="num" w:pos="3600"/>
+        </w:tabs>
+        <w:ind w:left="3600" w:hanging="360"/>
+      </w:pPr>
+      <w:rPr>
+        <w:rFonts w:ascii="Wingdings" w:hAnsi="Wingdings" w:hint="default"/>
+        <w:sz w:val="20"/>
+      </w:rPr>
+    </w:lvl>
+    <w:lvl w:ilvl="5" w:tentative="1">
+      <w:start w:val="1"/>
+      <w:numFmt w:val="bullet"/>
+      <w:lvlText w:val=""/>
+      <w:lvlJc w:val="left"/>
+      <w:pPr>
+        <w:tabs>
+          <w:tab w:val="num" w:pos="4320"/>
+        </w:tabs>
+        <w:ind w:left="4320" w:hanging="360"/>
+      </w:pPr>
+      <w:rPr>
+        <w:rFonts w:ascii="Wingdings" w:hAnsi="Wingdings" w:hint="default"/>
+        <w:sz w:val="20"/>
+      </w:rPr>
+    </w:lvl>
+    <w:lvl w:ilvl="6" w:tentative="1">
+      <w:start w:val="1"/>
+      <w:numFmt w:val="bullet"/>
+      <w:lvlText w:val=""/>
+      <w:lvlJc w:val="left"/>
+      <w:pPr>
+        <w:tabs>
+          <w:tab w:val="num" w:pos="5040"/>
+        </w:tabs>
+        <w:ind w:left="5040" w:hanging="360"/>
+      </w:pPr>
+      <w:rPr>
+        <w:rFonts w:ascii="Wingdings" w:hAnsi="Wingdings" w:hint="default"/>
+        <w:sz w:val="20"/>
+      </w:rPr>
+    </w:lvl>
+    <w:lvl w:ilvl="7" w:tentative="1">
+      <w:start w:val="1"/>
+      <w:numFmt w:val="bullet"/>
+      <w:lvlText w:val=""/>
+      <w:lvlJc w:val="left"/>
+      <w:pPr>
+        <w:tabs>
+          <w:tab w:val="num" w:pos="5760"/>
+        </w:tabs>
+        <w:ind w:left="5760" w:hanging="360"/>
+      </w:pPr>
+      <w:rPr>
+        <w:rFonts w:ascii="Wingdings" w:hAnsi="Wingdings" w:hint="default"/>
+        <w:sz w:val="20"/>
+      </w:rPr>
+    </w:lvl>
+    <w:lvl w:ilvl="8" w:tentative="1">
+      <w:start w:val="1"/>
+      <w:numFmt w:val="bullet"/>
+      <w:lvlText w:val=""/>
+      <w:lvlJc w:val="left"/>
+      <w:pPr>
+        <w:tabs>
+          <w:tab w:val="num" w:pos="6480"/>
+        </w:tabs>
+        <w:ind w:left="6480" w:hanging="360"/>
+      </w:pPr>
+      <w:rPr>
+        <w:rFonts w:ascii="Wingdings" w:hAnsi="Wingdings" w:hint="default"/>
+        <w:sz w:val="20"/>
+      </w:rPr>
+    </w:lvl>
+  </w:abstractNum>
+  <w:abstractNum w:abstractNumId="1" w15:restartNumberingAfterBreak="0">
     <w:nsid w:val="2E37335B"/>
     <w:multiLevelType w:val="hybridMultilevel"/>
     <w:tmpl w:val="AB78AD78"/>
@@ -2125,8 +2988,431 @@
       </w:rPr>
     </w:lvl>
   </w:abstractNum>
+  <w:abstractNum w:abstractNumId="2" w15:restartNumberingAfterBreak="0">
+    <w:nsid w:val="394C581D"/>
+    <w:multiLevelType w:val="multilevel"/>
+    <w:tmpl w:val="451A41C4"/>
+    <w:lvl w:ilvl="0">
+      <w:start w:val="1"/>
+      <w:numFmt w:val="bullet"/>
+      <w:lvlText w:val=""/>
+      <w:lvlJc w:val="left"/>
+      <w:pPr>
+        <w:tabs>
+          <w:tab w:val="num" w:pos="720"/>
+        </w:tabs>
+        <w:ind w:left="720" w:hanging="360"/>
+      </w:pPr>
+      <w:rPr>
+        <w:rFonts w:ascii="Symbol" w:hAnsi="Symbol" w:hint="default"/>
+        <w:sz w:val="20"/>
+      </w:rPr>
+    </w:lvl>
+    <w:lvl w:ilvl="1" w:tentative="1">
+      <w:start w:val="1"/>
+      <w:numFmt w:val="bullet"/>
+      <w:lvlText w:val="o"/>
+      <w:lvlJc w:val="left"/>
+      <w:pPr>
+        <w:tabs>
+          <w:tab w:val="num" w:pos="1440"/>
+        </w:tabs>
+        <w:ind w:left="1440" w:hanging="360"/>
+      </w:pPr>
+      <w:rPr>
+        <w:rFonts w:ascii="Courier New" w:hAnsi="Courier New" w:hint="default"/>
+        <w:sz w:val="20"/>
+      </w:rPr>
+    </w:lvl>
+    <w:lvl w:ilvl="2" w:tentative="1">
+      <w:start w:val="1"/>
+      <w:numFmt w:val="bullet"/>
+      <w:lvlText w:val=""/>
+      <w:lvlJc w:val="left"/>
+      <w:pPr>
+        <w:tabs>
+          <w:tab w:val="num" w:pos="2160"/>
+        </w:tabs>
+        <w:ind w:left="2160" w:hanging="360"/>
+      </w:pPr>
+      <w:rPr>
+        <w:rFonts w:ascii="Wingdings" w:hAnsi="Wingdings" w:hint="default"/>
+        <w:sz w:val="20"/>
+      </w:rPr>
+    </w:lvl>
+    <w:lvl w:ilvl="3" w:tentative="1">
+      <w:start w:val="1"/>
+      <w:numFmt w:val="bullet"/>
+      <w:lvlText w:val=""/>
+      <w:lvlJc w:val="left"/>
+      <w:pPr>
+        <w:tabs>
+          <w:tab w:val="num" w:pos="2880"/>
+        </w:tabs>
+        <w:ind w:left="2880" w:hanging="360"/>
+      </w:pPr>
+      <w:rPr>
+        <w:rFonts w:ascii="Wingdings" w:hAnsi="Wingdings" w:hint="default"/>
+        <w:sz w:val="20"/>
+      </w:rPr>
+    </w:lvl>
+    <w:lvl w:ilvl="4" w:tentative="1">
+      <w:start w:val="1"/>
+      <w:numFmt w:val="bullet"/>
+      <w:lvlText w:val=""/>
+      <w:lvlJc w:val="left"/>
+      <w:pPr>
+        <w:tabs>
+          <w:tab w:val="num" w:pos="3600"/>
+        </w:tabs>
+        <w:ind w:left="3600" w:hanging="360"/>
+      </w:pPr>
+      <w:rPr>
+        <w:rFonts w:ascii="Wingdings" w:hAnsi="Wingdings" w:hint="default"/>
+        <w:sz w:val="20"/>
+      </w:rPr>
+    </w:lvl>
+    <w:lvl w:ilvl="5" w:tentative="1">
+      <w:start w:val="1"/>
+      <w:numFmt w:val="bullet"/>
+      <w:lvlText w:val=""/>
+      <w:lvlJc w:val="left"/>
+      <w:pPr>
+        <w:tabs>
+          <w:tab w:val="num" w:pos="4320"/>
+        </w:tabs>
+        <w:ind w:left="4320" w:hanging="360"/>
+      </w:pPr>
+      <w:rPr>
+        <w:rFonts w:ascii="Wingdings" w:hAnsi="Wingdings" w:hint="default"/>
+        <w:sz w:val="20"/>
+      </w:rPr>
+    </w:lvl>
+    <w:lvl w:ilvl="6" w:tentative="1">
+      <w:start w:val="1"/>
+      <w:numFmt w:val="bullet"/>
+      <w:lvlText w:val=""/>
+      <w:lvlJc w:val="left"/>
+      <w:pPr>
+        <w:tabs>
+          <w:tab w:val="num" w:pos="5040"/>
+        </w:tabs>
+        <w:ind w:left="5040" w:hanging="360"/>
+      </w:pPr>
+      <w:rPr>
+        <w:rFonts w:ascii="Wingdings" w:hAnsi="Wingdings" w:hint="default"/>
+        <w:sz w:val="20"/>
+      </w:rPr>
+    </w:lvl>
+    <w:lvl w:ilvl="7" w:tentative="1">
+      <w:start w:val="1"/>
+      <w:numFmt w:val="bullet"/>
+      <w:lvlText w:val=""/>
+      <w:lvlJc w:val="left"/>
+      <w:pPr>
+        <w:tabs>
+          <w:tab w:val="num" w:pos="5760"/>
+        </w:tabs>
+        <w:ind w:left="5760" w:hanging="360"/>
+      </w:pPr>
+      <w:rPr>
+        <w:rFonts w:ascii="Wingdings" w:hAnsi="Wingdings" w:hint="default"/>
+        <w:sz w:val="20"/>
+      </w:rPr>
+    </w:lvl>
+    <w:lvl w:ilvl="8" w:tentative="1">
+      <w:start w:val="1"/>
+      <w:numFmt w:val="bullet"/>
+      <w:lvlText w:val=""/>
+      <w:lvlJc w:val="left"/>
+      <w:pPr>
+        <w:tabs>
+          <w:tab w:val="num" w:pos="6480"/>
+        </w:tabs>
+        <w:ind w:left="6480" w:hanging="360"/>
+      </w:pPr>
+      <w:rPr>
+        <w:rFonts w:ascii="Wingdings" w:hAnsi="Wingdings" w:hint="default"/>
+        <w:sz w:val="20"/>
+      </w:rPr>
+    </w:lvl>
+  </w:abstractNum>
+  <w:abstractNum w:abstractNumId="3" w15:restartNumberingAfterBreak="0">
+    <w:nsid w:val="3BE16CD4"/>
+    <w:multiLevelType w:val="multilevel"/>
+    <w:tmpl w:val="B130277A"/>
+    <w:lvl w:ilvl="0">
+      <w:start w:val="1"/>
+      <w:numFmt w:val="bullet"/>
+      <w:lvlText w:val=""/>
+      <w:lvlJc w:val="left"/>
+      <w:pPr>
+        <w:tabs>
+          <w:tab w:val="num" w:pos="720"/>
+        </w:tabs>
+        <w:ind w:left="720" w:hanging="360"/>
+      </w:pPr>
+      <w:rPr>
+        <w:rFonts w:ascii="Symbol" w:hAnsi="Symbol" w:hint="default"/>
+        <w:sz w:val="20"/>
+      </w:rPr>
+    </w:lvl>
+    <w:lvl w:ilvl="1" w:tentative="1">
+      <w:start w:val="1"/>
+      <w:numFmt w:val="bullet"/>
+      <w:lvlText w:val="o"/>
+      <w:lvlJc w:val="left"/>
+      <w:pPr>
+        <w:tabs>
+          <w:tab w:val="num" w:pos="1440"/>
+        </w:tabs>
+        <w:ind w:left="1440" w:hanging="360"/>
+      </w:pPr>
+      <w:rPr>
+        <w:rFonts w:ascii="Courier New" w:hAnsi="Courier New" w:hint="default"/>
+        <w:sz w:val="20"/>
+      </w:rPr>
+    </w:lvl>
+    <w:lvl w:ilvl="2" w:tentative="1">
+      <w:start w:val="1"/>
+      <w:numFmt w:val="bullet"/>
+      <w:lvlText w:val=""/>
+      <w:lvlJc w:val="left"/>
+      <w:pPr>
+        <w:tabs>
+          <w:tab w:val="num" w:pos="2160"/>
+        </w:tabs>
+        <w:ind w:left="2160" w:hanging="360"/>
+      </w:pPr>
+      <w:rPr>
+        <w:rFonts w:ascii="Wingdings" w:hAnsi="Wingdings" w:hint="default"/>
+        <w:sz w:val="20"/>
+      </w:rPr>
+    </w:lvl>
+    <w:lvl w:ilvl="3" w:tentative="1">
+      <w:start w:val="1"/>
+      <w:numFmt w:val="bullet"/>
+      <w:lvlText w:val=""/>
+      <w:lvlJc w:val="left"/>
+      <w:pPr>
+        <w:tabs>
+          <w:tab w:val="num" w:pos="2880"/>
+        </w:tabs>
+        <w:ind w:left="2880" w:hanging="360"/>
+      </w:pPr>
+      <w:rPr>
+        <w:rFonts w:ascii="Wingdings" w:hAnsi="Wingdings" w:hint="default"/>
+        <w:sz w:val="20"/>
+      </w:rPr>
+    </w:lvl>
+    <w:lvl w:ilvl="4" w:tentative="1">
+      <w:start w:val="1"/>
+      <w:numFmt w:val="bullet"/>
+      <w:lvlText w:val=""/>
+      <w:lvlJc w:val="left"/>
+      <w:pPr>
+        <w:tabs>
+          <w:tab w:val="num" w:pos="3600"/>
+        </w:tabs>
+        <w:ind w:left="3600" w:hanging="360"/>
+      </w:pPr>
+      <w:rPr>
+        <w:rFonts w:ascii="Wingdings" w:hAnsi="Wingdings" w:hint="default"/>
+        <w:sz w:val="20"/>
+      </w:rPr>
+    </w:lvl>
+    <w:lvl w:ilvl="5" w:tentative="1">
+      <w:start w:val="1"/>
+      <w:numFmt w:val="bullet"/>
+      <w:lvlText w:val=""/>
+      <w:lvlJc w:val="left"/>
+      <w:pPr>
+        <w:tabs>
+          <w:tab w:val="num" w:pos="4320"/>
+        </w:tabs>
+        <w:ind w:left="4320" w:hanging="360"/>
+      </w:pPr>
+      <w:rPr>
+        <w:rFonts w:ascii="Wingdings" w:hAnsi="Wingdings" w:hint="default"/>
+        <w:sz w:val="20"/>
+      </w:rPr>
+    </w:lvl>
+    <w:lvl w:ilvl="6" w:tentative="1">
+      <w:start w:val="1"/>
+      <w:numFmt w:val="bullet"/>
+      <w:lvlText w:val=""/>
+      <w:lvlJc w:val="left"/>
+      <w:pPr>
+        <w:tabs>
+          <w:tab w:val="num" w:pos="5040"/>
+        </w:tabs>
+        <w:ind w:left="5040" w:hanging="360"/>
+      </w:pPr>
+      <w:rPr>
+        <w:rFonts w:ascii="Wingdings" w:hAnsi="Wingdings" w:hint="default"/>
+        <w:sz w:val="20"/>
+      </w:rPr>
+    </w:lvl>
+    <w:lvl w:ilvl="7" w:tentative="1">
+      <w:start w:val="1"/>
+      <w:numFmt w:val="bullet"/>
+      <w:lvlText w:val=""/>
+      <w:lvlJc w:val="left"/>
+      <w:pPr>
+        <w:tabs>
+          <w:tab w:val="num" w:pos="5760"/>
+        </w:tabs>
+        <w:ind w:left="5760" w:hanging="360"/>
+      </w:pPr>
+      <w:rPr>
+        <w:rFonts w:ascii="Wingdings" w:hAnsi="Wingdings" w:hint="default"/>
+        <w:sz w:val="20"/>
+      </w:rPr>
+    </w:lvl>
+    <w:lvl w:ilvl="8" w:tentative="1">
+      <w:start w:val="1"/>
+      <w:numFmt w:val="bullet"/>
+      <w:lvlText w:val=""/>
+      <w:lvlJc w:val="left"/>
+      <w:pPr>
+        <w:tabs>
+          <w:tab w:val="num" w:pos="6480"/>
+        </w:tabs>
+        <w:ind w:left="6480" w:hanging="360"/>
+      </w:pPr>
+      <w:rPr>
+        <w:rFonts w:ascii="Wingdings" w:hAnsi="Wingdings" w:hint="default"/>
+        <w:sz w:val="20"/>
+      </w:rPr>
+    </w:lvl>
+  </w:abstractNum>
+  <w:abstractNum w:abstractNumId="4" w15:restartNumberingAfterBreak="0">
+    <w:nsid w:val="493078F9"/>
+    <w:multiLevelType w:val="multilevel"/>
+    <w:tmpl w:val="5D1EBC8A"/>
+    <w:lvl w:ilvl="0">
+      <w:start w:val="1"/>
+      <w:numFmt w:val="decimal"/>
+      <w:lvlText w:val="%1."/>
+      <w:lvlJc w:val="left"/>
+      <w:pPr>
+        <w:tabs>
+          <w:tab w:val="num" w:pos="720"/>
+        </w:tabs>
+        <w:ind w:left="720" w:hanging="360"/>
+      </w:pPr>
+    </w:lvl>
+    <w:lvl w:ilvl="1" w:tentative="1">
+      <w:start w:val="1"/>
+      <w:numFmt w:val="decimal"/>
+      <w:lvlText w:val="%2."/>
+      <w:lvlJc w:val="left"/>
+      <w:pPr>
+        <w:tabs>
+          <w:tab w:val="num" w:pos="1440"/>
+        </w:tabs>
+        <w:ind w:left="1440" w:hanging="360"/>
+      </w:pPr>
+    </w:lvl>
+    <w:lvl w:ilvl="2" w:tentative="1">
+      <w:start w:val="1"/>
+      <w:numFmt w:val="decimal"/>
+      <w:lvlText w:val="%3."/>
+      <w:lvlJc w:val="left"/>
+      <w:pPr>
+        <w:tabs>
+          <w:tab w:val="num" w:pos="2160"/>
+        </w:tabs>
+        <w:ind w:left="2160" w:hanging="360"/>
+      </w:pPr>
+    </w:lvl>
+    <w:lvl w:ilvl="3" w:tentative="1">
+      <w:start w:val="1"/>
+      <w:numFmt w:val="decimal"/>
+      <w:lvlText w:val="%4."/>
+      <w:lvlJc w:val="left"/>
+      <w:pPr>
+        <w:tabs>
+          <w:tab w:val="num" w:pos="2880"/>
+        </w:tabs>
+        <w:ind w:left="2880" w:hanging="360"/>
+      </w:pPr>
+    </w:lvl>
+    <w:lvl w:ilvl="4" w:tentative="1">
+      <w:start w:val="1"/>
+      <w:numFmt w:val="decimal"/>
+      <w:lvlText w:val="%5."/>
+      <w:lvlJc w:val="left"/>
+      <w:pPr>
+        <w:tabs>
+          <w:tab w:val="num" w:pos="3600"/>
+        </w:tabs>
+        <w:ind w:left="3600" w:hanging="360"/>
+      </w:pPr>
+    </w:lvl>
+    <w:lvl w:ilvl="5" w:tentative="1">
+      <w:start w:val="1"/>
+      <w:numFmt w:val="decimal"/>
+      <w:lvlText w:val="%6."/>
+      <w:lvlJc w:val="left"/>
+      <w:pPr>
+        <w:tabs>
+          <w:tab w:val="num" w:pos="4320"/>
+        </w:tabs>
+        <w:ind w:left="4320" w:hanging="360"/>
+      </w:pPr>
+    </w:lvl>
+    <w:lvl w:ilvl="6" w:tentative="1">
+      <w:start w:val="1"/>
+      <w:numFmt w:val="decimal"/>
+      <w:lvlText w:val="%7."/>
+      <w:lvlJc w:val="left"/>
+      <w:pPr>
+        <w:tabs>
+          <w:tab w:val="num" w:pos="5040"/>
+        </w:tabs>
+        <w:ind w:left="5040" w:hanging="360"/>
+      </w:pPr>
+    </w:lvl>
+    <w:lvl w:ilvl="7" w:tentative="1">
+      <w:start w:val="1"/>
+      <w:numFmt w:val="decimal"/>
+      <w:lvlText w:val="%8."/>
+      <w:lvlJc w:val="left"/>
+      <w:pPr>
+        <w:tabs>
+          <w:tab w:val="num" w:pos="5760"/>
+        </w:tabs>
+        <w:ind w:left="5760" w:hanging="360"/>
+      </w:pPr>
+    </w:lvl>
+    <w:lvl w:ilvl="8" w:tentative="1">
+      <w:start w:val="1"/>
+      <w:numFmt w:val="decimal"/>
+      <w:lvlText w:val="%9."/>
+      <w:lvlJc w:val="left"/>
+      <w:pPr>
+        <w:tabs>
+          <w:tab w:val="num" w:pos="6480"/>
+        </w:tabs>
+        <w:ind w:left="6480" w:hanging="360"/>
+      </w:pPr>
+    </w:lvl>
+  </w:abstractNum>
   <w:num w:numId="1">
+    <w:abstractNumId w:val="1"/>
+  </w:num>
+  <w:num w:numId="2">
+    <w:abstractNumId w:val="4"/>
+  </w:num>
+  <w:num w:numId="3">
     <w:abstractNumId w:val="0"/>
+  </w:num>
+  <w:num w:numId="4">
+    <w:abstractNumId w:val="2"/>
+  </w:num>
+  <w:num w:numId="5">
+    <w:abstractNumId w:val="3"/>
   </w:num>
 </w:numbering>
 </file>
@@ -2546,10 +3832,53 @@
       <w:szCs w:val="32"/>
     </w:rPr>
   </w:style>
+  <w:style w:type="paragraph" w:styleId="Ttulo2">
+    <w:name w:val="heading 2"/>
+    <w:basedOn w:val="Normal"/>
+    <w:next w:val="Normal"/>
+    <w:link w:val="Ttulo2Car"/>
+    <w:uiPriority w:val="9"/>
+    <w:unhideWhenUsed/>
+    <w:qFormat/>
+    <w:rsid w:val="002C3AAF"/>
+    <w:pPr>
+      <w:keepNext/>
+      <w:keepLines/>
+      <w:spacing w:before="40" w:after="0"/>
+      <w:outlineLvl w:val="1"/>
+    </w:pPr>
+    <w:rPr>
+      <w:rFonts w:asciiTheme="majorHAnsi" w:eastAsiaTheme="majorEastAsia" w:hAnsiTheme="majorHAnsi" w:cstheme="majorBidi"/>
+      <w:color w:val="2E74B5" w:themeColor="accent1" w:themeShade="BF"/>
+      <w:sz w:val="26"/>
+      <w:szCs w:val="26"/>
+    </w:rPr>
+  </w:style>
+  <w:style w:type="paragraph" w:styleId="Ttulo3">
+    <w:name w:val="heading 3"/>
+    <w:basedOn w:val="Normal"/>
+    <w:next w:val="Normal"/>
+    <w:link w:val="Ttulo3Car"/>
+    <w:uiPriority w:val="9"/>
+    <w:unhideWhenUsed/>
+    <w:qFormat/>
+    <w:rsid w:val="00152370"/>
+    <w:pPr>
+      <w:keepNext/>
+      <w:keepLines/>
+      <w:spacing w:before="40" w:after="0"/>
+      <w:outlineLvl w:val="2"/>
+    </w:pPr>
+    <w:rPr>
+      <w:rFonts w:asciiTheme="majorHAnsi" w:eastAsiaTheme="majorEastAsia" w:hAnsiTheme="majorHAnsi" w:cstheme="majorBidi"/>
+      <w:color w:val="1F4D78" w:themeColor="accent1" w:themeShade="7F"/>
+      <w:sz w:val="24"/>
+      <w:szCs w:val="24"/>
+    </w:rPr>
+  </w:style>
   <w:style w:type="character" w:default="1" w:styleId="Fuentedeprrafopredeter">
     <w:name w:val="Default Paragraph Font"/>
     <w:uiPriority w:val="1"/>
-    <w:semiHidden/>
     <w:unhideWhenUsed/>
   </w:style>
   <w:style w:type="table" w:default="1" w:styleId="Tablanormal">
@@ -2634,6 +3963,45 @@
       <w:ind w:left="720"/>
       <w:contextualSpacing/>
     </w:pPr>
+  </w:style>
+  <w:style w:type="character" w:styleId="CdigoHTML">
+    <w:name w:val="HTML Code"/>
+    <w:basedOn w:val="Fuentedeprrafopredeter"/>
+    <w:uiPriority w:val="99"/>
+    <w:semiHidden/>
+    <w:unhideWhenUsed/>
+    <w:rsid w:val="00326FFD"/>
+    <w:rPr>
+      <w:rFonts w:ascii="Courier New" w:eastAsia="Times New Roman" w:hAnsi="Courier New" w:cs="Courier New"/>
+      <w:sz w:val="20"/>
+      <w:szCs w:val="20"/>
+    </w:rPr>
+  </w:style>
+  <w:style w:type="character" w:customStyle="1" w:styleId="Ttulo3Car">
+    <w:name w:val="Título 3 Car"/>
+    <w:basedOn w:val="Fuentedeprrafopredeter"/>
+    <w:link w:val="Ttulo3"/>
+    <w:uiPriority w:val="9"/>
+    <w:rsid w:val="00152370"/>
+    <w:rPr>
+      <w:rFonts w:asciiTheme="majorHAnsi" w:eastAsiaTheme="majorEastAsia" w:hAnsiTheme="majorHAnsi" w:cstheme="majorBidi"/>
+      <w:color w:val="1F4D78" w:themeColor="accent1" w:themeShade="7F"/>
+      <w:sz w:val="24"/>
+      <w:szCs w:val="24"/>
+    </w:rPr>
+  </w:style>
+  <w:style w:type="character" w:customStyle="1" w:styleId="Ttulo2Car">
+    <w:name w:val="Título 2 Car"/>
+    <w:basedOn w:val="Fuentedeprrafopredeter"/>
+    <w:link w:val="Ttulo2"/>
+    <w:uiPriority w:val="9"/>
+    <w:rsid w:val="002C3AAF"/>
+    <w:rPr>
+      <w:rFonts w:asciiTheme="majorHAnsi" w:eastAsiaTheme="majorEastAsia" w:hAnsiTheme="majorHAnsi" w:cstheme="majorBidi"/>
+      <w:color w:val="2E74B5" w:themeColor="accent1" w:themeShade="BF"/>
+      <w:sz w:val="26"/>
+      <w:szCs w:val="26"/>
+    </w:rPr>
   </w:style>
 </w:styles>
 </file>

--- a/Documentación.docx
+++ b/Documentación.docx
@@ -1518,6 +1518,8 @@
         <w:rPr>
           <w:rFonts w:ascii="Arial" w:hAnsi="Arial" w:cs="Arial"/>
           <w:b/>
+          <w:noProof/>
+          <w:lang w:eastAsia="en-GB"/>
         </w:rPr>
         <w:drawing>
           <wp:inline distT="0" distB="0" distL="0" distR="0" wp14:anchorId="68EFB847" wp14:editId="667167A4">
@@ -2109,19 +2111,7 @@
         <w:rPr>
           <w:rFonts w:ascii="Arial" w:hAnsi="Arial" w:cs="Arial"/>
         </w:rPr>
-        <w:t>(</w:t>
-      </w:r>
-      <w:r>
-        <w:rPr>
-          <w:rFonts w:ascii="Arial" w:hAnsi="Arial" w:cs="Arial"/>
-        </w:rPr>
-        <w:t>spring-cloud-starter-contract-stub-runner</w:t>
-      </w:r>
-      <w:r>
-        <w:rPr>
-          <w:rFonts w:ascii="Arial" w:hAnsi="Arial" w:cs="Arial"/>
-        </w:rPr>
-        <w:t>)</w:t>
+        <w:t>(spring-cloud-starter-contract-stub-runner)</w:t>
       </w:r>
     </w:p>
     <w:p>
@@ -2204,45 +2194,24 @@
     </w:p>
     <w:p>
       <w:pPr>
-        <w:pStyle w:val="NormalWeb"/>
-        <w:ind w:left="720"/>
-        <w:rPr>
-          <w:rFonts w:ascii="Arial" w:hAnsi="Arial" w:cs="Arial"/>
-        </w:rPr>
-      </w:pPr>
-    </w:p>
-    <w:p>
-      <w:pPr>
-        <w:rPr>
-          <w:rFonts w:ascii="Arial" w:hAnsi="Arial" w:cs="Arial"/>
-          <w:sz w:val="24"/>
-          <w:szCs w:val="24"/>
-        </w:rPr>
-      </w:pPr>
-      <w:r>
-        <w:rPr>
-          <w:rFonts w:ascii="Arial" w:hAnsi="Arial" w:cs="Arial"/>
-          <w:color w:val="2E74B5" w:themeColor="accent1" w:themeShade="BF"/>
-          <w:sz w:val="32"/>
-          <w:szCs w:val="32"/>
-        </w:rPr>
+        <w:pStyle w:val="Ttulo1"/>
+        <w:rPr>
+          <w:sz w:val="24"/>
+          <w:szCs w:val="24"/>
+        </w:rPr>
+      </w:pPr>
+      <w:r>
+        <w:lastRenderedPageBreak/>
         <w:t>5 - API Gateway</w:t>
       </w:r>
       <w:r>
-        <w:rPr>
-          <w:rFonts w:ascii="Arial" w:hAnsi="Arial" w:cs="Arial"/>
-        </w:rPr>
         <w:br/>
       </w:r>
       <w:r>
-        <w:rPr>
-          <w:rFonts w:ascii="Arial" w:hAnsi="Arial" w:cs="Arial"/>
-        </w:rPr>
         <w:br/>
       </w:r>
       <w:r>
         <w:rPr>
-          <w:rFonts w:ascii="Arial" w:hAnsi="Arial" w:cs="Arial"/>
           <w:sz w:val="24"/>
           <w:szCs w:val="24"/>
         </w:rPr>
@@ -2251,7 +2220,6 @@
       <w:proofErr w:type="spellStart"/>
       <w:r>
         <w:rPr>
-          <w:rFonts w:ascii="Arial" w:hAnsi="Arial" w:cs="Arial"/>
           <w:sz w:val="24"/>
           <w:szCs w:val="24"/>
         </w:rPr>
@@ -2260,7 +2228,6 @@
       <w:proofErr w:type="spellEnd"/>
       <w:r>
         <w:rPr>
-          <w:rFonts w:ascii="Arial" w:hAnsi="Arial" w:cs="Arial"/>
           <w:sz w:val="24"/>
           <w:szCs w:val="24"/>
         </w:rPr>
@@ -2268,64 +2235,6 @@
       </w:r>
       <w:r>
         <w:rPr>
-          <w:rFonts w:ascii="Arial" w:hAnsi="Arial" w:cs="Arial"/>
-          <w:sz w:val="24"/>
-          <w:szCs w:val="24"/>
-        </w:rPr>
-        <w:br/>
-      </w:r>
-      <w:r>
-        <w:rPr>
-          <w:rFonts w:ascii="Arial" w:hAnsi="Arial" w:cs="Arial"/>
-          <w:sz w:val="24"/>
-          <w:szCs w:val="24"/>
-        </w:rPr>
-        <w:br/>
-      </w:r>
-      <w:r>
-        <w:rPr>
-          <w:rFonts w:ascii="Arial" w:hAnsi="Arial" w:cs="Arial"/>
-          <w:sz w:val="24"/>
-          <w:szCs w:val="24"/>
-        </w:rPr>
-        <w:br/>
-      </w:r>
-      <w:r>
-        <w:rPr>
-          <w:rFonts w:ascii="Arial" w:hAnsi="Arial" w:cs="Arial"/>
-          <w:sz w:val="24"/>
-          <w:szCs w:val="24"/>
-        </w:rPr>
-        <w:br/>
-      </w:r>
-      <w:r>
-        <w:rPr>
-          <w:rFonts w:ascii="Arial" w:hAnsi="Arial" w:cs="Arial"/>
-          <w:sz w:val="24"/>
-          <w:szCs w:val="24"/>
-        </w:rPr>
-        <w:br/>
-      </w:r>
-      <w:r>
-        <w:rPr>
-          <w:rFonts w:ascii="Arial" w:hAnsi="Arial" w:cs="Arial"/>
-          <w:sz w:val="24"/>
-          <w:szCs w:val="24"/>
-        </w:rPr>
-        <w:br/>
-      </w:r>
-      <w:r>
-        <w:rPr>
-          <w:rFonts w:ascii="Arial" w:hAnsi="Arial" w:cs="Arial"/>
-          <w:sz w:val="24"/>
-          <w:szCs w:val="24"/>
-        </w:rPr>
-        <w:lastRenderedPageBreak/>
-        <w:t xml:space="preserve">Dependency: </w:t>
-      </w:r>
-      <w:r>
-        <w:rPr>
-          <w:rFonts w:ascii="Arial" w:hAnsi="Arial" w:cs="Arial"/>
           <w:sz w:val="24"/>
           <w:szCs w:val="24"/>
         </w:rPr>
@@ -2335,7 +2244,6 @@
       <w:bookmarkEnd w:id="0"/>
       <w:r>
         <w:rPr>
-          <w:rFonts w:ascii="Arial" w:hAnsi="Arial" w:cs="Arial"/>
           <w:sz w:val="24"/>
           <w:szCs w:val="24"/>
         </w:rPr>
@@ -2343,9 +2251,32 @@
       </w:r>
       <w:r>
         <w:rPr>
-          <w:rFonts w:ascii="Arial" w:hAnsi="Arial" w:cs="Arial"/>
-          <w:sz w:val="24"/>
-          <w:szCs w:val="24"/>
+          <w:sz w:val="24"/>
+          <w:szCs w:val="24"/>
+        </w:rPr>
+        <w:br/>
+        <w:t xml:space="preserve">Dependency: </w:t>
+      </w:r>
+      <w:r>
+        <w:rPr>
+          <w:sz w:val="24"/>
+          <w:szCs w:val="24"/>
+        </w:rPr>
+        <w:br/>
+      </w:r>
+      <w:r>
+        <w:rPr>
+          <w:sz w:val="24"/>
+          <w:szCs w:val="24"/>
+        </w:rPr>
+        <w:br/>
+      </w:r>
+      <w:r>
+        <w:rPr>
+          <w:noProof/>
+          <w:sz w:val="24"/>
+          <w:szCs w:val="24"/>
+          <w:lang w:eastAsia="en-GB"/>
         </w:rPr>
         <w:drawing>
           <wp:inline distT="0" distB="0" distL="0" distR="0" wp14:anchorId="06F545B7" wp14:editId="24235D18">
@@ -2385,7 +2316,6 @@
       </w:r>
       <w:r>
         <w:rPr>
-          <w:rFonts w:ascii="Arial" w:hAnsi="Arial" w:cs="Arial"/>
           <w:sz w:val="24"/>
           <w:szCs w:val="24"/>
         </w:rPr>
@@ -2393,7 +2323,6 @@
       </w:r>
       <w:r>
         <w:rPr>
-          <w:rFonts w:ascii="Arial" w:hAnsi="Arial" w:cs="Arial"/>
           <w:sz w:val="24"/>
           <w:szCs w:val="24"/>
         </w:rPr>
@@ -2409,7 +2338,6 @@
       </w:r>
       <w:r>
         <w:rPr>
-          <w:rFonts w:ascii="Arial" w:hAnsi="Arial" w:cs="Arial"/>
           <w:sz w:val="24"/>
           <w:szCs w:val="24"/>
         </w:rPr>
@@ -3879,6 +3807,7 @@
   <w:style w:type="character" w:default="1" w:styleId="Fuentedeprrafopredeter">
     <w:name w:val="Default Paragraph Font"/>
     <w:uiPriority w:val="1"/>
+    <w:semiHidden/>
     <w:unhideWhenUsed/>
   </w:style>
   <w:style w:type="table" w:default="1" w:styleId="Tablanormal">

--- a/Documentación.docx
+++ b/Documentación.docx
@@ -2053,6 +2053,7 @@
       <w:r>
         <w:rPr>
           <w:rFonts w:ascii="Arial" w:hAnsi="Arial" w:cs="Arial"/>
+          <w:b/>
         </w:rPr>
         <w:t>WireMock</w:t>
       </w:r>
@@ -2106,11 +2107,6 @@
           <w:rFonts w:ascii="Arial" w:hAnsi="Arial" w:cs="Arial"/>
         </w:rPr>
         <w:br/>
-      </w:r>
-      <w:r>
-        <w:rPr>
-          <w:rFonts w:ascii="Arial" w:hAnsi="Arial" w:cs="Arial"/>
-        </w:rPr>
         <w:t>(spring-cloud-starter-contract-stub-runner)</w:t>
       </w:r>
     </w:p>
@@ -2189,100 +2185,32 @@
         <w:rPr>
           <w:rFonts w:ascii="Arial" w:hAnsi="Arial" w:cs="Arial"/>
         </w:rPr>
-        <w:t xml:space="preserve"> on a specified port for integration testing.</w:t>
-      </w:r>
-    </w:p>
-    <w:p>
-      <w:pPr>
-        <w:pStyle w:val="Ttulo1"/>
-        <w:rPr>
-          <w:sz w:val="24"/>
-          <w:szCs w:val="24"/>
-        </w:rPr>
-      </w:pPr>
-      <w:r>
+        <w:t xml:space="preserve"> on a specifi</w:t>
+      </w:r>
+      <w:r>
+        <w:rPr>
+          <w:rFonts w:ascii="Arial" w:hAnsi="Arial" w:cs="Arial"/>
+        </w:rPr>
+        <w:t>ed port for integration testing</w:t>
+      </w:r>
+    </w:p>
+    <w:p>
+      <w:pPr>
+        <w:pStyle w:val="NormalWeb"/>
+        <w:rPr>
+          <w:rFonts w:ascii="Arial" w:hAnsi="Arial" w:cs="Arial"/>
+        </w:rPr>
+      </w:pPr>
+      <w:r>
+        <w:rPr>
+          <w:rFonts w:ascii="Arial" w:hAnsi="Arial" w:cs="Arial"/>
+        </w:rPr>
         <w:lastRenderedPageBreak/>
-        <w:t>5 - API Gateway</w:t>
-      </w:r>
-      <w:r>
-        <w:br/>
-      </w:r>
-      <w:r>
-        <w:br/>
-      </w:r>
-      <w:r>
-        <w:rPr>
-          <w:sz w:val="24"/>
-          <w:szCs w:val="24"/>
-        </w:rPr>
-        <w:t xml:space="preserve">An API Gateway is a server that acts as a single entry point for all client requests to a system made up of multiple services (usually </w:t>
-      </w:r>
-      <w:proofErr w:type="spellStart"/>
-      <w:r>
-        <w:rPr>
-          <w:sz w:val="24"/>
-          <w:szCs w:val="24"/>
-        </w:rPr>
-        <w:t>microservices</w:t>
-      </w:r>
-      <w:proofErr w:type="spellEnd"/>
-      <w:r>
-        <w:rPr>
-          <w:sz w:val="24"/>
-          <w:szCs w:val="24"/>
-        </w:rPr>
-        <w:t>). It receives the requests, forwards them to the correct service, and returns the response back to the client.</w:t>
-      </w:r>
-      <w:r>
-        <w:rPr>
-          <w:sz w:val="24"/>
-          <w:szCs w:val="24"/>
-        </w:rPr>
-        <w:br/>
-      </w:r>
-      <w:bookmarkStart w:id="0" w:name="_GoBack"/>
-      <w:bookmarkEnd w:id="0"/>
-      <w:r>
-        <w:rPr>
-          <w:sz w:val="24"/>
-          <w:szCs w:val="24"/>
-        </w:rPr>
-        <w:br/>
-      </w:r>
-      <w:r>
-        <w:rPr>
-          <w:sz w:val="24"/>
-          <w:szCs w:val="24"/>
-        </w:rPr>
-        <w:br/>
-        <w:t xml:space="preserve">Dependency: </w:t>
-      </w:r>
-      <w:r>
-        <w:rPr>
-          <w:sz w:val="24"/>
-          <w:szCs w:val="24"/>
-        </w:rPr>
-        <w:br/>
-      </w:r>
-      <w:r>
-        <w:rPr>
-          <w:sz w:val="24"/>
-          <w:szCs w:val="24"/>
-        </w:rPr>
-        <w:br/>
-      </w:r>
-      <w:r>
-        <w:rPr>
-          <w:noProof/>
-          <w:sz w:val="24"/>
-          <w:szCs w:val="24"/>
-          <w:lang w:eastAsia="en-GB"/>
-        </w:rPr>
         <w:drawing>
-          <wp:inline distT="0" distB="0" distL="0" distR="0" wp14:anchorId="06F545B7" wp14:editId="24235D18">
-            <wp:extent cx="4982270" cy="1000265"/>
-            <wp:effectExtent l="0" t="0" r="0" b="9525"/>
-            <wp:docPr id="5" name="Imagen 5"/>
+          <wp:inline distT="0" distB="0" distL="0" distR="0" wp14:anchorId="6BD16F47" wp14:editId="7933AEF9">
+            <wp:extent cx="5400040" cy="2746375"/>
+            <wp:effectExtent l="0" t="0" r="0" b="0"/>
+            <wp:docPr id="8" name="Imagen 8"/>
             <wp:cNvGraphicFramePr>
               <a:graphicFrameLocks xmlns:a="http://schemas.openxmlformats.org/drawingml/2006/main" noChangeAspect="1"/>
             </wp:cNvGraphicFramePr>
@@ -2302,6 +2230,145 @@
                   <pic:spPr>
                     <a:xfrm>
                       <a:off x="0" y="0"/>
+                      <a:ext cx="5400040" cy="2746375"/>
+                    </a:xfrm>
+                    <a:prstGeom prst="rect">
+                      <a:avLst/>
+                    </a:prstGeom>
+                  </pic:spPr>
+                </pic:pic>
+              </a:graphicData>
+            </a:graphic>
+          </wp:inline>
+        </w:drawing>
+      </w:r>
+    </w:p>
+    <w:p>
+      <w:pPr>
+        <w:pStyle w:val="Ttulo1"/>
+        <w:rPr>
+          <w:rFonts w:ascii="Arial" w:hAnsi="Arial" w:cs="Arial"/>
+          <w:sz w:val="24"/>
+          <w:szCs w:val="24"/>
+        </w:rPr>
+      </w:pPr>
+      <w:r>
+        <w:rPr>
+          <w:rFonts w:ascii="Arial" w:hAnsi="Arial" w:cs="Arial"/>
+        </w:rPr>
+        <w:t>5 - API Gateway</w:t>
+      </w:r>
+      <w:r>
+        <w:rPr>
+          <w:rFonts w:ascii="Arial" w:hAnsi="Arial" w:cs="Arial"/>
+        </w:rPr>
+        <w:br/>
+      </w:r>
+      <w:r>
+        <w:rPr>
+          <w:rFonts w:ascii="Arial" w:hAnsi="Arial" w:cs="Arial"/>
+        </w:rPr>
+        <w:br/>
+      </w:r>
+      <w:r>
+        <w:rPr>
+          <w:rFonts w:ascii="Arial" w:hAnsi="Arial" w:cs="Arial"/>
+          <w:sz w:val="24"/>
+          <w:szCs w:val="24"/>
+        </w:rPr>
+        <w:t xml:space="preserve">An API Gateway is a server that acts as a single entry point for all client requests to a system made up of multiple services (usually </w:t>
+      </w:r>
+      <w:proofErr w:type="spellStart"/>
+      <w:r>
+        <w:rPr>
+          <w:rFonts w:ascii="Arial" w:hAnsi="Arial" w:cs="Arial"/>
+          <w:sz w:val="24"/>
+          <w:szCs w:val="24"/>
+        </w:rPr>
+        <w:t>microservices</w:t>
+      </w:r>
+      <w:proofErr w:type="spellEnd"/>
+      <w:r>
+        <w:rPr>
+          <w:rFonts w:ascii="Arial" w:hAnsi="Arial" w:cs="Arial"/>
+          <w:sz w:val="24"/>
+          <w:szCs w:val="24"/>
+        </w:rPr>
+        <w:t>). It receives the requests, forwards them to the correct service, and returns the response back to the client.</w:t>
+      </w:r>
+      <w:r>
+        <w:rPr>
+          <w:rFonts w:ascii="Arial" w:hAnsi="Arial" w:cs="Arial"/>
+          <w:sz w:val="24"/>
+          <w:szCs w:val="24"/>
+        </w:rPr>
+        <w:br/>
+      </w:r>
+      <w:r>
+        <w:rPr>
+          <w:rFonts w:ascii="Arial" w:hAnsi="Arial" w:cs="Arial"/>
+          <w:sz w:val="24"/>
+          <w:szCs w:val="24"/>
+        </w:rPr>
+        <w:br/>
+      </w:r>
+      <w:r>
+        <w:rPr>
+          <w:rFonts w:ascii="Arial" w:hAnsi="Arial" w:cs="Arial"/>
+          <w:sz w:val="24"/>
+          <w:szCs w:val="24"/>
+        </w:rPr>
+        <w:br/>
+        <w:t xml:space="preserve">Dependency: </w:t>
+      </w:r>
+      <w:r>
+        <w:rPr>
+          <w:rFonts w:ascii="Arial" w:hAnsi="Arial" w:cs="Arial"/>
+          <w:sz w:val="24"/>
+          <w:szCs w:val="24"/>
+        </w:rPr>
+        <w:br/>
+      </w:r>
+      <w:r>
+        <w:rPr>
+          <w:rFonts w:ascii="Arial" w:hAnsi="Arial" w:cs="Arial"/>
+          <w:sz w:val="24"/>
+          <w:szCs w:val="24"/>
+        </w:rPr>
+        <w:br/>
+      </w:r>
+      <w:r>
+        <w:rPr>
+          <w:rFonts w:ascii="Arial" w:hAnsi="Arial" w:cs="Arial"/>
+          <w:noProof/>
+          <w:sz w:val="24"/>
+          <w:szCs w:val="24"/>
+          <w:lang w:eastAsia="en-GB"/>
+        </w:rPr>
+        <w:drawing>
+          <wp:inline distT="0" distB="0" distL="0" distR="0" wp14:anchorId="06F545B7" wp14:editId="24235D18">
+            <wp:extent cx="4982270" cy="1000265"/>
+            <wp:effectExtent l="0" t="0" r="0" b="9525"/>
+            <wp:docPr id="5" name="Imagen 5"/>
+            <wp:cNvGraphicFramePr>
+              <a:graphicFrameLocks xmlns:a="http://schemas.openxmlformats.org/drawingml/2006/main" noChangeAspect="1"/>
+            </wp:cNvGraphicFramePr>
+            <a:graphic xmlns:a="http://schemas.openxmlformats.org/drawingml/2006/main">
+              <a:graphicData uri="http://schemas.openxmlformats.org/drawingml/2006/picture">
+                <pic:pic xmlns:pic="http://schemas.openxmlformats.org/drawingml/2006/picture">
+                  <pic:nvPicPr>
+                    <pic:cNvPr id="1" name=""/>
+                    <pic:cNvPicPr/>
+                  </pic:nvPicPr>
+                  <pic:blipFill>
+                    <a:blip r:embed="rId12"/>
+                    <a:stretch>
+                      <a:fillRect/>
+                    </a:stretch>
+                  </pic:blipFill>
+                  <pic:spPr>
+                    <a:xfrm>
+                      <a:off x="0" y="0"/>
                       <a:ext cx="4982270" cy="1000265"/>
                     </a:xfrm>
                     <a:prstGeom prst="rect">
@@ -2316,13 +2383,15 @@
       </w:r>
       <w:r>
         <w:rPr>
-          <w:sz w:val="24"/>
-          <w:szCs w:val="24"/>
-        </w:rPr>
-        <w:br/>
-      </w:r>
-      <w:r>
-        <w:rPr>
+          <w:rFonts w:ascii="Arial" w:hAnsi="Arial" w:cs="Arial"/>
+          <w:sz w:val="24"/>
+          <w:szCs w:val="24"/>
+        </w:rPr>
+        <w:br/>
+      </w:r>
+      <w:r>
+        <w:rPr>
+          <w:rFonts w:ascii="Arial" w:hAnsi="Arial" w:cs="Arial"/>
           <w:sz w:val="24"/>
           <w:szCs w:val="24"/>
         </w:rPr>
@@ -2338,11 +2407,19 @@
       </w:r>
       <w:r>
         <w:rPr>
+          <w:rFonts w:ascii="Arial" w:hAnsi="Arial" w:cs="Arial"/>
           <w:sz w:val="24"/>
           <w:szCs w:val="24"/>
         </w:rPr>
         <w:t xml:space="preserve"> Benefits:</w:t>
       </w:r>
+    </w:p>
+    <w:p>
+      <w:pPr>
+        <w:rPr>
+          <w:rFonts w:ascii="Arial" w:hAnsi="Arial" w:cs="Arial"/>
+        </w:rPr>
+      </w:pPr>
     </w:p>
     <w:p>
       <w:pPr>
@@ -2507,6 +2584,7 @@
           <w:sz w:val="24"/>
           <w:szCs w:val="24"/>
         </w:rPr>
+        <w:lastRenderedPageBreak/>
         <w:t>❌</w:t>
       </w:r>
       <w:r>
@@ -2641,6 +2719,1550 @@
           <w:szCs w:val="24"/>
         </w:rPr>
       </w:pPr>
+    </w:p>
+    <w:p>
+      <w:pPr>
+        <w:pStyle w:val="Ttulo1"/>
+        <w:rPr>
+          <w:rStyle w:val="Ttulo1Car"/>
+          <w:rFonts w:ascii="Arial" w:hAnsi="Arial" w:cs="Arial"/>
+        </w:rPr>
+      </w:pPr>
+      <w:r>
+        <w:rPr>
+          <w:rStyle w:val="Ttulo1Car"/>
+          <w:rFonts w:ascii="Arial" w:hAnsi="Arial" w:cs="Arial"/>
+        </w:rPr>
+        <w:t>6</w:t>
+      </w:r>
+      <w:r>
+        <w:rPr>
+          <w:rFonts w:ascii="Arial" w:hAnsi="Arial" w:cs="Arial"/>
+        </w:rPr>
+        <w:t xml:space="preserve"> </w:t>
+      </w:r>
+      <w:r>
+        <w:rPr>
+          <w:rStyle w:val="Ttulo1Car"/>
+          <w:rFonts w:ascii="Arial" w:hAnsi="Arial" w:cs="Arial"/>
+        </w:rPr>
+        <w:t>-</w:t>
+      </w:r>
+      <w:r>
+        <w:rPr>
+          <w:rFonts w:ascii="Arial" w:hAnsi="Arial" w:cs="Arial"/>
+        </w:rPr>
+        <w:t xml:space="preserve"> </w:t>
+      </w:r>
+      <w:proofErr w:type="spellStart"/>
+      <w:r>
+        <w:rPr>
+          <w:rStyle w:val="Ttulo1Car"/>
+          <w:rFonts w:ascii="Arial" w:hAnsi="Arial" w:cs="Arial"/>
+        </w:rPr>
+        <w:t>KeyCloak</w:t>
+      </w:r>
+      <w:proofErr w:type="spellEnd"/>
+      <w:r>
+        <w:rPr>
+          <w:rStyle w:val="Ttulo1Car"/>
+          <w:rFonts w:ascii="Arial" w:hAnsi="Arial" w:cs="Arial"/>
+        </w:rPr>
+        <w:br/>
+      </w:r>
+    </w:p>
+    <w:p>
+      <w:pPr>
+        <w:pStyle w:val="NormalWeb"/>
+        <w:rPr>
+          <w:rFonts w:ascii="Arial" w:hAnsi="Arial" w:cs="Arial"/>
+        </w:rPr>
+      </w:pPr>
+      <w:r>
+        <w:rPr>
+          <w:rStyle w:val="Ttulo1Car"/>
+          <w:rFonts w:ascii="Arial" w:hAnsi="Arial" w:cs="Arial"/>
+        </w:rPr>
+        <w:br/>
+      </w:r>
+      <w:r>
+        <w:rPr>
+          <w:rStyle w:val="Ttulo1Car"/>
+          <w:rFonts w:ascii="Arial" w:hAnsi="Arial" w:cs="Arial"/>
+        </w:rPr>
+        <w:drawing>
+          <wp:inline distT="0" distB="0" distL="0" distR="0" wp14:anchorId="5D506229" wp14:editId="6E36E783">
+            <wp:extent cx="5400040" cy="2160270"/>
+            <wp:effectExtent l="0" t="0" r="0" b="0"/>
+            <wp:docPr id="6" name="Imagen 6"/>
+            <wp:cNvGraphicFramePr>
+              <a:graphicFrameLocks xmlns:a="http://schemas.openxmlformats.org/drawingml/2006/main" noChangeAspect="1"/>
+            </wp:cNvGraphicFramePr>
+            <a:graphic xmlns:a="http://schemas.openxmlformats.org/drawingml/2006/main">
+              <a:graphicData uri="http://schemas.openxmlformats.org/drawingml/2006/picture">
+                <pic:pic xmlns:pic="http://schemas.openxmlformats.org/drawingml/2006/picture">
+                  <pic:nvPicPr>
+                    <pic:cNvPr id="1" name=""/>
+                    <pic:cNvPicPr/>
+                  </pic:nvPicPr>
+                  <pic:blipFill>
+                    <a:blip r:embed="rId13"/>
+                    <a:stretch>
+                      <a:fillRect/>
+                    </a:stretch>
+                  </pic:blipFill>
+                  <pic:spPr>
+                    <a:xfrm>
+                      <a:off x="0" y="0"/>
+                      <a:ext cx="5400040" cy="2160270"/>
+                    </a:xfrm>
+                    <a:prstGeom prst="rect">
+                      <a:avLst/>
+                    </a:prstGeom>
+                  </pic:spPr>
+                </pic:pic>
+              </a:graphicData>
+            </a:graphic>
+          </wp:inline>
+        </w:drawing>
+      </w:r>
+      <w:r>
+        <w:rPr>
+          <w:rStyle w:val="Ttulo1Car"/>
+          <w:rFonts w:ascii="Arial" w:hAnsi="Arial" w:cs="Arial"/>
+        </w:rPr>
+        <w:br/>
+      </w:r>
+      <w:r>
+        <w:rPr>
+          <w:rFonts w:ascii="Arial" w:hAnsi="Arial" w:cs="Arial"/>
+        </w:rPr>
+        <w:br/>
+      </w:r>
+      <w:proofErr w:type="spellStart"/>
+      <w:r>
+        <w:rPr>
+          <w:rFonts w:ascii="Arial" w:hAnsi="Arial" w:cs="Arial"/>
+          <w:b/>
+        </w:rPr>
+        <w:t>Keycloak</w:t>
+      </w:r>
+      <w:proofErr w:type="spellEnd"/>
+      <w:r>
+        <w:rPr>
+          <w:rFonts w:ascii="Arial" w:hAnsi="Arial" w:cs="Arial"/>
+        </w:rPr>
+        <w:t xml:space="preserve"> is an open-source Identity and Access Management (IAM) solution developed by Red Hat. It provides features such as Single Sign-On (SSO), user federation, identity brokering, and centralized authentication and authorization for applications and services. With support for standard protocols like OAuth 2.0, </w:t>
+      </w:r>
+      <w:proofErr w:type="spellStart"/>
+      <w:r>
+        <w:rPr>
+          <w:rFonts w:ascii="Arial" w:hAnsi="Arial" w:cs="Arial"/>
+        </w:rPr>
+        <w:t>OpenID</w:t>
+      </w:r>
+      <w:proofErr w:type="spellEnd"/>
+      <w:r>
+        <w:rPr>
+          <w:rFonts w:ascii="Arial" w:hAnsi="Arial" w:cs="Arial"/>
+        </w:rPr>
+        <w:t xml:space="preserve"> Connect, and SAML 2.0, </w:t>
+      </w:r>
+      <w:proofErr w:type="spellStart"/>
+      <w:r>
+        <w:rPr>
+          <w:rFonts w:ascii="Arial" w:hAnsi="Arial" w:cs="Arial"/>
+        </w:rPr>
+        <w:t>Keycloak</w:t>
+      </w:r>
+      <w:proofErr w:type="spellEnd"/>
+      <w:r>
+        <w:rPr>
+          <w:rFonts w:ascii="Arial" w:hAnsi="Arial" w:cs="Arial"/>
+        </w:rPr>
+        <w:t xml:space="preserve"> enables secure and flexible user management out of the box. It also includes an easy-to-use admin console and integrates well with modern applications and </w:t>
+      </w:r>
+      <w:proofErr w:type="spellStart"/>
+      <w:r>
+        <w:rPr>
+          <w:rFonts w:ascii="Arial" w:hAnsi="Arial" w:cs="Arial"/>
+        </w:rPr>
+        <w:t>microservice</w:t>
+      </w:r>
+      <w:proofErr w:type="spellEnd"/>
+      <w:r>
+        <w:rPr>
+          <w:rFonts w:ascii="Arial" w:hAnsi="Arial" w:cs="Arial"/>
+        </w:rPr>
+        <w:t xml:space="preserve"> architectures.</w:t>
+      </w:r>
+      <w:r>
+        <w:rPr>
+          <w:rFonts w:ascii="Arial" w:hAnsi="Arial" w:cs="Arial"/>
+        </w:rPr>
+        <w:br/>
+      </w:r>
+      <w:r>
+        <w:rPr>
+          <w:rFonts w:ascii="Arial" w:hAnsi="Arial" w:cs="Arial"/>
+        </w:rPr>
+        <w:br/>
+      </w:r>
+      <w:r>
+        <w:rPr>
+          <w:rFonts w:ascii="Arial" w:hAnsi="Arial" w:cs="Arial"/>
+          <w:b/>
+          <w:bCs/>
+        </w:rPr>
+        <w:t>OAuth 2.0</w:t>
+      </w:r>
+      <w:r>
+        <w:rPr>
+          <w:rFonts w:ascii="Arial" w:hAnsi="Arial" w:cs="Arial"/>
+        </w:rPr>
+        <w:t>: It is an authorization protocol that allows applications to access a user's resources on another service (such as Google or Facebook) without needing to share the user's password.</w:t>
+      </w:r>
+    </w:p>
+    <w:p>
+      <w:pPr>
+        <w:spacing w:before="100" w:beforeAutospacing="1" w:after="100" w:afterAutospacing="1" w:line="240" w:lineRule="auto"/>
+        <w:rPr>
+          <w:rFonts w:ascii="Arial" w:eastAsia="Times New Roman" w:hAnsi="Arial" w:cs="Arial"/>
+          <w:sz w:val="24"/>
+          <w:szCs w:val="24"/>
+          <w:lang w:eastAsia="en-GB"/>
+        </w:rPr>
+      </w:pPr>
+      <w:proofErr w:type="spellStart"/>
+      <w:r>
+        <w:rPr>
+          <w:rFonts w:ascii="Arial" w:eastAsia="Times New Roman" w:hAnsi="Arial" w:cs="Arial"/>
+          <w:b/>
+          <w:bCs/>
+          <w:sz w:val="24"/>
+          <w:szCs w:val="24"/>
+          <w:lang w:eastAsia="en-GB"/>
+        </w:rPr>
+        <w:t>OpenID</w:t>
+      </w:r>
+      <w:proofErr w:type="spellEnd"/>
+      <w:r>
+        <w:rPr>
+          <w:rFonts w:ascii="Arial" w:eastAsia="Times New Roman" w:hAnsi="Arial" w:cs="Arial"/>
+          <w:b/>
+          <w:bCs/>
+          <w:sz w:val="24"/>
+          <w:szCs w:val="24"/>
+          <w:lang w:eastAsia="en-GB"/>
+        </w:rPr>
+        <w:t xml:space="preserve"> Connect (OIDC)</w:t>
+      </w:r>
+      <w:r>
+        <w:rPr>
+          <w:rFonts w:ascii="Arial" w:eastAsia="Times New Roman" w:hAnsi="Arial" w:cs="Arial"/>
+          <w:sz w:val="24"/>
+          <w:szCs w:val="24"/>
+          <w:lang w:eastAsia="en-GB"/>
+        </w:rPr>
+        <w:t>: It is an identity layer built on top of OAuth 2.0. It allows applications to verify the user's identity and securely obtain basic profile information.</w:t>
+      </w:r>
+    </w:p>
+    <w:p>
+      <w:pPr>
+        <w:spacing w:before="100" w:beforeAutospacing="1" w:after="100" w:afterAutospacing="1" w:line="240" w:lineRule="auto"/>
+        <w:rPr>
+          <w:rFonts w:ascii="Arial" w:eastAsia="Times New Roman" w:hAnsi="Arial" w:cs="Arial"/>
+          <w:sz w:val="24"/>
+          <w:szCs w:val="24"/>
+          <w:lang w:eastAsia="en-GB"/>
+        </w:rPr>
+      </w:pPr>
+      <w:r>
+        <w:rPr>
+          <w:rFonts w:ascii="Arial" w:eastAsia="Times New Roman" w:hAnsi="Arial" w:cs="Arial"/>
+          <w:b/>
+          <w:bCs/>
+          <w:sz w:val="24"/>
+          <w:szCs w:val="24"/>
+          <w:lang w:eastAsia="en-GB"/>
+        </w:rPr>
+        <w:lastRenderedPageBreak/>
+        <w:t xml:space="preserve">SAML (Security Assertion </w:t>
+      </w:r>
+      <w:proofErr w:type="spellStart"/>
+      <w:r>
+        <w:rPr>
+          <w:rFonts w:ascii="Arial" w:eastAsia="Times New Roman" w:hAnsi="Arial" w:cs="Arial"/>
+          <w:b/>
+          <w:bCs/>
+          <w:sz w:val="24"/>
+          <w:szCs w:val="24"/>
+          <w:lang w:eastAsia="en-GB"/>
+        </w:rPr>
+        <w:t>Markup</w:t>
+      </w:r>
+      <w:proofErr w:type="spellEnd"/>
+      <w:r>
+        <w:rPr>
+          <w:rFonts w:ascii="Arial" w:eastAsia="Times New Roman" w:hAnsi="Arial" w:cs="Arial"/>
+          <w:b/>
+          <w:bCs/>
+          <w:sz w:val="24"/>
+          <w:szCs w:val="24"/>
+          <w:lang w:eastAsia="en-GB"/>
+        </w:rPr>
+        <w:t xml:space="preserve"> Language)</w:t>
+      </w:r>
+      <w:r>
+        <w:rPr>
+          <w:rFonts w:ascii="Arial" w:eastAsia="Times New Roman" w:hAnsi="Arial" w:cs="Arial"/>
+          <w:sz w:val="24"/>
+          <w:szCs w:val="24"/>
+          <w:lang w:eastAsia="en-GB"/>
+        </w:rPr>
+        <w:t>: It is an XML-based authentication protocol used for Single Sign-On (SSO), especially in enterprise environments. It allows users to authenticate once and access multiple applications.</w:t>
+      </w:r>
+      <w:r>
+        <w:rPr>
+          <w:rFonts w:ascii="Arial" w:eastAsia="Times New Roman" w:hAnsi="Arial" w:cs="Arial"/>
+          <w:sz w:val="24"/>
+          <w:szCs w:val="24"/>
+          <w:lang w:eastAsia="en-GB"/>
+        </w:rPr>
+        <w:br/>
+      </w:r>
+      <w:r>
+        <w:rPr>
+          <w:rFonts w:ascii="Arial" w:eastAsia="Times New Roman" w:hAnsi="Arial" w:cs="Arial"/>
+          <w:sz w:val="24"/>
+          <w:szCs w:val="24"/>
+          <w:lang w:eastAsia="en-GB"/>
+        </w:rPr>
+        <w:br/>
+      </w:r>
+      <w:r>
+        <w:rPr>
+          <w:rFonts w:ascii="Arial" w:eastAsia="Times New Roman" w:hAnsi="Arial" w:cs="Arial"/>
+          <w:sz w:val="24"/>
+          <w:szCs w:val="24"/>
+          <w:lang w:eastAsia="en-GB"/>
+        </w:rPr>
+        <w:drawing>
+          <wp:inline distT="0" distB="0" distL="0" distR="0" wp14:anchorId="0995EA02" wp14:editId="46D23C03">
+            <wp:extent cx="5400040" cy="3723640"/>
+            <wp:effectExtent l="0" t="0" r="0" b="0"/>
+            <wp:docPr id="9" name="Imagen 9"/>
+            <wp:cNvGraphicFramePr>
+              <a:graphicFrameLocks xmlns:a="http://schemas.openxmlformats.org/drawingml/2006/main" noChangeAspect="1"/>
+            </wp:cNvGraphicFramePr>
+            <a:graphic xmlns:a="http://schemas.openxmlformats.org/drawingml/2006/main">
+              <a:graphicData uri="http://schemas.openxmlformats.org/drawingml/2006/picture">
+                <pic:pic xmlns:pic="http://schemas.openxmlformats.org/drawingml/2006/picture">
+                  <pic:nvPicPr>
+                    <pic:cNvPr id="1" name=""/>
+                    <pic:cNvPicPr/>
+                  </pic:nvPicPr>
+                  <pic:blipFill>
+                    <a:blip r:embed="rId14"/>
+                    <a:stretch>
+                      <a:fillRect/>
+                    </a:stretch>
+                  </pic:blipFill>
+                  <pic:spPr>
+                    <a:xfrm>
+                      <a:off x="0" y="0"/>
+                      <a:ext cx="5400040" cy="3723640"/>
+                    </a:xfrm>
+                    <a:prstGeom prst="rect">
+                      <a:avLst/>
+                    </a:prstGeom>
+                  </pic:spPr>
+                </pic:pic>
+              </a:graphicData>
+            </a:graphic>
+          </wp:inline>
+        </w:drawing>
+      </w:r>
+      <w:r>
+        <w:rPr>
+          <w:rFonts w:ascii="Arial" w:eastAsia="Times New Roman" w:hAnsi="Arial" w:cs="Arial"/>
+          <w:sz w:val="24"/>
+          <w:szCs w:val="24"/>
+          <w:lang w:eastAsia="en-GB"/>
+        </w:rPr>
+        <w:br/>
+      </w:r>
+      <w:r>
+        <w:rPr>
+          <w:rFonts w:ascii="Arial" w:eastAsia="Times New Roman" w:hAnsi="Arial" w:cs="Arial"/>
+          <w:sz w:val="24"/>
+          <w:szCs w:val="24"/>
+          <w:lang w:eastAsia="en-GB"/>
+        </w:rPr>
+        <w:br/>
+        <w:t xml:space="preserve">The first step is to create a new realm for the project configuration (users, roles, credentials </w:t>
+      </w:r>
+      <w:proofErr w:type="spellStart"/>
+      <w:r>
+        <w:rPr>
+          <w:rFonts w:ascii="Arial" w:eastAsia="Times New Roman" w:hAnsi="Arial" w:cs="Arial"/>
+          <w:sz w:val="24"/>
+          <w:szCs w:val="24"/>
+          <w:lang w:eastAsia="en-GB"/>
+        </w:rPr>
+        <w:t>etc</w:t>
+      </w:r>
+      <w:proofErr w:type="spellEnd"/>
+      <w:r>
+        <w:rPr>
+          <w:rFonts w:ascii="Arial" w:eastAsia="Times New Roman" w:hAnsi="Arial" w:cs="Arial"/>
+          <w:sz w:val="24"/>
+          <w:szCs w:val="24"/>
+          <w:lang w:eastAsia="en-GB"/>
+        </w:rPr>
+        <w:t>).</w:t>
+      </w:r>
+      <w:r>
+        <w:rPr>
+          <w:rFonts w:ascii="Arial" w:eastAsia="Times New Roman" w:hAnsi="Arial" w:cs="Arial"/>
+          <w:sz w:val="24"/>
+          <w:szCs w:val="24"/>
+          <w:lang w:eastAsia="en-GB"/>
+        </w:rPr>
+        <w:br/>
+      </w:r>
+      <w:r>
+        <w:rPr>
+          <w:rFonts w:ascii="Arial" w:eastAsia="Times New Roman" w:hAnsi="Arial" w:cs="Arial"/>
+          <w:sz w:val="24"/>
+          <w:szCs w:val="24"/>
+          <w:lang w:eastAsia="en-GB"/>
+        </w:rPr>
+        <w:br/>
+      </w:r>
+      <w:r>
+        <w:rPr>
+          <w:rFonts w:ascii="Arial" w:eastAsia="Times New Roman" w:hAnsi="Arial" w:cs="Arial"/>
+          <w:sz w:val="24"/>
+          <w:szCs w:val="24"/>
+          <w:lang w:eastAsia="en-GB"/>
+        </w:rPr>
+        <w:drawing>
+          <wp:inline distT="0" distB="0" distL="0" distR="0" wp14:anchorId="3602A438" wp14:editId="70D34EF8">
+            <wp:extent cx="5400040" cy="1868805"/>
+            <wp:effectExtent l="0" t="0" r="0" b="0"/>
+            <wp:docPr id="10" name="Imagen 10"/>
+            <wp:cNvGraphicFramePr>
+              <a:graphicFrameLocks xmlns:a="http://schemas.openxmlformats.org/drawingml/2006/main" noChangeAspect="1"/>
+            </wp:cNvGraphicFramePr>
+            <a:graphic xmlns:a="http://schemas.openxmlformats.org/drawingml/2006/main">
+              <a:graphicData uri="http://schemas.openxmlformats.org/drawingml/2006/picture">
+                <pic:pic xmlns:pic="http://schemas.openxmlformats.org/drawingml/2006/picture">
+                  <pic:nvPicPr>
+                    <pic:cNvPr id="1" name=""/>
+                    <pic:cNvPicPr/>
+                  </pic:nvPicPr>
+                  <pic:blipFill>
+                    <a:blip r:embed="rId15"/>
+                    <a:stretch>
+                      <a:fillRect/>
+                    </a:stretch>
+                  </pic:blipFill>
+                  <pic:spPr>
+                    <a:xfrm>
+                      <a:off x="0" y="0"/>
+                      <a:ext cx="5400040" cy="1868805"/>
+                    </a:xfrm>
+                    <a:prstGeom prst="rect">
+                      <a:avLst/>
+                    </a:prstGeom>
+                  </pic:spPr>
+                </pic:pic>
+              </a:graphicData>
+            </a:graphic>
+          </wp:inline>
+        </w:drawing>
+      </w:r>
+      <w:r>
+        <w:rPr>
+          <w:rFonts w:ascii="Arial" w:eastAsia="Times New Roman" w:hAnsi="Arial" w:cs="Arial"/>
+          <w:sz w:val="24"/>
+          <w:szCs w:val="24"/>
+          <w:lang w:eastAsia="en-GB"/>
+        </w:rPr>
+        <w:br/>
+      </w:r>
+      <w:r>
+        <w:rPr>
+          <w:rFonts w:ascii="Arial" w:eastAsia="Times New Roman" w:hAnsi="Arial" w:cs="Arial"/>
+          <w:sz w:val="24"/>
+          <w:szCs w:val="24"/>
+          <w:lang w:eastAsia="en-GB"/>
+        </w:rPr>
+        <w:br/>
+        <w:t>The next step is to create a new client</w:t>
+      </w:r>
+      <w:r>
+        <w:rPr>
+          <w:rFonts w:ascii="Arial" w:eastAsia="Times New Roman" w:hAnsi="Arial" w:cs="Arial"/>
+          <w:sz w:val="24"/>
+          <w:szCs w:val="24"/>
+          <w:lang w:eastAsia="en-GB"/>
+        </w:rPr>
+        <w:br/>
+      </w:r>
+      <w:r>
+        <w:rPr>
+          <w:rFonts w:ascii="Arial" w:eastAsia="Times New Roman" w:hAnsi="Arial" w:cs="Arial"/>
+          <w:sz w:val="24"/>
+          <w:szCs w:val="24"/>
+          <w:lang w:eastAsia="en-GB"/>
+        </w:rPr>
+        <w:br/>
+      </w:r>
+      <w:r>
+        <w:rPr>
+          <w:rFonts w:ascii="Arial" w:eastAsia="Times New Roman" w:hAnsi="Arial" w:cs="Arial"/>
+          <w:sz w:val="24"/>
+          <w:szCs w:val="24"/>
+          <w:lang w:eastAsia="en-GB"/>
+        </w:rPr>
+        <w:lastRenderedPageBreak/>
+        <w:drawing>
+          <wp:inline distT="0" distB="0" distL="0" distR="0" wp14:anchorId="335E9AA4" wp14:editId="18483F12">
+            <wp:extent cx="5400040" cy="2650490"/>
+            <wp:effectExtent l="0" t="0" r="0" b="0"/>
+            <wp:docPr id="12" name="Imagen 12"/>
+            <wp:cNvGraphicFramePr>
+              <a:graphicFrameLocks xmlns:a="http://schemas.openxmlformats.org/drawingml/2006/main" noChangeAspect="1"/>
+            </wp:cNvGraphicFramePr>
+            <a:graphic xmlns:a="http://schemas.openxmlformats.org/drawingml/2006/main">
+              <a:graphicData uri="http://schemas.openxmlformats.org/drawingml/2006/picture">
+                <pic:pic xmlns:pic="http://schemas.openxmlformats.org/drawingml/2006/picture">
+                  <pic:nvPicPr>
+                    <pic:cNvPr id="1" name=""/>
+                    <pic:cNvPicPr/>
+                  </pic:nvPicPr>
+                  <pic:blipFill>
+                    <a:blip r:embed="rId16"/>
+                    <a:stretch>
+                      <a:fillRect/>
+                    </a:stretch>
+                  </pic:blipFill>
+                  <pic:spPr>
+                    <a:xfrm>
+                      <a:off x="0" y="0"/>
+                      <a:ext cx="5400040" cy="2650490"/>
+                    </a:xfrm>
+                    <a:prstGeom prst="rect">
+                      <a:avLst/>
+                    </a:prstGeom>
+                  </pic:spPr>
+                </pic:pic>
+              </a:graphicData>
+            </a:graphic>
+          </wp:inline>
+        </w:drawing>
+      </w:r>
+      <w:r>
+        <w:rPr>
+          <w:rFonts w:ascii="Arial" w:eastAsia="Times New Roman" w:hAnsi="Arial" w:cs="Arial"/>
+          <w:sz w:val="24"/>
+          <w:szCs w:val="24"/>
+          <w:lang w:eastAsia="en-GB"/>
+        </w:rPr>
+        <w:br/>
+      </w:r>
+      <w:r>
+        <w:rPr>
+          <w:rFonts w:ascii="Arial" w:eastAsia="Times New Roman" w:hAnsi="Arial" w:cs="Arial"/>
+          <w:sz w:val="24"/>
+          <w:szCs w:val="24"/>
+          <w:lang w:eastAsia="en-GB"/>
+        </w:rPr>
+        <w:drawing>
+          <wp:inline distT="0" distB="0" distL="0" distR="0" wp14:anchorId="5D0634A3" wp14:editId="559264F5">
+            <wp:extent cx="5400040" cy="2543810"/>
+            <wp:effectExtent l="0" t="0" r="0" b="8890"/>
+            <wp:docPr id="13" name="Imagen 13"/>
+            <wp:cNvGraphicFramePr>
+              <a:graphicFrameLocks xmlns:a="http://schemas.openxmlformats.org/drawingml/2006/main" noChangeAspect="1"/>
+            </wp:cNvGraphicFramePr>
+            <a:graphic xmlns:a="http://schemas.openxmlformats.org/drawingml/2006/main">
+              <a:graphicData uri="http://schemas.openxmlformats.org/drawingml/2006/picture">
+                <pic:pic xmlns:pic="http://schemas.openxmlformats.org/drawingml/2006/picture">
+                  <pic:nvPicPr>
+                    <pic:cNvPr id="1" name=""/>
+                    <pic:cNvPicPr/>
+                  </pic:nvPicPr>
+                  <pic:blipFill>
+                    <a:blip r:embed="rId17"/>
+                    <a:stretch>
+                      <a:fillRect/>
+                    </a:stretch>
+                  </pic:blipFill>
+                  <pic:spPr>
+                    <a:xfrm>
+                      <a:off x="0" y="0"/>
+                      <a:ext cx="5400040" cy="2543810"/>
+                    </a:xfrm>
+                    <a:prstGeom prst="rect">
+                      <a:avLst/>
+                    </a:prstGeom>
+                  </pic:spPr>
+                </pic:pic>
+              </a:graphicData>
+            </a:graphic>
+          </wp:inline>
+        </w:drawing>
+      </w:r>
+      <w:r>
+        <w:rPr>
+          <w:rFonts w:ascii="Arial" w:eastAsia="Times New Roman" w:hAnsi="Arial" w:cs="Arial"/>
+          <w:sz w:val="24"/>
+          <w:szCs w:val="24"/>
+          <w:lang w:eastAsia="en-GB"/>
+        </w:rPr>
+        <w:br/>
+      </w:r>
+      <w:r>
+        <w:rPr>
+          <w:rFonts w:ascii="Arial" w:eastAsia="Times New Roman" w:hAnsi="Arial" w:cs="Arial"/>
+          <w:sz w:val="24"/>
+          <w:szCs w:val="24"/>
+          <w:lang w:eastAsia="en-GB"/>
+        </w:rPr>
+        <w:br/>
+      </w:r>
+      <w:r>
+        <w:rPr>
+          <w:rFonts w:ascii="Arial" w:eastAsia="Times New Roman" w:hAnsi="Arial" w:cs="Arial"/>
+          <w:noProof/>
+          <w:sz w:val="24"/>
+          <w:szCs w:val="24"/>
+          <w:lang w:eastAsia="en-GB"/>
+        </w:rPr>
+        <w:drawing>
+          <wp:inline distT="0" distB="0" distL="0" distR="0">
+            <wp:extent cx="5395595" cy="2652395"/>
+            <wp:effectExtent l="0" t="0" r="0" b="0"/>
+            <wp:docPr id="14" name="Imagen 14"/>
+            <wp:cNvGraphicFramePr>
+              <a:graphicFrameLocks xmlns:a="http://schemas.openxmlformats.org/drawingml/2006/main" noChangeAspect="1"/>
+            </wp:cNvGraphicFramePr>
+            <a:graphic xmlns:a="http://schemas.openxmlformats.org/drawingml/2006/main">
+              <a:graphicData uri="http://schemas.openxmlformats.org/drawingml/2006/picture">
+                <pic:pic xmlns:pic="http://schemas.openxmlformats.org/drawingml/2006/picture">
+                  <pic:nvPicPr>
+                    <pic:cNvPr id="0" name="Picture 3"/>
+                    <pic:cNvPicPr>
+                      <a:picLocks noChangeAspect="1" noChangeArrowheads="1"/>
+                    </pic:cNvPicPr>
+                  </pic:nvPicPr>
+                  <pic:blipFill>
+                    <a:blip r:embed="rId18" cstate="print">
+                      <a:extLst>
+                        <a:ext uri="{28A0092B-C50C-407E-A947-70E740481C1C}">
+                          <a14:useLocalDpi xmlns:a14="http://schemas.microsoft.com/office/drawing/2010/main" val="0"/>
+                        </a:ext>
+                      </a:extLst>
+                    </a:blip>
+                    <a:srcRect/>
+                    <a:stretch>
+                      <a:fillRect/>
+                    </a:stretch>
+                  </pic:blipFill>
+                  <pic:spPr bwMode="auto">
+                    <a:xfrm>
+                      <a:off x="0" y="0"/>
+                      <a:ext cx="5395595" cy="2652395"/>
+                    </a:xfrm>
+                    <a:prstGeom prst="rect">
+                      <a:avLst/>
+                    </a:prstGeom>
+                    <a:noFill/>
+                    <a:ln>
+                      <a:noFill/>
+                    </a:ln>
+                  </pic:spPr>
+                </pic:pic>
+              </a:graphicData>
+            </a:graphic>
+          </wp:inline>
+        </w:drawing>
+      </w:r>
+    </w:p>
+    <w:p>
+      <w:pPr>
+        <w:spacing w:before="100" w:beforeAutospacing="1" w:after="100" w:afterAutospacing="1" w:line="240" w:lineRule="auto"/>
+        <w:rPr>
+          <w:rFonts w:ascii="Arial" w:eastAsia="Times New Roman" w:hAnsi="Arial" w:cs="Arial"/>
+          <w:sz w:val="24"/>
+          <w:szCs w:val="24"/>
+          <w:lang w:eastAsia="en-GB"/>
+        </w:rPr>
+      </w:pPr>
+    </w:p>
+    <w:p>
+      <w:pPr>
+        <w:spacing w:before="100" w:beforeAutospacing="1" w:after="100" w:afterAutospacing="1" w:line="240" w:lineRule="auto"/>
+        <w:rPr>
+          <w:rFonts w:ascii="Arial" w:eastAsia="Times New Roman" w:hAnsi="Arial" w:cs="Arial"/>
+          <w:sz w:val="24"/>
+          <w:szCs w:val="24"/>
+          <w:lang w:eastAsia="en-GB"/>
+        </w:rPr>
+      </w:pPr>
+      <w:r>
+        <w:rPr>
+          <w:rFonts w:ascii="Arial" w:eastAsia="Times New Roman" w:hAnsi="Arial" w:cs="Arial"/>
+          <w:sz w:val="24"/>
+          <w:szCs w:val="24"/>
+          <w:lang w:eastAsia="en-GB"/>
+        </w:rPr>
+        <w:lastRenderedPageBreak/>
+        <w:t>Next, check the client secret</w:t>
+      </w:r>
+      <w:r>
+        <w:rPr>
+          <w:rFonts w:ascii="Arial" w:eastAsia="Times New Roman" w:hAnsi="Arial" w:cs="Arial"/>
+          <w:sz w:val="24"/>
+          <w:szCs w:val="24"/>
+          <w:lang w:eastAsia="en-GB"/>
+        </w:rPr>
+        <w:br/>
+      </w:r>
+      <w:r>
+        <w:rPr>
+          <w:rFonts w:ascii="Arial" w:eastAsia="Times New Roman" w:hAnsi="Arial" w:cs="Arial"/>
+          <w:sz w:val="24"/>
+          <w:szCs w:val="24"/>
+          <w:lang w:eastAsia="en-GB"/>
+        </w:rPr>
+        <w:br/>
+      </w:r>
+      <w:r>
+        <w:rPr>
+          <w:rFonts w:ascii="Arial" w:eastAsia="Times New Roman" w:hAnsi="Arial" w:cs="Arial"/>
+          <w:sz w:val="24"/>
+          <w:szCs w:val="24"/>
+          <w:lang w:eastAsia="en-GB"/>
+        </w:rPr>
+        <w:drawing>
+          <wp:inline distT="0" distB="0" distL="0" distR="0" wp14:anchorId="03AFA0FC" wp14:editId="12E9225B">
+            <wp:extent cx="5400040" cy="3131820"/>
+            <wp:effectExtent l="0" t="0" r="0" b="0"/>
+            <wp:docPr id="15" name="Imagen 15"/>
+            <wp:cNvGraphicFramePr>
+              <a:graphicFrameLocks xmlns:a="http://schemas.openxmlformats.org/drawingml/2006/main" noChangeAspect="1"/>
+            </wp:cNvGraphicFramePr>
+            <a:graphic xmlns:a="http://schemas.openxmlformats.org/drawingml/2006/main">
+              <a:graphicData uri="http://schemas.openxmlformats.org/drawingml/2006/picture">
+                <pic:pic xmlns:pic="http://schemas.openxmlformats.org/drawingml/2006/picture">
+                  <pic:nvPicPr>
+                    <pic:cNvPr id="1" name=""/>
+                    <pic:cNvPicPr/>
+                  </pic:nvPicPr>
+                  <pic:blipFill>
+                    <a:blip r:embed="rId19"/>
+                    <a:stretch>
+                      <a:fillRect/>
+                    </a:stretch>
+                  </pic:blipFill>
+                  <pic:spPr>
+                    <a:xfrm>
+                      <a:off x="0" y="0"/>
+                      <a:ext cx="5400040" cy="3131820"/>
+                    </a:xfrm>
+                    <a:prstGeom prst="rect">
+                      <a:avLst/>
+                    </a:prstGeom>
+                  </pic:spPr>
+                </pic:pic>
+              </a:graphicData>
+            </a:graphic>
+          </wp:inline>
+        </w:drawing>
+      </w:r>
+      <w:r>
+        <w:rPr>
+          <w:rFonts w:ascii="Arial" w:eastAsia="Times New Roman" w:hAnsi="Arial" w:cs="Arial"/>
+          <w:sz w:val="24"/>
+          <w:szCs w:val="24"/>
+          <w:lang w:eastAsia="en-GB"/>
+        </w:rPr>
+        <w:br/>
+      </w:r>
+      <w:r>
+        <w:rPr>
+          <w:rFonts w:ascii="Arial" w:eastAsia="Times New Roman" w:hAnsi="Arial" w:cs="Arial"/>
+          <w:sz w:val="24"/>
+          <w:szCs w:val="24"/>
+          <w:lang w:eastAsia="en-GB"/>
+        </w:rPr>
+        <w:br/>
+        <w:t xml:space="preserve">Through realm settings, we can access </w:t>
+      </w:r>
+      <w:proofErr w:type="spellStart"/>
+      <w:r>
+        <w:rPr>
+          <w:rFonts w:ascii="Arial" w:eastAsia="Times New Roman" w:hAnsi="Arial" w:cs="Arial"/>
+          <w:sz w:val="24"/>
+          <w:szCs w:val="24"/>
+          <w:lang w:eastAsia="en-GB"/>
+        </w:rPr>
+        <w:t>openId</w:t>
+      </w:r>
+      <w:proofErr w:type="spellEnd"/>
+      <w:r>
+        <w:rPr>
+          <w:rFonts w:ascii="Arial" w:eastAsia="Times New Roman" w:hAnsi="Arial" w:cs="Arial"/>
+          <w:sz w:val="24"/>
+          <w:szCs w:val="24"/>
+          <w:lang w:eastAsia="en-GB"/>
+        </w:rPr>
+        <w:t xml:space="preserve"> configuration endpoint</w:t>
+      </w:r>
+      <w:r>
+        <w:rPr>
+          <w:rFonts w:ascii="Arial" w:eastAsia="Times New Roman" w:hAnsi="Arial" w:cs="Arial"/>
+          <w:sz w:val="24"/>
+          <w:szCs w:val="24"/>
+          <w:lang w:eastAsia="en-GB"/>
+        </w:rPr>
+        <w:br/>
+      </w:r>
+      <w:r>
+        <w:rPr>
+          <w:rFonts w:ascii="Arial" w:eastAsia="Times New Roman" w:hAnsi="Arial" w:cs="Arial"/>
+          <w:sz w:val="24"/>
+          <w:szCs w:val="24"/>
+          <w:lang w:eastAsia="en-GB"/>
+        </w:rPr>
+        <w:br/>
+      </w:r>
+      <w:r>
+        <w:rPr>
+          <w:rFonts w:ascii="Arial" w:eastAsia="Times New Roman" w:hAnsi="Arial" w:cs="Arial"/>
+          <w:sz w:val="24"/>
+          <w:szCs w:val="24"/>
+          <w:lang w:eastAsia="en-GB"/>
+        </w:rPr>
+        <w:drawing>
+          <wp:inline distT="0" distB="0" distL="0" distR="0" wp14:anchorId="18BAF9AD" wp14:editId="1F81B573">
+            <wp:extent cx="5400040" cy="2679700"/>
+            <wp:effectExtent l="0" t="0" r="0" b="6350"/>
+            <wp:docPr id="16" name="Imagen 16"/>
+            <wp:cNvGraphicFramePr>
+              <a:graphicFrameLocks xmlns:a="http://schemas.openxmlformats.org/drawingml/2006/main" noChangeAspect="1"/>
+            </wp:cNvGraphicFramePr>
+            <a:graphic xmlns:a="http://schemas.openxmlformats.org/drawingml/2006/main">
+              <a:graphicData uri="http://schemas.openxmlformats.org/drawingml/2006/picture">
+                <pic:pic xmlns:pic="http://schemas.openxmlformats.org/drawingml/2006/picture">
+                  <pic:nvPicPr>
+                    <pic:cNvPr id="1" name=""/>
+                    <pic:cNvPicPr/>
+                  </pic:nvPicPr>
+                  <pic:blipFill>
+                    <a:blip r:embed="rId20"/>
+                    <a:stretch>
+                      <a:fillRect/>
+                    </a:stretch>
+                  </pic:blipFill>
+                  <pic:spPr>
+                    <a:xfrm>
+                      <a:off x="0" y="0"/>
+                      <a:ext cx="5400040" cy="2679700"/>
+                    </a:xfrm>
+                    <a:prstGeom prst="rect">
+                      <a:avLst/>
+                    </a:prstGeom>
+                  </pic:spPr>
+                </pic:pic>
+              </a:graphicData>
+            </a:graphic>
+          </wp:inline>
+        </w:drawing>
+      </w:r>
+      <w:r>
+        <w:rPr>
+          <w:rFonts w:ascii="Arial" w:eastAsia="Times New Roman" w:hAnsi="Arial" w:cs="Arial"/>
+          <w:sz w:val="24"/>
+          <w:szCs w:val="24"/>
+          <w:lang w:eastAsia="en-GB"/>
+        </w:rPr>
+        <w:lastRenderedPageBreak/>
+        <w:drawing>
+          <wp:inline distT="0" distB="0" distL="0" distR="0" wp14:anchorId="1C0C1CD2" wp14:editId="0E19B1E2">
+            <wp:extent cx="5400040" cy="4497705"/>
+            <wp:effectExtent l="0" t="0" r="0" b="0"/>
+            <wp:docPr id="17" name="Imagen 17"/>
+            <wp:cNvGraphicFramePr>
+              <a:graphicFrameLocks xmlns:a="http://schemas.openxmlformats.org/drawingml/2006/main" noChangeAspect="1"/>
+            </wp:cNvGraphicFramePr>
+            <a:graphic xmlns:a="http://schemas.openxmlformats.org/drawingml/2006/main">
+              <a:graphicData uri="http://schemas.openxmlformats.org/drawingml/2006/picture">
+                <pic:pic xmlns:pic="http://schemas.openxmlformats.org/drawingml/2006/picture">
+                  <pic:nvPicPr>
+                    <pic:cNvPr id="1" name=""/>
+                    <pic:cNvPicPr/>
+                  </pic:nvPicPr>
+                  <pic:blipFill>
+                    <a:blip r:embed="rId21"/>
+                    <a:stretch>
+                      <a:fillRect/>
+                    </a:stretch>
+                  </pic:blipFill>
+                  <pic:spPr>
+                    <a:xfrm>
+                      <a:off x="0" y="0"/>
+                      <a:ext cx="5400040" cy="4497705"/>
+                    </a:xfrm>
+                    <a:prstGeom prst="rect">
+                      <a:avLst/>
+                    </a:prstGeom>
+                  </pic:spPr>
+                </pic:pic>
+              </a:graphicData>
+            </a:graphic>
+          </wp:inline>
+        </w:drawing>
+      </w:r>
+      <w:r>
+        <w:rPr>
+          <w:rFonts w:ascii="Arial" w:eastAsia="Times New Roman" w:hAnsi="Arial" w:cs="Arial"/>
+          <w:sz w:val="24"/>
+          <w:szCs w:val="24"/>
+          <w:lang w:eastAsia="en-GB"/>
+        </w:rPr>
+        <w:br/>
+      </w:r>
+      <w:r>
+        <w:rPr>
+          <w:rFonts w:ascii="Arial" w:eastAsia="Times New Roman" w:hAnsi="Arial" w:cs="Arial"/>
+          <w:sz w:val="24"/>
+          <w:szCs w:val="24"/>
+          <w:lang w:eastAsia="en-GB"/>
+        </w:rPr>
+        <w:br/>
+      </w:r>
+    </w:p>
+    <w:p>
+      <w:pPr>
+        <w:spacing w:before="100" w:beforeAutospacing="1" w:after="100" w:afterAutospacing="1" w:line="240" w:lineRule="auto"/>
+        <w:rPr>
+          <w:rFonts w:ascii="Arial" w:eastAsia="Times New Roman" w:hAnsi="Arial" w:cs="Arial"/>
+          <w:sz w:val="24"/>
+          <w:szCs w:val="24"/>
+          <w:lang w:eastAsia="en-GB"/>
+        </w:rPr>
+      </w:pPr>
+      <w:r>
+        <w:rPr>
+          <w:rFonts w:ascii="Arial" w:eastAsia="Times New Roman" w:hAnsi="Arial" w:cs="Arial"/>
+          <w:sz w:val="24"/>
+          <w:szCs w:val="24"/>
+          <w:lang w:eastAsia="en-GB"/>
+        </w:rPr>
+        <w:t>The API Gateway module will be configured as a resource server for oauth2</w:t>
+      </w:r>
+      <w:r>
+        <w:rPr>
+          <w:rFonts w:ascii="Arial" w:eastAsia="Times New Roman" w:hAnsi="Arial" w:cs="Arial"/>
+          <w:sz w:val="24"/>
+          <w:szCs w:val="24"/>
+          <w:lang w:eastAsia="en-GB"/>
+        </w:rPr>
+        <w:t>.</w:t>
+      </w:r>
+      <w:r>
+        <w:rPr>
+          <w:rFonts w:ascii="Arial" w:eastAsia="Times New Roman" w:hAnsi="Arial" w:cs="Arial"/>
+          <w:sz w:val="24"/>
+          <w:szCs w:val="24"/>
+          <w:lang w:eastAsia="en-GB"/>
+        </w:rPr>
+        <w:br/>
+        <w:t>Add the next dependency:</w:t>
+      </w:r>
+      <w:r>
+        <w:rPr>
+          <w:rFonts w:ascii="Arial" w:eastAsia="Times New Roman" w:hAnsi="Arial" w:cs="Arial"/>
+          <w:sz w:val="24"/>
+          <w:szCs w:val="24"/>
+          <w:lang w:eastAsia="en-GB"/>
+        </w:rPr>
+        <w:br/>
+      </w:r>
+      <w:r>
+        <w:rPr>
+          <w:rFonts w:ascii="Arial" w:eastAsia="Times New Roman" w:hAnsi="Arial" w:cs="Arial"/>
+          <w:sz w:val="24"/>
+          <w:szCs w:val="24"/>
+          <w:lang w:eastAsia="en-GB"/>
+        </w:rPr>
+        <w:br/>
+      </w:r>
+      <w:r>
+        <w:rPr>
+          <w:rFonts w:ascii="Arial" w:eastAsia="Times New Roman" w:hAnsi="Arial" w:cs="Arial"/>
+          <w:sz w:val="24"/>
+          <w:szCs w:val="24"/>
+          <w:lang w:eastAsia="en-GB"/>
+        </w:rPr>
+        <w:drawing>
+          <wp:inline distT="0" distB="0" distL="0" distR="0" wp14:anchorId="694B51CF" wp14:editId="12DCDA8C">
+            <wp:extent cx="5400040" cy="704850"/>
+            <wp:effectExtent l="0" t="0" r="0" b="0"/>
+            <wp:docPr id="18" name="Imagen 18"/>
+            <wp:cNvGraphicFramePr>
+              <a:graphicFrameLocks xmlns:a="http://schemas.openxmlformats.org/drawingml/2006/main" noChangeAspect="1"/>
+            </wp:cNvGraphicFramePr>
+            <a:graphic xmlns:a="http://schemas.openxmlformats.org/drawingml/2006/main">
+              <a:graphicData uri="http://schemas.openxmlformats.org/drawingml/2006/picture">
+                <pic:pic xmlns:pic="http://schemas.openxmlformats.org/drawingml/2006/picture">
+                  <pic:nvPicPr>
+                    <pic:cNvPr id="1" name=""/>
+                    <pic:cNvPicPr/>
+                  </pic:nvPicPr>
+                  <pic:blipFill>
+                    <a:blip r:embed="rId22"/>
+                    <a:stretch>
+                      <a:fillRect/>
+                    </a:stretch>
+                  </pic:blipFill>
+                  <pic:spPr>
+                    <a:xfrm>
+                      <a:off x="0" y="0"/>
+                      <a:ext cx="5400040" cy="704850"/>
+                    </a:xfrm>
+                    <a:prstGeom prst="rect">
+                      <a:avLst/>
+                    </a:prstGeom>
+                  </pic:spPr>
+                </pic:pic>
+              </a:graphicData>
+            </a:graphic>
+          </wp:inline>
+        </w:drawing>
+      </w:r>
+      <w:r>
+        <w:rPr>
+          <w:rFonts w:ascii="Arial" w:eastAsia="Times New Roman" w:hAnsi="Arial" w:cs="Arial"/>
+          <w:sz w:val="24"/>
+          <w:szCs w:val="24"/>
+          <w:lang w:eastAsia="en-GB"/>
+        </w:rPr>
+        <w:br/>
+      </w:r>
+      <w:r>
+        <w:rPr>
+          <w:rFonts w:ascii="Arial" w:eastAsia="Times New Roman" w:hAnsi="Arial" w:cs="Arial"/>
+          <w:sz w:val="24"/>
+          <w:szCs w:val="24"/>
+          <w:lang w:eastAsia="en-GB"/>
+        </w:rPr>
+        <w:br/>
+        <w:t xml:space="preserve">In the </w:t>
+      </w:r>
+      <w:proofErr w:type="spellStart"/>
+      <w:r>
+        <w:rPr>
+          <w:rFonts w:ascii="Arial" w:eastAsia="Times New Roman" w:hAnsi="Arial" w:cs="Arial"/>
+          <w:sz w:val="24"/>
+          <w:szCs w:val="24"/>
+          <w:lang w:eastAsia="en-GB"/>
+        </w:rPr>
+        <w:t>openId</w:t>
+      </w:r>
+      <w:proofErr w:type="spellEnd"/>
+      <w:r>
+        <w:rPr>
+          <w:rFonts w:ascii="Arial" w:eastAsia="Times New Roman" w:hAnsi="Arial" w:cs="Arial"/>
+          <w:sz w:val="24"/>
+          <w:szCs w:val="24"/>
+          <w:lang w:eastAsia="en-GB"/>
+        </w:rPr>
+        <w:t xml:space="preserve"> endpoint (</w:t>
+      </w:r>
+      <w:proofErr w:type="spellStart"/>
+      <w:r>
+        <w:rPr>
+          <w:rFonts w:ascii="Arial" w:eastAsia="Times New Roman" w:hAnsi="Arial" w:cs="Arial"/>
+          <w:sz w:val="24"/>
+          <w:szCs w:val="24"/>
+          <w:lang w:eastAsia="en-GB"/>
+        </w:rPr>
+        <w:t>keycloak</w:t>
+      </w:r>
+      <w:proofErr w:type="spellEnd"/>
+      <w:r>
+        <w:rPr>
+          <w:rFonts w:ascii="Arial" w:eastAsia="Times New Roman" w:hAnsi="Arial" w:cs="Arial"/>
+          <w:sz w:val="24"/>
+          <w:szCs w:val="24"/>
+          <w:lang w:eastAsia="en-GB"/>
+        </w:rPr>
+        <w:t xml:space="preserve"> / realm settings), we can check the token </w:t>
+      </w:r>
+      <w:proofErr w:type="spellStart"/>
+      <w:r>
+        <w:rPr>
+          <w:rFonts w:ascii="Arial" w:eastAsia="Times New Roman" w:hAnsi="Arial" w:cs="Arial"/>
+          <w:sz w:val="24"/>
+          <w:szCs w:val="24"/>
+          <w:lang w:eastAsia="en-GB"/>
+        </w:rPr>
+        <w:t>url</w:t>
+      </w:r>
+      <w:proofErr w:type="spellEnd"/>
+      <w:r>
+        <w:rPr>
+          <w:rFonts w:ascii="Arial" w:eastAsia="Times New Roman" w:hAnsi="Arial" w:cs="Arial"/>
+          <w:sz w:val="24"/>
+          <w:szCs w:val="24"/>
+          <w:lang w:eastAsia="en-GB"/>
+        </w:rPr>
+        <w:br/>
+      </w:r>
+      <w:r>
+        <w:rPr>
+          <w:rFonts w:ascii="Arial" w:eastAsia="Times New Roman" w:hAnsi="Arial" w:cs="Arial"/>
+          <w:sz w:val="24"/>
+          <w:szCs w:val="24"/>
+          <w:lang w:eastAsia="en-GB"/>
+        </w:rPr>
+        <w:br/>
+      </w:r>
+      <w:r>
+        <w:rPr>
+          <w:rFonts w:ascii="Arial" w:eastAsia="Times New Roman" w:hAnsi="Arial" w:cs="Arial"/>
+          <w:sz w:val="24"/>
+          <w:szCs w:val="24"/>
+          <w:lang w:eastAsia="en-GB"/>
+        </w:rPr>
+        <w:drawing>
+          <wp:inline distT="0" distB="0" distL="0" distR="0" wp14:anchorId="5D0F1C95" wp14:editId="01887D8A">
+            <wp:extent cx="5400040" cy="436880"/>
+            <wp:effectExtent l="0" t="0" r="0" b="1270"/>
+            <wp:docPr id="19" name="Imagen 19"/>
+            <wp:cNvGraphicFramePr>
+              <a:graphicFrameLocks xmlns:a="http://schemas.openxmlformats.org/drawingml/2006/main" noChangeAspect="1"/>
+            </wp:cNvGraphicFramePr>
+            <a:graphic xmlns:a="http://schemas.openxmlformats.org/drawingml/2006/main">
+              <a:graphicData uri="http://schemas.openxmlformats.org/drawingml/2006/picture">
+                <pic:pic xmlns:pic="http://schemas.openxmlformats.org/drawingml/2006/picture">
+                  <pic:nvPicPr>
+                    <pic:cNvPr id="1" name=""/>
+                    <pic:cNvPicPr/>
+                  </pic:nvPicPr>
+                  <pic:blipFill>
+                    <a:blip r:embed="rId23"/>
+                    <a:stretch>
+                      <a:fillRect/>
+                    </a:stretch>
+                  </pic:blipFill>
+                  <pic:spPr>
+                    <a:xfrm>
+                      <a:off x="0" y="0"/>
+                      <a:ext cx="5400040" cy="436880"/>
+                    </a:xfrm>
+                    <a:prstGeom prst="rect">
+                      <a:avLst/>
+                    </a:prstGeom>
+                  </pic:spPr>
+                </pic:pic>
+              </a:graphicData>
+            </a:graphic>
+          </wp:inline>
+        </w:drawing>
+      </w:r>
+      <w:r>
+        <w:rPr>
+          <w:rFonts w:ascii="Arial" w:eastAsia="Times New Roman" w:hAnsi="Arial" w:cs="Arial"/>
+          <w:sz w:val="24"/>
+          <w:szCs w:val="24"/>
+          <w:lang w:eastAsia="en-GB"/>
+        </w:rPr>
+        <w:br/>
+      </w:r>
+      <w:r>
+        <w:rPr>
+          <w:rFonts w:ascii="Arial" w:eastAsia="Times New Roman" w:hAnsi="Arial" w:cs="Arial"/>
+          <w:sz w:val="24"/>
+          <w:szCs w:val="24"/>
+          <w:lang w:eastAsia="en-GB"/>
+        </w:rPr>
+        <w:br/>
+        <w:t>We can configure a new token for our requests in postman, so that we get authorized to access the endpoints of our application</w:t>
+      </w:r>
+      <w:r>
+        <w:rPr>
+          <w:rFonts w:ascii="Arial" w:eastAsia="Times New Roman" w:hAnsi="Arial" w:cs="Arial"/>
+          <w:sz w:val="24"/>
+          <w:szCs w:val="24"/>
+          <w:lang w:eastAsia="en-GB"/>
+        </w:rPr>
+        <w:t>.</w:t>
+      </w:r>
+      <w:r>
+        <w:rPr>
+          <w:rFonts w:ascii="Arial" w:eastAsia="Times New Roman" w:hAnsi="Arial" w:cs="Arial"/>
+          <w:sz w:val="24"/>
+          <w:szCs w:val="24"/>
+          <w:lang w:eastAsia="en-GB"/>
+        </w:rPr>
+        <w:br/>
+        <w:t xml:space="preserve">Besides the token </w:t>
+      </w:r>
+      <w:proofErr w:type="spellStart"/>
+      <w:r>
+        <w:rPr>
+          <w:rFonts w:ascii="Arial" w:eastAsia="Times New Roman" w:hAnsi="Arial" w:cs="Arial"/>
+          <w:sz w:val="24"/>
+          <w:szCs w:val="24"/>
+          <w:lang w:eastAsia="en-GB"/>
+        </w:rPr>
+        <w:t>url</w:t>
+      </w:r>
+      <w:proofErr w:type="spellEnd"/>
+      <w:r>
+        <w:rPr>
+          <w:rFonts w:ascii="Arial" w:eastAsia="Times New Roman" w:hAnsi="Arial" w:cs="Arial"/>
+          <w:sz w:val="24"/>
+          <w:szCs w:val="24"/>
+          <w:lang w:eastAsia="en-GB"/>
+        </w:rPr>
+        <w:t>, we also need the client’s ID and secret.</w:t>
+      </w:r>
+      <w:r>
+        <w:rPr>
+          <w:rFonts w:ascii="Arial" w:eastAsia="Times New Roman" w:hAnsi="Arial" w:cs="Arial"/>
+          <w:sz w:val="24"/>
+          <w:szCs w:val="24"/>
+          <w:lang w:eastAsia="en-GB"/>
+        </w:rPr>
+        <w:br/>
+      </w:r>
+      <w:r>
+        <w:rPr>
+          <w:rFonts w:ascii="Arial" w:eastAsia="Times New Roman" w:hAnsi="Arial" w:cs="Arial"/>
+          <w:sz w:val="24"/>
+          <w:szCs w:val="24"/>
+          <w:lang w:eastAsia="en-GB"/>
+        </w:rPr>
+        <w:br/>
+      </w:r>
+      <w:r>
+        <w:rPr>
+          <w:rFonts w:ascii="Arial" w:eastAsia="Times New Roman" w:hAnsi="Arial" w:cs="Arial"/>
+          <w:sz w:val="24"/>
+          <w:szCs w:val="24"/>
+          <w:lang w:eastAsia="en-GB"/>
+        </w:rPr>
+        <w:lastRenderedPageBreak/>
+        <w:drawing>
+          <wp:inline distT="0" distB="0" distL="0" distR="0" wp14:anchorId="5327FF67" wp14:editId="56ED01FA">
+            <wp:extent cx="5400040" cy="2967990"/>
+            <wp:effectExtent l="0" t="0" r="0" b="3810"/>
+            <wp:docPr id="21" name="Imagen 21"/>
+            <wp:cNvGraphicFramePr>
+              <a:graphicFrameLocks xmlns:a="http://schemas.openxmlformats.org/drawingml/2006/main" noChangeAspect="1"/>
+            </wp:cNvGraphicFramePr>
+            <a:graphic xmlns:a="http://schemas.openxmlformats.org/drawingml/2006/main">
+              <a:graphicData uri="http://schemas.openxmlformats.org/drawingml/2006/picture">
+                <pic:pic xmlns:pic="http://schemas.openxmlformats.org/drawingml/2006/picture">
+                  <pic:nvPicPr>
+                    <pic:cNvPr id="1" name=""/>
+                    <pic:cNvPicPr/>
+                  </pic:nvPicPr>
+                  <pic:blipFill>
+                    <a:blip r:embed="rId24"/>
+                    <a:stretch>
+                      <a:fillRect/>
+                    </a:stretch>
+                  </pic:blipFill>
+                  <pic:spPr>
+                    <a:xfrm>
+                      <a:off x="0" y="0"/>
+                      <a:ext cx="5400040" cy="2967990"/>
+                    </a:xfrm>
+                    <a:prstGeom prst="rect">
+                      <a:avLst/>
+                    </a:prstGeom>
+                  </pic:spPr>
+                </pic:pic>
+              </a:graphicData>
+            </a:graphic>
+          </wp:inline>
+        </w:drawing>
+      </w:r>
+      <w:r>
+        <w:rPr>
+          <w:rFonts w:ascii="Arial" w:eastAsia="Times New Roman" w:hAnsi="Arial" w:cs="Arial"/>
+          <w:sz w:val="24"/>
+          <w:szCs w:val="24"/>
+          <w:lang w:eastAsia="en-GB"/>
+        </w:rPr>
+        <w:br/>
+      </w:r>
+      <w:r>
+        <w:rPr>
+          <w:rFonts w:ascii="Arial" w:eastAsia="Times New Roman" w:hAnsi="Arial" w:cs="Arial"/>
+          <w:sz w:val="24"/>
+          <w:szCs w:val="24"/>
+          <w:lang w:eastAsia="en-GB"/>
+        </w:rPr>
+        <w:br/>
+        <w:t xml:space="preserve">Finally scroll to the bottom and </w:t>
+      </w:r>
+      <w:proofErr w:type="spellStart"/>
+      <w:r>
+        <w:rPr>
+          <w:rFonts w:ascii="Arial" w:eastAsia="Times New Roman" w:hAnsi="Arial" w:cs="Arial"/>
+          <w:sz w:val="24"/>
+          <w:szCs w:val="24"/>
+          <w:lang w:eastAsia="en-GB"/>
+        </w:rPr>
+        <w:t>clic</w:t>
+      </w:r>
+      <w:proofErr w:type="spellEnd"/>
+      <w:r>
+        <w:rPr>
+          <w:rFonts w:ascii="Arial" w:eastAsia="Times New Roman" w:hAnsi="Arial" w:cs="Arial"/>
+          <w:sz w:val="24"/>
+          <w:szCs w:val="24"/>
+          <w:lang w:eastAsia="en-GB"/>
+        </w:rPr>
+        <w:t xml:space="preserve"> the button to generate the token</w:t>
+      </w:r>
+      <w:r>
+        <w:rPr>
+          <w:rFonts w:ascii="Arial" w:eastAsia="Times New Roman" w:hAnsi="Arial" w:cs="Arial"/>
+          <w:sz w:val="24"/>
+          <w:szCs w:val="24"/>
+          <w:lang w:eastAsia="en-GB"/>
+        </w:rPr>
+        <w:t xml:space="preserve">, then </w:t>
+      </w:r>
+      <w:proofErr w:type="spellStart"/>
+      <w:r>
+        <w:rPr>
+          <w:rFonts w:ascii="Arial" w:eastAsia="Times New Roman" w:hAnsi="Arial" w:cs="Arial"/>
+          <w:sz w:val="24"/>
+          <w:szCs w:val="24"/>
+          <w:lang w:eastAsia="en-GB"/>
+        </w:rPr>
+        <w:t>clic</w:t>
+      </w:r>
+      <w:proofErr w:type="spellEnd"/>
+      <w:r>
+        <w:rPr>
+          <w:rFonts w:ascii="Arial" w:eastAsia="Times New Roman" w:hAnsi="Arial" w:cs="Arial"/>
+          <w:sz w:val="24"/>
+          <w:szCs w:val="24"/>
+          <w:lang w:eastAsia="en-GB"/>
+        </w:rPr>
+        <w:t xml:space="preserve"> on proceed.</w:t>
+      </w:r>
+      <w:r>
+        <w:rPr>
+          <w:rFonts w:ascii="Arial" w:eastAsia="Times New Roman" w:hAnsi="Arial" w:cs="Arial"/>
+          <w:sz w:val="24"/>
+          <w:szCs w:val="24"/>
+          <w:lang w:eastAsia="en-GB"/>
+        </w:rPr>
+        <w:br/>
+      </w:r>
+      <w:r>
+        <w:rPr>
+          <w:rFonts w:ascii="Arial" w:eastAsia="Times New Roman" w:hAnsi="Arial" w:cs="Arial"/>
+          <w:sz w:val="24"/>
+          <w:szCs w:val="24"/>
+          <w:lang w:eastAsia="en-GB"/>
+        </w:rPr>
+        <w:br/>
+      </w:r>
+      <w:r>
+        <w:rPr>
+          <w:rFonts w:ascii="Arial" w:eastAsia="Times New Roman" w:hAnsi="Arial" w:cs="Arial"/>
+          <w:sz w:val="24"/>
+          <w:szCs w:val="24"/>
+          <w:lang w:eastAsia="en-GB"/>
+        </w:rPr>
+        <w:drawing>
+          <wp:inline distT="0" distB="0" distL="0" distR="0" wp14:anchorId="26329F2F" wp14:editId="3CE7452E">
+            <wp:extent cx="4086795" cy="2086266"/>
+            <wp:effectExtent l="0" t="0" r="9525" b="9525"/>
+            <wp:docPr id="22" name="Imagen 22"/>
+            <wp:cNvGraphicFramePr>
+              <a:graphicFrameLocks xmlns:a="http://schemas.openxmlformats.org/drawingml/2006/main" noChangeAspect="1"/>
+            </wp:cNvGraphicFramePr>
+            <a:graphic xmlns:a="http://schemas.openxmlformats.org/drawingml/2006/main">
+              <a:graphicData uri="http://schemas.openxmlformats.org/drawingml/2006/picture">
+                <pic:pic xmlns:pic="http://schemas.openxmlformats.org/drawingml/2006/picture">
+                  <pic:nvPicPr>
+                    <pic:cNvPr id="1" name=""/>
+                    <pic:cNvPicPr/>
+                  </pic:nvPicPr>
+                  <pic:blipFill>
+                    <a:blip r:embed="rId25"/>
+                    <a:stretch>
+                      <a:fillRect/>
+                    </a:stretch>
+                  </pic:blipFill>
+                  <pic:spPr>
+                    <a:xfrm>
+                      <a:off x="0" y="0"/>
+                      <a:ext cx="4086795" cy="2086266"/>
+                    </a:xfrm>
+                    <a:prstGeom prst="rect">
+                      <a:avLst/>
+                    </a:prstGeom>
+                  </pic:spPr>
+                </pic:pic>
+              </a:graphicData>
+            </a:graphic>
+          </wp:inline>
+        </w:drawing>
+      </w:r>
+      <w:r>
+        <w:rPr>
+          <w:rFonts w:ascii="Arial" w:eastAsia="Times New Roman" w:hAnsi="Arial" w:cs="Arial"/>
+          <w:sz w:val="24"/>
+          <w:szCs w:val="24"/>
+          <w:lang w:eastAsia="en-GB"/>
+        </w:rPr>
+        <w:br/>
+      </w:r>
+      <w:r>
+        <w:rPr>
+          <w:rFonts w:ascii="Arial" w:eastAsia="Times New Roman" w:hAnsi="Arial" w:cs="Arial"/>
+          <w:sz w:val="24"/>
+          <w:szCs w:val="24"/>
+          <w:lang w:eastAsia="en-GB"/>
+        </w:rPr>
+        <w:lastRenderedPageBreak/>
+        <w:drawing>
+          <wp:inline distT="0" distB="0" distL="0" distR="0" wp14:anchorId="4AC9AA16" wp14:editId="48C4EC81">
+            <wp:extent cx="4429743" cy="2191056"/>
+            <wp:effectExtent l="0" t="0" r="0" b="0"/>
+            <wp:docPr id="23" name="Imagen 23"/>
+            <wp:cNvGraphicFramePr>
+              <a:graphicFrameLocks xmlns:a="http://schemas.openxmlformats.org/drawingml/2006/main" noChangeAspect="1"/>
+            </wp:cNvGraphicFramePr>
+            <a:graphic xmlns:a="http://schemas.openxmlformats.org/drawingml/2006/main">
+              <a:graphicData uri="http://schemas.openxmlformats.org/drawingml/2006/picture">
+                <pic:pic xmlns:pic="http://schemas.openxmlformats.org/drawingml/2006/picture">
+                  <pic:nvPicPr>
+                    <pic:cNvPr id="1" name=""/>
+                    <pic:cNvPicPr/>
+                  </pic:nvPicPr>
+                  <pic:blipFill>
+                    <a:blip r:embed="rId26"/>
+                    <a:stretch>
+                      <a:fillRect/>
+                    </a:stretch>
+                  </pic:blipFill>
+                  <pic:spPr>
+                    <a:xfrm>
+                      <a:off x="0" y="0"/>
+                      <a:ext cx="4429743" cy="2191056"/>
+                    </a:xfrm>
+                    <a:prstGeom prst="rect">
+                      <a:avLst/>
+                    </a:prstGeom>
+                  </pic:spPr>
+                </pic:pic>
+              </a:graphicData>
+            </a:graphic>
+          </wp:inline>
+        </w:drawing>
+      </w:r>
+    </w:p>
+    <w:p>
+      <w:pPr>
+        <w:spacing w:before="100" w:beforeAutospacing="1" w:after="100" w:afterAutospacing="1" w:line="240" w:lineRule="auto"/>
+        <w:rPr>
+          <w:rFonts w:ascii="Arial" w:eastAsia="Times New Roman" w:hAnsi="Arial" w:cs="Arial"/>
+          <w:sz w:val="24"/>
+          <w:szCs w:val="24"/>
+          <w:lang w:eastAsia="en-GB"/>
+        </w:rPr>
+      </w:pPr>
+      <w:r>
+        <w:rPr>
+          <w:rFonts w:ascii="Arial" w:eastAsia="Times New Roman" w:hAnsi="Arial" w:cs="Arial"/>
+          <w:sz w:val="24"/>
+          <w:szCs w:val="24"/>
+          <w:lang w:eastAsia="en-GB"/>
+        </w:rPr>
+        <w:br/>
+      </w:r>
+      <w:r>
+        <w:rPr>
+          <w:rFonts w:ascii="Arial" w:eastAsia="Times New Roman" w:hAnsi="Arial" w:cs="Arial"/>
+          <w:sz w:val="24"/>
+          <w:szCs w:val="24"/>
+          <w:lang w:eastAsia="en-GB"/>
+        </w:rPr>
+        <w:drawing>
+          <wp:inline distT="0" distB="0" distL="0" distR="0" wp14:anchorId="49C4AC45" wp14:editId="475420F1">
+            <wp:extent cx="5400040" cy="2812415"/>
+            <wp:effectExtent l="0" t="0" r="0" b="6985"/>
+            <wp:docPr id="24" name="Imagen 24"/>
+            <wp:cNvGraphicFramePr>
+              <a:graphicFrameLocks xmlns:a="http://schemas.openxmlformats.org/drawingml/2006/main" noChangeAspect="1"/>
+            </wp:cNvGraphicFramePr>
+            <a:graphic xmlns:a="http://schemas.openxmlformats.org/drawingml/2006/main">
+              <a:graphicData uri="http://schemas.openxmlformats.org/drawingml/2006/picture">
+                <pic:pic xmlns:pic="http://schemas.openxmlformats.org/drawingml/2006/picture">
+                  <pic:nvPicPr>
+                    <pic:cNvPr id="1" name=""/>
+                    <pic:cNvPicPr/>
+                  </pic:nvPicPr>
+                  <pic:blipFill>
+                    <a:blip r:embed="rId27"/>
+                    <a:stretch>
+                      <a:fillRect/>
+                    </a:stretch>
+                  </pic:blipFill>
+                  <pic:spPr>
+                    <a:xfrm>
+                      <a:off x="0" y="0"/>
+                      <a:ext cx="5400040" cy="2812415"/>
+                    </a:xfrm>
+                    <a:prstGeom prst="rect">
+                      <a:avLst/>
+                    </a:prstGeom>
+                  </pic:spPr>
+                </pic:pic>
+              </a:graphicData>
+            </a:graphic>
+          </wp:inline>
+        </w:drawing>
+      </w:r>
+      <w:r>
+        <w:rPr>
+          <w:rFonts w:ascii="Arial" w:eastAsia="Times New Roman" w:hAnsi="Arial" w:cs="Arial"/>
+          <w:sz w:val="24"/>
+          <w:szCs w:val="24"/>
+          <w:lang w:eastAsia="en-GB"/>
+        </w:rPr>
+        <w:br/>
+      </w:r>
+      <w:r>
+        <w:rPr>
+          <w:rFonts w:ascii="Arial" w:eastAsia="Times New Roman" w:hAnsi="Arial" w:cs="Arial"/>
+          <w:sz w:val="24"/>
+          <w:szCs w:val="24"/>
+          <w:lang w:eastAsia="en-GB"/>
+        </w:rPr>
+        <w:br/>
+        <w:t>Press on use token and the token gets added to the header.</w:t>
+      </w:r>
+      <w:bookmarkStart w:id="0" w:name="_GoBack"/>
+      <w:bookmarkEnd w:id="0"/>
     </w:p>
     <w:sectPr>
       <w:pgSz w:w="11906" w:h="16838"/>

--- a/Documentación.docx
+++ b/Documentación.docx
@@ -1579,37 +1579,22 @@
         <w:br/>
       </w:r>
       <w:r>
-        <w:rPr>
-          <w:rFonts w:ascii="Arial" w:hAnsi="Arial" w:cs="Arial"/>
-        </w:rPr>
         <w:t xml:space="preserve">Spring Cloud </w:t>
       </w:r>
       <w:proofErr w:type="spellStart"/>
       <w:r>
-        <w:rPr>
-          <w:rFonts w:ascii="Arial" w:hAnsi="Arial" w:cs="Arial"/>
-        </w:rPr>
         <w:t>OpenFeign</w:t>
       </w:r>
       <w:proofErr w:type="spellEnd"/>
       <w:r>
-        <w:rPr>
-          <w:rFonts w:ascii="Arial" w:hAnsi="Arial" w:cs="Arial"/>
-        </w:rPr>
         <w:t xml:space="preserve"> is a declarative HTTP client that makes it easy to call other </w:t>
       </w:r>
       <w:proofErr w:type="spellStart"/>
       <w:r>
-        <w:rPr>
-          <w:rFonts w:ascii="Arial" w:hAnsi="Arial" w:cs="Arial"/>
-        </w:rPr>
         <w:t>microservices</w:t>
       </w:r>
       <w:proofErr w:type="spellEnd"/>
       <w:r>
-        <w:rPr>
-          <w:rFonts w:ascii="Arial" w:hAnsi="Arial" w:cs="Arial"/>
-        </w:rPr>
         <w:t xml:space="preserve"> in a Spring Boot application.</w:t>
       </w:r>
     </w:p>
@@ -1740,22 +1725,22 @@
           <w:sz w:val="24"/>
           <w:u w:val="single"/>
         </w:rPr>
+        <w:t>Add the dependency:</w:t>
+      </w:r>
+    </w:p>
+    <w:p>
+      <w:pPr>
+        <w:rPr>
+          <w:rFonts w:ascii="Arial" w:hAnsi="Arial" w:cs="Arial"/>
+          <w:sz w:val="24"/>
+        </w:rPr>
+      </w:pPr>
+      <w:r>
+        <w:rPr>
+          <w:rFonts w:ascii="Arial" w:hAnsi="Arial" w:cs="Arial"/>
+          <w:sz w:val="24"/>
+        </w:rPr>
         <w:lastRenderedPageBreak/>
-        <w:t>Add the dependency:</w:t>
-      </w:r>
-    </w:p>
-    <w:p>
-      <w:pPr>
-        <w:rPr>
-          <w:rFonts w:ascii="Arial" w:hAnsi="Arial" w:cs="Arial"/>
-          <w:sz w:val="24"/>
-        </w:rPr>
-      </w:pPr>
-      <w:r>
-        <w:rPr>
-          <w:rFonts w:ascii="Arial" w:hAnsi="Arial" w:cs="Arial"/>
-          <w:sz w:val="24"/>
-        </w:rPr>
         <w:t>spring-cloud-starter-</w:t>
       </w:r>
       <w:proofErr w:type="spellStart"/>
@@ -2001,6 +1986,16 @@
           <w:sz w:val="24"/>
         </w:rPr>
       </w:pPr>
+      <w:r>
+        <w:rPr>
+          <w:rFonts w:ascii="Arial" w:hAnsi="Arial" w:cs="Arial"/>
+          <w:sz w:val="24"/>
+        </w:rPr>
+        <w:br/>
+        <w:t>We will use a more modern approach, which is rest client</w:t>
+      </w:r>
+      <w:bookmarkStart w:id="0" w:name="_GoBack"/>
+      <w:bookmarkEnd w:id="0"/>
     </w:p>
     <w:p>
       <w:pPr>
@@ -4261,8 +4256,6 @@
         <w:br/>
         <w:t>Press on use token and the token gets added to the header.</w:t>
       </w:r>
-      <w:bookmarkStart w:id="0" w:name="_GoBack"/>
-      <w:bookmarkEnd w:id="0"/>
     </w:p>
     <w:sectPr>
       <w:pgSz w:w="11906" w:h="16838"/>
@@ -5429,7 +5422,6 @@
   <w:style w:type="character" w:default="1" w:styleId="Fuentedeprrafopredeter">
     <w:name w:val="Default Paragraph Font"/>
     <w:uiPriority w:val="1"/>
-    <w:semiHidden/>
     <w:unhideWhenUsed/>
   </w:style>
   <w:style w:type="table" w:default="1" w:styleId="Tablanormal">

--- a/Documentación.docx
+++ b/Documentación.docx
@@ -6,23 +6,20 @@
       <w:pPr>
         <w:pStyle w:val="Ttulo1"/>
         <w:rPr>
-          <w:rFonts w:ascii="Arial" w:hAnsi="Arial" w:cs="Arial"/>
-          <w:sz w:val="24"/>
-          <w:szCs w:val="24"/>
-        </w:rPr>
-      </w:pPr>
-      <w:r>
-        <w:rPr>
-          <w:rFonts w:ascii="Arial" w:hAnsi="Arial" w:cs="Arial"/>
-          <w:sz w:val="24"/>
+          <w:rFonts w:asciiTheme="minorHAnsi" w:hAnsiTheme="minorHAnsi" w:cstheme="minorHAnsi"/>
+          <w:szCs w:val="24"/>
+        </w:rPr>
+      </w:pPr>
+      <w:r>
+        <w:rPr>
+          <w:rFonts w:asciiTheme="minorHAnsi" w:hAnsiTheme="minorHAnsi" w:cstheme="minorHAnsi"/>
           <w:szCs w:val="24"/>
         </w:rPr>
         <w:t xml:space="preserve">1 - </w:t>
       </w:r>
       <w:r>
         <w:rPr>
-          <w:rFonts w:ascii="Arial" w:hAnsi="Arial" w:cs="Arial"/>
-          <w:sz w:val="24"/>
+          <w:rFonts w:asciiTheme="minorHAnsi" w:hAnsiTheme="minorHAnsi" w:cstheme="minorHAnsi"/>
           <w:szCs w:val="24"/>
         </w:rPr>
         <w:t>Integration tests</w:t>
@@ -32,12 +29,12 @@
       <w:pPr>
         <w:pStyle w:val="NormalWeb"/>
         <w:rPr>
-          <w:rFonts w:ascii="Arial" w:hAnsi="Arial" w:cs="Arial"/>
-        </w:rPr>
-      </w:pPr>
-      <w:r>
-        <w:rPr>
-          <w:rFonts w:ascii="Arial" w:hAnsi="Arial" w:cs="Arial"/>
+          <w:rFonts w:asciiTheme="minorHAnsi" w:hAnsiTheme="minorHAnsi" w:cstheme="minorHAnsi"/>
+        </w:rPr>
+      </w:pPr>
+      <w:r>
+        <w:rPr>
+          <w:rFonts w:asciiTheme="minorHAnsi" w:hAnsiTheme="minorHAnsi" w:cstheme="minorHAnsi"/>
         </w:rPr>
         <w:br/>
         <w:t>Integration testing verifies that different parts of an application work together correctly, often involving real external dependencies like databases or message brokers. Unlike unit tests, integration tests check the interaction between components in a realistic environment.</w:t>
@@ -47,21 +44,21 @@
       <w:pPr>
         <w:pStyle w:val="NormalWeb"/>
         <w:rPr>
-          <w:rFonts w:ascii="Arial" w:hAnsi="Arial" w:cs="Arial"/>
+          <w:rFonts w:asciiTheme="minorHAnsi" w:hAnsiTheme="minorHAnsi" w:cstheme="minorHAnsi"/>
         </w:rPr>
       </w:pPr>
       <w:proofErr w:type="spellStart"/>
       <w:r>
         <w:rPr>
           <w:rStyle w:val="Textoennegrita"/>
-          <w:rFonts w:ascii="Arial" w:hAnsi="Arial" w:cs="Arial"/>
+          <w:rFonts w:asciiTheme="minorHAnsi" w:hAnsiTheme="minorHAnsi" w:cstheme="minorHAnsi"/>
         </w:rPr>
         <w:t>Testcontainers</w:t>
       </w:r>
       <w:proofErr w:type="spellEnd"/>
       <w:r>
         <w:rPr>
-          <w:rFonts w:ascii="Arial" w:hAnsi="Arial" w:cs="Arial"/>
+          <w:rFonts w:asciiTheme="minorHAnsi" w:hAnsiTheme="minorHAnsi" w:cstheme="minorHAnsi"/>
         </w:rPr>
         <w:t xml:space="preserve"> is a Java library that helps create lightweight, throwaway instances of external services (like databases) using Docker containers during tests. This ensures tests run against real, isolated environments without manual setup, improving reliability and consistency.</w:t>
       </w:r>
@@ -70,26 +67,26 @@
       <w:pPr>
         <w:pStyle w:val="NormalWeb"/>
         <w:rPr>
-          <w:rFonts w:ascii="Arial" w:hAnsi="Arial" w:cs="Arial"/>
-        </w:rPr>
-      </w:pPr>
-      <w:r>
-        <w:rPr>
-          <w:rFonts w:ascii="Arial" w:hAnsi="Arial" w:cs="Arial"/>
+          <w:rFonts w:asciiTheme="minorHAnsi" w:hAnsiTheme="minorHAnsi" w:cstheme="minorHAnsi"/>
+        </w:rPr>
+      </w:pPr>
+      <w:r>
+        <w:rPr>
+          <w:rFonts w:asciiTheme="minorHAnsi" w:hAnsiTheme="minorHAnsi" w:cstheme="minorHAnsi"/>
         </w:rPr>
         <w:t xml:space="preserve">Using integration tests with </w:t>
       </w:r>
       <w:proofErr w:type="spellStart"/>
       <w:r>
         <w:rPr>
-          <w:rFonts w:ascii="Arial" w:hAnsi="Arial" w:cs="Arial"/>
+          <w:rFonts w:asciiTheme="minorHAnsi" w:hAnsiTheme="minorHAnsi" w:cstheme="minorHAnsi"/>
         </w:rPr>
         <w:t>Testcontainers</w:t>
       </w:r>
       <w:proofErr w:type="spellEnd"/>
       <w:r>
         <w:rPr>
-          <w:rFonts w:ascii="Arial" w:hAnsi="Arial" w:cs="Arial"/>
+          <w:rFonts w:asciiTheme="minorHAnsi" w:hAnsiTheme="minorHAnsi" w:cstheme="minorHAnsi"/>
         </w:rPr>
         <w:t xml:space="preserve"> allows developers to automate end-to-end testing with real infrastructure components, leading to more robust and maintainable applications.</w:t>
       </w:r>
@@ -97,7 +94,7 @@
     <w:p>
       <w:pPr>
         <w:rPr>
-          <w:rFonts w:ascii="Arial" w:hAnsi="Arial" w:cs="Arial"/>
+          <w:rFonts w:cstheme="minorHAnsi"/>
           <w:sz w:val="24"/>
           <w:szCs w:val="24"/>
         </w:rPr>
@@ -108,7 +105,7 @@
         <w:pStyle w:val="NormalWeb"/>
         <w:spacing w:before="0" w:beforeAutospacing="0" w:after="0" w:afterAutospacing="0"/>
         <w:rPr>
-          <w:rFonts w:ascii="Arial" w:hAnsi="Arial" w:cs="Arial"/>
+          <w:rFonts w:asciiTheme="minorHAnsi" w:hAnsiTheme="minorHAnsi" w:cstheme="minorHAnsi"/>
           <w:color w:val="AAAAAA"/>
         </w:rPr>
       </w:pPr>
@@ -116,26 +113,26 @@
         <w:r>
           <w:rPr>
             <w:rStyle w:val="Hipervnculo"/>
-            <w:rFonts w:ascii="Arial" w:hAnsi="Arial" w:cs="Arial"/>
+            <w:rFonts w:asciiTheme="minorHAnsi" w:hAnsiTheme="minorHAnsi" w:cstheme="minorHAnsi"/>
           </w:rPr>
           <w:t>https://testcontainers.com/</w:t>
         </w:r>
       </w:hyperlink>
       <w:r>
         <w:rPr>
-          <w:rFonts w:ascii="Arial" w:hAnsi="Arial" w:cs="Arial"/>
-        </w:rPr>
-        <w:br/>
-      </w:r>
-      <w:r>
-        <w:rPr>
-          <w:rFonts w:ascii="Arial" w:hAnsi="Arial" w:cs="Arial"/>
-        </w:rPr>
-        <w:br/>
-      </w:r>
-      <w:r>
-        <w:rPr>
-          <w:rFonts w:ascii="Arial" w:hAnsi="Arial" w:cs="Arial"/>
+          <w:rFonts w:asciiTheme="minorHAnsi" w:hAnsiTheme="minorHAnsi" w:cstheme="minorHAnsi"/>
+        </w:rPr>
+        <w:br/>
+      </w:r>
+      <w:r>
+        <w:rPr>
+          <w:rFonts w:asciiTheme="minorHAnsi" w:hAnsiTheme="minorHAnsi" w:cstheme="minorHAnsi"/>
+        </w:rPr>
+        <w:br/>
+      </w:r>
+      <w:r>
+        <w:rPr>
+          <w:rFonts w:asciiTheme="minorHAnsi" w:hAnsiTheme="minorHAnsi" w:cstheme="minorHAnsi"/>
           <w:noProof/>
         </w:rPr>
         <w:drawing>
@@ -176,46 +173,46 @@
       </w:r>
       <w:r>
         <w:rPr>
-          <w:rFonts w:ascii="Arial" w:hAnsi="Arial" w:cs="Arial"/>
-        </w:rPr>
-        <w:br/>
-      </w:r>
-      <w:r>
-        <w:rPr>
-          <w:rFonts w:ascii="Arial" w:hAnsi="Arial" w:cs="Arial"/>
+          <w:rFonts w:asciiTheme="minorHAnsi" w:hAnsiTheme="minorHAnsi" w:cstheme="minorHAnsi"/>
+        </w:rPr>
+        <w:br/>
+      </w:r>
+      <w:r>
+        <w:rPr>
+          <w:rFonts w:asciiTheme="minorHAnsi" w:hAnsiTheme="minorHAnsi" w:cstheme="minorHAnsi"/>
         </w:rPr>
         <w:br/>
         <w:t>Add dependencies to pom.xml to allow integration tests with test container.</w:t>
       </w:r>
       <w:r>
         <w:rPr>
-          <w:rFonts w:ascii="Arial" w:hAnsi="Arial" w:cs="Arial"/>
-        </w:rPr>
-        <w:br/>
-      </w:r>
-      <w:r>
-        <w:rPr>
-          <w:rFonts w:ascii="Arial" w:hAnsi="Arial" w:cs="Arial"/>
-        </w:rPr>
-        <w:br/>
-      </w:r>
-      <w:r>
-        <w:rPr>
-          <w:rFonts w:ascii="Arial" w:hAnsi="Arial" w:cs="Arial"/>
+          <w:rFonts w:asciiTheme="minorHAnsi" w:hAnsiTheme="minorHAnsi" w:cstheme="minorHAnsi"/>
+        </w:rPr>
+        <w:br/>
+      </w:r>
+      <w:r>
+        <w:rPr>
+          <w:rFonts w:asciiTheme="minorHAnsi" w:hAnsiTheme="minorHAnsi" w:cstheme="minorHAnsi"/>
+        </w:rPr>
+        <w:br/>
+      </w:r>
+      <w:r>
+        <w:rPr>
+          <w:rFonts w:asciiTheme="minorHAnsi" w:hAnsiTheme="minorHAnsi" w:cstheme="minorHAnsi"/>
           <w:color w:val="808080"/>
         </w:rPr>
         <w:t>&lt;</w:t>
       </w:r>
       <w:r>
         <w:rPr>
-          <w:rFonts w:ascii="Arial" w:hAnsi="Arial" w:cs="Arial"/>
+          <w:rFonts w:asciiTheme="minorHAnsi" w:hAnsiTheme="minorHAnsi" w:cstheme="minorHAnsi"/>
           <w:color w:val="569CD6"/>
         </w:rPr>
         <w:t>dependency</w:t>
       </w:r>
       <w:r>
         <w:rPr>
-          <w:rFonts w:ascii="Arial" w:hAnsi="Arial" w:cs="Arial"/>
+          <w:rFonts w:asciiTheme="minorHAnsi" w:hAnsiTheme="minorHAnsi" w:cstheme="minorHAnsi"/>
           <w:color w:val="808080"/>
         </w:rPr>
         <w:t>&gt;</w:t>
@@ -226,13 +223,13 @@
         <w:pStyle w:val="NormalWeb"/>
         <w:spacing w:before="0" w:beforeAutospacing="0" w:after="0" w:afterAutospacing="0"/>
         <w:rPr>
-          <w:rFonts w:ascii="Arial" w:hAnsi="Arial" w:cs="Arial"/>
+          <w:rFonts w:asciiTheme="minorHAnsi" w:hAnsiTheme="minorHAnsi" w:cstheme="minorHAnsi"/>
           <w:color w:val="AAAAAA"/>
         </w:rPr>
       </w:pPr>
       <w:r>
         <w:rPr>
-          <w:rFonts w:ascii="Arial" w:hAnsi="Arial" w:cs="Arial"/>
+          <w:rFonts w:asciiTheme="minorHAnsi" w:hAnsiTheme="minorHAnsi" w:cstheme="minorHAnsi"/>
           <w:color w:val="AAAAAA"/>
         </w:rPr>
         <w:tab/>
@@ -240,7 +237,7 @@
       <w:proofErr w:type="gramStart"/>
       <w:r>
         <w:rPr>
-          <w:rFonts w:ascii="Arial" w:hAnsi="Arial" w:cs="Arial"/>
+          <w:rFonts w:asciiTheme="minorHAnsi" w:hAnsiTheme="minorHAnsi" w:cstheme="minorHAnsi"/>
           <w:color w:val="808080"/>
         </w:rPr>
         <w:t>&lt;</w:t>
@@ -248,7 +245,7 @@
       <w:proofErr w:type="spellStart"/>
       <w:r>
         <w:rPr>
-          <w:rFonts w:ascii="Arial" w:hAnsi="Arial" w:cs="Arial"/>
+          <w:rFonts w:asciiTheme="minorHAnsi" w:hAnsiTheme="minorHAnsi" w:cstheme="minorHAnsi"/>
           <w:color w:val="569CD6"/>
         </w:rPr>
         <w:t>groupId</w:t>
@@ -256,7 +253,7 @@
       <w:proofErr w:type="spellEnd"/>
       <w:r>
         <w:rPr>
-          <w:rFonts w:ascii="Arial" w:hAnsi="Arial" w:cs="Arial"/>
+          <w:rFonts w:asciiTheme="minorHAnsi" w:hAnsiTheme="minorHAnsi" w:cstheme="minorHAnsi"/>
           <w:color w:val="808080"/>
         </w:rPr>
         <w:t>&gt;</w:t>
@@ -264,7 +261,7 @@
       <w:proofErr w:type="spellStart"/>
       <w:r>
         <w:rPr>
-          <w:rFonts w:ascii="Arial" w:hAnsi="Arial" w:cs="Arial"/>
+          <w:rFonts w:asciiTheme="minorHAnsi" w:hAnsiTheme="minorHAnsi" w:cstheme="minorHAnsi"/>
           <w:color w:val="AAAAAA"/>
         </w:rPr>
         <w:t>org.springframework.boot</w:t>
@@ -273,7 +270,7 @@
       <w:proofErr w:type="gramEnd"/>
       <w:r>
         <w:rPr>
-          <w:rFonts w:ascii="Arial" w:hAnsi="Arial" w:cs="Arial"/>
+          <w:rFonts w:asciiTheme="minorHAnsi" w:hAnsiTheme="minorHAnsi" w:cstheme="minorHAnsi"/>
           <w:color w:val="808080"/>
         </w:rPr>
         <w:t>&lt;/</w:t>
@@ -281,7 +278,7 @@
       <w:proofErr w:type="spellStart"/>
       <w:r>
         <w:rPr>
-          <w:rFonts w:ascii="Arial" w:hAnsi="Arial" w:cs="Arial"/>
+          <w:rFonts w:asciiTheme="minorHAnsi" w:hAnsiTheme="minorHAnsi" w:cstheme="minorHAnsi"/>
           <w:color w:val="569CD6"/>
         </w:rPr>
         <w:t>groupId</w:t>
@@ -289,7 +286,7 @@
       <w:proofErr w:type="spellEnd"/>
       <w:r>
         <w:rPr>
-          <w:rFonts w:ascii="Arial" w:hAnsi="Arial" w:cs="Arial"/>
+          <w:rFonts w:asciiTheme="minorHAnsi" w:hAnsiTheme="minorHAnsi" w:cstheme="minorHAnsi"/>
           <w:color w:val="808080"/>
         </w:rPr>
         <w:t>&gt;</w:t>
@@ -300,20 +297,20 @@
         <w:pStyle w:val="NormalWeb"/>
         <w:spacing w:before="0" w:beforeAutospacing="0" w:after="0" w:afterAutospacing="0"/>
         <w:rPr>
-          <w:rFonts w:ascii="Arial" w:hAnsi="Arial" w:cs="Arial"/>
+          <w:rFonts w:asciiTheme="minorHAnsi" w:hAnsiTheme="minorHAnsi" w:cstheme="minorHAnsi"/>
           <w:color w:val="AAAAAA"/>
         </w:rPr>
       </w:pPr>
       <w:r>
         <w:rPr>
-          <w:rFonts w:ascii="Arial" w:hAnsi="Arial" w:cs="Arial"/>
+          <w:rFonts w:asciiTheme="minorHAnsi" w:hAnsiTheme="minorHAnsi" w:cstheme="minorHAnsi"/>
           <w:color w:val="AAAAAA"/>
         </w:rPr>
         <w:tab/>
       </w:r>
       <w:r>
         <w:rPr>
-          <w:rFonts w:ascii="Arial" w:hAnsi="Arial" w:cs="Arial"/>
+          <w:rFonts w:asciiTheme="minorHAnsi" w:hAnsiTheme="minorHAnsi" w:cstheme="minorHAnsi"/>
           <w:color w:val="808080"/>
         </w:rPr>
         <w:t>&lt;</w:t>
@@ -321,7 +318,7 @@
       <w:proofErr w:type="spellStart"/>
       <w:r>
         <w:rPr>
-          <w:rFonts w:ascii="Arial" w:hAnsi="Arial" w:cs="Arial"/>
+          <w:rFonts w:asciiTheme="minorHAnsi" w:hAnsiTheme="minorHAnsi" w:cstheme="minorHAnsi"/>
           <w:color w:val="569CD6"/>
         </w:rPr>
         <w:t>artifactId</w:t>
@@ -329,14 +326,14 @@
       <w:proofErr w:type="spellEnd"/>
       <w:r>
         <w:rPr>
-          <w:rFonts w:ascii="Arial" w:hAnsi="Arial" w:cs="Arial"/>
+          <w:rFonts w:asciiTheme="minorHAnsi" w:hAnsiTheme="minorHAnsi" w:cstheme="minorHAnsi"/>
           <w:color w:val="808080"/>
         </w:rPr>
         <w:t>&gt;</w:t>
       </w:r>
       <w:r>
         <w:rPr>
-          <w:rFonts w:ascii="Arial" w:hAnsi="Arial" w:cs="Arial"/>
+          <w:rFonts w:asciiTheme="minorHAnsi" w:hAnsiTheme="minorHAnsi" w:cstheme="minorHAnsi"/>
           <w:color w:val="AAAAAA"/>
         </w:rPr>
         <w:t>spring-boot-</w:t>
@@ -344,7 +341,7 @@
       <w:proofErr w:type="spellStart"/>
       <w:r>
         <w:rPr>
-          <w:rFonts w:ascii="Arial" w:hAnsi="Arial" w:cs="Arial"/>
+          <w:rFonts w:asciiTheme="minorHAnsi" w:hAnsiTheme="minorHAnsi" w:cstheme="minorHAnsi"/>
           <w:color w:val="AAAAAA"/>
         </w:rPr>
         <w:t>testcontainers</w:t>
@@ -352,7 +349,7 @@
       <w:proofErr w:type="spellEnd"/>
       <w:r>
         <w:rPr>
-          <w:rFonts w:ascii="Arial" w:hAnsi="Arial" w:cs="Arial"/>
+          <w:rFonts w:asciiTheme="minorHAnsi" w:hAnsiTheme="minorHAnsi" w:cstheme="minorHAnsi"/>
           <w:color w:val="808080"/>
         </w:rPr>
         <w:t>&lt;/</w:t>
@@ -360,7 +357,7 @@
       <w:proofErr w:type="spellStart"/>
       <w:r>
         <w:rPr>
-          <w:rFonts w:ascii="Arial" w:hAnsi="Arial" w:cs="Arial"/>
+          <w:rFonts w:asciiTheme="minorHAnsi" w:hAnsiTheme="minorHAnsi" w:cstheme="minorHAnsi"/>
           <w:color w:val="569CD6"/>
         </w:rPr>
         <w:t>artifactId</w:t>
@@ -368,7 +365,7 @@
       <w:proofErr w:type="spellEnd"/>
       <w:r>
         <w:rPr>
-          <w:rFonts w:ascii="Arial" w:hAnsi="Arial" w:cs="Arial"/>
+          <w:rFonts w:asciiTheme="minorHAnsi" w:hAnsiTheme="minorHAnsi" w:cstheme="minorHAnsi"/>
           <w:color w:val="808080"/>
         </w:rPr>
         <w:t>&gt;</w:t>
@@ -379,62 +376,62 @@
         <w:pStyle w:val="NormalWeb"/>
         <w:spacing w:before="0" w:beforeAutospacing="0" w:after="0" w:afterAutospacing="0"/>
         <w:rPr>
-          <w:rFonts w:ascii="Arial" w:hAnsi="Arial" w:cs="Arial"/>
+          <w:rFonts w:asciiTheme="minorHAnsi" w:hAnsiTheme="minorHAnsi" w:cstheme="minorHAnsi"/>
           <w:color w:val="AAAAAA"/>
         </w:rPr>
       </w:pPr>
       <w:r>
         <w:rPr>
-          <w:rFonts w:ascii="Arial" w:hAnsi="Arial" w:cs="Arial"/>
+          <w:rFonts w:asciiTheme="minorHAnsi" w:hAnsiTheme="minorHAnsi" w:cstheme="minorHAnsi"/>
           <w:color w:val="AAAAAA"/>
         </w:rPr>
         <w:tab/>
       </w:r>
       <w:r>
         <w:rPr>
-          <w:rFonts w:ascii="Arial" w:hAnsi="Arial" w:cs="Arial"/>
+          <w:rFonts w:asciiTheme="minorHAnsi" w:hAnsiTheme="minorHAnsi" w:cstheme="minorHAnsi"/>
           <w:color w:val="808080"/>
         </w:rPr>
         <w:t>&lt;</w:t>
       </w:r>
       <w:r>
         <w:rPr>
-          <w:rFonts w:ascii="Arial" w:hAnsi="Arial" w:cs="Arial"/>
+          <w:rFonts w:asciiTheme="minorHAnsi" w:hAnsiTheme="minorHAnsi" w:cstheme="minorHAnsi"/>
           <w:color w:val="569CD6"/>
         </w:rPr>
         <w:t>scope</w:t>
       </w:r>
       <w:r>
         <w:rPr>
-          <w:rFonts w:ascii="Arial" w:hAnsi="Arial" w:cs="Arial"/>
+          <w:rFonts w:asciiTheme="minorHAnsi" w:hAnsiTheme="minorHAnsi" w:cstheme="minorHAnsi"/>
           <w:color w:val="808080"/>
         </w:rPr>
         <w:t>&gt;</w:t>
       </w:r>
       <w:r>
         <w:rPr>
-          <w:rFonts w:ascii="Arial" w:hAnsi="Arial" w:cs="Arial"/>
+          <w:rFonts w:asciiTheme="minorHAnsi" w:hAnsiTheme="minorHAnsi" w:cstheme="minorHAnsi"/>
           <w:color w:val="AAAAAA"/>
         </w:rPr>
         <w:t>test</w:t>
       </w:r>
       <w:r>
         <w:rPr>
-          <w:rFonts w:ascii="Arial" w:hAnsi="Arial" w:cs="Arial"/>
+          <w:rFonts w:asciiTheme="minorHAnsi" w:hAnsiTheme="minorHAnsi" w:cstheme="minorHAnsi"/>
           <w:color w:val="808080"/>
         </w:rPr>
         <w:t>&lt;/</w:t>
       </w:r>
       <w:r>
         <w:rPr>
-          <w:rFonts w:ascii="Arial" w:hAnsi="Arial" w:cs="Arial"/>
+          <w:rFonts w:asciiTheme="minorHAnsi" w:hAnsiTheme="minorHAnsi" w:cstheme="minorHAnsi"/>
           <w:color w:val="569CD6"/>
         </w:rPr>
         <w:t>scope</w:t>
       </w:r>
       <w:r>
         <w:rPr>
-          <w:rFonts w:ascii="Arial" w:hAnsi="Arial" w:cs="Arial"/>
+          <w:rFonts w:asciiTheme="minorHAnsi" w:hAnsiTheme="minorHAnsi" w:cstheme="minorHAnsi"/>
           <w:color w:val="808080"/>
         </w:rPr>
         <w:t>&gt;</w:t>
@@ -445,66 +442,66 @@
         <w:pStyle w:val="NormalWeb"/>
         <w:spacing w:before="0" w:beforeAutospacing="0" w:after="0" w:afterAutospacing="0"/>
         <w:rPr>
-          <w:rFonts w:ascii="Arial" w:hAnsi="Arial" w:cs="Arial"/>
+          <w:rFonts w:asciiTheme="minorHAnsi" w:hAnsiTheme="minorHAnsi" w:cstheme="minorHAnsi"/>
           <w:color w:val="AAAAAA"/>
         </w:rPr>
       </w:pPr>
       <w:r>
         <w:rPr>
-          <w:rFonts w:ascii="Arial" w:hAnsi="Arial" w:cs="Arial"/>
+          <w:rFonts w:asciiTheme="minorHAnsi" w:hAnsiTheme="minorHAnsi" w:cstheme="minorHAnsi"/>
           <w:color w:val="808080"/>
         </w:rPr>
         <w:t>&lt;/</w:t>
       </w:r>
       <w:r>
         <w:rPr>
-          <w:rFonts w:ascii="Arial" w:hAnsi="Arial" w:cs="Arial"/>
+          <w:rFonts w:asciiTheme="minorHAnsi" w:hAnsiTheme="minorHAnsi" w:cstheme="minorHAnsi"/>
           <w:color w:val="569CD6"/>
         </w:rPr>
         <w:t>dependency</w:t>
       </w:r>
       <w:r>
         <w:rPr>
-          <w:rFonts w:ascii="Arial" w:hAnsi="Arial" w:cs="Arial"/>
+          <w:rFonts w:asciiTheme="minorHAnsi" w:hAnsiTheme="minorHAnsi" w:cstheme="minorHAnsi"/>
           <w:color w:val="808080"/>
         </w:rPr>
         <w:t>&gt;</w:t>
       </w:r>
       <w:r>
         <w:rPr>
-          <w:rFonts w:ascii="Arial" w:hAnsi="Arial" w:cs="Arial"/>
+          <w:rFonts w:asciiTheme="minorHAnsi" w:hAnsiTheme="minorHAnsi" w:cstheme="minorHAnsi"/>
           <w:color w:val="808080"/>
         </w:rPr>
         <w:br/>
       </w:r>
       <w:r>
         <w:rPr>
-          <w:rFonts w:ascii="Arial" w:hAnsi="Arial" w:cs="Arial"/>
+          <w:rFonts w:asciiTheme="minorHAnsi" w:hAnsiTheme="minorHAnsi" w:cstheme="minorHAnsi"/>
           <w:color w:val="808080"/>
         </w:rPr>
         <w:br/>
       </w:r>
       <w:r>
         <w:rPr>
-          <w:rFonts w:ascii="Arial" w:hAnsi="Arial" w:cs="Arial"/>
+          <w:rFonts w:asciiTheme="minorHAnsi" w:hAnsiTheme="minorHAnsi" w:cstheme="minorHAnsi"/>
         </w:rPr>
         <w:t>Add dependencies to allow rest communication during tests</w:t>
       </w:r>
       <w:r>
         <w:rPr>
-          <w:rFonts w:ascii="Arial" w:hAnsi="Arial" w:cs="Arial"/>
+          <w:rFonts w:asciiTheme="minorHAnsi" w:hAnsiTheme="minorHAnsi" w:cstheme="minorHAnsi"/>
         </w:rPr>
         <w:t>.</w:t>
       </w:r>
       <w:r>
         <w:rPr>
-          <w:rFonts w:ascii="Arial" w:hAnsi="Arial" w:cs="Arial"/>
-        </w:rPr>
-        <w:br/>
-      </w:r>
-      <w:r>
-        <w:rPr>
-          <w:rFonts w:ascii="Arial" w:hAnsi="Arial" w:cs="Arial"/>
+          <w:rFonts w:asciiTheme="minorHAnsi" w:hAnsiTheme="minorHAnsi" w:cstheme="minorHAnsi"/>
+        </w:rPr>
+        <w:br/>
+      </w:r>
+      <w:r>
+        <w:rPr>
+          <w:rFonts w:asciiTheme="minorHAnsi" w:hAnsiTheme="minorHAnsi" w:cstheme="minorHAnsi"/>
           <w:color w:val="808080"/>
         </w:rPr>
         <w:br/>
@@ -512,14 +509,14 @@
       </w:r>
       <w:r>
         <w:rPr>
-          <w:rFonts w:ascii="Arial" w:hAnsi="Arial" w:cs="Arial"/>
+          <w:rFonts w:asciiTheme="minorHAnsi" w:hAnsiTheme="minorHAnsi" w:cstheme="minorHAnsi"/>
           <w:color w:val="569CD6"/>
         </w:rPr>
         <w:t>dependency</w:t>
       </w:r>
       <w:r>
         <w:rPr>
-          <w:rFonts w:ascii="Arial" w:hAnsi="Arial" w:cs="Arial"/>
+          <w:rFonts w:asciiTheme="minorHAnsi" w:hAnsiTheme="minorHAnsi" w:cstheme="minorHAnsi"/>
           <w:color w:val="808080"/>
         </w:rPr>
         <w:t>&gt;</w:t>
@@ -530,20 +527,21 @@
         <w:pStyle w:val="NormalWeb"/>
         <w:spacing w:before="0" w:beforeAutospacing="0" w:after="0" w:afterAutospacing="0"/>
         <w:rPr>
-          <w:rFonts w:ascii="Arial" w:hAnsi="Arial" w:cs="Arial"/>
+          <w:rFonts w:asciiTheme="minorHAnsi" w:hAnsiTheme="minorHAnsi" w:cstheme="minorHAnsi"/>
           <w:color w:val="AAAAAA"/>
         </w:rPr>
       </w:pPr>
       <w:r>
         <w:rPr>
-          <w:rFonts w:ascii="Arial" w:hAnsi="Arial" w:cs="Arial"/>
+          <w:rFonts w:asciiTheme="minorHAnsi" w:hAnsiTheme="minorHAnsi" w:cstheme="minorHAnsi"/>
           <w:color w:val="AAAAAA"/>
         </w:rPr>
+        <w:lastRenderedPageBreak/>
         <w:tab/>
       </w:r>
       <w:r>
         <w:rPr>
-          <w:rFonts w:ascii="Arial" w:hAnsi="Arial" w:cs="Arial"/>
+          <w:rFonts w:asciiTheme="minorHAnsi" w:hAnsiTheme="minorHAnsi" w:cstheme="minorHAnsi"/>
           <w:color w:val="808080"/>
         </w:rPr>
         <w:t>&lt;</w:t>
@@ -551,7 +549,7 @@
       <w:proofErr w:type="spellStart"/>
       <w:r>
         <w:rPr>
-          <w:rFonts w:ascii="Arial" w:hAnsi="Arial" w:cs="Arial"/>
+          <w:rFonts w:asciiTheme="minorHAnsi" w:hAnsiTheme="minorHAnsi" w:cstheme="minorHAnsi"/>
           <w:color w:val="569CD6"/>
         </w:rPr>
         <w:t>groupId</w:t>
@@ -559,7 +557,7 @@
       <w:proofErr w:type="spellEnd"/>
       <w:r>
         <w:rPr>
-          <w:rFonts w:ascii="Arial" w:hAnsi="Arial" w:cs="Arial"/>
+          <w:rFonts w:asciiTheme="minorHAnsi" w:hAnsiTheme="minorHAnsi" w:cstheme="minorHAnsi"/>
           <w:color w:val="808080"/>
         </w:rPr>
         <w:t>&gt;</w:t>
@@ -567,7 +565,7 @@
       <w:proofErr w:type="spellStart"/>
       <w:r>
         <w:rPr>
-          <w:rFonts w:ascii="Arial" w:hAnsi="Arial" w:cs="Arial"/>
+          <w:rFonts w:asciiTheme="minorHAnsi" w:hAnsiTheme="minorHAnsi" w:cstheme="minorHAnsi"/>
           <w:color w:val="AAAAAA"/>
         </w:rPr>
         <w:t>io.rest</w:t>
@@ -575,14 +573,14 @@
       <w:proofErr w:type="spellEnd"/>
       <w:r>
         <w:rPr>
-          <w:rFonts w:ascii="Arial" w:hAnsi="Arial" w:cs="Arial"/>
+          <w:rFonts w:asciiTheme="minorHAnsi" w:hAnsiTheme="minorHAnsi" w:cstheme="minorHAnsi"/>
           <w:color w:val="AAAAAA"/>
         </w:rPr>
         <w:t>-assured</w:t>
       </w:r>
       <w:r>
         <w:rPr>
-          <w:rFonts w:ascii="Arial" w:hAnsi="Arial" w:cs="Arial"/>
+          <w:rFonts w:asciiTheme="minorHAnsi" w:hAnsiTheme="minorHAnsi" w:cstheme="minorHAnsi"/>
           <w:color w:val="808080"/>
         </w:rPr>
         <w:t>&lt;/</w:t>
@@ -590,7 +588,7 @@
       <w:proofErr w:type="spellStart"/>
       <w:r>
         <w:rPr>
-          <w:rFonts w:ascii="Arial" w:hAnsi="Arial" w:cs="Arial"/>
+          <w:rFonts w:asciiTheme="minorHAnsi" w:hAnsiTheme="minorHAnsi" w:cstheme="minorHAnsi"/>
           <w:color w:val="569CD6"/>
         </w:rPr>
         <w:t>groupId</w:t>
@@ -598,7 +596,7 @@
       <w:proofErr w:type="spellEnd"/>
       <w:r>
         <w:rPr>
-          <w:rFonts w:ascii="Arial" w:hAnsi="Arial" w:cs="Arial"/>
+          <w:rFonts w:asciiTheme="minorHAnsi" w:hAnsiTheme="minorHAnsi" w:cstheme="minorHAnsi"/>
           <w:color w:val="808080"/>
         </w:rPr>
         <w:t>&gt;</w:t>
@@ -609,20 +607,20 @@
         <w:pStyle w:val="NormalWeb"/>
         <w:spacing w:before="0" w:beforeAutospacing="0" w:after="0" w:afterAutospacing="0"/>
         <w:rPr>
-          <w:rFonts w:ascii="Arial" w:hAnsi="Arial" w:cs="Arial"/>
+          <w:rFonts w:asciiTheme="minorHAnsi" w:hAnsiTheme="minorHAnsi" w:cstheme="minorHAnsi"/>
           <w:color w:val="AAAAAA"/>
         </w:rPr>
       </w:pPr>
       <w:r>
         <w:rPr>
-          <w:rFonts w:ascii="Arial" w:hAnsi="Arial" w:cs="Arial"/>
+          <w:rFonts w:asciiTheme="minorHAnsi" w:hAnsiTheme="minorHAnsi" w:cstheme="minorHAnsi"/>
           <w:color w:val="AAAAAA"/>
         </w:rPr>
         <w:tab/>
       </w:r>
       <w:r>
         <w:rPr>
-          <w:rFonts w:ascii="Arial" w:hAnsi="Arial" w:cs="Arial"/>
+          <w:rFonts w:asciiTheme="minorHAnsi" w:hAnsiTheme="minorHAnsi" w:cstheme="minorHAnsi"/>
           <w:color w:val="808080"/>
         </w:rPr>
         <w:t>&lt;</w:t>
@@ -630,7 +628,7 @@
       <w:proofErr w:type="spellStart"/>
       <w:r>
         <w:rPr>
-          <w:rFonts w:ascii="Arial" w:hAnsi="Arial" w:cs="Arial"/>
+          <w:rFonts w:asciiTheme="minorHAnsi" w:hAnsiTheme="minorHAnsi" w:cstheme="minorHAnsi"/>
           <w:color w:val="569CD6"/>
         </w:rPr>
         <w:t>artifactId</w:t>
@@ -638,21 +636,21 @@
       <w:proofErr w:type="spellEnd"/>
       <w:r>
         <w:rPr>
-          <w:rFonts w:ascii="Arial" w:hAnsi="Arial" w:cs="Arial"/>
+          <w:rFonts w:asciiTheme="minorHAnsi" w:hAnsiTheme="minorHAnsi" w:cstheme="minorHAnsi"/>
           <w:color w:val="808080"/>
         </w:rPr>
         <w:t>&gt;</w:t>
       </w:r>
       <w:r>
         <w:rPr>
-          <w:rFonts w:ascii="Arial" w:hAnsi="Arial" w:cs="Arial"/>
+          <w:rFonts w:asciiTheme="minorHAnsi" w:hAnsiTheme="minorHAnsi" w:cstheme="minorHAnsi"/>
           <w:color w:val="AAAAAA"/>
         </w:rPr>
         <w:t>rest-assured</w:t>
       </w:r>
       <w:r>
         <w:rPr>
-          <w:rFonts w:ascii="Arial" w:hAnsi="Arial" w:cs="Arial"/>
+          <w:rFonts w:asciiTheme="minorHAnsi" w:hAnsiTheme="minorHAnsi" w:cstheme="minorHAnsi"/>
           <w:color w:val="808080"/>
         </w:rPr>
         <w:t>&lt;/</w:t>
@@ -660,7 +658,7 @@
       <w:proofErr w:type="spellStart"/>
       <w:r>
         <w:rPr>
-          <w:rFonts w:ascii="Arial" w:hAnsi="Arial" w:cs="Arial"/>
+          <w:rFonts w:asciiTheme="minorHAnsi" w:hAnsiTheme="minorHAnsi" w:cstheme="minorHAnsi"/>
           <w:color w:val="569CD6"/>
         </w:rPr>
         <w:t>artifactId</w:t>
@@ -668,7 +666,7 @@
       <w:proofErr w:type="spellEnd"/>
       <w:r>
         <w:rPr>
-          <w:rFonts w:ascii="Arial" w:hAnsi="Arial" w:cs="Arial"/>
+          <w:rFonts w:asciiTheme="minorHAnsi" w:hAnsiTheme="minorHAnsi" w:cstheme="minorHAnsi"/>
           <w:color w:val="808080"/>
         </w:rPr>
         <w:t>&gt;</w:t>
@@ -679,28 +677,27 @@
         <w:pStyle w:val="NormalWeb"/>
         <w:spacing w:before="0" w:beforeAutospacing="0" w:after="0" w:afterAutospacing="0"/>
         <w:rPr>
-          <w:rFonts w:ascii="Arial" w:hAnsi="Arial" w:cs="Arial"/>
+          <w:rFonts w:asciiTheme="minorHAnsi" w:hAnsiTheme="minorHAnsi" w:cstheme="minorHAnsi"/>
           <w:color w:val="AAAAAA"/>
         </w:rPr>
       </w:pPr>
       <w:r>
         <w:rPr>
-          <w:rFonts w:ascii="Arial" w:hAnsi="Arial" w:cs="Arial"/>
+          <w:rFonts w:asciiTheme="minorHAnsi" w:hAnsiTheme="minorHAnsi" w:cstheme="minorHAnsi"/>
           <w:color w:val="808080"/>
         </w:rPr>
-        <w:lastRenderedPageBreak/>
         <w:t>&lt;/</w:t>
       </w:r>
       <w:r>
         <w:rPr>
-          <w:rFonts w:ascii="Arial" w:hAnsi="Arial" w:cs="Arial"/>
+          <w:rFonts w:asciiTheme="minorHAnsi" w:hAnsiTheme="minorHAnsi" w:cstheme="minorHAnsi"/>
           <w:color w:val="569CD6"/>
         </w:rPr>
         <w:t>dependency</w:t>
       </w:r>
       <w:r>
         <w:rPr>
-          <w:rFonts w:ascii="Arial" w:hAnsi="Arial" w:cs="Arial"/>
+          <w:rFonts w:asciiTheme="minorHAnsi" w:hAnsiTheme="minorHAnsi" w:cstheme="minorHAnsi"/>
           <w:color w:val="808080"/>
         </w:rPr>
         <w:t>&gt;</w:t>
@@ -711,7 +708,7 @@
         <w:pStyle w:val="NormalWeb"/>
         <w:spacing w:before="0" w:beforeAutospacing="0" w:after="0" w:afterAutospacing="0"/>
         <w:rPr>
-          <w:rFonts w:ascii="Arial" w:hAnsi="Arial" w:cs="Arial"/>
+          <w:rFonts w:asciiTheme="minorHAnsi" w:hAnsiTheme="minorHAnsi" w:cstheme="minorHAnsi"/>
           <w:color w:val="AAAAAA"/>
         </w:rPr>
       </w:pPr>
@@ -720,12 +717,12 @@
       <w:pPr>
         <w:pStyle w:val="Ttulo1"/>
         <w:rPr>
-          <w:rFonts w:ascii="Arial" w:hAnsi="Arial" w:cs="Arial"/>
-        </w:rPr>
-      </w:pPr>
-      <w:r>
-        <w:rPr>
-          <w:rFonts w:ascii="Arial" w:hAnsi="Arial" w:cs="Arial"/>
+          <w:rFonts w:asciiTheme="minorHAnsi" w:hAnsiTheme="minorHAnsi" w:cstheme="minorHAnsi"/>
+        </w:rPr>
+      </w:pPr>
+      <w:r>
+        <w:rPr>
+          <w:rFonts w:asciiTheme="minorHAnsi" w:hAnsiTheme="minorHAnsi" w:cstheme="minorHAnsi"/>
         </w:rPr>
         <w:t>2 - Flyway</w:t>
       </w:r>
@@ -733,21 +730,21 @@
     <w:p>
       <w:pPr>
         <w:rPr>
-          <w:rFonts w:ascii="Arial" w:hAnsi="Arial" w:cs="Arial"/>
-        </w:rPr>
-      </w:pPr>
-    </w:p>
-    <w:p>
-      <w:pPr>
-        <w:rPr>
-          <w:rFonts w:ascii="Arial" w:hAnsi="Arial" w:cs="Arial"/>
+          <w:rFonts w:cstheme="minorHAnsi"/>
+        </w:rPr>
+      </w:pPr>
+    </w:p>
+    <w:p>
+      <w:pPr>
+        <w:rPr>
+          <w:rFonts w:cstheme="minorHAnsi"/>
         </w:rPr>
       </w:pPr>
       <w:hyperlink r:id="rId7" w:history="1">
         <w:r>
           <w:rPr>
             <w:rStyle w:val="Hipervnculo"/>
-            <w:rFonts w:ascii="Arial" w:hAnsi="Arial" w:cs="Arial"/>
+            <w:rFonts w:cstheme="minorHAnsi"/>
           </w:rPr>
           <w:t>https://www.red-gate.com/products/flyway/community/</w:t>
         </w:r>
@@ -757,12 +754,12 @@
       <w:pPr>
         <w:pStyle w:val="NormalWeb"/>
         <w:rPr>
-          <w:rFonts w:ascii="Arial" w:hAnsi="Arial" w:cs="Arial"/>
-        </w:rPr>
-      </w:pPr>
-      <w:r>
-        <w:rPr>
-          <w:rFonts w:ascii="Arial" w:hAnsi="Arial" w:cs="Arial"/>
+          <w:rFonts w:asciiTheme="minorHAnsi" w:hAnsiTheme="minorHAnsi" w:cstheme="minorHAnsi"/>
+        </w:rPr>
+      </w:pPr>
+      <w:r>
+        <w:rPr>
+          <w:rFonts w:asciiTheme="minorHAnsi" w:hAnsiTheme="minorHAnsi" w:cstheme="minorHAnsi"/>
           <w:noProof/>
         </w:rPr>
         <w:drawing>
@@ -803,26 +800,26 @@
       </w:r>
       <w:r>
         <w:rPr>
-          <w:rFonts w:ascii="Arial" w:hAnsi="Arial" w:cs="Arial"/>
-        </w:rPr>
-        <w:br/>
-      </w:r>
-      <w:r>
-        <w:rPr>
-          <w:rFonts w:ascii="Arial" w:hAnsi="Arial" w:cs="Arial"/>
+          <w:rFonts w:asciiTheme="minorHAnsi" w:hAnsiTheme="minorHAnsi" w:cstheme="minorHAnsi"/>
+        </w:rPr>
+        <w:br/>
+      </w:r>
+      <w:r>
+        <w:rPr>
+          <w:rFonts w:asciiTheme="minorHAnsi" w:hAnsiTheme="minorHAnsi" w:cstheme="minorHAnsi"/>
         </w:rPr>
         <w:br/>
       </w:r>
       <w:r>
         <w:rPr>
           <w:rStyle w:val="Textoennegrita"/>
-          <w:rFonts w:ascii="Arial" w:hAnsi="Arial" w:cs="Arial"/>
+          <w:rFonts w:asciiTheme="minorHAnsi" w:hAnsiTheme="minorHAnsi" w:cstheme="minorHAnsi"/>
         </w:rPr>
         <w:t>Flyway</w:t>
       </w:r>
       <w:r>
         <w:rPr>
-          <w:rFonts w:ascii="Arial" w:hAnsi="Arial" w:cs="Arial"/>
+          <w:rFonts w:asciiTheme="minorHAnsi" w:hAnsiTheme="minorHAnsi" w:cstheme="minorHAnsi"/>
         </w:rPr>
         <w:t xml:space="preserve"> is a lightweight and powerful database migration tool. It helps manage and automate version control for your database schema. Flyway uses simple SQL or Java-based migration scripts to apply incremental changes to your database in a controlled and consistent way.</w:t>
       </w:r>
@@ -832,25 +829,25 @@
         <w:pStyle w:val="NormalWeb"/>
         <w:spacing w:before="0" w:beforeAutospacing="0" w:after="0" w:afterAutospacing="0"/>
         <w:rPr>
-          <w:rFonts w:ascii="Arial" w:hAnsi="Arial" w:cs="Arial"/>
+          <w:rFonts w:asciiTheme="minorHAnsi" w:hAnsiTheme="minorHAnsi" w:cstheme="minorHAnsi"/>
           <w:color w:val="AAAAAA"/>
         </w:rPr>
       </w:pPr>
       <w:r>
         <w:rPr>
-          <w:rFonts w:ascii="Arial" w:hAnsi="Arial" w:cs="Arial"/>
+          <w:rFonts w:asciiTheme="minorHAnsi" w:hAnsiTheme="minorHAnsi" w:cstheme="minorHAnsi"/>
         </w:rPr>
         <w:t>It integrates easily with Spring Boot and supports many relational databases like MySQL, PostgreSQL, Oracle, and more. With Flyway, you can ensure your database structure stays in sync across environments (development, testing, production) and team members.</w:t>
       </w:r>
       <w:r>
         <w:rPr>
-          <w:rFonts w:ascii="Arial" w:hAnsi="Arial" w:cs="Arial"/>
-        </w:rPr>
-        <w:br/>
-      </w:r>
-      <w:r>
-        <w:rPr>
-          <w:rFonts w:ascii="Arial" w:hAnsi="Arial" w:cs="Arial"/>
+          <w:rFonts w:asciiTheme="minorHAnsi" w:hAnsiTheme="minorHAnsi" w:cstheme="minorHAnsi"/>
+        </w:rPr>
+        <w:br/>
+      </w:r>
+      <w:r>
+        <w:rPr>
+          <w:rFonts w:asciiTheme="minorHAnsi" w:hAnsiTheme="minorHAnsi" w:cstheme="minorHAnsi"/>
         </w:rPr>
         <w:br/>
         <w:t xml:space="preserve">Add the dependencies to enable flyway </w:t>
@@ -858,46 +855,46 @@
       <w:proofErr w:type="spellStart"/>
       <w:r>
         <w:rPr>
-          <w:rFonts w:ascii="Arial" w:hAnsi="Arial" w:cs="Arial"/>
+          <w:rFonts w:asciiTheme="minorHAnsi" w:hAnsiTheme="minorHAnsi" w:cstheme="minorHAnsi"/>
         </w:rPr>
         <w:t>db</w:t>
       </w:r>
       <w:proofErr w:type="spellEnd"/>
       <w:r>
         <w:rPr>
-          <w:rFonts w:ascii="Arial" w:hAnsi="Arial" w:cs="Arial"/>
+          <w:rFonts w:asciiTheme="minorHAnsi" w:hAnsiTheme="minorHAnsi" w:cstheme="minorHAnsi"/>
         </w:rPr>
         <w:t xml:space="preserve"> migration</w:t>
       </w:r>
       <w:r>
         <w:rPr>
-          <w:rFonts w:ascii="Arial" w:hAnsi="Arial" w:cs="Arial"/>
-        </w:rPr>
-        <w:br/>
-      </w:r>
-      <w:r>
-        <w:rPr>
-          <w:rFonts w:ascii="Arial" w:hAnsi="Arial" w:cs="Arial"/>
-        </w:rPr>
-        <w:br/>
-      </w:r>
-      <w:r>
-        <w:rPr>
-          <w:rFonts w:ascii="Arial" w:hAnsi="Arial" w:cs="Arial"/>
+          <w:rFonts w:asciiTheme="minorHAnsi" w:hAnsiTheme="minorHAnsi" w:cstheme="minorHAnsi"/>
+        </w:rPr>
+        <w:br/>
+      </w:r>
+      <w:r>
+        <w:rPr>
+          <w:rFonts w:asciiTheme="minorHAnsi" w:hAnsiTheme="minorHAnsi" w:cstheme="minorHAnsi"/>
+        </w:rPr>
+        <w:br/>
+      </w:r>
+      <w:r>
+        <w:rPr>
+          <w:rFonts w:asciiTheme="minorHAnsi" w:hAnsiTheme="minorHAnsi" w:cstheme="minorHAnsi"/>
           <w:color w:val="808080"/>
         </w:rPr>
         <w:t>&lt;</w:t>
       </w:r>
       <w:r>
         <w:rPr>
-          <w:rFonts w:ascii="Arial" w:hAnsi="Arial" w:cs="Arial"/>
+          <w:rFonts w:asciiTheme="minorHAnsi" w:hAnsiTheme="minorHAnsi" w:cstheme="minorHAnsi"/>
           <w:color w:val="569CD6"/>
         </w:rPr>
         <w:t>dependency</w:t>
       </w:r>
       <w:r>
         <w:rPr>
-          <w:rFonts w:ascii="Arial" w:hAnsi="Arial" w:cs="Arial"/>
+          <w:rFonts w:asciiTheme="minorHAnsi" w:hAnsiTheme="minorHAnsi" w:cstheme="minorHAnsi"/>
           <w:color w:val="808080"/>
         </w:rPr>
         <w:t>&gt;</w:t>
@@ -909,13 +906,13 @@
         <w:spacing w:before="0" w:beforeAutospacing="0" w:after="0" w:afterAutospacing="0"/>
         <w:ind w:firstLine="720"/>
         <w:rPr>
-          <w:rFonts w:ascii="Arial" w:hAnsi="Arial" w:cs="Arial"/>
+          <w:rFonts w:asciiTheme="minorHAnsi" w:hAnsiTheme="minorHAnsi" w:cstheme="minorHAnsi"/>
           <w:color w:val="AAAAAA"/>
         </w:rPr>
       </w:pPr>
       <w:r>
         <w:rPr>
-          <w:rFonts w:ascii="Arial" w:hAnsi="Arial" w:cs="Arial"/>
+          <w:rFonts w:asciiTheme="minorHAnsi" w:hAnsiTheme="minorHAnsi" w:cstheme="minorHAnsi"/>
           <w:color w:val="808080"/>
         </w:rPr>
         <w:t>&lt;</w:t>
@@ -923,7 +920,7 @@
       <w:proofErr w:type="spellStart"/>
       <w:r>
         <w:rPr>
-          <w:rFonts w:ascii="Arial" w:hAnsi="Arial" w:cs="Arial"/>
+          <w:rFonts w:asciiTheme="minorHAnsi" w:hAnsiTheme="minorHAnsi" w:cstheme="minorHAnsi"/>
           <w:color w:val="569CD6"/>
         </w:rPr>
         <w:t>groupId</w:t>
@@ -931,7 +928,7 @@
       <w:proofErr w:type="spellEnd"/>
       <w:r>
         <w:rPr>
-          <w:rFonts w:ascii="Arial" w:hAnsi="Arial" w:cs="Arial"/>
+          <w:rFonts w:asciiTheme="minorHAnsi" w:hAnsiTheme="minorHAnsi" w:cstheme="minorHAnsi"/>
           <w:color w:val="808080"/>
         </w:rPr>
         <w:t>&gt;</w:t>
@@ -939,7 +936,7 @@
       <w:proofErr w:type="spellStart"/>
       <w:r>
         <w:rPr>
-          <w:rFonts w:ascii="Arial" w:hAnsi="Arial" w:cs="Arial"/>
+          <w:rFonts w:asciiTheme="minorHAnsi" w:hAnsiTheme="minorHAnsi" w:cstheme="minorHAnsi"/>
           <w:color w:val="AAAAAA"/>
         </w:rPr>
         <w:t>org.flywaydb</w:t>
@@ -947,7 +944,7 @@
       <w:proofErr w:type="spellEnd"/>
       <w:r>
         <w:rPr>
-          <w:rFonts w:ascii="Arial" w:hAnsi="Arial" w:cs="Arial"/>
+          <w:rFonts w:asciiTheme="minorHAnsi" w:hAnsiTheme="minorHAnsi" w:cstheme="minorHAnsi"/>
           <w:color w:val="808080"/>
         </w:rPr>
         <w:t>&lt;/</w:t>
@@ -955,7 +952,7 @@
       <w:proofErr w:type="spellStart"/>
       <w:r>
         <w:rPr>
-          <w:rFonts w:ascii="Arial" w:hAnsi="Arial" w:cs="Arial"/>
+          <w:rFonts w:asciiTheme="minorHAnsi" w:hAnsiTheme="minorHAnsi" w:cstheme="minorHAnsi"/>
           <w:color w:val="569CD6"/>
         </w:rPr>
         <w:t>groupId</w:t>
@@ -963,7 +960,7 @@
       <w:proofErr w:type="spellEnd"/>
       <w:r>
         <w:rPr>
-          <w:rFonts w:ascii="Arial" w:hAnsi="Arial" w:cs="Arial"/>
+          <w:rFonts w:asciiTheme="minorHAnsi" w:hAnsiTheme="minorHAnsi" w:cstheme="minorHAnsi"/>
           <w:color w:val="808080"/>
         </w:rPr>
         <w:t>&gt;</w:t>
@@ -974,20 +971,20 @@
         <w:pStyle w:val="NormalWeb"/>
         <w:spacing w:before="0" w:beforeAutospacing="0" w:after="0" w:afterAutospacing="0"/>
         <w:rPr>
-          <w:rFonts w:ascii="Arial" w:hAnsi="Arial" w:cs="Arial"/>
+          <w:rFonts w:asciiTheme="minorHAnsi" w:hAnsiTheme="minorHAnsi" w:cstheme="minorHAnsi"/>
           <w:color w:val="AAAAAA"/>
         </w:rPr>
       </w:pPr>
       <w:r>
         <w:rPr>
-          <w:rFonts w:ascii="Arial" w:hAnsi="Arial" w:cs="Arial"/>
+          <w:rFonts w:asciiTheme="minorHAnsi" w:hAnsiTheme="minorHAnsi" w:cstheme="minorHAnsi"/>
           <w:color w:val="AAAAAA"/>
         </w:rPr>
         <w:tab/>
       </w:r>
       <w:r>
         <w:rPr>
-          <w:rFonts w:ascii="Arial" w:hAnsi="Arial" w:cs="Arial"/>
+          <w:rFonts w:asciiTheme="minorHAnsi" w:hAnsiTheme="minorHAnsi" w:cstheme="minorHAnsi"/>
           <w:color w:val="808080"/>
         </w:rPr>
         <w:t>&lt;</w:t>
@@ -995,7 +992,7 @@
       <w:proofErr w:type="spellStart"/>
       <w:r>
         <w:rPr>
-          <w:rFonts w:ascii="Arial" w:hAnsi="Arial" w:cs="Arial"/>
+          <w:rFonts w:asciiTheme="minorHAnsi" w:hAnsiTheme="minorHAnsi" w:cstheme="minorHAnsi"/>
           <w:color w:val="569CD6"/>
         </w:rPr>
         <w:t>artifactId</w:t>
@@ -1003,21 +1000,21 @@
       <w:proofErr w:type="spellEnd"/>
       <w:r>
         <w:rPr>
-          <w:rFonts w:ascii="Arial" w:hAnsi="Arial" w:cs="Arial"/>
+          <w:rFonts w:asciiTheme="minorHAnsi" w:hAnsiTheme="minorHAnsi" w:cstheme="minorHAnsi"/>
           <w:color w:val="808080"/>
         </w:rPr>
         <w:t>&gt;</w:t>
       </w:r>
       <w:r>
         <w:rPr>
-          <w:rFonts w:ascii="Arial" w:hAnsi="Arial" w:cs="Arial"/>
+          <w:rFonts w:asciiTheme="minorHAnsi" w:hAnsiTheme="minorHAnsi" w:cstheme="minorHAnsi"/>
           <w:color w:val="AAAAAA"/>
         </w:rPr>
         <w:t>flyway-core</w:t>
       </w:r>
       <w:r>
         <w:rPr>
-          <w:rFonts w:ascii="Arial" w:hAnsi="Arial" w:cs="Arial"/>
+          <w:rFonts w:asciiTheme="minorHAnsi" w:hAnsiTheme="minorHAnsi" w:cstheme="minorHAnsi"/>
           <w:color w:val="808080"/>
         </w:rPr>
         <w:t>&lt;/</w:t>
@@ -1025,7 +1022,7 @@
       <w:proofErr w:type="spellStart"/>
       <w:r>
         <w:rPr>
-          <w:rFonts w:ascii="Arial" w:hAnsi="Arial" w:cs="Arial"/>
+          <w:rFonts w:asciiTheme="minorHAnsi" w:hAnsiTheme="minorHAnsi" w:cstheme="minorHAnsi"/>
           <w:color w:val="569CD6"/>
         </w:rPr>
         <w:t>artifactId</w:t>
@@ -1033,7 +1030,7 @@
       <w:proofErr w:type="spellEnd"/>
       <w:r>
         <w:rPr>
-          <w:rFonts w:ascii="Arial" w:hAnsi="Arial" w:cs="Arial"/>
+          <w:rFonts w:asciiTheme="minorHAnsi" w:hAnsiTheme="minorHAnsi" w:cstheme="minorHAnsi"/>
           <w:color w:val="808080"/>
         </w:rPr>
         <w:t>&gt;</w:t>
@@ -1044,27 +1041,27 @@
         <w:pStyle w:val="NormalWeb"/>
         <w:spacing w:before="0" w:beforeAutospacing="0" w:after="0" w:afterAutospacing="0"/>
         <w:rPr>
-          <w:rFonts w:ascii="Arial" w:hAnsi="Arial" w:cs="Arial"/>
+          <w:rFonts w:asciiTheme="minorHAnsi" w:hAnsiTheme="minorHAnsi" w:cstheme="minorHAnsi"/>
           <w:color w:val="AAAAAA"/>
         </w:rPr>
       </w:pPr>
       <w:r>
         <w:rPr>
-          <w:rFonts w:ascii="Arial" w:hAnsi="Arial" w:cs="Arial"/>
+          <w:rFonts w:asciiTheme="minorHAnsi" w:hAnsiTheme="minorHAnsi" w:cstheme="minorHAnsi"/>
           <w:color w:val="808080"/>
         </w:rPr>
         <w:t>&lt;/</w:t>
       </w:r>
       <w:r>
         <w:rPr>
-          <w:rFonts w:ascii="Arial" w:hAnsi="Arial" w:cs="Arial"/>
+          <w:rFonts w:asciiTheme="minorHAnsi" w:hAnsiTheme="minorHAnsi" w:cstheme="minorHAnsi"/>
           <w:color w:val="569CD6"/>
         </w:rPr>
         <w:t>dependency</w:t>
       </w:r>
       <w:r>
         <w:rPr>
-          <w:rFonts w:ascii="Arial" w:hAnsi="Arial" w:cs="Arial"/>
+          <w:rFonts w:asciiTheme="minorHAnsi" w:hAnsiTheme="minorHAnsi" w:cstheme="minorHAnsi"/>
           <w:color w:val="808080"/>
         </w:rPr>
         <w:t>&gt;</w:t>
@@ -1075,27 +1072,27 @@
         <w:pStyle w:val="NormalWeb"/>
         <w:spacing w:before="0" w:beforeAutospacing="0" w:after="0" w:afterAutospacing="0"/>
         <w:rPr>
-          <w:rFonts w:ascii="Arial" w:hAnsi="Arial" w:cs="Arial"/>
+          <w:rFonts w:asciiTheme="minorHAnsi" w:hAnsiTheme="minorHAnsi" w:cstheme="minorHAnsi"/>
           <w:color w:val="AAAAAA"/>
         </w:rPr>
       </w:pPr>
       <w:r>
         <w:rPr>
-          <w:rFonts w:ascii="Arial" w:hAnsi="Arial" w:cs="Arial"/>
+          <w:rFonts w:asciiTheme="minorHAnsi" w:hAnsiTheme="minorHAnsi" w:cstheme="minorHAnsi"/>
           <w:color w:val="808080"/>
         </w:rPr>
         <w:t>&lt;</w:t>
       </w:r>
       <w:r>
         <w:rPr>
-          <w:rFonts w:ascii="Arial" w:hAnsi="Arial" w:cs="Arial"/>
+          <w:rFonts w:asciiTheme="minorHAnsi" w:hAnsiTheme="minorHAnsi" w:cstheme="minorHAnsi"/>
           <w:color w:val="569CD6"/>
         </w:rPr>
         <w:t>dependency</w:t>
       </w:r>
       <w:r>
         <w:rPr>
-          <w:rFonts w:ascii="Arial" w:hAnsi="Arial" w:cs="Arial"/>
+          <w:rFonts w:asciiTheme="minorHAnsi" w:hAnsiTheme="minorHAnsi" w:cstheme="minorHAnsi"/>
           <w:color w:val="808080"/>
         </w:rPr>
         <w:t>&gt;</w:t>
@@ -1106,20 +1103,20 @@
         <w:pStyle w:val="NormalWeb"/>
         <w:spacing w:before="0" w:beforeAutospacing="0" w:after="0" w:afterAutospacing="0"/>
         <w:rPr>
-          <w:rFonts w:ascii="Arial" w:hAnsi="Arial" w:cs="Arial"/>
+          <w:rFonts w:asciiTheme="minorHAnsi" w:hAnsiTheme="minorHAnsi" w:cstheme="minorHAnsi"/>
           <w:color w:val="AAAAAA"/>
         </w:rPr>
       </w:pPr>
       <w:r>
         <w:rPr>
-          <w:rFonts w:ascii="Arial" w:hAnsi="Arial" w:cs="Arial"/>
+          <w:rFonts w:asciiTheme="minorHAnsi" w:hAnsiTheme="minorHAnsi" w:cstheme="minorHAnsi"/>
           <w:color w:val="AAAAAA"/>
         </w:rPr>
         <w:tab/>
       </w:r>
       <w:r>
         <w:rPr>
-          <w:rFonts w:ascii="Arial" w:hAnsi="Arial" w:cs="Arial"/>
+          <w:rFonts w:asciiTheme="minorHAnsi" w:hAnsiTheme="minorHAnsi" w:cstheme="minorHAnsi"/>
           <w:color w:val="808080"/>
         </w:rPr>
         <w:t>&lt;</w:t>
@@ -1127,7 +1124,7 @@
       <w:proofErr w:type="spellStart"/>
       <w:r>
         <w:rPr>
-          <w:rFonts w:ascii="Arial" w:hAnsi="Arial" w:cs="Arial"/>
+          <w:rFonts w:asciiTheme="minorHAnsi" w:hAnsiTheme="minorHAnsi" w:cstheme="minorHAnsi"/>
           <w:color w:val="569CD6"/>
         </w:rPr>
         <w:t>groupId</w:t>
@@ -1135,7 +1132,7 @@
       <w:proofErr w:type="spellEnd"/>
       <w:r>
         <w:rPr>
-          <w:rFonts w:ascii="Arial" w:hAnsi="Arial" w:cs="Arial"/>
+          <w:rFonts w:asciiTheme="minorHAnsi" w:hAnsiTheme="minorHAnsi" w:cstheme="minorHAnsi"/>
           <w:color w:val="808080"/>
         </w:rPr>
         <w:t>&gt;</w:t>
@@ -1143,7 +1140,7 @@
       <w:proofErr w:type="spellStart"/>
       <w:r>
         <w:rPr>
-          <w:rFonts w:ascii="Arial" w:hAnsi="Arial" w:cs="Arial"/>
+          <w:rFonts w:asciiTheme="minorHAnsi" w:hAnsiTheme="minorHAnsi" w:cstheme="minorHAnsi"/>
           <w:color w:val="AAAAAA"/>
         </w:rPr>
         <w:t>org.flywaydb</w:t>
@@ -1151,7 +1148,7 @@
       <w:proofErr w:type="spellEnd"/>
       <w:r>
         <w:rPr>
-          <w:rFonts w:ascii="Arial" w:hAnsi="Arial" w:cs="Arial"/>
+          <w:rFonts w:asciiTheme="minorHAnsi" w:hAnsiTheme="minorHAnsi" w:cstheme="minorHAnsi"/>
           <w:color w:val="808080"/>
         </w:rPr>
         <w:t>&lt;/</w:t>
@@ -1159,7 +1156,7 @@
       <w:proofErr w:type="spellStart"/>
       <w:r>
         <w:rPr>
-          <w:rFonts w:ascii="Arial" w:hAnsi="Arial" w:cs="Arial"/>
+          <w:rFonts w:asciiTheme="minorHAnsi" w:hAnsiTheme="minorHAnsi" w:cstheme="minorHAnsi"/>
           <w:color w:val="569CD6"/>
         </w:rPr>
         <w:t>groupId</w:t>
@@ -1167,7 +1164,7 @@
       <w:proofErr w:type="spellEnd"/>
       <w:r>
         <w:rPr>
-          <w:rFonts w:ascii="Arial" w:hAnsi="Arial" w:cs="Arial"/>
+          <w:rFonts w:asciiTheme="minorHAnsi" w:hAnsiTheme="minorHAnsi" w:cstheme="minorHAnsi"/>
           <w:color w:val="808080"/>
         </w:rPr>
         <w:t>&gt;</w:t>
@@ -1178,20 +1175,20 @@
         <w:pStyle w:val="NormalWeb"/>
         <w:spacing w:before="0" w:beforeAutospacing="0" w:after="0" w:afterAutospacing="0"/>
         <w:rPr>
-          <w:rFonts w:ascii="Arial" w:hAnsi="Arial" w:cs="Arial"/>
+          <w:rFonts w:asciiTheme="minorHAnsi" w:hAnsiTheme="minorHAnsi" w:cstheme="minorHAnsi"/>
           <w:color w:val="AAAAAA"/>
         </w:rPr>
       </w:pPr>
       <w:r>
         <w:rPr>
-          <w:rFonts w:ascii="Arial" w:hAnsi="Arial" w:cs="Arial"/>
+          <w:rFonts w:asciiTheme="minorHAnsi" w:hAnsiTheme="minorHAnsi" w:cstheme="minorHAnsi"/>
           <w:color w:val="AAAAAA"/>
         </w:rPr>
         <w:tab/>
       </w:r>
       <w:r>
         <w:rPr>
-          <w:rFonts w:ascii="Arial" w:hAnsi="Arial" w:cs="Arial"/>
+          <w:rFonts w:asciiTheme="minorHAnsi" w:hAnsiTheme="minorHAnsi" w:cstheme="minorHAnsi"/>
           <w:color w:val="808080"/>
         </w:rPr>
         <w:t>&lt;</w:t>
@@ -1199,7 +1196,7 @@
       <w:proofErr w:type="spellStart"/>
       <w:r>
         <w:rPr>
-          <w:rFonts w:ascii="Arial" w:hAnsi="Arial" w:cs="Arial"/>
+          <w:rFonts w:asciiTheme="minorHAnsi" w:hAnsiTheme="minorHAnsi" w:cstheme="minorHAnsi"/>
           <w:color w:val="569CD6"/>
         </w:rPr>
         <w:t>artifactId</w:t>
@@ -1207,14 +1204,14 @@
       <w:proofErr w:type="spellEnd"/>
       <w:r>
         <w:rPr>
-          <w:rFonts w:ascii="Arial" w:hAnsi="Arial" w:cs="Arial"/>
+          <w:rFonts w:asciiTheme="minorHAnsi" w:hAnsiTheme="minorHAnsi" w:cstheme="minorHAnsi"/>
           <w:color w:val="808080"/>
         </w:rPr>
         <w:t>&gt;</w:t>
       </w:r>
       <w:r>
         <w:rPr>
-          <w:rFonts w:ascii="Arial" w:hAnsi="Arial" w:cs="Arial"/>
+          <w:rFonts w:asciiTheme="minorHAnsi" w:hAnsiTheme="minorHAnsi" w:cstheme="minorHAnsi"/>
           <w:color w:val="AAAAAA"/>
         </w:rPr>
         <w:t>flyway-</w:t>
@@ -1222,7 +1219,7 @@
       <w:proofErr w:type="spellStart"/>
       <w:r>
         <w:rPr>
-          <w:rFonts w:ascii="Arial" w:hAnsi="Arial" w:cs="Arial"/>
+          <w:rFonts w:asciiTheme="minorHAnsi" w:hAnsiTheme="minorHAnsi" w:cstheme="minorHAnsi"/>
           <w:color w:val="AAAAAA"/>
         </w:rPr>
         <w:t>mysql</w:t>
@@ -1230,7 +1227,7 @@
       <w:proofErr w:type="spellEnd"/>
       <w:r>
         <w:rPr>
-          <w:rFonts w:ascii="Arial" w:hAnsi="Arial" w:cs="Arial"/>
+          <w:rFonts w:asciiTheme="minorHAnsi" w:hAnsiTheme="minorHAnsi" w:cstheme="minorHAnsi"/>
           <w:color w:val="808080"/>
         </w:rPr>
         <w:t>&lt;/</w:t>
@@ -1238,7 +1235,7 @@
       <w:proofErr w:type="spellStart"/>
       <w:r>
         <w:rPr>
-          <w:rFonts w:ascii="Arial" w:hAnsi="Arial" w:cs="Arial"/>
+          <w:rFonts w:asciiTheme="minorHAnsi" w:hAnsiTheme="minorHAnsi" w:cstheme="minorHAnsi"/>
           <w:color w:val="569CD6"/>
         </w:rPr>
         <w:t>artifactId</w:t>
@@ -1246,7 +1243,7 @@
       <w:proofErr w:type="spellEnd"/>
       <w:r>
         <w:rPr>
-          <w:rFonts w:ascii="Arial" w:hAnsi="Arial" w:cs="Arial"/>
+          <w:rFonts w:asciiTheme="minorHAnsi" w:hAnsiTheme="minorHAnsi" w:cstheme="minorHAnsi"/>
           <w:color w:val="808080"/>
         </w:rPr>
         <w:t>&gt;</w:t>
@@ -1257,67 +1254,67 @@
         <w:pStyle w:val="NormalWeb"/>
         <w:spacing w:before="0" w:beforeAutospacing="0" w:after="0" w:afterAutospacing="0"/>
         <w:rPr>
-          <w:rFonts w:ascii="Arial" w:hAnsi="Arial" w:cs="Arial"/>
+          <w:rFonts w:asciiTheme="minorHAnsi" w:hAnsiTheme="minorHAnsi" w:cstheme="minorHAnsi"/>
           <w:color w:val="AAAAAA"/>
         </w:rPr>
       </w:pPr>
       <w:r>
         <w:rPr>
-          <w:rFonts w:ascii="Arial" w:hAnsi="Arial" w:cs="Arial"/>
+          <w:rFonts w:asciiTheme="minorHAnsi" w:hAnsiTheme="minorHAnsi" w:cstheme="minorHAnsi"/>
           <w:color w:val="808080"/>
         </w:rPr>
         <w:t>&lt;/</w:t>
       </w:r>
       <w:r>
         <w:rPr>
-          <w:rFonts w:ascii="Arial" w:hAnsi="Arial" w:cs="Arial"/>
+          <w:rFonts w:asciiTheme="minorHAnsi" w:hAnsiTheme="minorHAnsi" w:cstheme="minorHAnsi"/>
           <w:color w:val="569CD6"/>
         </w:rPr>
         <w:t>dependency</w:t>
       </w:r>
       <w:r>
         <w:rPr>
-          <w:rFonts w:ascii="Arial" w:hAnsi="Arial" w:cs="Arial"/>
+          <w:rFonts w:asciiTheme="minorHAnsi" w:hAnsiTheme="minorHAnsi" w:cstheme="minorHAnsi"/>
           <w:color w:val="808080"/>
         </w:rPr>
         <w:t>&gt;</w:t>
       </w:r>
       <w:r>
         <w:rPr>
-          <w:rFonts w:ascii="Arial" w:hAnsi="Arial" w:cs="Arial"/>
+          <w:rFonts w:asciiTheme="minorHAnsi" w:hAnsiTheme="minorHAnsi" w:cstheme="minorHAnsi"/>
           <w:color w:val="808080"/>
         </w:rPr>
         <w:br/>
       </w:r>
       <w:r>
         <w:rPr>
-          <w:rFonts w:ascii="Arial" w:hAnsi="Arial" w:cs="Arial"/>
+          <w:rFonts w:asciiTheme="minorHAnsi" w:hAnsiTheme="minorHAnsi" w:cstheme="minorHAnsi"/>
           <w:color w:val="808080"/>
         </w:rPr>
         <w:br/>
       </w:r>
       <w:r>
         <w:rPr>
-          <w:rFonts w:ascii="Arial" w:hAnsi="Arial" w:cs="Arial"/>
+          <w:rFonts w:asciiTheme="minorHAnsi" w:hAnsiTheme="minorHAnsi" w:cstheme="minorHAnsi"/>
         </w:rPr>
         <w:t>Whenever flyway is activated, it searches for the migration scripts in the next folder</w:t>
       </w:r>
       <w:r>
         <w:rPr>
-          <w:rFonts w:ascii="Arial" w:hAnsi="Arial" w:cs="Arial"/>
+          <w:rFonts w:asciiTheme="minorHAnsi" w:hAnsiTheme="minorHAnsi" w:cstheme="minorHAnsi"/>
         </w:rPr>
         <w:t>.</w:t>
       </w:r>
       <w:r>
         <w:rPr>
-          <w:rFonts w:ascii="Arial" w:hAnsi="Arial" w:cs="Arial"/>
+          <w:rFonts w:asciiTheme="minorHAnsi" w:hAnsiTheme="minorHAnsi" w:cstheme="minorHAnsi"/>
           <w:color w:val="808080"/>
         </w:rPr>
         <w:br/>
       </w:r>
       <w:r>
         <w:rPr>
-          <w:rFonts w:ascii="Arial" w:hAnsi="Arial" w:cs="Arial"/>
+          <w:rFonts w:asciiTheme="minorHAnsi" w:hAnsiTheme="minorHAnsi" w:cstheme="minorHAnsi"/>
           <w:color w:val="808080"/>
         </w:rPr>
         <w:lastRenderedPageBreak/>
@@ -1325,7 +1322,7 @@
       </w:r>
       <w:r>
         <w:rPr>
-          <w:rFonts w:ascii="Arial" w:hAnsi="Arial" w:cs="Arial"/>
+          <w:rFonts w:asciiTheme="minorHAnsi" w:hAnsiTheme="minorHAnsi" w:cstheme="minorHAnsi"/>
           <w:noProof/>
           <w:color w:val="AAAAAA"/>
         </w:rPr>
@@ -1370,19 +1367,19 @@
       <w:pPr>
         <w:pStyle w:val="NormalWeb"/>
         <w:rPr>
-          <w:rFonts w:ascii="Arial" w:hAnsi="Arial" w:cs="Arial"/>
-        </w:rPr>
-      </w:pPr>
-    </w:p>
-    <w:p>
-      <w:pPr>
-        <w:rPr>
-          <w:rFonts w:ascii="Arial" w:hAnsi="Arial" w:cs="Arial"/>
-        </w:rPr>
-      </w:pPr>
-      <w:r>
-        <w:rPr>
-          <w:rFonts w:ascii="Arial" w:hAnsi="Arial" w:cs="Arial"/>
+          <w:rFonts w:asciiTheme="minorHAnsi" w:hAnsiTheme="minorHAnsi" w:cstheme="minorHAnsi"/>
+        </w:rPr>
+      </w:pPr>
+    </w:p>
+    <w:p>
+      <w:pPr>
+        <w:rPr>
+          <w:rFonts w:cstheme="minorHAnsi"/>
+        </w:rPr>
+      </w:pPr>
+      <w:r>
+        <w:rPr>
+          <w:rFonts w:cstheme="minorHAnsi"/>
         </w:rPr>
         <w:t>The scripts for migrations must follow the next name convention:</w:t>
       </w:r>
@@ -1390,27 +1387,27 @@
     <w:p>
       <w:pPr>
         <w:rPr>
-          <w:rFonts w:ascii="Arial" w:hAnsi="Arial" w:cs="Arial"/>
+          <w:rFonts w:cstheme="minorHAnsi"/>
           <w:b/>
         </w:rPr>
       </w:pPr>
       <w:r>
         <w:rPr>
-          <w:rFonts w:ascii="Arial" w:hAnsi="Arial" w:cs="Arial"/>
+          <w:rFonts w:cstheme="minorHAnsi"/>
           <w:b/>
         </w:rPr>
         <w:t>V&lt;number&gt;_</w:t>
       </w:r>
       <w:r>
         <w:rPr>
-          <w:rFonts w:ascii="Arial" w:hAnsi="Arial" w:cs="Arial"/>
+          <w:rFonts w:cstheme="minorHAnsi"/>
           <w:b/>
         </w:rPr>
         <w:t>_</w:t>
       </w:r>
       <w:r>
         <w:rPr>
-          <w:rFonts w:ascii="Arial" w:hAnsi="Arial" w:cs="Arial"/>
+          <w:rFonts w:cstheme="minorHAnsi"/>
           <w:b/>
         </w:rPr>
         <w:t>&lt;name&gt;.</w:t>
@@ -1418,7 +1415,7 @@
       <w:proofErr w:type="spellStart"/>
       <w:r>
         <w:rPr>
-          <w:rFonts w:ascii="Arial" w:hAnsi="Arial" w:cs="Arial"/>
+          <w:rFonts w:cstheme="minorHAnsi"/>
           <w:b/>
         </w:rPr>
         <w:t>sql</w:t>
@@ -1426,63 +1423,63 @@
       <w:proofErr w:type="spellEnd"/>
       <w:r>
         <w:rPr>
-          <w:rFonts w:ascii="Arial" w:hAnsi="Arial" w:cs="Arial"/>
+          <w:rFonts w:cstheme="minorHAnsi"/>
           <w:b/>
         </w:rPr>
         <w:t xml:space="preserve"> </w:t>
       </w:r>
       <w:r>
         <w:rPr>
-          <w:rFonts w:ascii="Arial" w:hAnsi="Arial" w:cs="Arial"/>
+          <w:rFonts w:cstheme="minorHAnsi"/>
           <w:b/>
         </w:rPr>
         <w:sym w:font="Wingdings" w:char="F0E0"/>
       </w:r>
       <w:r>
         <w:rPr>
-          <w:rFonts w:ascii="Arial" w:hAnsi="Arial" w:cs="Arial"/>
+          <w:rFonts w:cstheme="minorHAnsi"/>
           <w:b/>
         </w:rPr>
         <w:t xml:space="preserve"> Example</w:t>
       </w:r>
       <w:r>
         <w:rPr>
-          <w:rFonts w:ascii="Arial" w:hAnsi="Arial" w:cs="Arial"/>
+          <w:rFonts w:cstheme="minorHAnsi"/>
           <w:b/>
         </w:rPr>
         <w:t>s</w:t>
       </w:r>
       <w:r>
         <w:rPr>
-          <w:rFonts w:ascii="Arial" w:hAnsi="Arial" w:cs="Arial"/>
+          <w:rFonts w:cstheme="minorHAnsi"/>
           <w:b/>
         </w:rPr>
         <w:t>: V1_</w:t>
       </w:r>
       <w:r>
         <w:rPr>
-          <w:rFonts w:ascii="Arial" w:hAnsi="Arial" w:cs="Arial"/>
+          <w:rFonts w:cstheme="minorHAnsi"/>
           <w:b/>
         </w:rPr>
         <w:t>_</w:t>
       </w:r>
       <w:r>
         <w:rPr>
-          <w:rFonts w:ascii="Arial" w:hAnsi="Arial" w:cs="Arial"/>
+          <w:rFonts w:cstheme="minorHAnsi"/>
           <w:b/>
         </w:rPr>
         <w:t>orders.sql</w:t>
       </w:r>
       <w:r>
         <w:rPr>
-          <w:rFonts w:ascii="Arial" w:hAnsi="Arial" w:cs="Arial"/>
+          <w:rFonts w:cstheme="minorHAnsi"/>
           <w:b/>
         </w:rPr>
         <w:t>, V1__init.sql</w:t>
       </w:r>
       <w:r>
         <w:rPr>
-          <w:rFonts w:ascii="Arial" w:hAnsi="Arial" w:cs="Arial"/>
+          <w:rFonts w:cstheme="minorHAnsi"/>
           <w:b/>
         </w:rPr>
         <w:br/>
@@ -1492,31 +1489,31 @@
       <w:pPr>
         <w:pStyle w:val="Ttulo1"/>
         <w:rPr>
-          <w:rFonts w:ascii="Arial" w:hAnsi="Arial" w:cs="Arial"/>
-        </w:rPr>
-      </w:pPr>
-      <w:r>
-        <w:rPr>
-          <w:rFonts w:ascii="Arial" w:hAnsi="Arial" w:cs="Arial"/>
+          <w:rFonts w:asciiTheme="minorHAnsi" w:hAnsiTheme="minorHAnsi" w:cstheme="minorHAnsi"/>
+        </w:rPr>
+      </w:pPr>
+      <w:r>
+        <w:rPr>
+          <w:rFonts w:asciiTheme="minorHAnsi" w:hAnsiTheme="minorHAnsi" w:cstheme="minorHAnsi"/>
         </w:rPr>
         <w:t>3 - Spring Cloud Open Feign</w:t>
       </w:r>
       <w:r>
         <w:rPr>
-          <w:rFonts w:ascii="Arial" w:hAnsi="Arial" w:cs="Arial"/>
+          <w:rFonts w:asciiTheme="minorHAnsi" w:hAnsiTheme="minorHAnsi" w:cstheme="minorHAnsi"/>
         </w:rPr>
         <w:br/>
       </w:r>
       <w:r>
         <w:rPr>
           <w:rStyle w:val="Ttulo1Car"/>
-          <w:rFonts w:ascii="Arial" w:hAnsi="Arial" w:cs="Arial"/>
-        </w:rPr>
-        <w:br/>
-      </w:r>
-      <w:r>
-        <w:rPr>
-          <w:rFonts w:ascii="Arial" w:hAnsi="Arial" w:cs="Arial"/>
+          <w:rFonts w:asciiTheme="minorHAnsi" w:hAnsiTheme="minorHAnsi" w:cstheme="minorHAnsi"/>
+        </w:rPr>
+        <w:br/>
+      </w:r>
+      <w:r>
+        <w:rPr>
+          <w:rFonts w:asciiTheme="minorHAnsi" w:hAnsiTheme="minorHAnsi" w:cstheme="minorHAnsi"/>
           <w:b/>
           <w:noProof/>
           <w:lang w:eastAsia="en-GB"/>
@@ -1560,56 +1557,71 @@
       <w:r>
         <w:rPr>
           <w:rStyle w:val="Ttulo1Car"/>
-          <w:rFonts w:ascii="Arial" w:hAnsi="Arial" w:cs="Arial"/>
-        </w:rPr>
-        <w:br/>
-      </w:r>
-      <w:r>
-        <w:rPr>
-          <w:rFonts w:ascii="Arial" w:hAnsi="Arial" w:cs="Arial"/>
+          <w:rFonts w:asciiTheme="minorHAnsi" w:hAnsiTheme="minorHAnsi" w:cstheme="minorHAnsi"/>
+        </w:rPr>
+        <w:br/>
+      </w:r>
+      <w:r>
+        <w:rPr>
+          <w:rFonts w:asciiTheme="minorHAnsi" w:hAnsiTheme="minorHAnsi" w:cstheme="minorHAnsi"/>
           <w:b/>
         </w:rPr>
         <w:br/>
       </w:r>
       <w:r>
         <w:rPr>
-          <w:rFonts w:ascii="Arial" w:hAnsi="Arial" w:cs="Arial"/>
+          <w:rFonts w:asciiTheme="minorHAnsi" w:hAnsiTheme="minorHAnsi" w:cstheme="minorHAnsi"/>
           <w:b/>
         </w:rPr>
         <w:br/>
       </w:r>
       <w:r>
+        <w:rPr>
+          <w:rFonts w:asciiTheme="minorHAnsi" w:hAnsiTheme="minorHAnsi" w:cstheme="minorHAnsi"/>
+        </w:rPr>
         <w:t xml:space="preserve">Spring Cloud </w:t>
       </w:r>
       <w:proofErr w:type="spellStart"/>
       <w:r>
+        <w:rPr>
+          <w:rFonts w:asciiTheme="minorHAnsi" w:hAnsiTheme="minorHAnsi" w:cstheme="minorHAnsi"/>
+        </w:rPr>
         <w:t>OpenFeign</w:t>
       </w:r>
       <w:proofErr w:type="spellEnd"/>
       <w:r>
+        <w:rPr>
+          <w:rFonts w:asciiTheme="minorHAnsi" w:hAnsiTheme="minorHAnsi" w:cstheme="minorHAnsi"/>
+        </w:rPr>
         <w:t xml:space="preserve"> is a declarative HTTP client that makes it easy to call other </w:t>
       </w:r>
       <w:proofErr w:type="spellStart"/>
       <w:r>
+        <w:rPr>
+          <w:rFonts w:asciiTheme="minorHAnsi" w:hAnsiTheme="minorHAnsi" w:cstheme="minorHAnsi"/>
+        </w:rPr>
         <w:t>microservices</w:t>
       </w:r>
       <w:proofErr w:type="spellEnd"/>
       <w:r>
+        <w:rPr>
+          <w:rFonts w:asciiTheme="minorHAnsi" w:hAnsiTheme="minorHAnsi" w:cstheme="minorHAnsi"/>
+        </w:rPr>
         <w:t xml:space="preserve"> in a Spring Boot application.</w:t>
       </w:r>
     </w:p>
     <w:p>
       <w:pPr>
         <w:rPr>
-          <w:rFonts w:ascii="Arial" w:hAnsi="Arial" w:cs="Arial"/>
-          <w:sz w:val="24"/>
-        </w:rPr>
-      </w:pPr>
-    </w:p>
-    <w:p>
-      <w:pPr>
-        <w:rPr>
-          <w:rFonts w:ascii="Arial" w:hAnsi="Arial" w:cs="Arial"/>
+          <w:rFonts w:cstheme="minorHAnsi"/>
+          <w:sz w:val="24"/>
+        </w:rPr>
+      </w:pPr>
+    </w:p>
+    <w:p>
+      <w:pPr>
+        <w:rPr>
+          <w:rFonts w:cstheme="minorHAnsi"/>
           <w:b/>
           <w:sz w:val="24"/>
         </w:rPr>
@@ -1624,7 +1636,7 @@
       </w:r>
       <w:r>
         <w:rPr>
-          <w:rFonts w:ascii="Arial" w:hAnsi="Arial" w:cs="Arial"/>
+          <w:rFonts w:cstheme="minorHAnsi"/>
           <w:b/>
           <w:sz w:val="24"/>
         </w:rPr>
@@ -1634,13 +1646,13 @@
     <w:p>
       <w:pPr>
         <w:rPr>
-          <w:rFonts w:ascii="Arial" w:hAnsi="Arial" w:cs="Arial"/>
-          <w:sz w:val="24"/>
-        </w:rPr>
-      </w:pPr>
-      <w:r>
-        <w:rPr>
-          <w:rFonts w:ascii="Arial" w:hAnsi="Arial" w:cs="Arial"/>
+          <w:rFonts w:cstheme="minorHAnsi"/>
+          <w:sz w:val="24"/>
+        </w:rPr>
+      </w:pPr>
+      <w:r>
+        <w:rPr>
+          <w:rFonts w:cstheme="minorHAnsi"/>
           <w:sz w:val="24"/>
         </w:rPr>
         <w:t xml:space="preserve">It allows you to define Java interfaces to call REST APIs, avoiding boilerplate code with </w:t>
@@ -1648,7 +1660,7 @@
       <w:proofErr w:type="spellStart"/>
       <w:r>
         <w:rPr>
-          <w:rFonts w:ascii="Arial" w:hAnsi="Arial" w:cs="Arial"/>
+          <w:rFonts w:cstheme="minorHAnsi"/>
           <w:sz w:val="24"/>
         </w:rPr>
         <w:t>RestTemplate</w:t>
@@ -1656,7 +1668,7 @@
       <w:proofErr w:type="spellEnd"/>
       <w:r>
         <w:rPr>
-          <w:rFonts w:ascii="Arial" w:hAnsi="Arial" w:cs="Arial"/>
+          <w:rFonts w:cstheme="minorHAnsi"/>
           <w:sz w:val="24"/>
         </w:rPr>
         <w:t xml:space="preserve"> or </w:t>
@@ -1664,7 +1676,7 @@
       <w:proofErr w:type="spellStart"/>
       <w:r>
         <w:rPr>
-          <w:rFonts w:ascii="Arial" w:hAnsi="Arial" w:cs="Arial"/>
+          <w:rFonts w:cstheme="minorHAnsi"/>
           <w:sz w:val="24"/>
         </w:rPr>
         <w:t>WebClient</w:t>
@@ -1672,7 +1684,7 @@
       <w:proofErr w:type="spellEnd"/>
       <w:r>
         <w:rPr>
-          <w:rFonts w:ascii="Arial" w:hAnsi="Arial" w:cs="Arial"/>
+          <w:rFonts w:cstheme="minorHAnsi"/>
           <w:sz w:val="24"/>
         </w:rPr>
         <w:t>.</w:t>
@@ -1681,15 +1693,15 @@
     <w:p>
       <w:pPr>
         <w:rPr>
-          <w:rFonts w:ascii="Arial" w:hAnsi="Arial" w:cs="Arial"/>
-          <w:sz w:val="24"/>
-        </w:rPr>
-      </w:pPr>
-    </w:p>
-    <w:p>
-      <w:pPr>
-        <w:rPr>
-          <w:rFonts w:ascii="Arial" w:hAnsi="Arial" w:cs="Arial"/>
+          <w:rFonts w:cstheme="minorHAnsi"/>
+          <w:sz w:val="24"/>
+        </w:rPr>
+      </w:pPr>
+    </w:p>
+    <w:p>
+      <w:pPr>
+        <w:rPr>
+          <w:rFonts w:cstheme="minorHAnsi"/>
           <w:b/>
           <w:sz w:val="24"/>
         </w:rPr>
@@ -1704,7 +1716,7 @@
       </w:r>
       <w:r>
         <w:rPr>
-          <w:rFonts w:ascii="Arial" w:hAnsi="Arial" w:cs="Arial"/>
+          <w:rFonts w:cstheme="minorHAnsi"/>
           <w:b/>
           <w:sz w:val="24"/>
         </w:rPr>
@@ -1714,39 +1726,39 @@
     <w:p>
       <w:pPr>
         <w:rPr>
-          <w:rFonts w:ascii="Arial" w:hAnsi="Arial" w:cs="Arial"/>
+          <w:rFonts w:cstheme="minorHAnsi"/>
           <w:sz w:val="24"/>
           <w:u w:val="single"/>
         </w:rPr>
       </w:pPr>
       <w:r>
         <w:rPr>
-          <w:rFonts w:ascii="Arial" w:hAnsi="Arial" w:cs="Arial"/>
+          <w:rFonts w:cstheme="minorHAnsi"/>
           <w:sz w:val="24"/>
           <w:u w:val="single"/>
         </w:rPr>
+        <w:lastRenderedPageBreak/>
         <w:t>Add the dependency:</w:t>
       </w:r>
     </w:p>
     <w:p>
       <w:pPr>
         <w:rPr>
-          <w:rFonts w:ascii="Arial" w:hAnsi="Arial" w:cs="Arial"/>
-          <w:sz w:val="24"/>
-        </w:rPr>
-      </w:pPr>
-      <w:r>
-        <w:rPr>
-          <w:rFonts w:ascii="Arial" w:hAnsi="Arial" w:cs="Arial"/>
-          <w:sz w:val="24"/>
-        </w:rPr>
-        <w:lastRenderedPageBreak/>
+          <w:rFonts w:cstheme="minorHAnsi"/>
+          <w:sz w:val="24"/>
+        </w:rPr>
+      </w:pPr>
+      <w:r>
+        <w:rPr>
+          <w:rFonts w:cstheme="minorHAnsi"/>
+          <w:sz w:val="24"/>
+        </w:rPr>
         <w:t>spring-cloud-starter-</w:t>
       </w:r>
       <w:proofErr w:type="spellStart"/>
       <w:r>
         <w:rPr>
-          <w:rFonts w:ascii="Arial" w:hAnsi="Arial" w:cs="Arial"/>
+          <w:rFonts w:cstheme="minorHAnsi"/>
           <w:sz w:val="24"/>
         </w:rPr>
         <w:t>openfeign</w:t>
@@ -1756,21 +1768,21 @@
     <w:p>
       <w:pPr>
         <w:rPr>
-          <w:rFonts w:ascii="Arial" w:hAnsi="Arial" w:cs="Arial"/>
-          <w:sz w:val="24"/>
-        </w:rPr>
-      </w:pPr>
-    </w:p>
-    <w:p>
-      <w:pPr>
-        <w:rPr>
-          <w:rFonts w:ascii="Arial" w:hAnsi="Arial" w:cs="Arial"/>
-          <w:sz w:val="24"/>
-        </w:rPr>
-      </w:pPr>
-      <w:r>
-        <w:rPr>
-          <w:rFonts w:ascii="Arial" w:hAnsi="Arial" w:cs="Arial"/>
+          <w:rFonts w:cstheme="minorHAnsi"/>
+          <w:sz w:val="24"/>
+        </w:rPr>
+      </w:pPr>
+    </w:p>
+    <w:p>
+      <w:pPr>
+        <w:rPr>
+          <w:rFonts w:cstheme="minorHAnsi"/>
+          <w:sz w:val="24"/>
+        </w:rPr>
+      </w:pPr>
+      <w:r>
+        <w:rPr>
+          <w:rFonts w:cstheme="minorHAnsi"/>
           <w:sz w:val="24"/>
         </w:rPr>
         <w:t>Enable Feign clients in your main class with @</w:t>
@@ -1778,7 +1790,7 @@
       <w:proofErr w:type="spellStart"/>
       <w:r>
         <w:rPr>
-          <w:rFonts w:ascii="Arial" w:hAnsi="Arial" w:cs="Arial"/>
+          <w:rFonts w:cstheme="minorHAnsi"/>
           <w:sz w:val="24"/>
         </w:rPr>
         <w:t>EnableFeignClients</w:t>
@@ -1786,7 +1798,7 @@
       <w:proofErr w:type="spellEnd"/>
       <w:r>
         <w:rPr>
-          <w:rFonts w:ascii="Arial" w:hAnsi="Arial" w:cs="Arial"/>
+          <w:rFonts w:cstheme="minorHAnsi"/>
           <w:sz w:val="24"/>
         </w:rPr>
         <w:t>.</w:t>
@@ -1795,21 +1807,21 @@
     <w:p>
       <w:pPr>
         <w:rPr>
-          <w:rFonts w:ascii="Arial" w:hAnsi="Arial" w:cs="Arial"/>
-          <w:sz w:val="24"/>
-        </w:rPr>
-      </w:pPr>
-    </w:p>
-    <w:p>
-      <w:pPr>
-        <w:rPr>
-          <w:rFonts w:ascii="Arial" w:hAnsi="Arial" w:cs="Arial"/>
-          <w:sz w:val="24"/>
-        </w:rPr>
-      </w:pPr>
-      <w:r>
-        <w:rPr>
-          <w:rFonts w:ascii="Arial" w:hAnsi="Arial" w:cs="Arial"/>
+          <w:rFonts w:cstheme="minorHAnsi"/>
+          <w:sz w:val="24"/>
+        </w:rPr>
+      </w:pPr>
+    </w:p>
+    <w:p>
+      <w:pPr>
+        <w:rPr>
+          <w:rFonts w:cstheme="minorHAnsi"/>
+          <w:sz w:val="24"/>
+        </w:rPr>
+      </w:pPr>
+      <w:r>
+        <w:rPr>
+          <w:rFonts w:cstheme="minorHAnsi"/>
           <w:sz w:val="24"/>
         </w:rPr>
         <w:t>Create an interface with @</w:t>
@@ -1817,7 +1829,7 @@
       <w:proofErr w:type="spellStart"/>
       <w:r>
         <w:rPr>
-          <w:rFonts w:ascii="Arial" w:hAnsi="Arial" w:cs="Arial"/>
+          <w:rFonts w:cstheme="minorHAnsi"/>
           <w:sz w:val="24"/>
         </w:rPr>
         <w:t>FeignClient</w:t>
@@ -1825,7 +1837,7 @@
       <w:proofErr w:type="spellEnd"/>
       <w:r>
         <w:rPr>
-          <w:rFonts w:ascii="Arial" w:hAnsi="Arial" w:cs="Arial"/>
+          <w:rFonts w:cstheme="minorHAnsi"/>
           <w:sz w:val="24"/>
         </w:rPr>
         <w:t>, specify the service name or URL, and define the endpoints using Spring annotations like @</w:t>
@@ -1833,7 +1845,7 @@
       <w:proofErr w:type="spellStart"/>
       <w:r>
         <w:rPr>
-          <w:rFonts w:ascii="Arial" w:hAnsi="Arial" w:cs="Arial"/>
+          <w:rFonts w:cstheme="minorHAnsi"/>
           <w:sz w:val="24"/>
         </w:rPr>
         <w:t>GetMapping</w:t>
@@ -1841,7 +1853,7 @@
       <w:proofErr w:type="spellEnd"/>
       <w:r>
         <w:rPr>
-          <w:rFonts w:ascii="Arial" w:hAnsi="Arial" w:cs="Arial"/>
+          <w:rFonts w:cstheme="minorHAnsi"/>
           <w:sz w:val="24"/>
         </w:rPr>
         <w:t>.</w:t>
@@ -1850,21 +1862,21 @@
     <w:p>
       <w:pPr>
         <w:rPr>
-          <w:rFonts w:ascii="Arial" w:hAnsi="Arial" w:cs="Arial"/>
-          <w:sz w:val="24"/>
-        </w:rPr>
-      </w:pPr>
-    </w:p>
-    <w:p>
-      <w:pPr>
-        <w:rPr>
-          <w:rFonts w:ascii="Arial" w:hAnsi="Arial" w:cs="Arial"/>
-          <w:sz w:val="24"/>
-        </w:rPr>
-      </w:pPr>
-      <w:r>
-        <w:rPr>
-          <w:rFonts w:ascii="Arial" w:hAnsi="Arial" w:cs="Arial"/>
+          <w:rFonts w:cstheme="minorHAnsi"/>
+          <w:sz w:val="24"/>
+        </w:rPr>
+      </w:pPr>
+    </w:p>
+    <w:p>
+      <w:pPr>
+        <w:rPr>
+          <w:rFonts w:cstheme="minorHAnsi"/>
+          <w:sz w:val="24"/>
+        </w:rPr>
+      </w:pPr>
+      <w:r>
+        <w:rPr>
+          <w:rFonts w:cstheme="minorHAnsi"/>
           <w:sz w:val="24"/>
         </w:rPr>
         <w:t>Inject and use the interface as a regular Spring bean.</w:t>
@@ -1873,15 +1885,15 @@
     <w:p>
       <w:pPr>
         <w:rPr>
-          <w:rFonts w:ascii="Arial" w:hAnsi="Arial" w:cs="Arial"/>
-          <w:sz w:val="24"/>
-        </w:rPr>
-      </w:pPr>
-    </w:p>
-    <w:p>
-      <w:pPr>
-        <w:rPr>
-          <w:rFonts w:ascii="Arial" w:hAnsi="Arial" w:cs="Arial"/>
+          <w:rFonts w:cstheme="minorHAnsi"/>
+          <w:sz w:val="24"/>
+        </w:rPr>
+      </w:pPr>
+    </w:p>
+    <w:p>
+      <w:pPr>
+        <w:rPr>
+          <w:rFonts w:cstheme="minorHAnsi"/>
           <w:b/>
           <w:sz w:val="24"/>
         </w:rPr>
@@ -1896,7 +1908,7 @@
       </w:r>
       <w:r>
         <w:rPr>
-          <w:rFonts w:ascii="Arial" w:hAnsi="Arial" w:cs="Arial"/>
+          <w:rFonts w:cstheme="minorHAnsi"/>
           <w:b/>
           <w:sz w:val="24"/>
         </w:rPr>
@@ -1911,13 +1923,13 @@
           <w:numId w:val="1"/>
         </w:numPr>
         <w:rPr>
-          <w:rFonts w:ascii="Arial" w:hAnsi="Arial" w:cs="Arial"/>
-          <w:sz w:val="24"/>
-        </w:rPr>
-      </w:pPr>
-      <w:r>
-        <w:rPr>
-          <w:rFonts w:ascii="Arial" w:hAnsi="Arial" w:cs="Arial"/>
+          <w:rFonts w:cstheme="minorHAnsi"/>
+          <w:sz w:val="24"/>
+        </w:rPr>
+      </w:pPr>
+      <w:r>
+        <w:rPr>
+          <w:rFonts w:cstheme="minorHAnsi"/>
           <w:sz w:val="24"/>
         </w:rPr>
         <w:t>Simple and readable code</w:t>
@@ -1931,13 +1943,13 @@
           <w:numId w:val="1"/>
         </w:numPr>
         <w:rPr>
-          <w:rFonts w:ascii="Arial" w:hAnsi="Arial" w:cs="Arial"/>
-          <w:sz w:val="24"/>
-        </w:rPr>
-      </w:pPr>
-      <w:r>
-        <w:rPr>
-          <w:rFonts w:ascii="Arial" w:hAnsi="Arial" w:cs="Arial"/>
+          <w:rFonts w:cstheme="minorHAnsi"/>
+          <w:sz w:val="24"/>
+        </w:rPr>
+      </w:pPr>
+      <w:r>
+        <w:rPr>
+          <w:rFonts w:cstheme="minorHAnsi"/>
           <w:sz w:val="24"/>
         </w:rPr>
         <w:t>Built-in integration with Spring Boot</w:t>
@@ -1951,13 +1963,13 @@
           <w:numId w:val="1"/>
         </w:numPr>
         <w:rPr>
-          <w:rFonts w:ascii="Arial" w:hAnsi="Arial" w:cs="Arial"/>
-          <w:sz w:val="24"/>
-        </w:rPr>
-      </w:pPr>
-      <w:r>
-        <w:rPr>
-          <w:rFonts w:ascii="Arial" w:hAnsi="Arial" w:cs="Arial"/>
+          <w:rFonts w:cstheme="minorHAnsi"/>
+          <w:sz w:val="24"/>
+        </w:rPr>
+      </w:pPr>
+      <w:r>
+        <w:rPr>
+          <w:rFonts w:cstheme="minorHAnsi"/>
           <w:sz w:val="24"/>
         </w:rPr>
         <w:t xml:space="preserve">Supports load balancing, </w:t>
@@ -1965,7 +1977,7 @@
       <w:proofErr w:type="spellStart"/>
       <w:r>
         <w:rPr>
-          <w:rFonts w:ascii="Arial" w:hAnsi="Arial" w:cs="Arial"/>
+          <w:rFonts w:cstheme="minorHAnsi"/>
           <w:sz w:val="24"/>
         </w:rPr>
         <w:t>fallback</w:t>
@@ -1973,7 +1985,7 @@
       <w:proofErr w:type="spellEnd"/>
       <w:r>
         <w:rPr>
-          <w:rFonts w:ascii="Arial" w:hAnsi="Arial" w:cs="Arial"/>
+          <w:rFonts w:cstheme="minorHAnsi"/>
           <w:sz w:val="24"/>
         </w:rPr>
         <w:t>, logging, and more</w:t>
@@ -1982,50 +1994,48 @@
     <w:p>
       <w:pPr>
         <w:rPr>
-          <w:rFonts w:ascii="Arial" w:hAnsi="Arial" w:cs="Arial"/>
-          <w:sz w:val="24"/>
-        </w:rPr>
-      </w:pPr>
-      <w:r>
-        <w:rPr>
-          <w:rFonts w:ascii="Arial" w:hAnsi="Arial" w:cs="Arial"/>
+          <w:rFonts w:cstheme="minorHAnsi"/>
+          <w:sz w:val="24"/>
+        </w:rPr>
+      </w:pPr>
+      <w:r>
+        <w:rPr>
+          <w:rFonts w:cstheme="minorHAnsi"/>
           <w:sz w:val="24"/>
         </w:rPr>
         <w:br/>
         <w:t>We will use a more modern approach, which is rest client</w:t>
       </w:r>
-      <w:bookmarkStart w:id="0" w:name="_GoBack"/>
-      <w:bookmarkEnd w:id="0"/>
     </w:p>
     <w:p>
       <w:pPr>
         <w:pStyle w:val="Ttulo1"/>
         <w:rPr>
-          <w:rFonts w:ascii="Arial" w:hAnsi="Arial" w:cs="Arial"/>
-        </w:rPr>
-      </w:pPr>
-      <w:r>
-        <w:rPr>
-          <w:rFonts w:ascii="Arial" w:hAnsi="Arial" w:cs="Arial"/>
+          <w:rFonts w:asciiTheme="minorHAnsi" w:hAnsiTheme="minorHAnsi" w:cstheme="minorHAnsi"/>
+        </w:rPr>
+      </w:pPr>
+      <w:r>
+        <w:rPr>
+          <w:rFonts w:asciiTheme="minorHAnsi" w:hAnsiTheme="minorHAnsi" w:cstheme="minorHAnsi"/>
         </w:rPr>
         <w:t xml:space="preserve">4 </w:t>
       </w:r>
       <w:r>
         <w:rPr>
-          <w:rFonts w:ascii="Arial" w:hAnsi="Arial" w:cs="Arial"/>
+          <w:rFonts w:asciiTheme="minorHAnsi" w:hAnsiTheme="minorHAnsi" w:cstheme="minorHAnsi"/>
         </w:rPr>
         <w:t>-</w:t>
       </w:r>
       <w:r>
         <w:rPr>
-          <w:rFonts w:ascii="Arial" w:hAnsi="Arial" w:cs="Arial"/>
+          <w:rFonts w:asciiTheme="minorHAnsi" w:hAnsiTheme="minorHAnsi" w:cstheme="minorHAnsi"/>
         </w:rPr>
         <w:t xml:space="preserve"> </w:t>
       </w:r>
       <w:proofErr w:type="spellStart"/>
       <w:r>
         <w:rPr>
-          <w:rFonts w:ascii="Arial" w:hAnsi="Arial" w:cs="Arial"/>
+          <w:rFonts w:asciiTheme="minorHAnsi" w:hAnsiTheme="minorHAnsi" w:cstheme="minorHAnsi"/>
         </w:rPr>
         <w:t>WireMock</w:t>
       </w:r>
@@ -2035,19 +2045,19 @@
       <w:pPr>
         <w:pStyle w:val="NormalWeb"/>
         <w:rPr>
-          <w:rFonts w:ascii="Arial" w:hAnsi="Arial" w:cs="Arial"/>
-        </w:rPr>
-      </w:pPr>
-      <w:r>
-        <w:rPr>
-          <w:rFonts w:ascii="Arial" w:hAnsi="Arial" w:cs="Arial"/>
+          <w:rFonts w:asciiTheme="minorHAnsi" w:hAnsiTheme="minorHAnsi" w:cstheme="minorHAnsi"/>
+        </w:rPr>
+      </w:pPr>
+      <w:r>
+        <w:rPr>
+          <w:rFonts w:asciiTheme="minorHAnsi" w:hAnsiTheme="minorHAnsi" w:cstheme="minorHAnsi"/>
         </w:rPr>
         <w:br/>
       </w:r>
       <w:proofErr w:type="spellStart"/>
       <w:r>
         <w:rPr>
-          <w:rFonts w:ascii="Arial" w:hAnsi="Arial" w:cs="Arial"/>
+          <w:rFonts w:asciiTheme="minorHAnsi" w:hAnsiTheme="minorHAnsi" w:cstheme="minorHAnsi"/>
           <w:b/>
         </w:rPr>
         <w:t>WireMock</w:t>
@@ -2055,7 +2065,7 @@
       <w:proofErr w:type="spellEnd"/>
       <w:r>
         <w:rPr>
-          <w:rFonts w:ascii="Arial" w:hAnsi="Arial" w:cs="Arial"/>
+          <w:rFonts w:asciiTheme="minorHAnsi" w:hAnsiTheme="minorHAnsi" w:cstheme="minorHAnsi"/>
         </w:rPr>
         <w:t xml:space="preserve"> is a tool used to mock HTTP services, allowing you to simulate external APIs and test your application without depending on real remote services.</w:t>
       </w:r>
@@ -2068,38 +2078,38 @@
           <w:numId w:val="2"/>
         </w:numPr>
         <w:rPr>
-          <w:rFonts w:ascii="Arial" w:hAnsi="Arial" w:cs="Arial"/>
-        </w:rPr>
-      </w:pPr>
-      <w:r>
-        <w:rPr>
-          <w:rFonts w:ascii="Arial" w:hAnsi="Arial" w:cs="Arial"/>
+          <w:rFonts w:asciiTheme="minorHAnsi" w:hAnsiTheme="minorHAnsi" w:cstheme="minorHAnsi"/>
+        </w:rPr>
+      </w:pPr>
+      <w:r>
+        <w:rPr>
+          <w:rFonts w:asciiTheme="minorHAnsi" w:hAnsiTheme="minorHAnsi" w:cstheme="minorHAnsi"/>
         </w:rPr>
         <w:t xml:space="preserve">Add the </w:t>
       </w:r>
       <w:proofErr w:type="spellStart"/>
       <w:r>
         <w:rPr>
-          <w:rFonts w:ascii="Arial" w:hAnsi="Arial" w:cs="Arial"/>
+          <w:rFonts w:asciiTheme="minorHAnsi" w:hAnsiTheme="minorHAnsi" w:cstheme="minorHAnsi"/>
         </w:rPr>
         <w:t>WireMock</w:t>
       </w:r>
       <w:proofErr w:type="spellEnd"/>
       <w:r>
         <w:rPr>
-          <w:rFonts w:ascii="Arial" w:hAnsi="Arial" w:cs="Arial"/>
+          <w:rFonts w:asciiTheme="minorHAnsi" w:hAnsiTheme="minorHAnsi" w:cstheme="minorHAnsi"/>
         </w:rPr>
         <w:t xml:space="preserve"> dependency to your</w:t>
       </w:r>
       <w:r>
         <w:rPr>
-          <w:rFonts w:ascii="Arial" w:hAnsi="Arial" w:cs="Arial"/>
+          <w:rFonts w:asciiTheme="minorHAnsi" w:hAnsiTheme="minorHAnsi" w:cstheme="minorHAnsi"/>
         </w:rPr>
         <w:t xml:space="preserve"> project (order-related module)</w:t>
       </w:r>
       <w:r>
         <w:rPr>
-          <w:rFonts w:ascii="Arial" w:hAnsi="Arial" w:cs="Arial"/>
+          <w:rFonts w:asciiTheme="minorHAnsi" w:hAnsiTheme="minorHAnsi" w:cstheme="minorHAnsi"/>
         </w:rPr>
         <w:br/>
         <w:t>(spring-cloud-starter-contract-stub-runner)</w:t>
@@ -2113,19 +2123,19 @@
           <w:numId w:val="2"/>
         </w:numPr>
         <w:rPr>
-          <w:rFonts w:ascii="Arial" w:hAnsi="Arial" w:cs="Arial"/>
-        </w:rPr>
-      </w:pPr>
-      <w:r>
-        <w:rPr>
-          <w:rFonts w:ascii="Arial" w:hAnsi="Arial" w:cs="Arial"/>
+          <w:rFonts w:asciiTheme="minorHAnsi" w:hAnsiTheme="minorHAnsi" w:cstheme="minorHAnsi"/>
+        </w:rPr>
+      </w:pPr>
+      <w:r>
+        <w:rPr>
+          <w:rFonts w:asciiTheme="minorHAnsi" w:hAnsiTheme="minorHAnsi" w:cstheme="minorHAnsi"/>
         </w:rPr>
         <w:t xml:space="preserve">Use the </w:t>
       </w:r>
       <w:r>
         <w:rPr>
           <w:rStyle w:val="CdigoHTML"/>
-          <w:rFonts w:ascii="Arial" w:hAnsi="Arial" w:cs="Arial"/>
+          <w:rFonts w:asciiTheme="minorHAnsi" w:hAnsiTheme="minorHAnsi" w:cstheme="minorHAnsi"/>
           <w:sz w:val="24"/>
           <w:szCs w:val="24"/>
         </w:rPr>
@@ -2136,7 +2146,7 @@
       <w:r>
         <w:rPr>
           <w:rStyle w:val="CdigoHTML"/>
-          <w:rFonts w:ascii="Arial" w:hAnsi="Arial" w:cs="Arial"/>
+          <w:rFonts w:asciiTheme="minorHAnsi" w:hAnsiTheme="minorHAnsi" w:cstheme="minorHAnsi"/>
           <w:sz w:val="24"/>
           <w:szCs w:val="24"/>
         </w:rPr>
@@ -2146,7 +2156,7 @@
       <w:r>
         <w:rPr>
           <w:rStyle w:val="CdigoHTML"/>
-          <w:rFonts w:ascii="Arial" w:hAnsi="Arial" w:cs="Arial"/>
+          <w:rFonts w:asciiTheme="minorHAnsi" w:hAnsiTheme="minorHAnsi" w:cstheme="minorHAnsi"/>
           <w:sz w:val="24"/>
           <w:szCs w:val="24"/>
         </w:rPr>
@@ -2156,7 +2166,7 @@
       <w:r>
         <w:rPr>
           <w:rStyle w:val="CdigoHTML"/>
-          <w:rFonts w:ascii="Arial" w:hAnsi="Arial" w:cs="Arial"/>
+          <w:rFonts w:asciiTheme="minorHAnsi" w:hAnsiTheme="minorHAnsi" w:cstheme="minorHAnsi"/>
           <w:sz w:val="24"/>
           <w:szCs w:val="24"/>
         </w:rPr>
@@ -2164,27 +2174,27 @@
       </w:r>
       <w:r>
         <w:rPr>
-          <w:rFonts w:ascii="Arial" w:hAnsi="Arial" w:cs="Arial"/>
+          <w:rFonts w:asciiTheme="minorHAnsi" w:hAnsiTheme="minorHAnsi" w:cstheme="minorHAnsi"/>
         </w:rPr>
         <w:t xml:space="preserve"> annotation to configure </w:t>
       </w:r>
       <w:proofErr w:type="spellStart"/>
       <w:r>
         <w:rPr>
-          <w:rFonts w:ascii="Arial" w:hAnsi="Arial" w:cs="Arial"/>
+          <w:rFonts w:asciiTheme="minorHAnsi" w:hAnsiTheme="minorHAnsi" w:cstheme="minorHAnsi"/>
         </w:rPr>
         <w:t>WireMock</w:t>
       </w:r>
       <w:proofErr w:type="spellEnd"/>
       <w:r>
         <w:rPr>
-          <w:rFonts w:ascii="Arial" w:hAnsi="Arial" w:cs="Arial"/>
+          <w:rFonts w:asciiTheme="minorHAnsi" w:hAnsiTheme="minorHAnsi" w:cstheme="minorHAnsi"/>
         </w:rPr>
         <w:t xml:space="preserve"> on a specifi</w:t>
       </w:r>
       <w:r>
         <w:rPr>
-          <w:rFonts w:ascii="Arial" w:hAnsi="Arial" w:cs="Arial"/>
+          <w:rFonts w:asciiTheme="minorHAnsi" w:hAnsiTheme="minorHAnsi" w:cstheme="minorHAnsi"/>
         </w:rPr>
         <w:t>ed port for integration testing</w:t>
       </w:r>
@@ -2193,12 +2203,12 @@
       <w:pPr>
         <w:pStyle w:val="NormalWeb"/>
         <w:rPr>
-          <w:rFonts w:ascii="Arial" w:hAnsi="Arial" w:cs="Arial"/>
-        </w:rPr>
-      </w:pPr>
-      <w:r>
-        <w:rPr>
-          <w:rFonts w:ascii="Arial" w:hAnsi="Arial" w:cs="Arial"/>
+          <w:rFonts w:asciiTheme="minorHAnsi" w:hAnsiTheme="minorHAnsi" w:cstheme="minorHAnsi"/>
+        </w:rPr>
+      </w:pPr>
+      <w:r>
+        <w:rPr>
+          <w:rFonts w:asciiTheme="minorHAnsi" w:hAnsiTheme="minorHAnsi" w:cstheme="minorHAnsi"/>
         </w:rPr>
         <w:lastRenderedPageBreak/>
         <w:drawing>
@@ -2242,32 +2252,32 @@
       <w:pPr>
         <w:pStyle w:val="Ttulo1"/>
         <w:rPr>
-          <w:rFonts w:ascii="Arial" w:hAnsi="Arial" w:cs="Arial"/>
-          <w:sz w:val="24"/>
-          <w:szCs w:val="24"/>
-        </w:rPr>
-      </w:pPr>
-      <w:r>
-        <w:rPr>
-          <w:rFonts w:ascii="Arial" w:hAnsi="Arial" w:cs="Arial"/>
+          <w:rFonts w:asciiTheme="minorHAnsi" w:hAnsiTheme="minorHAnsi" w:cstheme="minorHAnsi"/>
+          <w:sz w:val="24"/>
+          <w:szCs w:val="24"/>
+        </w:rPr>
+      </w:pPr>
+      <w:r>
+        <w:rPr>
+          <w:rFonts w:asciiTheme="minorHAnsi" w:hAnsiTheme="minorHAnsi" w:cstheme="minorHAnsi"/>
         </w:rPr>
         <w:t>5 - API Gateway</w:t>
       </w:r>
       <w:r>
         <w:rPr>
-          <w:rFonts w:ascii="Arial" w:hAnsi="Arial" w:cs="Arial"/>
-        </w:rPr>
-        <w:br/>
-      </w:r>
-      <w:r>
-        <w:rPr>
-          <w:rFonts w:ascii="Arial" w:hAnsi="Arial" w:cs="Arial"/>
-        </w:rPr>
-        <w:br/>
-      </w:r>
-      <w:r>
-        <w:rPr>
-          <w:rFonts w:ascii="Arial" w:hAnsi="Arial" w:cs="Arial"/>
+          <w:rFonts w:asciiTheme="minorHAnsi" w:hAnsiTheme="minorHAnsi" w:cstheme="minorHAnsi"/>
+        </w:rPr>
+        <w:br/>
+      </w:r>
+      <w:r>
+        <w:rPr>
+          <w:rFonts w:asciiTheme="minorHAnsi" w:hAnsiTheme="minorHAnsi" w:cstheme="minorHAnsi"/>
+        </w:rPr>
+        <w:br/>
+      </w:r>
+      <w:r>
+        <w:rPr>
+          <w:rFonts w:asciiTheme="minorHAnsi" w:hAnsiTheme="minorHAnsi" w:cstheme="minorHAnsi"/>
           <w:sz w:val="24"/>
           <w:szCs w:val="24"/>
         </w:rPr>
@@ -2276,7 +2286,7 @@
       <w:proofErr w:type="spellStart"/>
       <w:r>
         <w:rPr>
-          <w:rFonts w:ascii="Arial" w:hAnsi="Arial" w:cs="Arial"/>
+          <w:rFonts w:asciiTheme="minorHAnsi" w:hAnsiTheme="minorHAnsi" w:cstheme="minorHAnsi"/>
           <w:sz w:val="24"/>
           <w:szCs w:val="24"/>
         </w:rPr>
@@ -2285,7 +2295,7 @@
       <w:proofErr w:type="spellEnd"/>
       <w:r>
         <w:rPr>
-          <w:rFonts w:ascii="Arial" w:hAnsi="Arial" w:cs="Arial"/>
+          <w:rFonts w:asciiTheme="minorHAnsi" w:hAnsiTheme="minorHAnsi" w:cstheme="minorHAnsi"/>
           <w:sz w:val="24"/>
           <w:szCs w:val="24"/>
         </w:rPr>
@@ -2293,23 +2303,23 @@
       </w:r>
       <w:r>
         <w:rPr>
-          <w:rFonts w:ascii="Arial" w:hAnsi="Arial" w:cs="Arial"/>
-          <w:sz w:val="24"/>
-          <w:szCs w:val="24"/>
-        </w:rPr>
-        <w:br/>
-      </w:r>
-      <w:r>
-        <w:rPr>
-          <w:rFonts w:ascii="Arial" w:hAnsi="Arial" w:cs="Arial"/>
-          <w:sz w:val="24"/>
-          <w:szCs w:val="24"/>
-        </w:rPr>
-        <w:br/>
-      </w:r>
-      <w:r>
-        <w:rPr>
-          <w:rFonts w:ascii="Arial" w:hAnsi="Arial" w:cs="Arial"/>
+          <w:rFonts w:asciiTheme="minorHAnsi" w:hAnsiTheme="minorHAnsi" w:cstheme="minorHAnsi"/>
+          <w:sz w:val="24"/>
+          <w:szCs w:val="24"/>
+        </w:rPr>
+        <w:br/>
+      </w:r>
+      <w:r>
+        <w:rPr>
+          <w:rFonts w:asciiTheme="minorHAnsi" w:hAnsiTheme="minorHAnsi" w:cstheme="minorHAnsi"/>
+          <w:sz w:val="24"/>
+          <w:szCs w:val="24"/>
+        </w:rPr>
+        <w:br/>
+      </w:r>
+      <w:r>
+        <w:rPr>
+          <w:rFonts w:asciiTheme="minorHAnsi" w:hAnsiTheme="minorHAnsi" w:cstheme="minorHAnsi"/>
           <w:sz w:val="24"/>
           <w:szCs w:val="24"/>
         </w:rPr>
@@ -2318,23 +2328,23 @@
       </w:r>
       <w:r>
         <w:rPr>
-          <w:rFonts w:ascii="Arial" w:hAnsi="Arial" w:cs="Arial"/>
-          <w:sz w:val="24"/>
-          <w:szCs w:val="24"/>
-        </w:rPr>
-        <w:br/>
-      </w:r>
-      <w:r>
-        <w:rPr>
-          <w:rFonts w:ascii="Arial" w:hAnsi="Arial" w:cs="Arial"/>
-          <w:sz w:val="24"/>
-          <w:szCs w:val="24"/>
-        </w:rPr>
-        <w:br/>
-      </w:r>
-      <w:r>
-        <w:rPr>
-          <w:rFonts w:ascii="Arial" w:hAnsi="Arial" w:cs="Arial"/>
+          <w:rFonts w:asciiTheme="minorHAnsi" w:hAnsiTheme="minorHAnsi" w:cstheme="minorHAnsi"/>
+          <w:sz w:val="24"/>
+          <w:szCs w:val="24"/>
+        </w:rPr>
+        <w:br/>
+      </w:r>
+      <w:r>
+        <w:rPr>
+          <w:rFonts w:asciiTheme="minorHAnsi" w:hAnsiTheme="minorHAnsi" w:cstheme="minorHAnsi"/>
+          <w:sz w:val="24"/>
+          <w:szCs w:val="24"/>
+        </w:rPr>
+        <w:br/>
+      </w:r>
+      <w:r>
+        <w:rPr>
+          <w:rFonts w:asciiTheme="minorHAnsi" w:hAnsiTheme="minorHAnsi" w:cstheme="minorHAnsi"/>
           <w:noProof/>
           <w:sz w:val="24"/>
           <w:szCs w:val="24"/>
@@ -2378,15 +2388,15 @@
       </w:r>
       <w:r>
         <w:rPr>
-          <w:rFonts w:ascii="Arial" w:hAnsi="Arial" w:cs="Arial"/>
-          <w:sz w:val="24"/>
-          <w:szCs w:val="24"/>
-        </w:rPr>
-        <w:br/>
-      </w:r>
-      <w:r>
-        <w:rPr>
-          <w:rFonts w:ascii="Arial" w:hAnsi="Arial" w:cs="Arial"/>
+          <w:rFonts w:asciiTheme="minorHAnsi" w:hAnsiTheme="minorHAnsi" w:cstheme="minorHAnsi"/>
+          <w:sz w:val="24"/>
+          <w:szCs w:val="24"/>
+        </w:rPr>
+        <w:br/>
+      </w:r>
+      <w:r>
+        <w:rPr>
+          <w:rFonts w:asciiTheme="minorHAnsi" w:hAnsiTheme="minorHAnsi" w:cstheme="minorHAnsi"/>
           <w:sz w:val="24"/>
           <w:szCs w:val="24"/>
         </w:rPr>
@@ -2402,7 +2412,7 @@
       </w:r>
       <w:r>
         <w:rPr>
-          <w:rFonts w:ascii="Arial" w:hAnsi="Arial" w:cs="Arial"/>
+          <w:rFonts w:asciiTheme="minorHAnsi" w:hAnsiTheme="minorHAnsi" w:cstheme="minorHAnsi"/>
           <w:sz w:val="24"/>
           <w:szCs w:val="24"/>
         </w:rPr>
@@ -2412,14 +2422,14 @@
     <w:p>
       <w:pPr>
         <w:rPr>
-          <w:rFonts w:ascii="Arial" w:hAnsi="Arial" w:cs="Arial"/>
-        </w:rPr>
-      </w:pPr>
-    </w:p>
-    <w:p>
-      <w:pPr>
-        <w:rPr>
-          <w:rFonts w:ascii="Arial" w:hAnsi="Arial" w:cs="Arial"/>
+          <w:rFonts w:cstheme="minorHAnsi"/>
+        </w:rPr>
+      </w:pPr>
+    </w:p>
+    <w:p>
+      <w:pPr>
+        <w:rPr>
+          <w:rFonts w:cstheme="minorHAnsi"/>
           <w:sz w:val="24"/>
           <w:szCs w:val="24"/>
         </w:rPr>
@@ -2427,7 +2437,7 @@
       <w:r>
         <w:rPr>
           <w:rStyle w:val="Textoennegrita"/>
-          <w:rFonts w:ascii="Arial" w:hAnsi="Arial" w:cs="Arial"/>
+          <w:rFonts w:cstheme="minorHAnsi"/>
           <w:sz w:val="24"/>
           <w:szCs w:val="24"/>
         </w:rPr>
@@ -2435,7 +2445,7 @@
       </w:r>
       <w:r>
         <w:rPr>
-          <w:rFonts w:ascii="Arial" w:hAnsi="Arial" w:cs="Arial"/>
+          <w:rFonts w:cstheme="minorHAnsi"/>
           <w:sz w:val="24"/>
           <w:szCs w:val="24"/>
         </w:rPr>
@@ -2445,7 +2455,7 @@
     <w:p>
       <w:pPr>
         <w:rPr>
-          <w:rFonts w:ascii="Arial" w:hAnsi="Arial" w:cs="Arial"/>
+          <w:rFonts w:cstheme="minorHAnsi"/>
           <w:sz w:val="24"/>
           <w:szCs w:val="24"/>
         </w:rPr>
@@ -2453,7 +2463,7 @@
       <w:r>
         <w:rPr>
           <w:rStyle w:val="Textoennegrita"/>
-          <w:rFonts w:ascii="Arial" w:hAnsi="Arial" w:cs="Arial"/>
+          <w:rFonts w:cstheme="minorHAnsi"/>
           <w:sz w:val="24"/>
           <w:szCs w:val="24"/>
         </w:rPr>
@@ -2461,7 +2471,7 @@
       </w:r>
       <w:r>
         <w:rPr>
-          <w:rFonts w:ascii="Arial" w:hAnsi="Arial" w:cs="Arial"/>
+          <w:rFonts w:cstheme="minorHAnsi"/>
           <w:sz w:val="24"/>
           <w:szCs w:val="24"/>
         </w:rPr>
@@ -2471,7 +2481,7 @@
     <w:p>
       <w:pPr>
         <w:rPr>
-          <w:rFonts w:ascii="Arial" w:hAnsi="Arial" w:cs="Arial"/>
+          <w:rFonts w:cstheme="minorHAnsi"/>
           <w:sz w:val="24"/>
           <w:szCs w:val="24"/>
         </w:rPr>
@@ -2479,7 +2489,7 @@
       <w:r>
         <w:rPr>
           <w:rStyle w:val="Textoennegrita"/>
-          <w:rFonts w:ascii="Arial" w:hAnsi="Arial" w:cs="Arial"/>
+          <w:rFonts w:cstheme="minorHAnsi"/>
           <w:sz w:val="24"/>
           <w:szCs w:val="24"/>
         </w:rPr>
@@ -2487,7 +2497,7 @@
       </w:r>
       <w:r>
         <w:rPr>
-          <w:rFonts w:ascii="Arial" w:hAnsi="Arial" w:cs="Arial"/>
+          <w:rFonts w:cstheme="minorHAnsi"/>
           <w:sz w:val="24"/>
           <w:szCs w:val="24"/>
         </w:rPr>
@@ -2497,7 +2507,7 @@
     <w:p>
       <w:pPr>
         <w:rPr>
-          <w:rFonts w:ascii="Arial" w:hAnsi="Arial" w:cs="Arial"/>
+          <w:rFonts w:cstheme="minorHAnsi"/>
           <w:sz w:val="24"/>
           <w:szCs w:val="24"/>
         </w:rPr>
@@ -2505,7 +2515,7 @@
       <w:r>
         <w:rPr>
           <w:rStyle w:val="Textoennegrita"/>
-          <w:rFonts w:ascii="Arial" w:hAnsi="Arial" w:cs="Arial"/>
+          <w:rFonts w:cstheme="minorHAnsi"/>
           <w:sz w:val="24"/>
           <w:szCs w:val="24"/>
         </w:rPr>
@@ -2513,7 +2523,7 @@
       </w:r>
       <w:r>
         <w:rPr>
-          <w:rFonts w:ascii="Arial" w:hAnsi="Arial" w:cs="Arial"/>
+          <w:rFonts w:cstheme="minorHAnsi"/>
           <w:sz w:val="24"/>
           <w:szCs w:val="24"/>
         </w:rPr>
@@ -2523,7 +2533,7 @@
     <w:p>
       <w:pPr>
         <w:rPr>
-          <w:rFonts w:ascii="Arial" w:hAnsi="Arial" w:cs="Arial"/>
+          <w:rFonts w:cstheme="minorHAnsi"/>
           <w:sz w:val="24"/>
           <w:szCs w:val="24"/>
         </w:rPr>
@@ -2531,7 +2541,7 @@
       <w:r>
         <w:rPr>
           <w:rStyle w:val="Textoennegrita"/>
-          <w:rFonts w:ascii="Arial" w:hAnsi="Arial" w:cs="Arial"/>
+          <w:rFonts w:cstheme="minorHAnsi"/>
           <w:sz w:val="24"/>
           <w:szCs w:val="24"/>
         </w:rPr>
@@ -2539,7 +2549,7 @@
       </w:r>
       <w:r>
         <w:rPr>
-          <w:rFonts w:ascii="Arial" w:hAnsi="Arial" w:cs="Arial"/>
+          <w:rFonts w:cstheme="minorHAnsi"/>
           <w:sz w:val="24"/>
           <w:szCs w:val="24"/>
         </w:rPr>
@@ -2549,14 +2559,14 @@
     <w:p>
       <w:pPr>
         <w:rPr>
-          <w:rFonts w:ascii="Arial" w:hAnsi="Arial" w:cs="Arial"/>
-          <w:sz w:val="24"/>
-          <w:szCs w:val="24"/>
-        </w:rPr>
-      </w:pPr>
-      <w:r>
-        <w:rPr>
-          <w:rFonts w:ascii="Arial" w:hAnsi="Arial" w:cs="Arial"/>
+          <w:rFonts w:cstheme="minorHAnsi"/>
+          <w:sz w:val="24"/>
+          <w:szCs w:val="24"/>
+        </w:rPr>
+      </w:pPr>
+      <w:r>
+        <w:rPr>
+          <w:rFonts w:cstheme="minorHAnsi"/>
           <w:sz w:val="24"/>
           <w:szCs w:val="24"/>
         </w:rPr>
@@ -2568,7 +2578,7 @@
     <w:p>
       <w:pPr>
         <w:rPr>
-          <w:rFonts w:ascii="Arial" w:hAnsi="Arial" w:cs="Arial"/>
+          <w:rFonts w:cstheme="minorHAnsi"/>
           <w:sz w:val="24"/>
           <w:szCs w:val="24"/>
         </w:rPr>
@@ -2579,12 +2589,11 @@
           <w:sz w:val="24"/>
           <w:szCs w:val="24"/>
         </w:rPr>
-        <w:lastRenderedPageBreak/>
         <w:t>❌</w:t>
       </w:r>
       <w:r>
         <w:rPr>
-          <w:rFonts w:ascii="Arial" w:hAnsi="Arial" w:cs="Arial"/>
+          <w:rFonts w:cstheme="minorHAnsi"/>
           <w:sz w:val="24"/>
           <w:szCs w:val="24"/>
         </w:rPr>
@@ -2593,7 +2602,7 @@
       <w:r>
         <w:rPr>
           <w:rStyle w:val="Textoennegrita"/>
-          <w:rFonts w:ascii="Arial" w:hAnsi="Arial" w:cs="Arial"/>
+          <w:rFonts w:cstheme="minorHAnsi"/>
           <w:b w:val="0"/>
           <w:bCs w:val="0"/>
           <w:sz w:val="24"/>
@@ -2605,7 +2614,7 @@
     <w:p>
       <w:pPr>
         <w:rPr>
-          <w:rFonts w:ascii="Arial" w:hAnsi="Arial" w:cs="Arial"/>
+          <w:rFonts w:cstheme="minorHAnsi"/>
           <w:sz w:val="24"/>
           <w:szCs w:val="24"/>
         </w:rPr>
@@ -2613,15 +2622,16 @@
       <w:r>
         <w:rPr>
           <w:rStyle w:val="Textoennegrita"/>
-          <w:rFonts w:ascii="Arial" w:hAnsi="Arial" w:cs="Arial"/>
-          <w:sz w:val="24"/>
-          <w:szCs w:val="24"/>
-        </w:rPr>
+          <w:rFonts w:cstheme="minorHAnsi"/>
+          <w:sz w:val="24"/>
+          <w:szCs w:val="24"/>
+        </w:rPr>
+        <w:lastRenderedPageBreak/>
         <w:t>Single point of failure</w:t>
       </w:r>
       <w:r>
         <w:rPr>
-          <w:rFonts w:ascii="Arial" w:hAnsi="Arial" w:cs="Arial"/>
+          <w:rFonts w:cstheme="minorHAnsi"/>
           <w:sz w:val="24"/>
           <w:szCs w:val="24"/>
         </w:rPr>
@@ -2631,7 +2641,7 @@
     <w:p>
       <w:pPr>
         <w:rPr>
-          <w:rFonts w:ascii="Arial" w:hAnsi="Arial" w:cs="Arial"/>
+          <w:rFonts w:cstheme="minorHAnsi"/>
           <w:sz w:val="24"/>
           <w:szCs w:val="24"/>
         </w:rPr>
@@ -2639,7 +2649,7 @@
       <w:r>
         <w:rPr>
           <w:rStyle w:val="Textoennegrita"/>
-          <w:rFonts w:ascii="Arial" w:hAnsi="Arial" w:cs="Arial"/>
+          <w:rFonts w:cstheme="minorHAnsi"/>
           <w:sz w:val="24"/>
           <w:szCs w:val="24"/>
         </w:rPr>
@@ -2647,7 +2657,7 @@
       </w:r>
       <w:r>
         <w:rPr>
-          <w:rFonts w:ascii="Arial" w:hAnsi="Arial" w:cs="Arial"/>
+          <w:rFonts w:cstheme="minorHAnsi"/>
           <w:sz w:val="24"/>
           <w:szCs w:val="24"/>
         </w:rPr>
@@ -2657,7 +2667,7 @@
     <w:p>
       <w:pPr>
         <w:rPr>
-          <w:rFonts w:ascii="Arial" w:hAnsi="Arial" w:cs="Arial"/>
+          <w:rFonts w:cstheme="minorHAnsi"/>
           <w:sz w:val="24"/>
           <w:szCs w:val="24"/>
         </w:rPr>
@@ -2665,7 +2675,7 @@
       <w:r>
         <w:rPr>
           <w:rStyle w:val="Textoennegrita"/>
-          <w:rFonts w:ascii="Arial" w:hAnsi="Arial" w:cs="Arial"/>
+          <w:rFonts w:cstheme="minorHAnsi"/>
           <w:sz w:val="24"/>
           <w:szCs w:val="24"/>
         </w:rPr>
@@ -2673,7 +2683,7 @@
       </w:r>
       <w:r>
         <w:rPr>
-          <w:rFonts w:ascii="Arial" w:hAnsi="Arial" w:cs="Arial"/>
+          <w:rFonts w:cstheme="minorHAnsi"/>
           <w:sz w:val="24"/>
           <w:szCs w:val="24"/>
         </w:rPr>
@@ -2683,7 +2693,7 @@
     <w:p>
       <w:pPr>
         <w:rPr>
-          <w:rFonts w:ascii="Arial" w:hAnsi="Arial" w:cs="Arial"/>
+          <w:rFonts w:cstheme="minorHAnsi"/>
           <w:sz w:val="24"/>
           <w:szCs w:val="24"/>
         </w:rPr>
@@ -2691,7 +2701,7 @@
       <w:r>
         <w:rPr>
           <w:rStyle w:val="Textoennegrita"/>
-          <w:rFonts w:ascii="Arial" w:hAnsi="Arial" w:cs="Arial"/>
+          <w:rFonts w:cstheme="minorHAnsi"/>
           <w:sz w:val="24"/>
           <w:szCs w:val="24"/>
         </w:rPr>
@@ -2699,7 +2709,7 @@
       </w:r>
       <w:r>
         <w:rPr>
-          <w:rFonts w:ascii="Arial" w:hAnsi="Arial" w:cs="Arial"/>
+          <w:rFonts w:cstheme="minorHAnsi"/>
           <w:sz w:val="24"/>
           <w:szCs w:val="24"/>
         </w:rPr>
@@ -2709,7 +2719,7 @@
     <w:p>
       <w:pPr>
         <w:rPr>
-          <w:rFonts w:ascii="Arial" w:hAnsi="Arial" w:cs="Arial"/>
+          <w:rFonts w:cstheme="minorHAnsi"/>
           <w:sz w:val="24"/>
           <w:szCs w:val="24"/>
         </w:rPr>
@@ -2720,32 +2730,32 @@
         <w:pStyle w:val="Ttulo1"/>
         <w:rPr>
           <w:rStyle w:val="Ttulo1Car"/>
-          <w:rFonts w:ascii="Arial" w:hAnsi="Arial" w:cs="Arial"/>
+          <w:rFonts w:asciiTheme="minorHAnsi" w:hAnsiTheme="minorHAnsi" w:cstheme="minorHAnsi"/>
         </w:rPr>
       </w:pPr>
       <w:r>
         <w:rPr>
           <w:rStyle w:val="Ttulo1Car"/>
-          <w:rFonts w:ascii="Arial" w:hAnsi="Arial" w:cs="Arial"/>
+          <w:rFonts w:asciiTheme="minorHAnsi" w:hAnsiTheme="minorHAnsi" w:cstheme="minorHAnsi"/>
         </w:rPr>
         <w:t>6</w:t>
       </w:r>
       <w:r>
         <w:rPr>
-          <w:rFonts w:ascii="Arial" w:hAnsi="Arial" w:cs="Arial"/>
+          <w:rFonts w:asciiTheme="minorHAnsi" w:hAnsiTheme="minorHAnsi" w:cstheme="minorHAnsi"/>
         </w:rPr>
         <w:t xml:space="preserve"> </w:t>
       </w:r>
       <w:r>
         <w:rPr>
           <w:rStyle w:val="Ttulo1Car"/>
-          <w:rFonts w:ascii="Arial" w:hAnsi="Arial" w:cs="Arial"/>
+          <w:rFonts w:asciiTheme="minorHAnsi" w:hAnsiTheme="minorHAnsi" w:cstheme="minorHAnsi"/>
         </w:rPr>
         <w:t>-</w:t>
       </w:r>
       <w:r>
         <w:rPr>
-          <w:rFonts w:ascii="Arial" w:hAnsi="Arial" w:cs="Arial"/>
+          <w:rFonts w:asciiTheme="minorHAnsi" w:hAnsiTheme="minorHAnsi" w:cstheme="minorHAnsi"/>
         </w:rPr>
         <w:t xml:space="preserve"> </w:t>
       </w:r>
@@ -2753,7 +2763,7 @@
       <w:r>
         <w:rPr>
           <w:rStyle w:val="Ttulo1Car"/>
-          <w:rFonts w:ascii="Arial" w:hAnsi="Arial" w:cs="Arial"/>
+          <w:rFonts w:asciiTheme="minorHAnsi" w:hAnsiTheme="minorHAnsi" w:cstheme="minorHAnsi"/>
         </w:rPr>
         <w:t>KeyCloak</w:t>
       </w:r>
@@ -2761,7 +2771,7 @@
       <w:r>
         <w:rPr>
           <w:rStyle w:val="Ttulo1Car"/>
-          <w:rFonts w:ascii="Arial" w:hAnsi="Arial" w:cs="Arial"/>
+          <w:rFonts w:asciiTheme="minorHAnsi" w:hAnsiTheme="minorHAnsi" w:cstheme="minorHAnsi"/>
         </w:rPr>
         <w:br/>
       </w:r>
@@ -2770,20 +2780,20 @@
       <w:pPr>
         <w:pStyle w:val="NormalWeb"/>
         <w:rPr>
-          <w:rFonts w:ascii="Arial" w:hAnsi="Arial" w:cs="Arial"/>
+          <w:rFonts w:asciiTheme="minorHAnsi" w:hAnsiTheme="minorHAnsi" w:cstheme="minorHAnsi"/>
         </w:rPr>
       </w:pPr>
       <w:r>
         <w:rPr>
           <w:rStyle w:val="Ttulo1Car"/>
-          <w:rFonts w:ascii="Arial" w:hAnsi="Arial" w:cs="Arial"/>
+          <w:rFonts w:asciiTheme="minorHAnsi" w:hAnsiTheme="minorHAnsi" w:cstheme="minorHAnsi"/>
         </w:rPr>
         <w:br/>
       </w:r>
       <w:r>
         <w:rPr>
           <w:rStyle w:val="Ttulo1Car"/>
-          <w:rFonts w:ascii="Arial" w:hAnsi="Arial" w:cs="Arial"/>
+          <w:rFonts w:asciiTheme="minorHAnsi" w:hAnsiTheme="minorHAnsi" w:cstheme="minorHAnsi"/>
         </w:rPr>
         <w:drawing>
           <wp:inline distT="0" distB="0" distL="0" distR="0" wp14:anchorId="5D506229" wp14:editId="6E36E783">
@@ -2824,20 +2834,20 @@
       <w:r>
         <w:rPr>
           <w:rStyle w:val="Ttulo1Car"/>
-          <w:rFonts w:ascii="Arial" w:hAnsi="Arial" w:cs="Arial"/>
-        </w:rPr>
-        <w:br/>
-      </w:r>
-      <w:r>
-        <w:rPr>
-          <w:rFonts w:ascii="Arial" w:hAnsi="Arial" w:cs="Arial"/>
+          <w:rFonts w:asciiTheme="minorHAnsi" w:hAnsiTheme="minorHAnsi" w:cstheme="minorHAnsi"/>
+        </w:rPr>
+        <w:br/>
+      </w:r>
+      <w:r>
+        <w:rPr>
+          <w:rFonts w:asciiTheme="minorHAnsi" w:hAnsiTheme="minorHAnsi" w:cstheme="minorHAnsi"/>
         </w:rPr>
         <w:br/>
       </w:r>
       <w:proofErr w:type="spellStart"/>
       <w:r>
         <w:rPr>
-          <w:rFonts w:ascii="Arial" w:hAnsi="Arial" w:cs="Arial"/>
+          <w:rFonts w:asciiTheme="minorHAnsi" w:hAnsiTheme="minorHAnsi" w:cstheme="minorHAnsi"/>
           <w:b/>
         </w:rPr>
         <w:t>Keycloak</w:t>
@@ -2845,67 +2855,67 @@
       <w:proofErr w:type="spellEnd"/>
       <w:r>
         <w:rPr>
-          <w:rFonts w:ascii="Arial" w:hAnsi="Arial" w:cs="Arial"/>
+          <w:rFonts w:asciiTheme="minorHAnsi" w:hAnsiTheme="minorHAnsi" w:cstheme="minorHAnsi"/>
         </w:rPr>
         <w:t xml:space="preserve"> is an open-source Identity and Access Management (IAM) solution developed by Red Hat. It provides features such as Single Sign-On (SSO), user federation, identity brokering, and centralized authentication and authorization for applications and services. With support for standard protocols like OAuth 2.0, </w:t>
       </w:r>
       <w:proofErr w:type="spellStart"/>
       <w:r>
         <w:rPr>
-          <w:rFonts w:ascii="Arial" w:hAnsi="Arial" w:cs="Arial"/>
+          <w:rFonts w:asciiTheme="minorHAnsi" w:hAnsiTheme="minorHAnsi" w:cstheme="minorHAnsi"/>
         </w:rPr>
         <w:t>OpenID</w:t>
       </w:r>
       <w:proofErr w:type="spellEnd"/>
       <w:r>
         <w:rPr>
-          <w:rFonts w:ascii="Arial" w:hAnsi="Arial" w:cs="Arial"/>
+          <w:rFonts w:asciiTheme="minorHAnsi" w:hAnsiTheme="minorHAnsi" w:cstheme="minorHAnsi"/>
         </w:rPr>
         <w:t xml:space="preserve"> Connect, and SAML 2.0, </w:t>
       </w:r>
       <w:proofErr w:type="spellStart"/>
       <w:r>
         <w:rPr>
-          <w:rFonts w:ascii="Arial" w:hAnsi="Arial" w:cs="Arial"/>
+          <w:rFonts w:asciiTheme="minorHAnsi" w:hAnsiTheme="minorHAnsi" w:cstheme="minorHAnsi"/>
         </w:rPr>
         <w:t>Keycloak</w:t>
       </w:r>
       <w:proofErr w:type="spellEnd"/>
       <w:r>
         <w:rPr>
-          <w:rFonts w:ascii="Arial" w:hAnsi="Arial" w:cs="Arial"/>
+          <w:rFonts w:asciiTheme="minorHAnsi" w:hAnsiTheme="minorHAnsi" w:cstheme="minorHAnsi"/>
         </w:rPr>
         <w:t xml:space="preserve"> enables secure and flexible user management out of the box. It also includes an easy-to-use admin console and integrates well with modern applications and </w:t>
       </w:r>
       <w:proofErr w:type="spellStart"/>
       <w:r>
         <w:rPr>
-          <w:rFonts w:ascii="Arial" w:hAnsi="Arial" w:cs="Arial"/>
+          <w:rFonts w:asciiTheme="minorHAnsi" w:hAnsiTheme="minorHAnsi" w:cstheme="minorHAnsi"/>
         </w:rPr>
         <w:t>microservice</w:t>
       </w:r>
       <w:proofErr w:type="spellEnd"/>
       <w:r>
         <w:rPr>
-          <w:rFonts w:ascii="Arial" w:hAnsi="Arial" w:cs="Arial"/>
+          <w:rFonts w:asciiTheme="minorHAnsi" w:hAnsiTheme="minorHAnsi" w:cstheme="minorHAnsi"/>
         </w:rPr>
         <w:t xml:space="preserve"> architectures.</w:t>
       </w:r>
       <w:r>
         <w:rPr>
-          <w:rFonts w:ascii="Arial" w:hAnsi="Arial" w:cs="Arial"/>
-        </w:rPr>
-        <w:br/>
-      </w:r>
-      <w:r>
-        <w:rPr>
-          <w:rFonts w:ascii="Arial" w:hAnsi="Arial" w:cs="Arial"/>
-        </w:rPr>
-        <w:br/>
-      </w:r>
-      <w:r>
-        <w:rPr>
-          <w:rFonts w:ascii="Arial" w:hAnsi="Arial" w:cs="Arial"/>
+          <w:rFonts w:asciiTheme="minorHAnsi" w:hAnsiTheme="minorHAnsi" w:cstheme="minorHAnsi"/>
+        </w:rPr>
+        <w:br/>
+      </w:r>
+      <w:r>
+        <w:rPr>
+          <w:rFonts w:asciiTheme="minorHAnsi" w:hAnsiTheme="minorHAnsi" w:cstheme="minorHAnsi"/>
+        </w:rPr>
+        <w:br/>
+      </w:r>
+      <w:r>
+        <w:rPr>
+          <w:rFonts w:asciiTheme="minorHAnsi" w:hAnsiTheme="minorHAnsi" w:cstheme="minorHAnsi"/>
           <w:b/>
           <w:bCs/>
         </w:rPr>
@@ -2913,7 +2923,7 @@
       </w:r>
       <w:r>
         <w:rPr>
-          <w:rFonts w:ascii="Arial" w:hAnsi="Arial" w:cs="Arial"/>
+          <w:rFonts w:asciiTheme="minorHAnsi" w:hAnsiTheme="minorHAnsi" w:cstheme="minorHAnsi"/>
         </w:rPr>
         <w:t>: It is an authorization protocol that allows applications to access a user's resources on another service (such as Google or Facebook) without needing to share the user's password.</w:t>
       </w:r>
@@ -2922,7 +2932,7 @@
       <w:pPr>
         <w:spacing w:before="100" w:beforeAutospacing="1" w:after="100" w:afterAutospacing="1" w:line="240" w:lineRule="auto"/>
         <w:rPr>
-          <w:rFonts w:ascii="Arial" w:eastAsia="Times New Roman" w:hAnsi="Arial" w:cs="Arial"/>
+          <w:rFonts w:eastAsia="Times New Roman" w:cstheme="minorHAnsi"/>
           <w:sz w:val="24"/>
           <w:szCs w:val="24"/>
           <w:lang w:eastAsia="en-GB"/>
@@ -2931,7 +2941,7 @@
       <w:proofErr w:type="spellStart"/>
       <w:r>
         <w:rPr>
-          <w:rFonts w:ascii="Arial" w:eastAsia="Times New Roman" w:hAnsi="Arial" w:cs="Arial"/>
+          <w:rFonts w:eastAsia="Times New Roman" w:cstheme="minorHAnsi"/>
           <w:b/>
           <w:bCs/>
           <w:sz w:val="24"/>
@@ -2943,7 +2953,7 @@
       <w:proofErr w:type="spellEnd"/>
       <w:r>
         <w:rPr>
-          <w:rFonts w:ascii="Arial" w:eastAsia="Times New Roman" w:hAnsi="Arial" w:cs="Arial"/>
+          <w:rFonts w:eastAsia="Times New Roman" w:cstheme="minorHAnsi"/>
           <w:b/>
           <w:bCs/>
           <w:sz w:val="24"/>
@@ -2954,7 +2964,7 @@
       </w:r>
       <w:r>
         <w:rPr>
-          <w:rFonts w:ascii="Arial" w:eastAsia="Times New Roman" w:hAnsi="Arial" w:cs="Arial"/>
+          <w:rFonts w:eastAsia="Times New Roman" w:cstheme="minorHAnsi"/>
           <w:sz w:val="24"/>
           <w:szCs w:val="24"/>
           <w:lang w:eastAsia="en-GB"/>
@@ -2966,28 +2976,27 @@
       <w:pPr>
         <w:spacing w:before="100" w:beforeAutospacing="1" w:after="100" w:afterAutospacing="1" w:line="240" w:lineRule="auto"/>
         <w:rPr>
-          <w:rFonts w:ascii="Arial" w:eastAsia="Times New Roman" w:hAnsi="Arial" w:cs="Arial"/>
-          <w:sz w:val="24"/>
-          <w:szCs w:val="24"/>
-          <w:lang w:eastAsia="en-GB"/>
-        </w:rPr>
-      </w:pPr>
-      <w:r>
-        <w:rPr>
-          <w:rFonts w:ascii="Arial" w:eastAsia="Times New Roman" w:hAnsi="Arial" w:cs="Arial"/>
+          <w:rFonts w:eastAsia="Times New Roman" w:cstheme="minorHAnsi"/>
+          <w:sz w:val="24"/>
+          <w:szCs w:val="24"/>
+          <w:lang w:eastAsia="en-GB"/>
+        </w:rPr>
+      </w:pPr>
+      <w:r>
+        <w:rPr>
+          <w:rFonts w:eastAsia="Times New Roman" w:cstheme="minorHAnsi"/>
           <w:b/>
           <w:bCs/>
           <w:sz w:val="24"/>
           <w:szCs w:val="24"/>
           <w:lang w:eastAsia="en-GB"/>
         </w:rPr>
-        <w:lastRenderedPageBreak/>
         <w:t xml:space="preserve">SAML (Security Assertion </w:t>
       </w:r>
       <w:proofErr w:type="spellStart"/>
       <w:r>
         <w:rPr>
-          <w:rFonts w:ascii="Arial" w:eastAsia="Times New Roman" w:hAnsi="Arial" w:cs="Arial"/>
+          <w:rFonts w:eastAsia="Times New Roman" w:cstheme="minorHAnsi"/>
           <w:b/>
           <w:bCs/>
           <w:sz w:val="24"/>
@@ -2999,7 +3008,7 @@
       <w:proofErr w:type="spellEnd"/>
       <w:r>
         <w:rPr>
-          <w:rFonts w:ascii="Arial" w:eastAsia="Times New Roman" w:hAnsi="Arial" w:cs="Arial"/>
+          <w:rFonts w:eastAsia="Times New Roman" w:cstheme="minorHAnsi"/>
           <w:b/>
           <w:bCs/>
           <w:sz w:val="24"/>
@@ -3010,7 +3019,7 @@
       </w:r>
       <w:r>
         <w:rPr>
-          <w:rFonts w:ascii="Arial" w:eastAsia="Times New Roman" w:hAnsi="Arial" w:cs="Arial"/>
+          <w:rFonts w:eastAsia="Times New Roman" w:cstheme="minorHAnsi"/>
           <w:sz w:val="24"/>
           <w:szCs w:val="24"/>
           <w:lang w:eastAsia="en-GB"/>
@@ -3019,29 +3028,30 @@
       </w:r>
       <w:r>
         <w:rPr>
-          <w:rFonts w:ascii="Arial" w:eastAsia="Times New Roman" w:hAnsi="Arial" w:cs="Arial"/>
-          <w:sz w:val="24"/>
-          <w:szCs w:val="24"/>
-          <w:lang w:eastAsia="en-GB"/>
-        </w:rPr>
-        <w:br/>
-      </w:r>
-      <w:r>
-        <w:rPr>
-          <w:rFonts w:ascii="Arial" w:eastAsia="Times New Roman" w:hAnsi="Arial" w:cs="Arial"/>
-          <w:sz w:val="24"/>
-          <w:szCs w:val="24"/>
-          <w:lang w:eastAsia="en-GB"/>
-        </w:rPr>
-        <w:br/>
-      </w:r>
-      <w:r>
-        <w:rPr>
-          <w:rFonts w:ascii="Arial" w:eastAsia="Times New Roman" w:hAnsi="Arial" w:cs="Arial"/>
-          <w:sz w:val="24"/>
-          <w:szCs w:val="24"/>
-          <w:lang w:eastAsia="en-GB"/>
-        </w:rPr>
+          <w:rFonts w:eastAsia="Times New Roman" w:cstheme="minorHAnsi"/>
+          <w:sz w:val="24"/>
+          <w:szCs w:val="24"/>
+          <w:lang w:eastAsia="en-GB"/>
+        </w:rPr>
+        <w:br/>
+      </w:r>
+      <w:r>
+        <w:rPr>
+          <w:rFonts w:eastAsia="Times New Roman" w:cstheme="minorHAnsi"/>
+          <w:sz w:val="24"/>
+          <w:szCs w:val="24"/>
+          <w:lang w:eastAsia="en-GB"/>
+        </w:rPr>
+        <w:br/>
+      </w:r>
+      <w:r>
+        <w:rPr>
+          <w:rFonts w:eastAsia="Times New Roman" w:cstheme="minorHAnsi"/>
+          <w:sz w:val="24"/>
+          <w:szCs w:val="24"/>
+          <w:lang w:eastAsia="en-GB"/>
+        </w:rPr>
+        <w:lastRenderedPageBreak/>
         <w:drawing>
           <wp:inline distT="0" distB="0" distL="0" distR="0" wp14:anchorId="0995EA02" wp14:editId="46D23C03">
             <wp:extent cx="5400040" cy="3723640"/>
@@ -3080,16 +3090,16 @@
       </w:r>
       <w:r>
         <w:rPr>
-          <w:rFonts w:ascii="Arial" w:eastAsia="Times New Roman" w:hAnsi="Arial" w:cs="Arial"/>
-          <w:sz w:val="24"/>
-          <w:szCs w:val="24"/>
-          <w:lang w:eastAsia="en-GB"/>
-        </w:rPr>
-        <w:br/>
-      </w:r>
-      <w:r>
-        <w:rPr>
-          <w:rFonts w:ascii="Arial" w:eastAsia="Times New Roman" w:hAnsi="Arial" w:cs="Arial"/>
+          <w:rFonts w:eastAsia="Times New Roman" w:cstheme="minorHAnsi"/>
+          <w:sz w:val="24"/>
+          <w:szCs w:val="24"/>
+          <w:lang w:eastAsia="en-GB"/>
+        </w:rPr>
+        <w:br/>
+      </w:r>
+      <w:r>
+        <w:rPr>
+          <w:rFonts w:eastAsia="Times New Roman" w:cstheme="minorHAnsi"/>
           <w:sz w:val="24"/>
           <w:szCs w:val="24"/>
           <w:lang w:eastAsia="en-GB"/>
@@ -3100,7 +3110,7 @@
       <w:proofErr w:type="spellStart"/>
       <w:r>
         <w:rPr>
-          <w:rFonts w:ascii="Arial" w:eastAsia="Times New Roman" w:hAnsi="Arial" w:cs="Arial"/>
+          <w:rFonts w:eastAsia="Times New Roman" w:cstheme="minorHAnsi"/>
           <w:sz w:val="24"/>
           <w:szCs w:val="24"/>
           <w:lang w:eastAsia="en-GB"/>
@@ -3110,7 +3120,7 @@
       <w:proofErr w:type="spellEnd"/>
       <w:r>
         <w:rPr>
-          <w:rFonts w:ascii="Arial" w:eastAsia="Times New Roman" w:hAnsi="Arial" w:cs="Arial"/>
+          <w:rFonts w:eastAsia="Times New Roman" w:cstheme="minorHAnsi"/>
           <w:sz w:val="24"/>
           <w:szCs w:val="24"/>
           <w:lang w:eastAsia="en-GB"/>
@@ -3119,25 +3129,25 @@
       </w:r>
       <w:r>
         <w:rPr>
-          <w:rFonts w:ascii="Arial" w:eastAsia="Times New Roman" w:hAnsi="Arial" w:cs="Arial"/>
-          <w:sz w:val="24"/>
-          <w:szCs w:val="24"/>
-          <w:lang w:eastAsia="en-GB"/>
-        </w:rPr>
-        <w:br/>
-      </w:r>
-      <w:r>
-        <w:rPr>
-          <w:rFonts w:ascii="Arial" w:eastAsia="Times New Roman" w:hAnsi="Arial" w:cs="Arial"/>
-          <w:sz w:val="24"/>
-          <w:szCs w:val="24"/>
-          <w:lang w:eastAsia="en-GB"/>
-        </w:rPr>
-        <w:br/>
-      </w:r>
-      <w:r>
-        <w:rPr>
-          <w:rFonts w:ascii="Arial" w:eastAsia="Times New Roman" w:hAnsi="Arial" w:cs="Arial"/>
+          <w:rFonts w:eastAsia="Times New Roman" w:cstheme="minorHAnsi"/>
+          <w:sz w:val="24"/>
+          <w:szCs w:val="24"/>
+          <w:lang w:eastAsia="en-GB"/>
+        </w:rPr>
+        <w:br/>
+      </w:r>
+      <w:r>
+        <w:rPr>
+          <w:rFonts w:eastAsia="Times New Roman" w:cstheme="minorHAnsi"/>
+          <w:sz w:val="24"/>
+          <w:szCs w:val="24"/>
+          <w:lang w:eastAsia="en-GB"/>
+        </w:rPr>
+        <w:br/>
+      </w:r>
+      <w:r>
+        <w:rPr>
+          <w:rFonts w:eastAsia="Times New Roman" w:cstheme="minorHAnsi"/>
           <w:sz w:val="24"/>
           <w:szCs w:val="24"/>
           <w:lang w:eastAsia="en-GB"/>
@@ -3180,16 +3190,16 @@
       </w:r>
       <w:r>
         <w:rPr>
-          <w:rFonts w:ascii="Arial" w:eastAsia="Times New Roman" w:hAnsi="Arial" w:cs="Arial"/>
-          <w:sz w:val="24"/>
-          <w:szCs w:val="24"/>
-          <w:lang w:eastAsia="en-GB"/>
-        </w:rPr>
-        <w:br/>
-      </w:r>
-      <w:r>
-        <w:rPr>
-          <w:rFonts w:ascii="Arial" w:eastAsia="Times New Roman" w:hAnsi="Arial" w:cs="Arial"/>
+          <w:rFonts w:eastAsia="Times New Roman" w:cstheme="minorHAnsi"/>
+          <w:sz w:val="24"/>
+          <w:szCs w:val="24"/>
+          <w:lang w:eastAsia="en-GB"/>
+        </w:rPr>
+        <w:br/>
+      </w:r>
+      <w:r>
+        <w:rPr>
+          <w:rFonts w:eastAsia="Times New Roman" w:cstheme="minorHAnsi"/>
           <w:sz w:val="24"/>
           <w:szCs w:val="24"/>
           <w:lang w:eastAsia="en-GB"/>
@@ -3199,25 +3209,25 @@
       </w:r>
       <w:r>
         <w:rPr>
-          <w:rFonts w:ascii="Arial" w:eastAsia="Times New Roman" w:hAnsi="Arial" w:cs="Arial"/>
-          <w:sz w:val="24"/>
-          <w:szCs w:val="24"/>
-          <w:lang w:eastAsia="en-GB"/>
-        </w:rPr>
-        <w:br/>
-      </w:r>
-      <w:r>
-        <w:rPr>
-          <w:rFonts w:ascii="Arial" w:eastAsia="Times New Roman" w:hAnsi="Arial" w:cs="Arial"/>
-          <w:sz w:val="24"/>
-          <w:szCs w:val="24"/>
-          <w:lang w:eastAsia="en-GB"/>
-        </w:rPr>
-        <w:br/>
-      </w:r>
-      <w:r>
-        <w:rPr>
-          <w:rFonts w:ascii="Arial" w:eastAsia="Times New Roman" w:hAnsi="Arial" w:cs="Arial"/>
+          <w:rFonts w:eastAsia="Times New Roman" w:cstheme="minorHAnsi"/>
+          <w:sz w:val="24"/>
+          <w:szCs w:val="24"/>
+          <w:lang w:eastAsia="en-GB"/>
+        </w:rPr>
+        <w:br/>
+      </w:r>
+      <w:r>
+        <w:rPr>
+          <w:rFonts w:eastAsia="Times New Roman" w:cstheme="minorHAnsi"/>
+          <w:sz w:val="24"/>
+          <w:szCs w:val="24"/>
+          <w:lang w:eastAsia="en-GB"/>
+        </w:rPr>
+        <w:br/>
+      </w:r>
+      <w:r>
+        <w:rPr>
+          <w:rFonts w:eastAsia="Times New Roman" w:cstheme="minorHAnsi"/>
           <w:sz w:val="24"/>
           <w:szCs w:val="24"/>
           <w:lang w:eastAsia="en-GB"/>
@@ -3261,16 +3271,16 @@
       </w:r>
       <w:r>
         <w:rPr>
-          <w:rFonts w:ascii="Arial" w:eastAsia="Times New Roman" w:hAnsi="Arial" w:cs="Arial"/>
-          <w:sz w:val="24"/>
-          <w:szCs w:val="24"/>
-          <w:lang w:eastAsia="en-GB"/>
-        </w:rPr>
-        <w:br/>
-      </w:r>
-      <w:r>
-        <w:rPr>
-          <w:rFonts w:ascii="Arial" w:eastAsia="Times New Roman" w:hAnsi="Arial" w:cs="Arial"/>
+          <w:rFonts w:eastAsia="Times New Roman" w:cstheme="minorHAnsi"/>
+          <w:sz w:val="24"/>
+          <w:szCs w:val="24"/>
+          <w:lang w:eastAsia="en-GB"/>
+        </w:rPr>
+        <w:br/>
+      </w:r>
+      <w:r>
+        <w:rPr>
+          <w:rFonts w:eastAsia="Times New Roman" w:cstheme="minorHAnsi"/>
           <w:sz w:val="24"/>
           <w:szCs w:val="24"/>
           <w:lang w:eastAsia="en-GB"/>
@@ -3313,25 +3323,25 @@
       </w:r>
       <w:r>
         <w:rPr>
-          <w:rFonts w:ascii="Arial" w:eastAsia="Times New Roman" w:hAnsi="Arial" w:cs="Arial"/>
-          <w:sz w:val="24"/>
-          <w:szCs w:val="24"/>
-          <w:lang w:eastAsia="en-GB"/>
-        </w:rPr>
-        <w:br/>
-      </w:r>
-      <w:r>
-        <w:rPr>
-          <w:rFonts w:ascii="Arial" w:eastAsia="Times New Roman" w:hAnsi="Arial" w:cs="Arial"/>
-          <w:sz w:val="24"/>
-          <w:szCs w:val="24"/>
-          <w:lang w:eastAsia="en-GB"/>
-        </w:rPr>
-        <w:br/>
-      </w:r>
-      <w:r>
-        <w:rPr>
-          <w:rFonts w:ascii="Arial" w:eastAsia="Times New Roman" w:hAnsi="Arial" w:cs="Arial"/>
+          <w:rFonts w:eastAsia="Times New Roman" w:cstheme="minorHAnsi"/>
+          <w:sz w:val="24"/>
+          <w:szCs w:val="24"/>
+          <w:lang w:eastAsia="en-GB"/>
+        </w:rPr>
+        <w:br/>
+      </w:r>
+      <w:r>
+        <w:rPr>
+          <w:rFonts w:eastAsia="Times New Roman" w:cstheme="minorHAnsi"/>
+          <w:sz w:val="24"/>
+          <w:szCs w:val="24"/>
+          <w:lang w:eastAsia="en-GB"/>
+        </w:rPr>
+        <w:br/>
+      </w:r>
+      <w:r>
+        <w:rPr>
+          <w:rFonts w:eastAsia="Times New Roman" w:cstheme="minorHAnsi"/>
           <w:noProof/>
           <w:sz w:val="24"/>
           <w:szCs w:val="24"/>
@@ -3391,7 +3401,7 @@
       <w:pPr>
         <w:spacing w:before="100" w:beforeAutospacing="1" w:after="100" w:afterAutospacing="1" w:line="240" w:lineRule="auto"/>
         <w:rPr>
-          <w:rFonts w:ascii="Arial" w:eastAsia="Times New Roman" w:hAnsi="Arial" w:cs="Arial"/>
+          <w:rFonts w:eastAsia="Times New Roman" w:cstheme="minorHAnsi"/>
           <w:sz w:val="24"/>
           <w:szCs w:val="24"/>
           <w:lang w:eastAsia="en-GB"/>
@@ -3402,15 +3412,15 @@
       <w:pPr>
         <w:spacing w:before="100" w:beforeAutospacing="1" w:after="100" w:afterAutospacing="1" w:line="240" w:lineRule="auto"/>
         <w:rPr>
-          <w:rFonts w:ascii="Arial" w:eastAsia="Times New Roman" w:hAnsi="Arial" w:cs="Arial"/>
-          <w:sz w:val="24"/>
-          <w:szCs w:val="24"/>
-          <w:lang w:eastAsia="en-GB"/>
-        </w:rPr>
-      </w:pPr>
-      <w:r>
-        <w:rPr>
-          <w:rFonts w:ascii="Arial" w:eastAsia="Times New Roman" w:hAnsi="Arial" w:cs="Arial"/>
+          <w:rFonts w:eastAsia="Times New Roman" w:cstheme="minorHAnsi"/>
+          <w:sz w:val="24"/>
+          <w:szCs w:val="24"/>
+          <w:lang w:eastAsia="en-GB"/>
+        </w:rPr>
+      </w:pPr>
+      <w:r>
+        <w:rPr>
+          <w:rFonts w:eastAsia="Times New Roman" w:cstheme="minorHAnsi"/>
           <w:sz w:val="24"/>
           <w:szCs w:val="24"/>
           <w:lang w:eastAsia="en-GB"/>
@@ -3420,25 +3430,25 @@
       </w:r>
       <w:r>
         <w:rPr>
-          <w:rFonts w:ascii="Arial" w:eastAsia="Times New Roman" w:hAnsi="Arial" w:cs="Arial"/>
-          <w:sz w:val="24"/>
-          <w:szCs w:val="24"/>
-          <w:lang w:eastAsia="en-GB"/>
-        </w:rPr>
-        <w:br/>
-      </w:r>
-      <w:r>
-        <w:rPr>
-          <w:rFonts w:ascii="Arial" w:eastAsia="Times New Roman" w:hAnsi="Arial" w:cs="Arial"/>
-          <w:sz w:val="24"/>
-          <w:szCs w:val="24"/>
-          <w:lang w:eastAsia="en-GB"/>
-        </w:rPr>
-        <w:br/>
-      </w:r>
-      <w:r>
-        <w:rPr>
-          <w:rFonts w:ascii="Arial" w:eastAsia="Times New Roman" w:hAnsi="Arial" w:cs="Arial"/>
+          <w:rFonts w:eastAsia="Times New Roman" w:cstheme="minorHAnsi"/>
+          <w:sz w:val="24"/>
+          <w:szCs w:val="24"/>
+          <w:lang w:eastAsia="en-GB"/>
+        </w:rPr>
+        <w:br/>
+      </w:r>
+      <w:r>
+        <w:rPr>
+          <w:rFonts w:eastAsia="Times New Roman" w:cstheme="minorHAnsi"/>
+          <w:sz w:val="24"/>
+          <w:szCs w:val="24"/>
+          <w:lang w:eastAsia="en-GB"/>
+        </w:rPr>
+        <w:br/>
+      </w:r>
+      <w:r>
+        <w:rPr>
+          <w:rFonts w:eastAsia="Times New Roman" w:cstheme="minorHAnsi"/>
           <w:sz w:val="24"/>
           <w:szCs w:val="24"/>
           <w:lang w:eastAsia="en-GB"/>
@@ -3481,16 +3491,16 @@
       </w:r>
       <w:r>
         <w:rPr>
-          <w:rFonts w:ascii="Arial" w:eastAsia="Times New Roman" w:hAnsi="Arial" w:cs="Arial"/>
-          <w:sz w:val="24"/>
-          <w:szCs w:val="24"/>
-          <w:lang w:eastAsia="en-GB"/>
-        </w:rPr>
-        <w:br/>
-      </w:r>
-      <w:r>
-        <w:rPr>
-          <w:rFonts w:ascii="Arial" w:eastAsia="Times New Roman" w:hAnsi="Arial" w:cs="Arial"/>
+          <w:rFonts w:eastAsia="Times New Roman" w:cstheme="minorHAnsi"/>
+          <w:sz w:val="24"/>
+          <w:szCs w:val="24"/>
+          <w:lang w:eastAsia="en-GB"/>
+        </w:rPr>
+        <w:br/>
+      </w:r>
+      <w:r>
+        <w:rPr>
+          <w:rFonts w:eastAsia="Times New Roman" w:cstheme="minorHAnsi"/>
           <w:sz w:val="24"/>
           <w:szCs w:val="24"/>
           <w:lang w:eastAsia="en-GB"/>
@@ -3501,7 +3511,7 @@
       <w:proofErr w:type="spellStart"/>
       <w:r>
         <w:rPr>
-          <w:rFonts w:ascii="Arial" w:eastAsia="Times New Roman" w:hAnsi="Arial" w:cs="Arial"/>
+          <w:rFonts w:eastAsia="Times New Roman" w:cstheme="minorHAnsi"/>
           <w:sz w:val="24"/>
           <w:szCs w:val="24"/>
           <w:lang w:eastAsia="en-GB"/>
@@ -3511,7 +3521,7 @@
       <w:proofErr w:type="spellEnd"/>
       <w:r>
         <w:rPr>
-          <w:rFonts w:ascii="Arial" w:eastAsia="Times New Roman" w:hAnsi="Arial" w:cs="Arial"/>
+          <w:rFonts w:eastAsia="Times New Roman" w:cstheme="minorHAnsi"/>
           <w:sz w:val="24"/>
           <w:szCs w:val="24"/>
           <w:lang w:eastAsia="en-GB"/>
@@ -3520,25 +3530,25 @@
       </w:r>
       <w:r>
         <w:rPr>
-          <w:rFonts w:ascii="Arial" w:eastAsia="Times New Roman" w:hAnsi="Arial" w:cs="Arial"/>
-          <w:sz w:val="24"/>
-          <w:szCs w:val="24"/>
-          <w:lang w:eastAsia="en-GB"/>
-        </w:rPr>
-        <w:br/>
-      </w:r>
-      <w:r>
-        <w:rPr>
-          <w:rFonts w:ascii="Arial" w:eastAsia="Times New Roman" w:hAnsi="Arial" w:cs="Arial"/>
-          <w:sz w:val="24"/>
-          <w:szCs w:val="24"/>
-          <w:lang w:eastAsia="en-GB"/>
-        </w:rPr>
-        <w:br/>
-      </w:r>
-      <w:r>
-        <w:rPr>
-          <w:rFonts w:ascii="Arial" w:eastAsia="Times New Roman" w:hAnsi="Arial" w:cs="Arial"/>
+          <w:rFonts w:eastAsia="Times New Roman" w:cstheme="minorHAnsi"/>
+          <w:sz w:val="24"/>
+          <w:szCs w:val="24"/>
+          <w:lang w:eastAsia="en-GB"/>
+        </w:rPr>
+        <w:br/>
+      </w:r>
+      <w:r>
+        <w:rPr>
+          <w:rFonts w:eastAsia="Times New Roman" w:cstheme="minorHAnsi"/>
+          <w:sz w:val="24"/>
+          <w:szCs w:val="24"/>
+          <w:lang w:eastAsia="en-GB"/>
+        </w:rPr>
+        <w:br/>
+      </w:r>
+      <w:r>
+        <w:rPr>
+          <w:rFonts w:eastAsia="Times New Roman" w:cstheme="minorHAnsi"/>
           <w:sz w:val="24"/>
           <w:szCs w:val="24"/>
           <w:lang w:eastAsia="en-GB"/>
@@ -3581,7 +3591,7 @@
       </w:r>
       <w:r>
         <w:rPr>
-          <w:rFonts w:ascii="Arial" w:eastAsia="Times New Roman" w:hAnsi="Arial" w:cs="Arial"/>
+          <w:rFonts w:eastAsia="Times New Roman" w:cstheme="minorHAnsi"/>
           <w:sz w:val="24"/>
           <w:szCs w:val="24"/>
           <w:lang w:eastAsia="en-GB"/>
@@ -3625,16 +3635,16 @@
       </w:r>
       <w:r>
         <w:rPr>
-          <w:rFonts w:ascii="Arial" w:eastAsia="Times New Roman" w:hAnsi="Arial" w:cs="Arial"/>
-          <w:sz w:val="24"/>
-          <w:szCs w:val="24"/>
-          <w:lang w:eastAsia="en-GB"/>
-        </w:rPr>
-        <w:br/>
-      </w:r>
-      <w:r>
-        <w:rPr>
-          <w:rFonts w:ascii="Arial" w:eastAsia="Times New Roman" w:hAnsi="Arial" w:cs="Arial"/>
+          <w:rFonts w:eastAsia="Times New Roman" w:cstheme="minorHAnsi"/>
+          <w:sz w:val="24"/>
+          <w:szCs w:val="24"/>
+          <w:lang w:eastAsia="en-GB"/>
+        </w:rPr>
+        <w:br/>
+      </w:r>
+      <w:r>
+        <w:rPr>
+          <w:rFonts w:eastAsia="Times New Roman" w:cstheme="minorHAnsi"/>
           <w:sz w:val="24"/>
           <w:szCs w:val="24"/>
           <w:lang w:eastAsia="en-GB"/>
@@ -3646,15 +3656,15 @@
       <w:pPr>
         <w:spacing w:before="100" w:beforeAutospacing="1" w:after="100" w:afterAutospacing="1" w:line="240" w:lineRule="auto"/>
         <w:rPr>
-          <w:rFonts w:ascii="Arial" w:eastAsia="Times New Roman" w:hAnsi="Arial" w:cs="Arial"/>
-          <w:sz w:val="24"/>
-          <w:szCs w:val="24"/>
-          <w:lang w:eastAsia="en-GB"/>
-        </w:rPr>
-      </w:pPr>
-      <w:r>
-        <w:rPr>
-          <w:rFonts w:ascii="Arial" w:eastAsia="Times New Roman" w:hAnsi="Arial" w:cs="Arial"/>
+          <w:rFonts w:eastAsia="Times New Roman" w:cstheme="minorHAnsi"/>
+          <w:sz w:val="24"/>
+          <w:szCs w:val="24"/>
+          <w:lang w:eastAsia="en-GB"/>
+        </w:rPr>
+      </w:pPr>
+      <w:r>
+        <w:rPr>
+          <w:rFonts w:eastAsia="Times New Roman" w:cstheme="minorHAnsi"/>
           <w:sz w:val="24"/>
           <w:szCs w:val="24"/>
           <w:lang w:eastAsia="en-GB"/>
@@ -3663,7 +3673,7 @@
       </w:r>
       <w:r>
         <w:rPr>
-          <w:rFonts w:ascii="Arial" w:eastAsia="Times New Roman" w:hAnsi="Arial" w:cs="Arial"/>
+          <w:rFonts w:eastAsia="Times New Roman" w:cstheme="minorHAnsi"/>
           <w:sz w:val="24"/>
           <w:szCs w:val="24"/>
           <w:lang w:eastAsia="en-GB"/>
@@ -3672,7 +3682,7 @@
       </w:r>
       <w:r>
         <w:rPr>
-          <w:rFonts w:ascii="Arial" w:eastAsia="Times New Roman" w:hAnsi="Arial" w:cs="Arial"/>
+          <w:rFonts w:eastAsia="Times New Roman" w:cstheme="minorHAnsi"/>
           <w:sz w:val="24"/>
           <w:szCs w:val="24"/>
           <w:lang w:eastAsia="en-GB"/>
@@ -3682,25 +3692,25 @@
       </w:r>
       <w:r>
         <w:rPr>
-          <w:rFonts w:ascii="Arial" w:eastAsia="Times New Roman" w:hAnsi="Arial" w:cs="Arial"/>
-          <w:sz w:val="24"/>
-          <w:szCs w:val="24"/>
-          <w:lang w:eastAsia="en-GB"/>
-        </w:rPr>
-        <w:br/>
-      </w:r>
-      <w:r>
-        <w:rPr>
-          <w:rFonts w:ascii="Arial" w:eastAsia="Times New Roman" w:hAnsi="Arial" w:cs="Arial"/>
-          <w:sz w:val="24"/>
-          <w:szCs w:val="24"/>
-          <w:lang w:eastAsia="en-GB"/>
-        </w:rPr>
-        <w:br/>
-      </w:r>
-      <w:r>
-        <w:rPr>
-          <w:rFonts w:ascii="Arial" w:eastAsia="Times New Roman" w:hAnsi="Arial" w:cs="Arial"/>
+          <w:rFonts w:eastAsia="Times New Roman" w:cstheme="minorHAnsi"/>
+          <w:sz w:val="24"/>
+          <w:szCs w:val="24"/>
+          <w:lang w:eastAsia="en-GB"/>
+        </w:rPr>
+        <w:br/>
+      </w:r>
+      <w:r>
+        <w:rPr>
+          <w:rFonts w:eastAsia="Times New Roman" w:cstheme="minorHAnsi"/>
+          <w:sz w:val="24"/>
+          <w:szCs w:val="24"/>
+          <w:lang w:eastAsia="en-GB"/>
+        </w:rPr>
+        <w:br/>
+      </w:r>
+      <w:r>
+        <w:rPr>
+          <w:rFonts w:eastAsia="Times New Roman" w:cstheme="minorHAnsi"/>
           <w:sz w:val="24"/>
           <w:szCs w:val="24"/>
           <w:lang w:eastAsia="en-GB"/>
@@ -3743,16 +3753,16 @@
       </w:r>
       <w:r>
         <w:rPr>
-          <w:rFonts w:ascii="Arial" w:eastAsia="Times New Roman" w:hAnsi="Arial" w:cs="Arial"/>
-          <w:sz w:val="24"/>
-          <w:szCs w:val="24"/>
-          <w:lang w:eastAsia="en-GB"/>
-        </w:rPr>
-        <w:br/>
-      </w:r>
-      <w:r>
-        <w:rPr>
-          <w:rFonts w:ascii="Arial" w:eastAsia="Times New Roman" w:hAnsi="Arial" w:cs="Arial"/>
+          <w:rFonts w:eastAsia="Times New Roman" w:cstheme="minorHAnsi"/>
+          <w:sz w:val="24"/>
+          <w:szCs w:val="24"/>
+          <w:lang w:eastAsia="en-GB"/>
+        </w:rPr>
+        <w:br/>
+      </w:r>
+      <w:r>
+        <w:rPr>
+          <w:rFonts w:eastAsia="Times New Roman" w:cstheme="minorHAnsi"/>
           <w:sz w:val="24"/>
           <w:szCs w:val="24"/>
           <w:lang w:eastAsia="en-GB"/>
@@ -3763,7 +3773,7 @@
       <w:proofErr w:type="spellStart"/>
       <w:r>
         <w:rPr>
-          <w:rFonts w:ascii="Arial" w:eastAsia="Times New Roman" w:hAnsi="Arial" w:cs="Arial"/>
+          <w:rFonts w:eastAsia="Times New Roman" w:cstheme="minorHAnsi"/>
           <w:sz w:val="24"/>
           <w:szCs w:val="24"/>
           <w:lang w:eastAsia="en-GB"/>
@@ -3773,7 +3783,7 @@
       <w:proofErr w:type="spellEnd"/>
       <w:r>
         <w:rPr>
-          <w:rFonts w:ascii="Arial" w:eastAsia="Times New Roman" w:hAnsi="Arial" w:cs="Arial"/>
+          <w:rFonts w:eastAsia="Times New Roman" w:cstheme="minorHAnsi"/>
           <w:sz w:val="24"/>
           <w:szCs w:val="24"/>
           <w:lang w:eastAsia="en-GB"/>
@@ -3783,7 +3793,7 @@
       <w:proofErr w:type="spellStart"/>
       <w:r>
         <w:rPr>
-          <w:rFonts w:ascii="Arial" w:eastAsia="Times New Roman" w:hAnsi="Arial" w:cs="Arial"/>
+          <w:rFonts w:eastAsia="Times New Roman" w:cstheme="minorHAnsi"/>
           <w:sz w:val="24"/>
           <w:szCs w:val="24"/>
           <w:lang w:eastAsia="en-GB"/>
@@ -3793,7 +3803,7 @@
       <w:proofErr w:type="spellEnd"/>
       <w:r>
         <w:rPr>
-          <w:rFonts w:ascii="Arial" w:eastAsia="Times New Roman" w:hAnsi="Arial" w:cs="Arial"/>
+          <w:rFonts w:eastAsia="Times New Roman" w:cstheme="minorHAnsi"/>
           <w:sz w:val="24"/>
           <w:szCs w:val="24"/>
           <w:lang w:eastAsia="en-GB"/>
@@ -3803,7 +3813,7 @@
       <w:proofErr w:type="spellStart"/>
       <w:r>
         <w:rPr>
-          <w:rFonts w:ascii="Arial" w:eastAsia="Times New Roman" w:hAnsi="Arial" w:cs="Arial"/>
+          <w:rFonts w:eastAsia="Times New Roman" w:cstheme="minorHAnsi"/>
           <w:sz w:val="24"/>
           <w:szCs w:val="24"/>
           <w:lang w:eastAsia="en-GB"/>
@@ -3813,25 +3823,25 @@
       <w:proofErr w:type="spellEnd"/>
       <w:r>
         <w:rPr>
-          <w:rFonts w:ascii="Arial" w:eastAsia="Times New Roman" w:hAnsi="Arial" w:cs="Arial"/>
-          <w:sz w:val="24"/>
-          <w:szCs w:val="24"/>
-          <w:lang w:eastAsia="en-GB"/>
-        </w:rPr>
-        <w:br/>
-      </w:r>
-      <w:r>
-        <w:rPr>
-          <w:rFonts w:ascii="Arial" w:eastAsia="Times New Roman" w:hAnsi="Arial" w:cs="Arial"/>
-          <w:sz w:val="24"/>
-          <w:szCs w:val="24"/>
-          <w:lang w:eastAsia="en-GB"/>
-        </w:rPr>
-        <w:br/>
-      </w:r>
-      <w:r>
-        <w:rPr>
-          <w:rFonts w:ascii="Arial" w:eastAsia="Times New Roman" w:hAnsi="Arial" w:cs="Arial"/>
+          <w:rFonts w:eastAsia="Times New Roman" w:cstheme="minorHAnsi"/>
+          <w:sz w:val="24"/>
+          <w:szCs w:val="24"/>
+          <w:lang w:eastAsia="en-GB"/>
+        </w:rPr>
+        <w:br/>
+      </w:r>
+      <w:r>
+        <w:rPr>
+          <w:rFonts w:eastAsia="Times New Roman" w:cstheme="minorHAnsi"/>
+          <w:sz w:val="24"/>
+          <w:szCs w:val="24"/>
+          <w:lang w:eastAsia="en-GB"/>
+        </w:rPr>
+        <w:br/>
+      </w:r>
+      <w:r>
+        <w:rPr>
+          <w:rFonts w:eastAsia="Times New Roman" w:cstheme="minorHAnsi"/>
           <w:sz w:val="24"/>
           <w:szCs w:val="24"/>
           <w:lang w:eastAsia="en-GB"/>
@@ -3874,16 +3884,16 @@
       </w:r>
       <w:r>
         <w:rPr>
-          <w:rFonts w:ascii="Arial" w:eastAsia="Times New Roman" w:hAnsi="Arial" w:cs="Arial"/>
-          <w:sz w:val="24"/>
-          <w:szCs w:val="24"/>
-          <w:lang w:eastAsia="en-GB"/>
-        </w:rPr>
-        <w:br/>
-      </w:r>
-      <w:r>
-        <w:rPr>
-          <w:rFonts w:ascii="Arial" w:eastAsia="Times New Roman" w:hAnsi="Arial" w:cs="Arial"/>
+          <w:rFonts w:eastAsia="Times New Roman" w:cstheme="minorHAnsi"/>
+          <w:sz w:val="24"/>
+          <w:szCs w:val="24"/>
+          <w:lang w:eastAsia="en-GB"/>
+        </w:rPr>
+        <w:br/>
+      </w:r>
+      <w:r>
+        <w:rPr>
+          <w:rFonts w:eastAsia="Times New Roman" w:cstheme="minorHAnsi"/>
           <w:sz w:val="24"/>
           <w:szCs w:val="24"/>
           <w:lang w:eastAsia="en-GB"/>
@@ -3893,7 +3903,7 @@
       </w:r>
       <w:r>
         <w:rPr>
-          <w:rFonts w:ascii="Arial" w:eastAsia="Times New Roman" w:hAnsi="Arial" w:cs="Arial"/>
+          <w:rFonts w:eastAsia="Times New Roman" w:cstheme="minorHAnsi"/>
           <w:sz w:val="24"/>
           <w:szCs w:val="24"/>
           <w:lang w:eastAsia="en-GB"/>
@@ -3902,7 +3912,7 @@
       </w:r>
       <w:r>
         <w:rPr>
-          <w:rFonts w:ascii="Arial" w:eastAsia="Times New Roman" w:hAnsi="Arial" w:cs="Arial"/>
+          <w:rFonts w:eastAsia="Times New Roman" w:cstheme="minorHAnsi"/>
           <w:sz w:val="24"/>
           <w:szCs w:val="24"/>
           <w:lang w:eastAsia="en-GB"/>
@@ -3913,7 +3923,7 @@
       <w:proofErr w:type="spellStart"/>
       <w:r>
         <w:rPr>
-          <w:rFonts w:ascii="Arial" w:eastAsia="Times New Roman" w:hAnsi="Arial" w:cs="Arial"/>
+          <w:rFonts w:eastAsia="Times New Roman" w:cstheme="minorHAnsi"/>
           <w:sz w:val="24"/>
           <w:szCs w:val="24"/>
           <w:lang w:eastAsia="en-GB"/>
@@ -3923,7 +3933,7 @@
       <w:proofErr w:type="spellEnd"/>
       <w:r>
         <w:rPr>
-          <w:rFonts w:ascii="Arial" w:eastAsia="Times New Roman" w:hAnsi="Arial" w:cs="Arial"/>
+          <w:rFonts w:eastAsia="Times New Roman" w:cstheme="minorHAnsi"/>
           <w:sz w:val="24"/>
           <w:szCs w:val="24"/>
           <w:lang w:eastAsia="en-GB"/>
@@ -3932,25 +3942,25 @@
       </w:r>
       <w:r>
         <w:rPr>
-          <w:rFonts w:ascii="Arial" w:eastAsia="Times New Roman" w:hAnsi="Arial" w:cs="Arial"/>
-          <w:sz w:val="24"/>
-          <w:szCs w:val="24"/>
-          <w:lang w:eastAsia="en-GB"/>
-        </w:rPr>
-        <w:br/>
-      </w:r>
-      <w:r>
-        <w:rPr>
-          <w:rFonts w:ascii="Arial" w:eastAsia="Times New Roman" w:hAnsi="Arial" w:cs="Arial"/>
-          <w:sz w:val="24"/>
-          <w:szCs w:val="24"/>
-          <w:lang w:eastAsia="en-GB"/>
-        </w:rPr>
-        <w:br/>
-      </w:r>
-      <w:r>
-        <w:rPr>
-          <w:rFonts w:ascii="Arial" w:eastAsia="Times New Roman" w:hAnsi="Arial" w:cs="Arial"/>
+          <w:rFonts w:eastAsia="Times New Roman" w:cstheme="minorHAnsi"/>
+          <w:sz w:val="24"/>
+          <w:szCs w:val="24"/>
+          <w:lang w:eastAsia="en-GB"/>
+        </w:rPr>
+        <w:br/>
+      </w:r>
+      <w:r>
+        <w:rPr>
+          <w:rFonts w:eastAsia="Times New Roman" w:cstheme="minorHAnsi"/>
+          <w:sz w:val="24"/>
+          <w:szCs w:val="24"/>
+          <w:lang w:eastAsia="en-GB"/>
+        </w:rPr>
+        <w:br/>
+      </w:r>
+      <w:r>
+        <w:rPr>
+          <w:rFonts w:eastAsia="Times New Roman" w:cstheme="minorHAnsi"/>
           <w:sz w:val="24"/>
           <w:szCs w:val="24"/>
           <w:lang w:eastAsia="en-GB"/>
@@ -3994,16 +4004,16 @@
       </w:r>
       <w:r>
         <w:rPr>
-          <w:rFonts w:ascii="Arial" w:eastAsia="Times New Roman" w:hAnsi="Arial" w:cs="Arial"/>
-          <w:sz w:val="24"/>
-          <w:szCs w:val="24"/>
-          <w:lang w:eastAsia="en-GB"/>
-        </w:rPr>
-        <w:br/>
-      </w:r>
-      <w:r>
-        <w:rPr>
-          <w:rFonts w:ascii="Arial" w:eastAsia="Times New Roman" w:hAnsi="Arial" w:cs="Arial"/>
+          <w:rFonts w:eastAsia="Times New Roman" w:cstheme="minorHAnsi"/>
+          <w:sz w:val="24"/>
+          <w:szCs w:val="24"/>
+          <w:lang w:eastAsia="en-GB"/>
+        </w:rPr>
+        <w:br/>
+      </w:r>
+      <w:r>
+        <w:rPr>
+          <w:rFonts w:eastAsia="Times New Roman" w:cstheme="minorHAnsi"/>
           <w:sz w:val="24"/>
           <w:szCs w:val="24"/>
           <w:lang w:eastAsia="en-GB"/>
@@ -4014,7 +4024,7 @@
       <w:proofErr w:type="spellStart"/>
       <w:r>
         <w:rPr>
-          <w:rFonts w:ascii="Arial" w:eastAsia="Times New Roman" w:hAnsi="Arial" w:cs="Arial"/>
+          <w:rFonts w:eastAsia="Times New Roman" w:cstheme="minorHAnsi"/>
           <w:sz w:val="24"/>
           <w:szCs w:val="24"/>
           <w:lang w:eastAsia="en-GB"/>
@@ -4024,7 +4034,7 @@
       <w:proofErr w:type="spellEnd"/>
       <w:r>
         <w:rPr>
-          <w:rFonts w:ascii="Arial" w:eastAsia="Times New Roman" w:hAnsi="Arial" w:cs="Arial"/>
+          <w:rFonts w:eastAsia="Times New Roman" w:cstheme="minorHAnsi"/>
           <w:sz w:val="24"/>
           <w:szCs w:val="24"/>
           <w:lang w:eastAsia="en-GB"/>
@@ -4033,7 +4043,7 @@
       </w:r>
       <w:r>
         <w:rPr>
-          <w:rFonts w:ascii="Arial" w:eastAsia="Times New Roman" w:hAnsi="Arial" w:cs="Arial"/>
+          <w:rFonts w:eastAsia="Times New Roman" w:cstheme="minorHAnsi"/>
           <w:sz w:val="24"/>
           <w:szCs w:val="24"/>
           <w:lang w:eastAsia="en-GB"/>
@@ -4043,7 +4053,7 @@
       <w:proofErr w:type="spellStart"/>
       <w:r>
         <w:rPr>
-          <w:rFonts w:ascii="Arial" w:eastAsia="Times New Roman" w:hAnsi="Arial" w:cs="Arial"/>
+          <w:rFonts w:eastAsia="Times New Roman" w:cstheme="minorHAnsi"/>
           <w:sz w:val="24"/>
           <w:szCs w:val="24"/>
           <w:lang w:eastAsia="en-GB"/>
@@ -4053,7 +4063,7 @@
       <w:proofErr w:type="spellEnd"/>
       <w:r>
         <w:rPr>
-          <w:rFonts w:ascii="Arial" w:eastAsia="Times New Roman" w:hAnsi="Arial" w:cs="Arial"/>
+          <w:rFonts w:eastAsia="Times New Roman" w:cstheme="minorHAnsi"/>
           <w:sz w:val="24"/>
           <w:szCs w:val="24"/>
           <w:lang w:eastAsia="en-GB"/>
@@ -4062,25 +4072,25 @@
       </w:r>
       <w:r>
         <w:rPr>
-          <w:rFonts w:ascii="Arial" w:eastAsia="Times New Roman" w:hAnsi="Arial" w:cs="Arial"/>
-          <w:sz w:val="24"/>
-          <w:szCs w:val="24"/>
-          <w:lang w:eastAsia="en-GB"/>
-        </w:rPr>
-        <w:br/>
-      </w:r>
-      <w:r>
-        <w:rPr>
-          <w:rFonts w:ascii="Arial" w:eastAsia="Times New Roman" w:hAnsi="Arial" w:cs="Arial"/>
-          <w:sz w:val="24"/>
-          <w:szCs w:val="24"/>
-          <w:lang w:eastAsia="en-GB"/>
-        </w:rPr>
-        <w:br/>
-      </w:r>
-      <w:r>
-        <w:rPr>
-          <w:rFonts w:ascii="Arial" w:eastAsia="Times New Roman" w:hAnsi="Arial" w:cs="Arial"/>
+          <w:rFonts w:eastAsia="Times New Roman" w:cstheme="minorHAnsi"/>
+          <w:sz w:val="24"/>
+          <w:szCs w:val="24"/>
+          <w:lang w:eastAsia="en-GB"/>
+        </w:rPr>
+        <w:br/>
+      </w:r>
+      <w:r>
+        <w:rPr>
+          <w:rFonts w:eastAsia="Times New Roman" w:cstheme="minorHAnsi"/>
+          <w:sz w:val="24"/>
+          <w:szCs w:val="24"/>
+          <w:lang w:eastAsia="en-GB"/>
+        </w:rPr>
+        <w:br/>
+      </w:r>
+      <w:r>
+        <w:rPr>
+          <w:rFonts w:eastAsia="Times New Roman" w:cstheme="minorHAnsi"/>
           <w:sz w:val="24"/>
           <w:szCs w:val="24"/>
           <w:lang w:eastAsia="en-GB"/>
@@ -4123,21 +4133,20 @@
       </w:r>
       <w:r>
         <w:rPr>
-          <w:rFonts w:ascii="Arial" w:eastAsia="Times New Roman" w:hAnsi="Arial" w:cs="Arial"/>
-          <w:sz w:val="24"/>
-          <w:szCs w:val="24"/>
-          <w:lang w:eastAsia="en-GB"/>
-        </w:rPr>
-        <w:br/>
-      </w:r>
-      <w:r>
-        <w:rPr>
-          <w:rFonts w:ascii="Arial" w:eastAsia="Times New Roman" w:hAnsi="Arial" w:cs="Arial"/>
-          <w:sz w:val="24"/>
-          <w:szCs w:val="24"/>
-          <w:lang w:eastAsia="en-GB"/>
-        </w:rPr>
-        <w:lastRenderedPageBreak/>
+          <w:rFonts w:eastAsia="Times New Roman" w:cstheme="minorHAnsi"/>
+          <w:sz w:val="24"/>
+          <w:szCs w:val="24"/>
+          <w:lang w:eastAsia="en-GB"/>
+        </w:rPr>
+        <w:br/>
+      </w:r>
+      <w:r>
+        <w:rPr>
+          <w:rFonts w:eastAsia="Times New Roman" w:cstheme="minorHAnsi"/>
+          <w:sz w:val="24"/>
+          <w:szCs w:val="24"/>
+          <w:lang w:eastAsia="en-GB"/>
+        </w:rPr>
         <w:drawing>
           <wp:inline distT="0" distB="0" distL="0" distR="0" wp14:anchorId="4AC9AA16" wp14:editId="48C4EC81">
             <wp:extent cx="4429743" cy="2191056"/>
@@ -4179,24 +4188,25 @@
       <w:pPr>
         <w:spacing w:before="100" w:beforeAutospacing="1" w:after="100" w:afterAutospacing="1" w:line="240" w:lineRule="auto"/>
         <w:rPr>
-          <w:rFonts w:ascii="Arial" w:eastAsia="Times New Roman" w:hAnsi="Arial" w:cs="Arial"/>
-          <w:sz w:val="24"/>
-          <w:szCs w:val="24"/>
-          <w:lang w:eastAsia="en-GB"/>
-        </w:rPr>
-      </w:pPr>
-      <w:r>
-        <w:rPr>
-          <w:rFonts w:ascii="Arial" w:eastAsia="Times New Roman" w:hAnsi="Arial" w:cs="Arial"/>
-          <w:sz w:val="24"/>
-          <w:szCs w:val="24"/>
-          <w:lang w:eastAsia="en-GB"/>
-        </w:rPr>
-        <w:br/>
-      </w:r>
-      <w:r>
-        <w:rPr>
-          <w:rFonts w:ascii="Arial" w:eastAsia="Times New Roman" w:hAnsi="Arial" w:cs="Arial"/>
+          <w:rFonts w:eastAsia="Times New Roman" w:cstheme="minorHAnsi"/>
+          <w:sz w:val="24"/>
+          <w:szCs w:val="24"/>
+          <w:lang w:eastAsia="en-GB"/>
+        </w:rPr>
+      </w:pPr>
+      <w:r>
+        <w:rPr>
+          <w:rFonts w:eastAsia="Times New Roman" w:cstheme="minorHAnsi"/>
+          <w:sz w:val="24"/>
+          <w:szCs w:val="24"/>
+          <w:lang w:eastAsia="en-GB"/>
+        </w:rPr>
+        <w:lastRenderedPageBreak/>
+        <w:br/>
+      </w:r>
+      <w:r>
+        <w:rPr>
+          <w:rFonts w:eastAsia="Times New Roman" w:cstheme="minorHAnsi"/>
           <w:sz w:val="24"/>
           <w:szCs w:val="24"/>
           <w:lang w:eastAsia="en-GB"/>
@@ -4239,22 +4249,1054 @@
       </w:r>
       <w:r>
         <w:rPr>
-          <w:rFonts w:ascii="Arial" w:eastAsia="Times New Roman" w:hAnsi="Arial" w:cs="Arial"/>
-          <w:sz w:val="24"/>
-          <w:szCs w:val="24"/>
-          <w:lang w:eastAsia="en-GB"/>
-        </w:rPr>
-        <w:br/>
-      </w:r>
-      <w:r>
-        <w:rPr>
-          <w:rFonts w:ascii="Arial" w:eastAsia="Times New Roman" w:hAnsi="Arial" w:cs="Arial"/>
+          <w:rFonts w:eastAsia="Times New Roman" w:cstheme="minorHAnsi"/>
+          <w:sz w:val="24"/>
+          <w:szCs w:val="24"/>
+          <w:lang w:eastAsia="en-GB"/>
+        </w:rPr>
+        <w:br/>
+      </w:r>
+      <w:r>
+        <w:rPr>
+          <w:rFonts w:eastAsia="Times New Roman" w:cstheme="minorHAnsi"/>
           <w:sz w:val="24"/>
           <w:szCs w:val="24"/>
           <w:lang w:eastAsia="en-GB"/>
         </w:rPr>
         <w:br/>
         <w:t>Press on use token and the token gets added to the header.</w:t>
+      </w:r>
+      <w:r>
+        <w:rPr>
+          <w:rFonts w:eastAsia="Times New Roman" w:cstheme="minorHAnsi"/>
+          <w:sz w:val="24"/>
+          <w:szCs w:val="24"/>
+          <w:lang w:eastAsia="en-GB"/>
+        </w:rPr>
+        <w:br/>
+      </w:r>
+      <w:r>
+        <w:rPr>
+          <w:rFonts w:eastAsia="Times New Roman" w:cstheme="minorHAnsi"/>
+          <w:sz w:val="24"/>
+          <w:szCs w:val="24"/>
+          <w:lang w:eastAsia="en-GB"/>
+        </w:rPr>
+        <w:br/>
+      </w:r>
+    </w:p>
+    <w:p>
+      <w:pPr>
+        <w:rPr>
+          <w:rStyle w:val="Ttulo1Car"/>
+          <w:rFonts w:asciiTheme="minorHAnsi" w:hAnsiTheme="minorHAnsi" w:cstheme="minorHAnsi"/>
+        </w:rPr>
+      </w:pPr>
+      <w:r>
+        <w:rPr>
+          <w:rStyle w:val="Ttulo1Car"/>
+          <w:rFonts w:asciiTheme="minorHAnsi" w:hAnsiTheme="minorHAnsi" w:cstheme="minorHAnsi"/>
+        </w:rPr>
+        <w:t xml:space="preserve">7 </w:t>
+      </w:r>
+      <w:r>
+        <w:rPr>
+          <w:rStyle w:val="Ttulo1Car"/>
+          <w:rFonts w:asciiTheme="minorHAnsi" w:hAnsiTheme="minorHAnsi" w:cstheme="minorHAnsi"/>
+        </w:rPr>
+        <w:t>-</w:t>
+      </w:r>
+      <w:r>
+        <w:rPr>
+          <w:rStyle w:val="Ttulo1Car"/>
+          <w:rFonts w:asciiTheme="minorHAnsi" w:hAnsiTheme="minorHAnsi" w:cstheme="minorHAnsi"/>
+        </w:rPr>
+        <w:t xml:space="preserve"> Circuit breaker</w:t>
+      </w:r>
+      <w:r>
+        <w:rPr>
+          <w:rStyle w:val="Ttulo1Car"/>
+          <w:rFonts w:asciiTheme="minorHAnsi" w:hAnsiTheme="minorHAnsi" w:cstheme="minorHAnsi"/>
+        </w:rPr>
+        <w:br/>
+      </w:r>
+    </w:p>
+    <w:p>
+      <w:pPr>
+        <w:rPr>
+          <w:rFonts w:cstheme="minorHAnsi"/>
+          <w:sz w:val="24"/>
+        </w:rPr>
+      </w:pPr>
+      <w:r>
+        <w:rPr>
+          <w:rStyle w:val="Ttulo1Car"/>
+          <w:rFonts w:asciiTheme="minorHAnsi" w:hAnsiTheme="minorHAnsi" w:cstheme="minorHAnsi"/>
+        </w:rPr>
+        <w:drawing>
+          <wp:inline distT="0" distB="0" distL="0" distR="0" wp14:anchorId="0DE0EC73" wp14:editId="4503E34D">
+            <wp:extent cx="5400040" cy="2410460"/>
+            <wp:effectExtent l="0" t="0" r="0" b="8890"/>
+            <wp:docPr id="25" name="Imagen 25"/>
+            <wp:cNvGraphicFramePr>
+              <a:graphicFrameLocks xmlns:a="http://schemas.openxmlformats.org/drawingml/2006/main" noChangeAspect="1"/>
+            </wp:cNvGraphicFramePr>
+            <a:graphic xmlns:a="http://schemas.openxmlformats.org/drawingml/2006/main">
+              <a:graphicData uri="http://schemas.openxmlformats.org/drawingml/2006/picture">
+                <pic:pic xmlns:pic="http://schemas.openxmlformats.org/drawingml/2006/picture">
+                  <pic:nvPicPr>
+                    <pic:cNvPr id="1" name=""/>
+                    <pic:cNvPicPr/>
+                  </pic:nvPicPr>
+                  <pic:blipFill>
+                    <a:blip r:embed="rId28"/>
+                    <a:stretch>
+                      <a:fillRect/>
+                    </a:stretch>
+                  </pic:blipFill>
+                  <pic:spPr>
+                    <a:xfrm>
+                      <a:off x="0" y="0"/>
+                      <a:ext cx="5400040" cy="2410460"/>
+                    </a:xfrm>
+                    <a:prstGeom prst="rect">
+                      <a:avLst/>
+                    </a:prstGeom>
+                  </pic:spPr>
+                </pic:pic>
+              </a:graphicData>
+            </a:graphic>
+          </wp:inline>
+        </w:drawing>
+      </w:r>
+    </w:p>
+    <w:p>
+      <w:pPr>
+        <w:pStyle w:val="NormalWeb"/>
+      </w:pPr>
+      <w:r>
+        <w:rPr>
+          <w:rStyle w:val="Ttulo1Car"/>
+          <w:rFonts w:asciiTheme="minorHAnsi" w:hAnsiTheme="minorHAnsi" w:cstheme="minorHAnsi"/>
+        </w:rPr>
+        <w:br/>
+      </w:r>
+      <w:r>
+        <w:rPr>
+          <w:rFonts w:asciiTheme="minorHAnsi" w:hAnsiTheme="minorHAnsi" w:cstheme="minorHAnsi"/>
+        </w:rPr>
+        <w:t xml:space="preserve">A </w:t>
+      </w:r>
+      <w:r>
+        <w:rPr>
+          <w:rStyle w:val="Textoennegrita"/>
+          <w:rFonts w:asciiTheme="minorHAnsi" w:hAnsiTheme="minorHAnsi" w:cstheme="minorHAnsi"/>
+        </w:rPr>
+        <w:t>circuit breaker</w:t>
+      </w:r>
+      <w:r>
+        <w:rPr>
+          <w:rFonts w:asciiTheme="minorHAnsi" w:hAnsiTheme="minorHAnsi" w:cstheme="minorHAnsi"/>
+        </w:rPr>
+        <w:t xml:space="preserve"> is a design pattern used in </w:t>
+      </w:r>
+      <w:proofErr w:type="spellStart"/>
+      <w:r>
+        <w:rPr>
+          <w:rFonts w:asciiTheme="minorHAnsi" w:hAnsiTheme="minorHAnsi" w:cstheme="minorHAnsi"/>
+        </w:rPr>
+        <w:t>microservices</w:t>
+      </w:r>
+      <w:proofErr w:type="spellEnd"/>
+      <w:r>
+        <w:rPr>
+          <w:rFonts w:asciiTheme="minorHAnsi" w:hAnsiTheme="minorHAnsi" w:cstheme="minorHAnsi"/>
+        </w:rPr>
+        <w:t xml:space="preserve"> and distributed systems to improve reliability. It acts like a safety switch that stops requests to a failing service after a certain number of errors, preventing system overload and long wait times. After a </w:t>
+      </w:r>
+      <w:proofErr w:type="spellStart"/>
+      <w:r>
+        <w:rPr>
+          <w:rFonts w:asciiTheme="minorHAnsi" w:hAnsiTheme="minorHAnsi" w:cstheme="minorHAnsi"/>
+        </w:rPr>
+        <w:t>cooldown</w:t>
+      </w:r>
+      <w:proofErr w:type="spellEnd"/>
+      <w:r>
+        <w:rPr>
+          <w:rFonts w:asciiTheme="minorHAnsi" w:hAnsiTheme="minorHAnsi" w:cstheme="minorHAnsi"/>
+        </w:rPr>
+        <w:t xml:space="preserve"> period, it tests the service again to see if it has recovered, allowing requests to resume. This helps maintain overall system stability and resilience.</w:t>
+      </w:r>
+      <w:r>
+        <w:rPr>
+          <w:rFonts w:cstheme="minorHAnsi"/>
+        </w:rPr>
+        <w:br/>
+      </w:r>
+      <w:r>
+        <w:rPr>
+          <w:rFonts w:cstheme="minorHAnsi"/>
+        </w:rPr>
+        <w:br/>
+      </w:r>
+      <w:r>
+        <w:rPr>
+          <w:rStyle w:val="Textoennegrita"/>
+        </w:rPr>
+        <w:t>Resilience4j</w:t>
+      </w:r>
+      <w:r>
+        <w:t xml:space="preserve"> is a lightweight, easy-to-use fault tolerance library for Java applications. It helps developers build resilient systems by providing common patterns like </w:t>
+      </w:r>
+      <w:r>
+        <w:rPr>
+          <w:rStyle w:val="Textoennegrita"/>
+        </w:rPr>
+        <w:t xml:space="preserve">circuit </w:t>
+      </w:r>
+      <w:r>
+        <w:rPr>
+          <w:rStyle w:val="Textoennegrita"/>
+        </w:rPr>
+        <w:lastRenderedPageBreak/>
+        <w:t>breakers</w:t>
+      </w:r>
+      <w:r>
+        <w:t xml:space="preserve">, </w:t>
+      </w:r>
+      <w:r>
+        <w:rPr>
+          <w:rStyle w:val="Textoennegrita"/>
+        </w:rPr>
+        <w:t>rate limiters</w:t>
+      </w:r>
+      <w:r>
+        <w:t xml:space="preserve">, </w:t>
+      </w:r>
+      <w:r>
+        <w:rPr>
+          <w:rStyle w:val="Textoennegrita"/>
+        </w:rPr>
+        <w:t>retry mechanisms</w:t>
+      </w:r>
+      <w:r>
+        <w:t xml:space="preserve">, and </w:t>
+      </w:r>
+      <w:r>
+        <w:rPr>
+          <w:rStyle w:val="Textoennegrita"/>
+        </w:rPr>
+        <w:t>bulkheads</w:t>
+      </w:r>
+      <w:r>
+        <w:t xml:space="preserve">. Resilience4j is designed to work well with modern Java frameworks like Spring Boot, allowing you to protect your </w:t>
+      </w:r>
+      <w:proofErr w:type="spellStart"/>
+      <w:r>
+        <w:t>microservices</w:t>
+      </w:r>
+      <w:proofErr w:type="spellEnd"/>
+      <w:r>
+        <w:t xml:space="preserve"> from failures and improve overall system stability.</w:t>
+      </w:r>
+      <w:r>
+        <w:br/>
+      </w:r>
+      <w:r>
+        <w:br/>
+      </w:r>
+      <w:r>
+        <w:t xml:space="preserve">We will apply the circuit breaker pattern across all </w:t>
+      </w:r>
+      <w:proofErr w:type="spellStart"/>
+      <w:r>
+        <w:t>microservices</w:t>
+      </w:r>
+      <w:proofErr w:type="spellEnd"/>
+      <w:r>
+        <w:t>.</w:t>
+      </w:r>
+    </w:p>
+    <w:p>
+      <w:pPr>
+        <w:pStyle w:val="NormalWeb"/>
+      </w:pPr>
+      <w:r>
+        <w:rPr>
+          <w:rFonts w:cstheme="minorHAnsi"/>
+        </w:rPr>
+        <w:t xml:space="preserve">These are the 3 </w:t>
+      </w:r>
+      <w:proofErr w:type="spellStart"/>
+      <w:r>
+        <w:rPr>
+          <w:rFonts w:cstheme="minorHAnsi"/>
+        </w:rPr>
+        <w:t>posible</w:t>
+      </w:r>
+      <w:proofErr w:type="spellEnd"/>
+      <w:r>
+        <w:rPr>
+          <w:rFonts w:cstheme="minorHAnsi"/>
+        </w:rPr>
+        <w:t xml:space="preserve"> states for the circuit breaker</w:t>
+      </w:r>
+      <w:r>
+        <w:rPr>
+          <w:rFonts w:cstheme="minorHAnsi"/>
+        </w:rPr>
+        <w:br/>
+      </w:r>
+      <w:r>
+        <w:rPr>
+          <w:rFonts w:cstheme="minorHAnsi"/>
+        </w:rPr>
+        <w:br/>
+      </w:r>
+      <w:r>
+        <w:rPr>
+          <w:rFonts w:cstheme="minorHAnsi"/>
+        </w:rPr>
+        <w:drawing>
+          <wp:inline distT="0" distB="0" distL="0" distR="0" wp14:anchorId="1FF98FAC" wp14:editId="38BCEA01">
+            <wp:extent cx="2833884" cy="2900721"/>
+            <wp:effectExtent l="0" t="0" r="5080" b="0"/>
+            <wp:docPr id="26" name="Imagen 26"/>
+            <wp:cNvGraphicFramePr>
+              <a:graphicFrameLocks xmlns:a="http://schemas.openxmlformats.org/drawingml/2006/main" noChangeAspect="1"/>
+            </wp:cNvGraphicFramePr>
+            <a:graphic xmlns:a="http://schemas.openxmlformats.org/drawingml/2006/main">
+              <a:graphicData uri="http://schemas.openxmlformats.org/drawingml/2006/picture">
+                <pic:pic xmlns:pic="http://schemas.openxmlformats.org/drawingml/2006/picture">
+                  <pic:nvPicPr>
+                    <pic:cNvPr id="1" name=""/>
+                    <pic:cNvPicPr/>
+                  </pic:nvPicPr>
+                  <pic:blipFill>
+                    <a:blip r:embed="rId29"/>
+                    <a:stretch>
+                      <a:fillRect/>
+                    </a:stretch>
+                  </pic:blipFill>
+                  <pic:spPr>
+                    <a:xfrm>
+                      <a:off x="0" y="0"/>
+                      <a:ext cx="2848197" cy="2915371"/>
+                    </a:xfrm>
+                    <a:prstGeom prst="rect">
+                      <a:avLst/>
+                    </a:prstGeom>
+                  </pic:spPr>
+                </pic:pic>
+              </a:graphicData>
+            </a:graphic>
+          </wp:inline>
+        </w:drawing>
+      </w:r>
+      <w:r>
+        <w:rPr>
+          <w:rFonts w:cstheme="minorHAnsi"/>
+        </w:rPr>
+        <w:br/>
+      </w:r>
+      <w:r>
+        <w:rPr>
+          <w:rFonts w:cstheme="minorHAnsi"/>
+        </w:rPr>
+        <w:br/>
+      </w:r>
+      <w:r>
+        <w:rPr>
+          <w:rFonts w:hAnsi="Symbol"/>
+        </w:rPr>
+        <w:t></w:t>
+      </w:r>
+      <w:r>
+        <w:t xml:space="preserve">  </w:t>
+      </w:r>
+      <w:r>
+        <w:rPr>
+          <w:b/>
+          <w:bCs/>
+        </w:rPr>
+        <w:t>Closed</w:t>
+      </w:r>
+      <w:r>
+        <w:t xml:space="preserve"> </w:t>
+      </w:r>
+      <w:r>
+        <w:rPr>
+          <w:rFonts w:ascii="Segoe UI Symbol" w:hAnsi="Segoe UI Symbol" w:cs="Segoe UI Symbol"/>
+        </w:rPr>
+        <w:t>✅</w:t>
+      </w:r>
+      <w:r>
+        <w:br/>
+        <w:t xml:space="preserve">All requests are allowed. If the failure rate exceeds the threshold (e.g., 50%) based on the last N calls, the state transitions to </w:t>
+      </w:r>
+      <w:r>
+        <w:rPr>
+          <w:b/>
+          <w:bCs/>
+        </w:rPr>
+        <w:t>Open</w:t>
+      </w:r>
+      <w:r>
+        <w:t>.</w:t>
+      </w:r>
+    </w:p>
+    <w:p>
+      <w:pPr>
+        <w:spacing w:before="100" w:beforeAutospacing="1" w:after="100" w:afterAutospacing="1" w:line="240" w:lineRule="auto"/>
+        <w:rPr>
+          <w:rFonts w:ascii="Times New Roman" w:eastAsia="Times New Roman" w:hAnsi="Times New Roman" w:cs="Times New Roman"/>
+          <w:sz w:val="24"/>
+          <w:szCs w:val="24"/>
+          <w:lang w:eastAsia="en-GB"/>
+        </w:rPr>
+      </w:pPr>
+      <w:r>
+        <w:rPr>
+          <w:rFonts w:ascii="Times New Roman" w:eastAsia="Times New Roman" w:hAnsi="Symbol" w:cs="Times New Roman"/>
+          <w:sz w:val="24"/>
+          <w:szCs w:val="24"/>
+          <w:lang w:eastAsia="en-GB"/>
+        </w:rPr>
+        <w:t></w:t>
+      </w:r>
+      <w:r>
+        <w:rPr>
+          <w:rFonts w:ascii="Times New Roman" w:eastAsia="Times New Roman" w:hAnsi="Times New Roman" w:cs="Times New Roman"/>
+          <w:sz w:val="24"/>
+          <w:szCs w:val="24"/>
+          <w:lang w:eastAsia="en-GB"/>
+        </w:rPr>
+        <w:t xml:space="preserve">  </w:t>
+      </w:r>
+      <w:r>
+        <w:rPr>
+          <w:rFonts w:ascii="Times New Roman" w:eastAsia="Times New Roman" w:hAnsi="Times New Roman" w:cs="Times New Roman"/>
+          <w:b/>
+          <w:bCs/>
+          <w:sz w:val="24"/>
+          <w:szCs w:val="24"/>
+          <w:lang w:eastAsia="en-GB"/>
+        </w:rPr>
+        <w:t>Open</w:t>
+      </w:r>
+      <w:r>
+        <w:rPr>
+          <w:rFonts w:ascii="Times New Roman" w:eastAsia="Times New Roman" w:hAnsi="Times New Roman" w:cs="Times New Roman"/>
+          <w:sz w:val="24"/>
+          <w:szCs w:val="24"/>
+          <w:lang w:eastAsia="en-GB"/>
+        </w:rPr>
+        <w:t xml:space="preserve"> </w:t>
+      </w:r>
+      <w:r>
+        <w:rPr>
+          <w:rFonts w:ascii="Segoe UI Symbol" w:eastAsia="Times New Roman" w:hAnsi="Segoe UI Symbol" w:cs="Segoe UI Symbol"/>
+          <w:sz w:val="24"/>
+          <w:szCs w:val="24"/>
+          <w:lang w:eastAsia="en-GB"/>
+        </w:rPr>
+        <w:t>❌</w:t>
+      </w:r>
+      <w:r>
+        <w:rPr>
+          <w:rFonts w:ascii="Times New Roman" w:eastAsia="Times New Roman" w:hAnsi="Times New Roman" w:cs="Times New Roman"/>
+          <w:sz w:val="24"/>
+          <w:szCs w:val="24"/>
+          <w:lang w:eastAsia="en-GB"/>
+        </w:rPr>
+        <w:br/>
+        <w:t xml:space="preserve">No requests are allowed. The Circuit Breaker waits for a configured </w:t>
+      </w:r>
+      <w:proofErr w:type="spellStart"/>
+      <w:r>
+        <w:rPr>
+          <w:rFonts w:ascii="Times New Roman" w:eastAsia="Times New Roman" w:hAnsi="Times New Roman" w:cs="Times New Roman"/>
+          <w:b/>
+          <w:bCs/>
+          <w:sz w:val="24"/>
+          <w:szCs w:val="24"/>
+          <w:lang w:eastAsia="en-GB"/>
+        </w:rPr>
+        <w:t>cooldown</w:t>
+      </w:r>
+      <w:proofErr w:type="spellEnd"/>
+      <w:r>
+        <w:rPr>
+          <w:rFonts w:ascii="Times New Roman" w:eastAsia="Times New Roman" w:hAnsi="Times New Roman" w:cs="Times New Roman"/>
+          <w:b/>
+          <w:bCs/>
+          <w:sz w:val="24"/>
+          <w:szCs w:val="24"/>
+          <w:lang w:eastAsia="en-GB"/>
+        </w:rPr>
+        <w:t xml:space="preserve"> period</w:t>
+      </w:r>
+      <w:r>
+        <w:rPr>
+          <w:rFonts w:ascii="Times New Roman" w:eastAsia="Times New Roman" w:hAnsi="Times New Roman" w:cs="Times New Roman"/>
+          <w:sz w:val="24"/>
+          <w:szCs w:val="24"/>
+          <w:lang w:eastAsia="en-GB"/>
+        </w:rPr>
+        <w:t xml:space="preserve"> (</w:t>
+      </w:r>
+      <w:proofErr w:type="spellStart"/>
+      <w:r>
+        <w:rPr>
+          <w:rFonts w:ascii="Courier New" w:eastAsia="Times New Roman" w:hAnsi="Courier New" w:cs="Courier New"/>
+          <w:sz w:val="20"/>
+          <w:szCs w:val="20"/>
+          <w:lang w:eastAsia="en-GB"/>
+        </w:rPr>
+        <w:t>waitDurationInOpenState</w:t>
+      </w:r>
+      <w:proofErr w:type="spellEnd"/>
+      <w:r>
+        <w:rPr>
+          <w:rFonts w:ascii="Times New Roman" w:eastAsia="Times New Roman" w:hAnsi="Times New Roman" w:cs="Times New Roman"/>
+          <w:sz w:val="24"/>
+          <w:szCs w:val="24"/>
+          <w:lang w:eastAsia="en-GB"/>
+        </w:rPr>
+        <w:t xml:space="preserve">). After that, it moves to </w:t>
+      </w:r>
+      <w:r>
+        <w:rPr>
+          <w:rFonts w:ascii="Times New Roman" w:eastAsia="Times New Roman" w:hAnsi="Times New Roman" w:cs="Times New Roman"/>
+          <w:b/>
+          <w:bCs/>
+          <w:sz w:val="24"/>
+          <w:szCs w:val="24"/>
+          <w:lang w:eastAsia="en-GB"/>
+        </w:rPr>
+        <w:t>Half-Open</w:t>
+      </w:r>
+      <w:r>
+        <w:rPr>
+          <w:rFonts w:ascii="Times New Roman" w:eastAsia="Times New Roman" w:hAnsi="Times New Roman" w:cs="Times New Roman"/>
+          <w:sz w:val="24"/>
+          <w:szCs w:val="24"/>
+          <w:lang w:eastAsia="en-GB"/>
+        </w:rPr>
+        <w:t>.</w:t>
+      </w:r>
+    </w:p>
+    <w:p>
+      <w:pPr>
+        <w:spacing w:before="100" w:beforeAutospacing="1" w:after="100" w:afterAutospacing="1" w:line="240" w:lineRule="auto"/>
+        <w:rPr>
+          <w:rFonts w:ascii="Times New Roman" w:eastAsia="Times New Roman" w:hAnsi="Times New Roman" w:cs="Times New Roman"/>
+          <w:sz w:val="24"/>
+          <w:szCs w:val="24"/>
+          <w:lang w:eastAsia="en-GB"/>
+        </w:rPr>
+      </w:pPr>
+      <w:r>
+        <w:rPr>
+          <w:rFonts w:ascii="Times New Roman" w:eastAsia="Times New Roman" w:hAnsi="Symbol" w:cs="Times New Roman"/>
+          <w:sz w:val="24"/>
+          <w:szCs w:val="24"/>
+          <w:lang w:eastAsia="en-GB"/>
+        </w:rPr>
+        <w:t></w:t>
+      </w:r>
+      <w:r>
+        <w:rPr>
+          <w:rFonts w:ascii="Times New Roman" w:eastAsia="Times New Roman" w:hAnsi="Times New Roman" w:cs="Times New Roman"/>
+          <w:sz w:val="24"/>
+          <w:szCs w:val="24"/>
+          <w:lang w:eastAsia="en-GB"/>
+        </w:rPr>
+        <w:t xml:space="preserve">  </w:t>
+      </w:r>
+      <w:r>
+        <w:rPr>
+          <w:rFonts w:ascii="Times New Roman" w:eastAsia="Times New Roman" w:hAnsi="Times New Roman" w:cs="Times New Roman"/>
+          <w:b/>
+          <w:bCs/>
+          <w:sz w:val="24"/>
+          <w:szCs w:val="24"/>
+          <w:lang w:eastAsia="en-GB"/>
+        </w:rPr>
+        <w:t>Half-Open</w:t>
+      </w:r>
+      <w:r>
+        <w:rPr>
+          <w:rFonts w:ascii="Times New Roman" w:eastAsia="Times New Roman" w:hAnsi="Times New Roman" w:cs="Times New Roman"/>
+          <w:sz w:val="24"/>
+          <w:szCs w:val="24"/>
+          <w:lang w:eastAsia="en-GB"/>
+        </w:rPr>
+        <w:t xml:space="preserve"> </w:t>
+      </w:r>
+      <w:r>
+        <w:rPr>
+          <w:rFonts w:ascii="Segoe UI Symbol" w:eastAsia="Times New Roman" w:hAnsi="Segoe UI Symbol" w:cs="Segoe UI Symbol"/>
+          <w:sz w:val="24"/>
+          <w:szCs w:val="24"/>
+          <w:lang w:eastAsia="en-GB"/>
+        </w:rPr>
+        <w:t>⚠️</w:t>
+      </w:r>
+      <w:r>
+        <w:rPr>
+          <w:rFonts w:ascii="Times New Roman" w:eastAsia="Times New Roman" w:hAnsi="Times New Roman" w:cs="Times New Roman"/>
+          <w:sz w:val="24"/>
+          <w:szCs w:val="24"/>
+          <w:lang w:eastAsia="en-GB"/>
+        </w:rPr>
+        <w:br/>
+        <w:t>A limited number of test requests are allowed:</w:t>
+      </w:r>
+    </w:p>
+    <w:p>
+      <w:pPr>
+        <w:numPr>
+          <w:ilvl w:val="0"/>
+          <w:numId w:val="6"/>
+        </w:numPr>
+        <w:spacing w:before="100" w:beforeAutospacing="1" w:after="100" w:afterAutospacing="1" w:line="240" w:lineRule="auto"/>
+        <w:rPr>
+          <w:rFonts w:ascii="Times New Roman" w:eastAsia="Times New Roman" w:hAnsi="Times New Roman" w:cs="Times New Roman"/>
+          <w:sz w:val="24"/>
+          <w:szCs w:val="24"/>
+          <w:lang w:eastAsia="en-GB"/>
+        </w:rPr>
+      </w:pPr>
+      <w:r>
+        <w:rPr>
+          <w:rFonts w:ascii="Times New Roman" w:eastAsia="Times New Roman" w:hAnsi="Times New Roman" w:cs="Times New Roman"/>
+          <w:sz w:val="24"/>
+          <w:szCs w:val="24"/>
+          <w:lang w:eastAsia="en-GB"/>
+        </w:rPr>
+        <w:t xml:space="preserve">If they succeed → the breaker </w:t>
+      </w:r>
+      <w:r>
+        <w:rPr>
+          <w:rFonts w:ascii="Times New Roman" w:eastAsia="Times New Roman" w:hAnsi="Times New Roman" w:cs="Times New Roman"/>
+          <w:b/>
+          <w:bCs/>
+          <w:sz w:val="24"/>
+          <w:szCs w:val="24"/>
+          <w:lang w:eastAsia="en-GB"/>
+        </w:rPr>
+        <w:t>closes</w:t>
+      </w:r>
+      <w:r>
+        <w:rPr>
+          <w:rFonts w:ascii="Times New Roman" w:eastAsia="Times New Roman" w:hAnsi="Times New Roman" w:cs="Times New Roman"/>
+          <w:sz w:val="24"/>
+          <w:szCs w:val="24"/>
+          <w:lang w:eastAsia="en-GB"/>
+        </w:rPr>
+        <w:t xml:space="preserve"> (healthy again).</w:t>
+      </w:r>
+    </w:p>
+    <w:p>
+      <w:pPr>
+        <w:numPr>
+          <w:ilvl w:val="0"/>
+          <w:numId w:val="6"/>
+        </w:numPr>
+        <w:spacing w:before="100" w:beforeAutospacing="1" w:after="100" w:afterAutospacing="1" w:line="240" w:lineRule="auto"/>
+        <w:rPr>
+          <w:rFonts w:ascii="Times New Roman" w:eastAsia="Times New Roman" w:hAnsi="Times New Roman" w:cs="Times New Roman"/>
+          <w:sz w:val="24"/>
+          <w:szCs w:val="24"/>
+          <w:lang w:eastAsia="en-GB"/>
+        </w:rPr>
+      </w:pPr>
+      <w:r>
+        <w:rPr>
+          <w:rFonts w:ascii="Times New Roman" w:eastAsia="Times New Roman" w:hAnsi="Times New Roman" w:cs="Times New Roman"/>
+          <w:sz w:val="24"/>
+          <w:szCs w:val="24"/>
+          <w:lang w:eastAsia="en-GB"/>
+        </w:rPr>
+        <w:t xml:space="preserve">If any fail → it goes back to </w:t>
+      </w:r>
+      <w:r>
+        <w:rPr>
+          <w:rFonts w:ascii="Times New Roman" w:eastAsia="Times New Roman" w:hAnsi="Times New Roman" w:cs="Times New Roman"/>
+          <w:b/>
+          <w:bCs/>
+          <w:sz w:val="24"/>
+          <w:szCs w:val="24"/>
+          <w:lang w:eastAsia="en-GB"/>
+        </w:rPr>
+        <w:t>Open</w:t>
+      </w:r>
+      <w:r>
+        <w:rPr>
+          <w:rFonts w:ascii="Times New Roman" w:eastAsia="Times New Roman" w:hAnsi="Times New Roman" w:cs="Times New Roman"/>
+          <w:sz w:val="24"/>
+          <w:szCs w:val="24"/>
+          <w:lang w:eastAsia="en-GB"/>
+        </w:rPr>
+        <w:t>.</w:t>
+      </w:r>
+    </w:p>
+    <w:p>
+      <w:r>
+        <w:rPr>
+          <w:rFonts w:eastAsia="Times New Roman" w:cstheme="minorHAnsi"/>
+          <w:sz w:val="24"/>
+          <w:szCs w:val="24"/>
+          <w:lang w:eastAsia="en-GB"/>
+        </w:rPr>
+        <w:br/>
+      </w:r>
+      <w:r>
+        <w:rPr>
+          <w:rFonts w:eastAsia="Times New Roman" w:cstheme="minorHAnsi"/>
+          <w:sz w:val="24"/>
+          <w:szCs w:val="24"/>
+          <w:lang w:eastAsia="en-GB"/>
+        </w:rPr>
+        <w:br/>
+      </w:r>
+      <w:r>
+        <w:rPr>
+          <w:rFonts w:eastAsia="Times New Roman" w:cstheme="minorHAnsi"/>
+          <w:sz w:val="24"/>
+          <w:szCs w:val="24"/>
+          <w:lang w:eastAsia="en-GB"/>
+        </w:rPr>
+        <w:br/>
+      </w:r>
+      <w:r>
+        <w:rPr>
+          <w:rFonts w:eastAsia="Times New Roman" w:cstheme="minorHAnsi"/>
+          <w:sz w:val="24"/>
+          <w:szCs w:val="24"/>
+          <w:lang w:eastAsia="en-GB"/>
+        </w:rPr>
+        <w:lastRenderedPageBreak/>
+        <w:drawing>
+          <wp:inline distT="0" distB="0" distL="0" distR="0" wp14:anchorId="1542A9A0" wp14:editId="34A7C9D3">
+            <wp:extent cx="5400040" cy="3368675"/>
+            <wp:effectExtent l="0" t="0" r="0" b="3175"/>
+            <wp:docPr id="27" name="Imagen 27"/>
+            <wp:cNvGraphicFramePr>
+              <a:graphicFrameLocks xmlns:a="http://schemas.openxmlformats.org/drawingml/2006/main" noChangeAspect="1"/>
+            </wp:cNvGraphicFramePr>
+            <a:graphic xmlns:a="http://schemas.openxmlformats.org/drawingml/2006/main">
+              <a:graphicData uri="http://schemas.openxmlformats.org/drawingml/2006/picture">
+                <pic:pic xmlns:pic="http://schemas.openxmlformats.org/drawingml/2006/picture">
+                  <pic:nvPicPr>
+                    <pic:cNvPr id="1" name=""/>
+                    <pic:cNvPicPr/>
+                  </pic:nvPicPr>
+                  <pic:blipFill>
+                    <a:blip r:embed="rId30"/>
+                    <a:stretch>
+                      <a:fillRect/>
+                    </a:stretch>
+                  </pic:blipFill>
+                  <pic:spPr>
+                    <a:xfrm>
+                      <a:off x="0" y="0"/>
+                      <a:ext cx="5400040" cy="3368675"/>
+                    </a:xfrm>
+                    <a:prstGeom prst="rect">
+                      <a:avLst/>
+                    </a:prstGeom>
+                  </pic:spPr>
+                </pic:pic>
+              </a:graphicData>
+            </a:graphic>
+          </wp:inline>
+        </w:drawing>
+      </w:r>
+      <w:r>
+        <w:rPr>
+          <w:rFonts w:eastAsia="Times New Roman" w:cstheme="minorHAnsi"/>
+          <w:sz w:val="24"/>
+          <w:szCs w:val="24"/>
+          <w:lang w:eastAsia="en-GB"/>
+        </w:rPr>
+        <w:br/>
+      </w:r>
+      <w:r>
+        <w:rPr>
+          <w:rFonts w:eastAsia="Times New Roman" w:cstheme="minorHAnsi"/>
+          <w:sz w:val="24"/>
+          <w:szCs w:val="24"/>
+          <w:lang w:eastAsia="en-GB"/>
+        </w:rPr>
+        <w:br/>
+        <w:t>If we stop one of our services, and try to send a request, the circuit breaker will update its status to “UP”, and we will be able to see it through the actuator endpoint</w:t>
+      </w:r>
+      <w:r>
+        <w:rPr>
+          <w:rFonts w:eastAsia="Times New Roman" w:cstheme="minorHAnsi"/>
+          <w:sz w:val="24"/>
+          <w:szCs w:val="24"/>
+          <w:lang w:eastAsia="en-GB"/>
+        </w:rPr>
+        <w:br/>
+      </w:r>
+      <w:r>
+        <w:rPr>
+          <w:rFonts w:eastAsia="Times New Roman" w:cstheme="minorHAnsi"/>
+          <w:sz w:val="24"/>
+          <w:szCs w:val="24"/>
+          <w:lang w:eastAsia="en-GB"/>
+        </w:rPr>
+        <w:br/>
+      </w:r>
+      <w:r>
+        <w:rPr>
+          <w:rFonts w:eastAsia="Times New Roman" w:cstheme="minorHAnsi"/>
+          <w:sz w:val="24"/>
+          <w:szCs w:val="24"/>
+          <w:lang w:eastAsia="en-GB"/>
+        </w:rPr>
+        <w:drawing>
+          <wp:inline distT="0" distB="0" distL="0" distR="0" wp14:anchorId="5721A4CC" wp14:editId="14E31EBE">
+            <wp:extent cx="5400040" cy="3305175"/>
+            <wp:effectExtent l="0" t="0" r="0" b="9525"/>
+            <wp:docPr id="28" name="Imagen 28"/>
+            <wp:cNvGraphicFramePr>
+              <a:graphicFrameLocks xmlns:a="http://schemas.openxmlformats.org/drawingml/2006/main" noChangeAspect="1"/>
+            </wp:cNvGraphicFramePr>
+            <a:graphic xmlns:a="http://schemas.openxmlformats.org/drawingml/2006/main">
+              <a:graphicData uri="http://schemas.openxmlformats.org/drawingml/2006/picture">
+                <pic:pic xmlns:pic="http://schemas.openxmlformats.org/drawingml/2006/picture">
+                  <pic:nvPicPr>
+                    <pic:cNvPr id="1" name=""/>
+                    <pic:cNvPicPr/>
+                  </pic:nvPicPr>
+                  <pic:blipFill>
+                    <a:blip r:embed="rId31"/>
+                    <a:stretch>
+                      <a:fillRect/>
+                    </a:stretch>
+                  </pic:blipFill>
+                  <pic:spPr>
+                    <a:xfrm>
+                      <a:off x="0" y="0"/>
+                      <a:ext cx="5400040" cy="3305175"/>
+                    </a:xfrm>
+                    <a:prstGeom prst="rect">
+                      <a:avLst/>
+                    </a:prstGeom>
+                  </pic:spPr>
+                </pic:pic>
+              </a:graphicData>
+            </a:graphic>
+          </wp:inline>
+        </w:drawing>
+      </w:r>
+      <w:r>
+        <w:rPr>
+          <w:rFonts w:eastAsia="Times New Roman" w:cstheme="minorHAnsi"/>
+          <w:sz w:val="24"/>
+          <w:szCs w:val="24"/>
+          <w:lang w:eastAsia="en-GB"/>
+        </w:rPr>
+        <w:br/>
+      </w:r>
+      <w:r>
+        <w:rPr>
+          <w:rFonts w:eastAsia="Times New Roman" w:cstheme="minorHAnsi"/>
+          <w:sz w:val="24"/>
+          <w:szCs w:val="24"/>
+          <w:lang w:eastAsia="en-GB"/>
+        </w:rPr>
+        <w:br/>
+      </w:r>
+      <w:r>
+        <w:rPr>
+          <w:sz w:val="24"/>
+        </w:rPr>
+        <w:t>After enabling the actuator and the circuit breaker, we can monitor various metrics through the actuator endpoint, including the circuit breaker status.</w:t>
+      </w:r>
+      <w:r>
+        <w:rPr>
+          <w:sz w:val="24"/>
+        </w:rPr>
+        <w:br/>
+        <w:t>Since we configured the circuit breaker to require a minimum of 5 failed requests before changing its status to OPEN, if we force 5 requests while the service is down and then access the actuator endpoint, we can verify that the status is now "OPEN".</w:t>
+      </w:r>
+      <w:r>
+        <w:rPr>
+          <w:sz w:val="24"/>
+        </w:rPr>
+        <w:br/>
+      </w:r>
+      <w:r>
+        <w:rPr>
+          <w:sz w:val="24"/>
+        </w:rPr>
+        <w:lastRenderedPageBreak/>
+        <w:br/>
+      </w:r>
+      <w:r>
+        <w:rPr>
+          <w:rFonts w:eastAsia="Times New Roman" w:cstheme="minorHAnsi"/>
+          <w:sz w:val="24"/>
+          <w:szCs w:val="24"/>
+          <w:lang w:eastAsia="en-GB"/>
+        </w:rPr>
+        <w:drawing>
+          <wp:inline distT="0" distB="0" distL="0" distR="0" wp14:anchorId="1C782626" wp14:editId="5096EDDE">
+            <wp:extent cx="5039428" cy="3162741"/>
+            <wp:effectExtent l="0" t="0" r="8890" b="0"/>
+            <wp:docPr id="29" name="Imagen 29"/>
+            <wp:cNvGraphicFramePr>
+              <a:graphicFrameLocks xmlns:a="http://schemas.openxmlformats.org/drawingml/2006/main" noChangeAspect="1"/>
+            </wp:cNvGraphicFramePr>
+            <a:graphic xmlns:a="http://schemas.openxmlformats.org/drawingml/2006/main">
+              <a:graphicData uri="http://schemas.openxmlformats.org/drawingml/2006/picture">
+                <pic:pic xmlns:pic="http://schemas.openxmlformats.org/drawingml/2006/picture">
+                  <pic:nvPicPr>
+                    <pic:cNvPr id="1" name=""/>
+                    <pic:cNvPicPr/>
+                  </pic:nvPicPr>
+                  <pic:blipFill>
+                    <a:blip r:embed="rId32"/>
+                    <a:stretch>
+                      <a:fillRect/>
+                    </a:stretch>
+                  </pic:blipFill>
+                  <pic:spPr>
+                    <a:xfrm>
+                      <a:off x="0" y="0"/>
+                      <a:ext cx="5039428" cy="3162741"/>
+                    </a:xfrm>
+                    <a:prstGeom prst="rect">
+                      <a:avLst/>
+                    </a:prstGeom>
+                  </pic:spPr>
+                </pic:pic>
+              </a:graphicData>
+            </a:graphic>
+          </wp:inline>
+        </w:drawing>
+      </w:r>
+      <w:r>
+        <w:rPr>
+          <w:sz w:val="24"/>
+        </w:rPr>
+        <w:br/>
+      </w:r>
+      <w:r>
+        <w:rPr>
+          <w:sz w:val="24"/>
+        </w:rPr>
+        <w:br/>
+      </w:r>
+      <w:r>
+        <w:t xml:space="preserve">After the configured delay has passed, the status will be set to </w:t>
+      </w:r>
+      <w:r>
+        <w:rPr>
+          <w:rStyle w:val="Textoennegrita"/>
+        </w:rPr>
+        <w:t>HALF_OPEN</w:t>
+      </w:r>
+      <w:r>
+        <w:t>.</w:t>
+      </w:r>
+      <w:r>
+        <w:br/>
+        <w:t xml:space="preserve">If </w:t>
+      </w:r>
+      <w:r>
+        <w:rPr>
+          <w:rStyle w:val="Textoennegrita"/>
+        </w:rPr>
+        <w:t>5 valid requests</w:t>
+      </w:r>
+      <w:r>
+        <w:t xml:space="preserve"> are sent during this period, the status will be updated to </w:t>
+      </w:r>
+      <w:r>
+        <w:rPr>
+          <w:rStyle w:val="Textoennegrita"/>
+        </w:rPr>
+        <w:t>CLOSED</w:t>
+      </w:r>
+      <w:r>
+        <w:t xml:space="preserve"> (it will be updated on the </w:t>
+      </w:r>
+      <w:r>
+        <w:rPr>
+          <w:rStyle w:val="Textoennegrita"/>
+        </w:rPr>
+        <w:t>fifth</w:t>
+      </w:r>
+      <w:r>
+        <w:t xml:space="preserve"> valid request).</w:t>
+      </w:r>
+    </w:p>
+    <w:p>
+      <w:pPr>
+        <w:rPr>
+          <w:rFonts w:eastAsia="Times New Roman" w:cstheme="minorHAnsi"/>
+          <w:sz w:val="24"/>
+          <w:szCs w:val="24"/>
+          <w:lang w:eastAsia="en-GB"/>
+        </w:rPr>
+      </w:pPr>
+      <w:bookmarkStart w:id="0" w:name="_GoBack"/>
+      <w:bookmarkEnd w:id="0"/>
+      <w:r>
+        <w:rPr>
+          <w:sz w:val="24"/>
+        </w:rPr>
+        <w:br/>
+      </w:r>
+      <w:r>
+        <w:rPr>
+          <w:rFonts w:eastAsia="Times New Roman" w:cstheme="minorHAnsi"/>
+          <w:sz w:val="24"/>
+          <w:szCs w:val="24"/>
+          <w:lang w:eastAsia="en-GB"/>
+        </w:rPr>
+        <w:drawing>
+          <wp:inline distT="0" distB="0" distL="0" distR="0" wp14:anchorId="270E7298" wp14:editId="1E0A0DF1">
+            <wp:extent cx="5144218" cy="3238952"/>
+            <wp:effectExtent l="0" t="0" r="0" b="0"/>
+            <wp:docPr id="30" name="Imagen 30"/>
+            <wp:cNvGraphicFramePr>
+              <a:graphicFrameLocks xmlns:a="http://schemas.openxmlformats.org/drawingml/2006/main" noChangeAspect="1"/>
+            </wp:cNvGraphicFramePr>
+            <a:graphic xmlns:a="http://schemas.openxmlformats.org/drawingml/2006/main">
+              <a:graphicData uri="http://schemas.openxmlformats.org/drawingml/2006/picture">
+                <pic:pic xmlns:pic="http://schemas.openxmlformats.org/drawingml/2006/picture">
+                  <pic:nvPicPr>
+                    <pic:cNvPr id="1" name=""/>
+                    <pic:cNvPicPr/>
+                  </pic:nvPicPr>
+                  <pic:blipFill>
+                    <a:blip r:embed="rId33"/>
+                    <a:stretch>
+                      <a:fillRect/>
+                    </a:stretch>
+                  </pic:blipFill>
+                  <pic:spPr>
+                    <a:xfrm>
+                      <a:off x="0" y="0"/>
+                      <a:ext cx="5144218" cy="3238952"/>
+                    </a:xfrm>
+                    <a:prstGeom prst="rect">
+                      <a:avLst/>
+                    </a:prstGeom>
+                  </pic:spPr>
+                </pic:pic>
+              </a:graphicData>
+            </a:graphic>
+          </wp:inline>
+        </w:drawing>
       </w:r>
     </w:p>
     <w:sectPr>
@@ -4942,6 +5984,155 @@
       </w:pPr>
     </w:lvl>
   </w:abstractNum>
+  <w:abstractNum w:abstractNumId="5" w15:restartNumberingAfterBreak="0">
+    <w:nsid w:val="75BC7F18"/>
+    <w:multiLevelType w:val="multilevel"/>
+    <w:tmpl w:val="3B42A3FC"/>
+    <w:lvl w:ilvl="0">
+      <w:start w:val="1"/>
+      <w:numFmt w:val="bullet"/>
+      <w:lvlText w:val=""/>
+      <w:lvlJc w:val="left"/>
+      <w:pPr>
+        <w:tabs>
+          <w:tab w:val="num" w:pos="720"/>
+        </w:tabs>
+        <w:ind w:left="720" w:hanging="360"/>
+      </w:pPr>
+      <w:rPr>
+        <w:rFonts w:ascii="Symbol" w:hAnsi="Symbol" w:hint="default"/>
+        <w:sz w:val="20"/>
+      </w:rPr>
+    </w:lvl>
+    <w:lvl w:ilvl="1" w:tentative="1">
+      <w:start w:val="1"/>
+      <w:numFmt w:val="bullet"/>
+      <w:lvlText w:val="o"/>
+      <w:lvlJc w:val="left"/>
+      <w:pPr>
+        <w:tabs>
+          <w:tab w:val="num" w:pos="1440"/>
+        </w:tabs>
+        <w:ind w:left="1440" w:hanging="360"/>
+      </w:pPr>
+      <w:rPr>
+        <w:rFonts w:ascii="Courier New" w:hAnsi="Courier New" w:hint="default"/>
+        <w:sz w:val="20"/>
+      </w:rPr>
+    </w:lvl>
+    <w:lvl w:ilvl="2" w:tentative="1">
+      <w:start w:val="1"/>
+      <w:numFmt w:val="bullet"/>
+      <w:lvlText w:val=""/>
+      <w:lvlJc w:val="left"/>
+      <w:pPr>
+        <w:tabs>
+          <w:tab w:val="num" w:pos="2160"/>
+        </w:tabs>
+        <w:ind w:left="2160" w:hanging="360"/>
+      </w:pPr>
+      <w:rPr>
+        <w:rFonts w:ascii="Wingdings" w:hAnsi="Wingdings" w:hint="default"/>
+        <w:sz w:val="20"/>
+      </w:rPr>
+    </w:lvl>
+    <w:lvl w:ilvl="3" w:tentative="1">
+      <w:start w:val="1"/>
+      <w:numFmt w:val="bullet"/>
+      <w:lvlText w:val=""/>
+      <w:lvlJc w:val="left"/>
+      <w:pPr>
+        <w:tabs>
+          <w:tab w:val="num" w:pos="2880"/>
+        </w:tabs>
+        <w:ind w:left="2880" w:hanging="360"/>
+      </w:pPr>
+      <w:rPr>
+        <w:rFonts w:ascii="Wingdings" w:hAnsi="Wingdings" w:hint="default"/>
+        <w:sz w:val="20"/>
+      </w:rPr>
+    </w:lvl>
+    <w:lvl w:ilvl="4" w:tentative="1">
+      <w:start w:val="1"/>
+      <w:numFmt w:val="bullet"/>
+      <w:lvlText w:val=""/>
+      <w:lvlJc w:val="left"/>
+      <w:pPr>
+        <w:tabs>
+          <w:tab w:val="num" w:pos="3600"/>
+        </w:tabs>
+        <w:ind w:left="3600" w:hanging="360"/>
+      </w:pPr>
+      <w:rPr>
+        <w:rFonts w:ascii="Wingdings" w:hAnsi="Wingdings" w:hint="default"/>
+        <w:sz w:val="20"/>
+      </w:rPr>
+    </w:lvl>
+    <w:lvl w:ilvl="5" w:tentative="1">
+      <w:start w:val="1"/>
+      <w:numFmt w:val="bullet"/>
+      <w:lvlText w:val=""/>
+      <w:lvlJc w:val="left"/>
+      <w:pPr>
+        <w:tabs>
+          <w:tab w:val="num" w:pos="4320"/>
+        </w:tabs>
+        <w:ind w:left="4320" w:hanging="360"/>
+      </w:pPr>
+      <w:rPr>
+        <w:rFonts w:ascii="Wingdings" w:hAnsi="Wingdings" w:hint="default"/>
+        <w:sz w:val="20"/>
+      </w:rPr>
+    </w:lvl>
+    <w:lvl w:ilvl="6" w:tentative="1">
+      <w:start w:val="1"/>
+      <w:numFmt w:val="bullet"/>
+      <w:lvlText w:val=""/>
+      <w:lvlJc w:val="left"/>
+      <w:pPr>
+        <w:tabs>
+          <w:tab w:val="num" w:pos="5040"/>
+        </w:tabs>
+        <w:ind w:left="5040" w:hanging="360"/>
+      </w:pPr>
+      <w:rPr>
+        <w:rFonts w:ascii="Wingdings" w:hAnsi="Wingdings" w:hint="default"/>
+        <w:sz w:val="20"/>
+      </w:rPr>
+    </w:lvl>
+    <w:lvl w:ilvl="7" w:tentative="1">
+      <w:start w:val="1"/>
+      <w:numFmt w:val="bullet"/>
+      <w:lvlText w:val=""/>
+      <w:lvlJc w:val="left"/>
+      <w:pPr>
+        <w:tabs>
+          <w:tab w:val="num" w:pos="5760"/>
+        </w:tabs>
+        <w:ind w:left="5760" w:hanging="360"/>
+      </w:pPr>
+      <w:rPr>
+        <w:rFonts w:ascii="Wingdings" w:hAnsi="Wingdings" w:hint="default"/>
+        <w:sz w:val="20"/>
+      </w:rPr>
+    </w:lvl>
+    <w:lvl w:ilvl="8" w:tentative="1">
+      <w:start w:val="1"/>
+      <w:numFmt w:val="bullet"/>
+      <w:lvlText w:val=""/>
+      <w:lvlJc w:val="left"/>
+      <w:pPr>
+        <w:tabs>
+          <w:tab w:val="num" w:pos="6480"/>
+        </w:tabs>
+        <w:ind w:left="6480" w:hanging="360"/>
+      </w:pPr>
+      <w:rPr>
+        <w:rFonts w:ascii="Wingdings" w:hAnsi="Wingdings" w:hint="default"/>
+        <w:sz w:val="20"/>
+      </w:rPr>
+    </w:lvl>
+  </w:abstractNum>
   <w:num w:numId="1">
     <w:abstractNumId w:val="1"/>
   </w:num>
@@ -4956,6 +6147,9 @@
   </w:num>
   <w:num w:numId="5">
     <w:abstractNumId w:val="3"/>
+  </w:num>
+  <w:num w:numId="6">
+    <w:abstractNumId w:val="5"/>
   </w:num>
 </w:numbering>
 </file>

--- a/Documentación.docx
+++ b/Documentación.docx
@@ -4188,10 +4188,7 @@
       <w:pPr>
         <w:spacing w:before="100" w:beforeAutospacing="1" w:after="100" w:afterAutospacing="1" w:line="240" w:lineRule="auto"/>
         <w:rPr>
-          <w:rFonts w:eastAsia="Times New Roman" w:cstheme="minorHAnsi"/>
-          <w:sz w:val="24"/>
-          <w:szCs w:val="24"/>
-          <w:lang w:eastAsia="en-GB"/>
+          <w:sz w:val="24"/>
         </w:rPr>
       </w:pPr>
       <w:r>
@@ -4284,60 +4281,56 @@
         </w:rPr>
         <w:br/>
       </w:r>
-    </w:p>
-    <w:p>
-      <w:pPr>
-        <w:rPr>
-          <w:rStyle w:val="Ttulo1Car"/>
-          <w:rFonts w:asciiTheme="minorHAnsi" w:hAnsiTheme="minorHAnsi" w:cstheme="minorHAnsi"/>
-        </w:rPr>
-      </w:pPr>
-      <w:r>
-        <w:rPr>
-          <w:rStyle w:val="Ttulo1Car"/>
-          <w:rFonts w:asciiTheme="minorHAnsi" w:hAnsiTheme="minorHAnsi" w:cstheme="minorHAnsi"/>
-        </w:rPr>
-        <w:t xml:space="preserve">7 </w:t>
-      </w:r>
-      <w:r>
-        <w:rPr>
-          <w:rStyle w:val="Ttulo1Car"/>
-          <w:rFonts w:asciiTheme="minorHAnsi" w:hAnsiTheme="minorHAnsi" w:cstheme="minorHAnsi"/>
-        </w:rPr>
-        <w:t>-</w:t>
-      </w:r>
-      <w:r>
-        <w:rPr>
-          <w:rStyle w:val="Ttulo1Car"/>
-          <w:rFonts w:asciiTheme="minorHAnsi" w:hAnsiTheme="minorHAnsi" w:cstheme="minorHAnsi"/>
-        </w:rPr>
-        <w:t xml:space="preserve"> Circuit breaker</w:t>
-      </w:r>
-      <w:r>
-        <w:rPr>
-          <w:rStyle w:val="Ttulo1Car"/>
-          <w:rFonts w:asciiTheme="minorHAnsi" w:hAnsiTheme="minorHAnsi" w:cstheme="minorHAnsi"/>
-        </w:rPr>
-        <w:br/>
-      </w:r>
-    </w:p>
-    <w:p>
-      <w:pPr>
-        <w:rPr>
-          <w:rFonts w:cstheme="minorHAnsi"/>
-          <w:sz w:val="24"/>
-        </w:rPr>
-      </w:pPr>
-      <w:r>
-        <w:rPr>
-          <w:rStyle w:val="Ttulo1Car"/>
-          <w:rFonts w:asciiTheme="minorHAnsi" w:hAnsiTheme="minorHAnsi" w:cstheme="minorHAnsi"/>
+      <w:r>
+        <w:rPr>
+          <w:sz w:val="24"/>
+        </w:rPr>
+        <w:t xml:space="preserve">To authenticate the Angular frontend client application, we need to create a new client in our </w:t>
+      </w:r>
+      <w:proofErr w:type="spellStart"/>
+      <w:r>
+        <w:rPr>
+          <w:sz w:val="24"/>
+        </w:rPr>
+        <w:t>Keycloak</w:t>
+      </w:r>
+      <w:proofErr w:type="spellEnd"/>
+      <w:r>
+        <w:rPr>
+          <w:sz w:val="24"/>
+        </w:rPr>
+        <w:t xml:space="preserve"> realm</w:t>
+      </w:r>
+      <w:r>
+        <w:rPr>
+          <w:sz w:val="24"/>
+        </w:rPr>
+        <w:t>.</w:t>
+      </w:r>
+      <w:r>
+        <w:rPr>
+          <w:sz w:val="24"/>
+        </w:rPr>
+        <w:br/>
+      </w:r>
+      <w:r>
+        <w:rPr>
+          <w:sz w:val="24"/>
+        </w:rPr>
+        <w:br/>
+      </w:r>
+      <w:r>
+        <w:rPr>
+          <w:rFonts w:eastAsia="Times New Roman" w:cstheme="minorHAnsi"/>
+          <w:sz w:val="24"/>
+          <w:szCs w:val="24"/>
+          <w:lang w:eastAsia="en-GB"/>
         </w:rPr>
         <w:drawing>
-          <wp:inline distT="0" distB="0" distL="0" distR="0" wp14:anchorId="0DE0EC73" wp14:editId="4503E34D">
-            <wp:extent cx="5400040" cy="2410460"/>
-            <wp:effectExtent l="0" t="0" r="0" b="8890"/>
-            <wp:docPr id="25" name="Imagen 25"/>
+          <wp:inline distT="0" distB="0" distL="0" distR="0" wp14:anchorId="6FF61FCB" wp14:editId="410ED81A">
+            <wp:extent cx="5400040" cy="3133090"/>
+            <wp:effectExtent l="0" t="0" r="0" b="0"/>
+            <wp:docPr id="31" name="Imagen 31"/>
             <wp:cNvGraphicFramePr>
               <a:graphicFrameLocks xmlns:a="http://schemas.openxmlformats.org/drawingml/2006/main" noChangeAspect="1"/>
             </wp:cNvGraphicFramePr>
@@ -4357,7 +4350,7 @@
                   <pic:spPr>
                     <a:xfrm>
                       <a:off x="0" y="0"/>
-                      <a:ext cx="5400040" cy="2410460"/>
+                      <a:ext cx="5400040" cy="3133090"/>
                     </a:xfrm>
                     <a:prstGeom prst="rect">
                       <a:avLst/>
@@ -4369,200 +4362,28 @@
           </wp:inline>
         </w:drawing>
       </w:r>
-    </w:p>
-    <w:p>
-      <w:pPr>
-        <w:pStyle w:val="NormalWeb"/>
-      </w:pPr>
-      <w:r>
-        <w:rPr>
-          <w:rStyle w:val="Ttulo1Car"/>
-          <w:rFonts w:asciiTheme="minorHAnsi" w:hAnsiTheme="minorHAnsi" w:cstheme="minorHAnsi"/>
-        </w:rPr>
-        <w:br/>
-      </w:r>
-      <w:r>
-        <w:rPr>
-          <w:rFonts w:asciiTheme="minorHAnsi" w:hAnsiTheme="minorHAnsi" w:cstheme="minorHAnsi"/>
-        </w:rPr>
-        <w:t xml:space="preserve">A </w:t>
-      </w:r>
-      <w:r>
-        <w:rPr>
-          <w:rStyle w:val="Textoennegrita"/>
-          <w:rFonts w:asciiTheme="minorHAnsi" w:hAnsiTheme="minorHAnsi" w:cstheme="minorHAnsi"/>
-        </w:rPr>
-        <w:t>circuit breaker</w:t>
-      </w:r>
-      <w:r>
-        <w:rPr>
-          <w:rFonts w:asciiTheme="minorHAnsi" w:hAnsiTheme="minorHAnsi" w:cstheme="minorHAnsi"/>
-        </w:rPr>
-        <w:t xml:space="preserve"> is a design pattern used in </w:t>
-      </w:r>
-      <w:proofErr w:type="spellStart"/>
-      <w:r>
-        <w:rPr>
-          <w:rFonts w:asciiTheme="minorHAnsi" w:hAnsiTheme="minorHAnsi" w:cstheme="minorHAnsi"/>
-        </w:rPr>
-        <w:t>microservices</w:t>
-      </w:r>
-      <w:proofErr w:type="spellEnd"/>
-      <w:r>
-        <w:rPr>
-          <w:rFonts w:asciiTheme="minorHAnsi" w:hAnsiTheme="minorHAnsi" w:cstheme="minorHAnsi"/>
-        </w:rPr>
-        <w:t xml:space="preserve"> and distributed systems to improve reliability. It acts like a safety switch that stops requests to a failing service after a certain number of errors, preventing system overload and long wait times. After a </w:t>
-      </w:r>
-      <w:proofErr w:type="spellStart"/>
-      <w:r>
-        <w:rPr>
-          <w:rFonts w:asciiTheme="minorHAnsi" w:hAnsiTheme="minorHAnsi" w:cstheme="minorHAnsi"/>
-        </w:rPr>
-        <w:t>cooldown</w:t>
-      </w:r>
-      <w:proofErr w:type="spellEnd"/>
-      <w:r>
-        <w:rPr>
-          <w:rFonts w:asciiTheme="minorHAnsi" w:hAnsiTheme="minorHAnsi" w:cstheme="minorHAnsi"/>
-        </w:rPr>
-        <w:t xml:space="preserve"> period, it tests the service again to see if it has recovered, allowing requests to resume. This helps maintain overall system stability and resilience.</w:t>
-      </w:r>
-      <w:r>
-        <w:rPr>
-          <w:rFonts w:cstheme="minorHAnsi"/>
-        </w:rPr>
-        <w:br/>
-      </w:r>
-      <w:r>
-        <w:rPr>
-          <w:rFonts w:cstheme="minorHAnsi"/>
-        </w:rPr>
-        <w:br/>
-      </w:r>
-      <w:r>
-        <w:rPr>
-          <w:rStyle w:val="Textoennegrita"/>
-        </w:rPr>
-        <w:t>Resilience4j</w:t>
-      </w:r>
-      <w:r>
-        <w:t xml:space="preserve"> is a lightweight, easy-to-use fault tolerance library for Java applications. It helps developers build resilient systems by providing common patterns like </w:t>
-      </w:r>
-      <w:r>
-        <w:rPr>
-          <w:rStyle w:val="Textoennegrita"/>
-        </w:rPr>
-        <w:t xml:space="preserve">circuit </w:t>
-      </w:r>
-      <w:r>
-        <w:rPr>
-          <w:rStyle w:val="Textoennegrita"/>
+      <w:r>
+        <w:rPr>
+          <w:rFonts w:eastAsia="Times New Roman" w:cstheme="minorHAnsi"/>
+          <w:sz w:val="24"/>
+          <w:szCs w:val="24"/>
+          <w:lang w:eastAsia="en-GB"/>
+        </w:rPr>
+        <w:br/>
+      </w:r>
+      <w:r>
+        <w:rPr>
+          <w:rFonts w:eastAsia="Times New Roman" w:cstheme="minorHAnsi"/>
+          <w:sz w:val="24"/>
+          <w:szCs w:val="24"/>
+          <w:lang w:eastAsia="en-GB"/>
         </w:rPr>
         <w:lastRenderedPageBreak/>
-        <w:t>breakers</w:t>
-      </w:r>
-      <w:r>
-        <w:t xml:space="preserve">, </w:t>
-      </w:r>
-      <w:r>
-        <w:rPr>
-          <w:rStyle w:val="Textoennegrita"/>
-        </w:rPr>
-        <w:t>rate limiters</w:t>
-      </w:r>
-      <w:r>
-        <w:t xml:space="preserve">, </w:t>
-      </w:r>
-      <w:r>
-        <w:rPr>
-          <w:rStyle w:val="Textoennegrita"/>
-        </w:rPr>
-        <w:t>retry mechanisms</w:t>
-      </w:r>
-      <w:r>
-        <w:t xml:space="preserve">, and </w:t>
-      </w:r>
-      <w:r>
-        <w:rPr>
-          <w:rStyle w:val="Textoennegrita"/>
-        </w:rPr>
-        <w:t>bulkheads</w:t>
-      </w:r>
-      <w:r>
-        <w:t xml:space="preserve">. Resilience4j is designed to work well with modern Java frameworks like Spring Boot, allowing you to protect your </w:t>
-      </w:r>
-      <w:proofErr w:type="spellStart"/>
-      <w:r>
-        <w:t>microservices</w:t>
-      </w:r>
-      <w:proofErr w:type="spellEnd"/>
-      <w:r>
-        <w:t xml:space="preserve"> from failures and improve overall system stability.</w:t>
-      </w:r>
-      <w:r>
-        <w:br/>
-      </w:r>
-      <w:r>
-        <w:br/>
-      </w:r>
-      <w:r>
-        <w:t xml:space="preserve">We will apply the circuit breaker pattern across all </w:t>
-      </w:r>
-      <w:proofErr w:type="spellStart"/>
-      <w:r>
-        <w:t>microservices</w:t>
-      </w:r>
-      <w:proofErr w:type="spellEnd"/>
-      <w:r>
-        <w:t>.</w:t>
-      </w:r>
-    </w:p>
-    <w:p>
-      <w:pPr>
-        <w:pStyle w:val="NormalWeb"/>
-      </w:pPr>
-      <w:r>
-        <w:rPr>
-          <w:rFonts w:cstheme="minorHAnsi"/>
-        </w:rPr>
-        <w:t xml:space="preserve">These are the 3 </w:t>
-      </w:r>
-      <w:proofErr w:type="spellStart"/>
-      <w:r>
-        <w:rPr>
-          <w:rFonts w:cstheme="minorHAnsi"/>
-        </w:rPr>
-        <w:t>posible</w:t>
-      </w:r>
-      <w:proofErr w:type="spellEnd"/>
-      <w:r>
-        <w:rPr>
-          <w:rFonts w:cstheme="minorHAnsi"/>
-        </w:rPr>
-        <w:t xml:space="preserve"> states for the circuit breaker</w:t>
-      </w:r>
-      <w:r>
-        <w:rPr>
-          <w:rFonts w:cstheme="minorHAnsi"/>
-        </w:rPr>
-        <w:br/>
-      </w:r>
-      <w:r>
-        <w:rPr>
-          <w:rFonts w:cstheme="minorHAnsi"/>
-        </w:rPr>
-        <w:br/>
-      </w:r>
-      <w:r>
-        <w:rPr>
-          <w:rFonts w:cstheme="minorHAnsi"/>
-        </w:rPr>
         <w:drawing>
-          <wp:inline distT="0" distB="0" distL="0" distR="0" wp14:anchorId="1FF98FAC" wp14:editId="38BCEA01">
-            <wp:extent cx="2833884" cy="2900721"/>
-            <wp:effectExtent l="0" t="0" r="5080" b="0"/>
-            <wp:docPr id="26" name="Imagen 26"/>
+          <wp:inline distT="0" distB="0" distL="0" distR="0" wp14:anchorId="2B02175D" wp14:editId="33E693C0">
+            <wp:extent cx="5400040" cy="3242310"/>
+            <wp:effectExtent l="0" t="0" r="0" b="0"/>
+            <wp:docPr id="32" name="Imagen 32"/>
             <wp:cNvGraphicFramePr>
               <a:graphicFrameLocks xmlns:a="http://schemas.openxmlformats.org/drawingml/2006/main" noChangeAspect="1"/>
             </wp:cNvGraphicFramePr>
@@ -4582,7 +4403,7 @@
                   <pic:spPr>
                     <a:xfrm>
                       <a:off x="0" y="0"/>
-                      <a:ext cx="2848197" cy="2915371"/>
+                      <a:ext cx="5400040" cy="3242310"/>
                     </a:xfrm>
                     <a:prstGeom prst="rect">
                       <a:avLst/>
@@ -4596,394 +4417,22 @@
       </w:r>
       <w:r>
         <w:rPr>
-          <w:rFonts w:cstheme="minorHAnsi"/>
-        </w:rPr>
-        <w:br/>
-      </w:r>
-      <w:r>
-        <w:rPr>
-          <w:rFonts w:cstheme="minorHAnsi"/>
-        </w:rPr>
-        <w:br/>
-      </w:r>
-      <w:r>
-        <w:rPr>
-          <w:rFonts w:hAnsi="Symbol"/>
-        </w:rPr>
-        <w:t></w:t>
-      </w:r>
-      <w:r>
-        <w:t xml:space="preserve">  </w:t>
-      </w:r>
-      <w:r>
-        <w:rPr>
-          <w:b/>
-          <w:bCs/>
-        </w:rPr>
-        <w:t>Closed</w:t>
-      </w:r>
-      <w:r>
-        <w:t xml:space="preserve"> </w:t>
-      </w:r>
-      <w:r>
-        <w:rPr>
-          <w:rFonts w:ascii="Segoe UI Symbol" w:hAnsi="Segoe UI Symbol" w:cs="Segoe UI Symbol"/>
-        </w:rPr>
-        <w:t>✅</w:t>
-      </w:r>
-      <w:r>
-        <w:br/>
-        <w:t xml:space="preserve">All requests are allowed. If the failure rate exceeds the threshold (e.g., 50%) based on the last N calls, the state transitions to </w:t>
-      </w:r>
-      <w:r>
-        <w:rPr>
-          <w:b/>
-          <w:bCs/>
-        </w:rPr>
-        <w:t>Open</w:t>
-      </w:r>
-      <w:r>
-        <w:t>.</w:t>
-      </w:r>
-    </w:p>
-    <w:p>
-      <w:pPr>
-        <w:spacing w:before="100" w:beforeAutospacing="1" w:after="100" w:afterAutospacing="1" w:line="240" w:lineRule="auto"/>
-        <w:rPr>
-          <w:rFonts w:ascii="Times New Roman" w:eastAsia="Times New Roman" w:hAnsi="Times New Roman" w:cs="Times New Roman"/>
-          <w:sz w:val="24"/>
-          <w:szCs w:val="24"/>
-          <w:lang w:eastAsia="en-GB"/>
-        </w:rPr>
-      </w:pPr>
-      <w:r>
-        <w:rPr>
-          <w:rFonts w:ascii="Times New Roman" w:eastAsia="Times New Roman" w:hAnsi="Symbol" w:cs="Times New Roman"/>
-          <w:sz w:val="24"/>
-          <w:szCs w:val="24"/>
-          <w:lang w:eastAsia="en-GB"/>
-        </w:rPr>
-        <w:t></w:t>
-      </w:r>
-      <w:r>
-        <w:rPr>
-          <w:rFonts w:ascii="Times New Roman" w:eastAsia="Times New Roman" w:hAnsi="Times New Roman" w:cs="Times New Roman"/>
-          <w:sz w:val="24"/>
-          <w:szCs w:val="24"/>
-          <w:lang w:eastAsia="en-GB"/>
-        </w:rPr>
-        <w:t xml:space="preserve">  </w:t>
-      </w:r>
-      <w:r>
-        <w:rPr>
-          <w:rFonts w:ascii="Times New Roman" w:eastAsia="Times New Roman" w:hAnsi="Times New Roman" w:cs="Times New Roman"/>
-          <w:b/>
-          <w:bCs/>
-          <w:sz w:val="24"/>
-          <w:szCs w:val="24"/>
-          <w:lang w:eastAsia="en-GB"/>
-        </w:rPr>
-        <w:t>Open</w:t>
-      </w:r>
-      <w:r>
-        <w:rPr>
-          <w:rFonts w:ascii="Times New Roman" w:eastAsia="Times New Roman" w:hAnsi="Times New Roman" w:cs="Times New Roman"/>
-          <w:sz w:val="24"/>
-          <w:szCs w:val="24"/>
-          <w:lang w:eastAsia="en-GB"/>
-        </w:rPr>
-        <w:t xml:space="preserve"> </w:t>
-      </w:r>
-      <w:r>
-        <w:rPr>
-          <w:rFonts w:ascii="Segoe UI Symbol" w:eastAsia="Times New Roman" w:hAnsi="Segoe UI Symbol" w:cs="Segoe UI Symbol"/>
-          <w:sz w:val="24"/>
-          <w:szCs w:val="24"/>
-          <w:lang w:eastAsia="en-GB"/>
-        </w:rPr>
-        <w:t>❌</w:t>
-      </w:r>
-      <w:r>
-        <w:rPr>
-          <w:rFonts w:ascii="Times New Roman" w:eastAsia="Times New Roman" w:hAnsi="Times New Roman" w:cs="Times New Roman"/>
-          <w:sz w:val="24"/>
-          <w:szCs w:val="24"/>
-          <w:lang w:eastAsia="en-GB"/>
-        </w:rPr>
-        <w:br/>
-        <w:t xml:space="preserve">No requests are allowed. The Circuit Breaker waits for a configured </w:t>
-      </w:r>
-      <w:proofErr w:type="spellStart"/>
-      <w:r>
-        <w:rPr>
-          <w:rFonts w:ascii="Times New Roman" w:eastAsia="Times New Roman" w:hAnsi="Times New Roman" w:cs="Times New Roman"/>
-          <w:b/>
-          <w:bCs/>
-          <w:sz w:val="24"/>
-          <w:szCs w:val="24"/>
-          <w:lang w:eastAsia="en-GB"/>
-        </w:rPr>
-        <w:t>cooldown</w:t>
-      </w:r>
-      <w:proofErr w:type="spellEnd"/>
-      <w:r>
-        <w:rPr>
-          <w:rFonts w:ascii="Times New Roman" w:eastAsia="Times New Roman" w:hAnsi="Times New Roman" w:cs="Times New Roman"/>
-          <w:b/>
-          <w:bCs/>
-          <w:sz w:val="24"/>
-          <w:szCs w:val="24"/>
-          <w:lang w:eastAsia="en-GB"/>
-        </w:rPr>
-        <w:t xml:space="preserve"> period</w:t>
-      </w:r>
-      <w:r>
-        <w:rPr>
-          <w:rFonts w:ascii="Times New Roman" w:eastAsia="Times New Roman" w:hAnsi="Times New Roman" w:cs="Times New Roman"/>
-          <w:sz w:val="24"/>
-          <w:szCs w:val="24"/>
-          <w:lang w:eastAsia="en-GB"/>
-        </w:rPr>
-        <w:t xml:space="preserve"> (</w:t>
-      </w:r>
-      <w:proofErr w:type="spellStart"/>
-      <w:r>
-        <w:rPr>
-          <w:rFonts w:ascii="Courier New" w:eastAsia="Times New Roman" w:hAnsi="Courier New" w:cs="Courier New"/>
-          <w:sz w:val="20"/>
-          <w:szCs w:val="20"/>
-          <w:lang w:eastAsia="en-GB"/>
-        </w:rPr>
-        <w:t>waitDurationInOpenState</w:t>
-      </w:r>
-      <w:proofErr w:type="spellEnd"/>
-      <w:r>
-        <w:rPr>
-          <w:rFonts w:ascii="Times New Roman" w:eastAsia="Times New Roman" w:hAnsi="Times New Roman" w:cs="Times New Roman"/>
-          <w:sz w:val="24"/>
-          <w:szCs w:val="24"/>
-          <w:lang w:eastAsia="en-GB"/>
-        </w:rPr>
-        <w:t xml:space="preserve">). After that, it moves to </w:t>
-      </w:r>
-      <w:r>
-        <w:rPr>
-          <w:rFonts w:ascii="Times New Roman" w:eastAsia="Times New Roman" w:hAnsi="Times New Roman" w:cs="Times New Roman"/>
-          <w:b/>
-          <w:bCs/>
-          <w:sz w:val="24"/>
-          <w:szCs w:val="24"/>
-          <w:lang w:eastAsia="en-GB"/>
-        </w:rPr>
-        <w:t>Half-Open</w:t>
-      </w:r>
-      <w:r>
-        <w:rPr>
-          <w:rFonts w:ascii="Times New Roman" w:eastAsia="Times New Roman" w:hAnsi="Times New Roman" w:cs="Times New Roman"/>
-          <w:sz w:val="24"/>
-          <w:szCs w:val="24"/>
-          <w:lang w:eastAsia="en-GB"/>
-        </w:rPr>
-        <w:t>.</w:t>
-      </w:r>
-    </w:p>
-    <w:p>
-      <w:pPr>
-        <w:spacing w:before="100" w:beforeAutospacing="1" w:after="100" w:afterAutospacing="1" w:line="240" w:lineRule="auto"/>
-        <w:rPr>
-          <w:rFonts w:ascii="Times New Roman" w:eastAsia="Times New Roman" w:hAnsi="Times New Roman" w:cs="Times New Roman"/>
-          <w:sz w:val="24"/>
-          <w:szCs w:val="24"/>
-          <w:lang w:eastAsia="en-GB"/>
-        </w:rPr>
-      </w:pPr>
-      <w:r>
-        <w:rPr>
-          <w:rFonts w:ascii="Times New Roman" w:eastAsia="Times New Roman" w:hAnsi="Symbol" w:cs="Times New Roman"/>
-          <w:sz w:val="24"/>
-          <w:szCs w:val="24"/>
-          <w:lang w:eastAsia="en-GB"/>
-        </w:rPr>
-        <w:t></w:t>
-      </w:r>
-      <w:r>
-        <w:rPr>
-          <w:rFonts w:ascii="Times New Roman" w:eastAsia="Times New Roman" w:hAnsi="Times New Roman" w:cs="Times New Roman"/>
-          <w:sz w:val="24"/>
-          <w:szCs w:val="24"/>
-          <w:lang w:eastAsia="en-GB"/>
-        </w:rPr>
-        <w:t xml:space="preserve">  </w:t>
-      </w:r>
-      <w:r>
-        <w:rPr>
-          <w:rFonts w:ascii="Times New Roman" w:eastAsia="Times New Roman" w:hAnsi="Times New Roman" w:cs="Times New Roman"/>
-          <w:b/>
-          <w:bCs/>
-          <w:sz w:val="24"/>
-          <w:szCs w:val="24"/>
-          <w:lang w:eastAsia="en-GB"/>
-        </w:rPr>
-        <w:t>Half-Open</w:t>
-      </w:r>
-      <w:r>
-        <w:rPr>
-          <w:rFonts w:ascii="Times New Roman" w:eastAsia="Times New Roman" w:hAnsi="Times New Roman" w:cs="Times New Roman"/>
-          <w:sz w:val="24"/>
-          <w:szCs w:val="24"/>
-          <w:lang w:eastAsia="en-GB"/>
-        </w:rPr>
-        <w:t xml:space="preserve"> </w:t>
-      </w:r>
-      <w:r>
-        <w:rPr>
-          <w:rFonts w:ascii="Segoe UI Symbol" w:eastAsia="Times New Roman" w:hAnsi="Segoe UI Symbol" w:cs="Segoe UI Symbol"/>
-          <w:sz w:val="24"/>
-          <w:szCs w:val="24"/>
-          <w:lang w:eastAsia="en-GB"/>
-        </w:rPr>
-        <w:t>⚠️</w:t>
-      </w:r>
-      <w:r>
-        <w:rPr>
-          <w:rFonts w:ascii="Times New Roman" w:eastAsia="Times New Roman" w:hAnsi="Times New Roman" w:cs="Times New Roman"/>
-          <w:sz w:val="24"/>
-          <w:szCs w:val="24"/>
-          <w:lang w:eastAsia="en-GB"/>
-        </w:rPr>
-        <w:br/>
-        <w:t>A limited number of test requests are allowed:</w:t>
-      </w:r>
-    </w:p>
-    <w:p>
-      <w:pPr>
-        <w:numPr>
-          <w:ilvl w:val="0"/>
-          <w:numId w:val="6"/>
-        </w:numPr>
-        <w:spacing w:before="100" w:beforeAutospacing="1" w:after="100" w:afterAutospacing="1" w:line="240" w:lineRule="auto"/>
-        <w:rPr>
-          <w:rFonts w:ascii="Times New Roman" w:eastAsia="Times New Roman" w:hAnsi="Times New Roman" w:cs="Times New Roman"/>
-          <w:sz w:val="24"/>
-          <w:szCs w:val="24"/>
-          <w:lang w:eastAsia="en-GB"/>
-        </w:rPr>
-      </w:pPr>
-      <w:r>
-        <w:rPr>
-          <w:rFonts w:ascii="Times New Roman" w:eastAsia="Times New Roman" w:hAnsi="Times New Roman" w:cs="Times New Roman"/>
-          <w:sz w:val="24"/>
-          <w:szCs w:val="24"/>
-          <w:lang w:eastAsia="en-GB"/>
-        </w:rPr>
-        <w:t xml:space="preserve">If they succeed → the breaker </w:t>
-      </w:r>
-      <w:r>
-        <w:rPr>
-          <w:rFonts w:ascii="Times New Roman" w:eastAsia="Times New Roman" w:hAnsi="Times New Roman" w:cs="Times New Roman"/>
-          <w:b/>
-          <w:bCs/>
-          <w:sz w:val="24"/>
-          <w:szCs w:val="24"/>
-          <w:lang w:eastAsia="en-GB"/>
-        </w:rPr>
-        <w:t>closes</w:t>
-      </w:r>
-      <w:r>
-        <w:rPr>
-          <w:rFonts w:ascii="Times New Roman" w:eastAsia="Times New Roman" w:hAnsi="Times New Roman" w:cs="Times New Roman"/>
-          <w:sz w:val="24"/>
-          <w:szCs w:val="24"/>
-          <w:lang w:eastAsia="en-GB"/>
-        </w:rPr>
-        <w:t xml:space="preserve"> (healthy again).</w:t>
-      </w:r>
-    </w:p>
-    <w:p>
-      <w:pPr>
-        <w:numPr>
-          <w:ilvl w:val="0"/>
-          <w:numId w:val="6"/>
-        </w:numPr>
-        <w:spacing w:before="100" w:beforeAutospacing="1" w:after="100" w:afterAutospacing="1" w:line="240" w:lineRule="auto"/>
-        <w:rPr>
-          <w:rFonts w:ascii="Times New Roman" w:eastAsia="Times New Roman" w:hAnsi="Times New Roman" w:cs="Times New Roman"/>
-          <w:sz w:val="24"/>
-          <w:szCs w:val="24"/>
-          <w:lang w:eastAsia="en-GB"/>
-        </w:rPr>
-      </w:pPr>
-      <w:r>
-        <w:rPr>
-          <w:rFonts w:ascii="Times New Roman" w:eastAsia="Times New Roman" w:hAnsi="Times New Roman" w:cs="Times New Roman"/>
-          <w:sz w:val="24"/>
-          <w:szCs w:val="24"/>
-          <w:lang w:eastAsia="en-GB"/>
-        </w:rPr>
-        <w:t xml:space="preserve">If any fail → it goes back to </w:t>
-      </w:r>
-      <w:r>
-        <w:rPr>
-          <w:rFonts w:ascii="Times New Roman" w:eastAsia="Times New Roman" w:hAnsi="Times New Roman" w:cs="Times New Roman"/>
-          <w:b/>
-          <w:bCs/>
-          <w:sz w:val="24"/>
-          <w:szCs w:val="24"/>
-          <w:lang w:eastAsia="en-GB"/>
-        </w:rPr>
-        <w:t>Open</w:t>
-      </w:r>
-      <w:r>
-        <w:rPr>
-          <w:rFonts w:ascii="Times New Roman" w:eastAsia="Times New Roman" w:hAnsi="Times New Roman" w:cs="Times New Roman"/>
-          <w:sz w:val="24"/>
-          <w:szCs w:val="24"/>
-          <w:lang w:eastAsia="en-GB"/>
-        </w:rPr>
-        <w:t>.</w:t>
-      </w:r>
-    </w:p>
-    <w:p>
-      <w:r>
-        <w:rPr>
-          <w:rFonts w:eastAsia="Times New Roman" w:cstheme="minorHAnsi"/>
-          <w:sz w:val="24"/>
-          <w:szCs w:val="24"/>
-          <w:lang w:eastAsia="en-GB"/>
-        </w:rPr>
-        <w:br/>
-      </w:r>
-      <w:r>
-        <w:rPr>
-          <w:rFonts w:eastAsia="Times New Roman" w:cstheme="minorHAnsi"/>
-          <w:sz w:val="24"/>
-          <w:szCs w:val="24"/>
-          <w:lang w:eastAsia="en-GB"/>
-        </w:rPr>
-        <w:br/>
-      </w:r>
-      <w:r>
-        <w:rPr>
-          <w:rFonts w:eastAsia="Times New Roman" w:cstheme="minorHAnsi"/>
-          <w:sz w:val="24"/>
-          <w:szCs w:val="24"/>
-          <w:lang w:eastAsia="en-GB"/>
-        </w:rPr>
-        <w:br/>
-      </w:r>
-      <w:r>
-        <w:rPr>
-          <w:rFonts w:eastAsia="Times New Roman" w:cstheme="minorHAnsi"/>
-          <w:sz w:val="24"/>
-          <w:szCs w:val="24"/>
-          <w:lang w:eastAsia="en-GB"/>
-        </w:rPr>
-        <w:lastRenderedPageBreak/>
+          <w:sz w:val="24"/>
+        </w:rPr>
+        <w:br/>
+      </w:r>
+      <w:r>
+        <w:rPr>
+          <w:rFonts w:eastAsia="Times New Roman" w:cstheme="minorHAnsi"/>
+          <w:sz w:val="24"/>
+          <w:szCs w:val="24"/>
+          <w:lang w:eastAsia="en-GB"/>
+        </w:rPr>
         <w:drawing>
-          <wp:inline distT="0" distB="0" distL="0" distR="0" wp14:anchorId="1542A9A0" wp14:editId="34A7C9D3">
-            <wp:extent cx="5400040" cy="3368675"/>
-            <wp:effectExtent l="0" t="0" r="0" b="3175"/>
-            <wp:docPr id="27" name="Imagen 27"/>
+          <wp:inline distT="0" distB="0" distL="0" distR="0" wp14:anchorId="6DC39474" wp14:editId="60F4973E">
+            <wp:extent cx="5400040" cy="1560195"/>
+            <wp:effectExtent l="0" t="0" r="0" b="1905"/>
+            <wp:docPr id="33" name="Imagen 33"/>
             <wp:cNvGraphicFramePr>
               <a:graphicFrameLocks xmlns:a="http://schemas.openxmlformats.org/drawingml/2006/main" noChangeAspect="1"/>
             </wp:cNvGraphicFramePr>
@@ -5003,7 +4452,7 @@
                   <pic:spPr>
                     <a:xfrm>
                       <a:off x="0" y="0"/>
-                      <a:ext cx="5400040" cy="3368675"/>
+                      <a:ext cx="5400040" cy="1560195"/>
                     </a:xfrm>
                     <a:prstGeom prst="rect">
                       <a:avLst/>
@@ -5017,38 +4466,39 @@
       </w:r>
       <w:r>
         <w:rPr>
-          <w:rFonts w:eastAsia="Times New Roman" w:cstheme="minorHAnsi"/>
-          <w:sz w:val="24"/>
-          <w:szCs w:val="24"/>
-          <w:lang w:eastAsia="en-GB"/>
-        </w:rPr>
-        <w:br/>
-      </w:r>
-      <w:r>
-        <w:rPr>
-          <w:rFonts w:eastAsia="Times New Roman" w:cstheme="minorHAnsi"/>
-          <w:sz w:val="24"/>
-          <w:szCs w:val="24"/>
-          <w:lang w:eastAsia="en-GB"/>
-        </w:rPr>
-        <w:br/>
-        <w:t>If we stop one of our services, and try to send a request, the circuit breaker will update its status to “UP”, and we will be able to see it through the actuator endpoint</w:t>
-      </w:r>
-      <w:r>
-        <w:rPr>
-          <w:rFonts w:eastAsia="Times New Roman" w:cstheme="minorHAnsi"/>
-          <w:sz w:val="24"/>
-          <w:szCs w:val="24"/>
-          <w:lang w:eastAsia="en-GB"/>
-        </w:rPr>
-        <w:br/>
-      </w:r>
-      <w:r>
-        <w:rPr>
-          <w:rFonts w:eastAsia="Times New Roman" w:cstheme="minorHAnsi"/>
-          <w:sz w:val="24"/>
-          <w:szCs w:val="24"/>
-          <w:lang w:eastAsia="en-GB"/>
+          <w:sz w:val="24"/>
+        </w:rPr>
+        <w:br/>
+      </w:r>
+      <w:r>
+        <w:rPr>
+          <w:sz w:val="24"/>
+        </w:rPr>
+        <w:br/>
+      </w:r>
+      <w:r>
+        <w:rPr>
+          <w:sz w:val="24"/>
+        </w:rPr>
+        <w:lastRenderedPageBreak/>
+        <w:t>We can also activate the user registration option in our realm settings.</w:t>
+      </w:r>
+    </w:p>
+    <w:p>
+      <w:pPr>
+        <w:spacing w:before="100" w:beforeAutospacing="1" w:after="100" w:afterAutospacing="1" w:line="240" w:lineRule="auto"/>
+        <w:rPr>
+          <w:rFonts w:eastAsia="Times New Roman" w:cstheme="minorHAnsi"/>
+          <w:sz w:val="24"/>
+          <w:szCs w:val="24"/>
+          <w:lang w:eastAsia="en-GB"/>
+        </w:rPr>
+      </w:pPr>
+      <w:bookmarkStart w:id="0" w:name="_GoBack"/>
+      <w:bookmarkEnd w:id="0"/>
+      <w:r>
+        <w:rPr>
+          <w:sz w:val="24"/>
         </w:rPr>
         <w:br/>
       </w:r>
@@ -5060,10 +4510,10 @@
           <w:lang w:eastAsia="en-GB"/>
         </w:rPr>
         <w:drawing>
-          <wp:inline distT="0" distB="0" distL="0" distR="0" wp14:anchorId="5721A4CC" wp14:editId="14E31EBE">
-            <wp:extent cx="5400040" cy="3305175"/>
-            <wp:effectExtent l="0" t="0" r="0" b="9525"/>
-            <wp:docPr id="28" name="Imagen 28"/>
+          <wp:inline distT="0" distB="0" distL="0" distR="0" wp14:anchorId="725F874B" wp14:editId="1FE8D145">
+            <wp:extent cx="3658603" cy="3773042"/>
+            <wp:effectExtent l="0" t="0" r="0" b="0"/>
+            <wp:docPr id="34" name="Imagen 34"/>
             <wp:cNvGraphicFramePr>
               <a:graphicFrameLocks xmlns:a="http://schemas.openxmlformats.org/drawingml/2006/main" noChangeAspect="1"/>
             </wp:cNvGraphicFramePr>
@@ -5083,7 +4533,7 @@
                   <pic:spPr>
                     <a:xfrm>
                       <a:off x="0" y="0"/>
-                      <a:ext cx="5400040" cy="3305175"/>
+                      <a:ext cx="3667482" cy="3782198"/>
                     </a:xfrm>
                     <a:prstGeom prst="rect">
                       <a:avLst/>
@@ -5095,62 +4545,61 @@
           </wp:inline>
         </w:drawing>
       </w:r>
-      <w:r>
-        <w:rPr>
-          <w:rFonts w:eastAsia="Times New Roman" w:cstheme="minorHAnsi"/>
-          <w:sz w:val="24"/>
-          <w:szCs w:val="24"/>
-          <w:lang w:eastAsia="en-GB"/>
-        </w:rPr>
-        <w:br/>
-      </w:r>
-      <w:r>
-        <w:rPr>
-          <w:rFonts w:eastAsia="Times New Roman" w:cstheme="minorHAnsi"/>
-          <w:sz w:val="24"/>
-          <w:szCs w:val="24"/>
-          <w:lang w:eastAsia="en-GB"/>
-        </w:rPr>
-        <w:br/>
-      </w:r>
-      <w:r>
-        <w:rPr>
-          <w:sz w:val="24"/>
-        </w:rPr>
-        <w:t>After enabling the actuator and the circuit breaker, we can monitor various metrics through the actuator endpoint, including the circuit breaker status.</w:t>
-      </w:r>
-      <w:r>
-        <w:rPr>
-          <w:sz w:val="24"/>
-        </w:rPr>
-        <w:br/>
-        <w:t>Since we configured the circuit breaker to require a minimum of 5 failed requests before changing its status to OPEN, if we force 5 requests while the service is down and then access the actuator endpoint, we can verify that the status is now "OPEN".</w:t>
-      </w:r>
-      <w:r>
-        <w:rPr>
-          <w:sz w:val="24"/>
-        </w:rPr>
-        <w:br/>
-      </w:r>
-      <w:r>
-        <w:rPr>
-          <w:sz w:val="24"/>
-        </w:rPr>
-        <w:lastRenderedPageBreak/>
-        <w:br/>
-      </w:r>
-      <w:r>
-        <w:rPr>
-          <w:rFonts w:eastAsia="Times New Roman" w:cstheme="minorHAnsi"/>
-          <w:sz w:val="24"/>
-          <w:szCs w:val="24"/>
-          <w:lang w:eastAsia="en-GB"/>
+    </w:p>
+    <w:p>
+      <w:pPr>
+        <w:pStyle w:val="Ttulo1"/>
+        <w:rPr>
+          <w:rStyle w:val="Ttulo1Car"/>
+          <w:rFonts w:asciiTheme="minorHAnsi" w:hAnsiTheme="minorHAnsi" w:cstheme="minorHAnsi"/>
+        </w:rPr>
+      </w:pPr>
+      <w:r>
+        <w:rPr>
+          <w:rStyle w:val="Ttulo1Car"/>
+          <w:rFonts w:asciiTheme="minorHAnsi" w:hAnsiTheme="minorHAnsi" w:cstheme="minorHAnsi"/>
+        </w:rPr>
+        <w:t xml:space="preserve">7 </w:t>
+      </w:r>
+      <w:r>
+        <w:rPr>
+          <w:rStyle w:val="Ttulo1Car"/>
+          <w:rFonts w:asciiTheme="minorHAnsi" w:hAnsiTheme="minorHAnsi" w:cstheme="minorHAnsi"/>
+        </w:rPr>
+        <w:t>-</w:t>
+      </w:r>
+      <w:r>
+        <w:rPr>
+          <w:rStyle w:val="Ttulo1Car"/>
+          <w:rFonts w:asciiTheme="minorHAnsi" w:hAnsiTheme="minorHAnsi" w:cstheme="minorHAnsi"/>
+        </w:rPr>
+        <w:t xml:space="preserve"> Circuit breaker</w:t>
+      </w:r>
+      <w:r>
+        <w:rPr>
+          <w:rStyle w:val="Ttulo1Car"/>
+          <w:rFonts w:asciiTheme="minorHAnsi" w:hAnsiTheme="minorHAnsi" w:cstheme="minorHAnsi"/>
+        </w:rPr>
+        <w:br/>
+      </w:r>
+    </w:p>
+    <w:p>
+      <w:pPr>
+        <w:rPr>
+          <w:rFonts w:cstheme="minorHAnsi"/>
+          <w:sz w:val="24"/>
+        </w:rPr>
+      </w:pPr>
+      <w:r>
+        <w:rPr>
+          <w:rStyle w:val="Ttulo1Car"/>
+          <w:rFonts w:asciiTheme="minorHAnsi" w:hAnsiTheme="minorHAnsi" w:cstheme="minorHAnsi"/>
         </w:rPr>
         <w:drawing>
-          <wp:inline distT="0" distB="0" distL="0" distR="0" wp14:anchorId="1C782626" wp14:editId="5096EDDE">
-            <wp:extent cx="5039428" cy="3162741"/>
-            <wp:effectExtent l="0" t="0" r="8890" b="0"/>
-            <wp:docPr id="29" name="Imagen 29"/>
+          <wp:inline distT="0" distB="0" distL="0" distR="0" wp14:anchorId="0DE0EC73" wp14:editId="4503E34D">
+            <wp:extent cx="5400040" cy="2410460"/>
+            <wp:effectExtent l="0" t="0" r="0" b="8890"/>
+            <wp:docPr id="25" name="Imagen 25"/>
             <wp:cNvGraphicFramePr>
               <a:graphicFrameLocks xmlns:a="http://schemas.openxmlformats.org/drawingml/2006/main" noChangeAspect="1"/>
             </wp:cNvGraphicFramePr>
@@ -5170,6 +4619,813 @@
                   <pic:spPr>
                     <a:xfrm>
                       <a:off x="0" y="0"/>
+                      <a:ext cx="5400040" cy="2410460"/>
+                    </a:xfrm>
+                    <a:prstGeom prst="rect">
+                      <a:avLst/>
+                    </a:prstGeom>
+                  </pic:spPr>
+                </pic:pic>
+              </a:graphicData>
+            </a:graphic>
+          </wp:inline>
+        </w:drawing>
+      </w:r>
+    </w:p>
+    <w:p>
+      <w:pPr>
+        <w:pStyle w:val="NormalWeb"/>
+      </w:pPr>
+      <w:r>
+        <w:rPr>
+          <w:rStyle w:val="Ttulo1Car"/>
+          <w:rFonts w:asciiTheme="minorHAnsi" w:hAnsiTheme="minorHAnsi" w:cstheme="minorHAnsi"/>
+        </w:rPr>
+        <w:br/>
+      </w:r>
+      <w:r>
+        <w:rPr>
+          <w:rFonts w:asciiTheme="minorHAnsi" w:hAnsiTheme="minorHAnsi" w:cstheme="minorHAnsi"/>
+        </w:rPr>
+        <w:t xml:space="preserve">A </w:t>
+      </w:r>
+      <w:r>
+        <w:rPr>
+          <w:rStyle w:val="Textoennegrita"/>
+          <w:rFonts w:asciiTheme="minorHAnsi" w:hAnsiTheme="minorHAnsi" w:cstheme="minorHAnsi"/>
+        </w:rPr>
+        <w:t>circuit breaker</w:t>
+      </w:r>
+      <w:r>
+        <w:rPr>
+          <w:rFonts w:asciiTheme="minorHAnsi" w:hAnsiTheme="minorHAnsi" w:cstheme="minorHAnsi"/>
+        </w:rPr>
+        <w:t xml:space="preserve"> is a design pattern used in </w:t>
+      </w:r>
+      <w:proofErr w:type="spellStart"/>
+      <w:r>
+        <w:rPr>
+          <w:rFonts w:asciiTheme="minorHAnsi" w:hAnsiTheme="minorHAnsi" w:cstheme="minorHAnsi"/>
+        </w:rPr>
+        <w:t>microservices</w:t>
+      </w:r>
+      <w:proofErr w:type="spellEnd"/>
+      <w:r>
+        <w:rPr>
+          <w:rFonts w:asciiTheme="minorHAnsi" w:hAnsiTheme="minorHAnsi" w:cstheme="minorHAnsi"/>
+        </w:rPr>
+        <w:t xml:space="preserve"> and distributed systems to improve reliability. It acts like a safety switch that stops requests to a failing service after a certain number of errors, preventing system overload and long wait times. After a </w:t>
+      </w:r>
+      <w:proofErr w:type="spellStart"/>
+      <w:r>
+        <w:rPr>
+          <w:rFonts w:asciiTheme="minorHAnsi" w:hAnsiTheme="minorHAnsi" w:cstheme="minorHAnsi"/>
+        </w:rPr>
+        <w:t>cooldown</w:t>
+      </w:r>
+      <w:proofErr w:type="spellEnd"/>
+      <w:r>
+        <w:rPr>
+          <w:rFonts w:asciiTheme="minorHAnsi" w:hAnsiTheme="minorHAnsi" w:cstheme="minorHAnsi"/>
+        </w:rPr>
+        <w:t xml:space="preserve"> period, it tests the service again to see if it has recovered, allowing requests to resume. This helps maintain overall system stability and resilience.</w:t>
+      </w:r>
+      <w:r>
+        <w:rPr>
+          <w:rFonts w:cstheme="minorHAnsi"/>
+        </w:rPr>
+        <w:br/>
+      </w:r>
+      <w:r>
+        <w:rPr>
+          <w:rFonts w:cstheme="minorHAnsi"/>
+        </w:rPr>
+        <w:lastRenderedPageBreak/>
+        <w:br/>
+      </w:r>
+      <w:r>
+        <w:rPr>
+          <w:rStyle w:val="Textoennegrita"/>
+        </w:rPr>
+        <w:t>Resilience4j</w:t>
+      </w:r>
+      <w:r>
+        <w:t xml:space="preserve"> is a lightweight, easy-to-use fault tolerance library for Java applications. It helps developers build resilient systems by providing common patterns like </w:t>
+      </w:r>
+      <w:r>
+        <w:rPr>
+          <w:rStyle w:val="Textoennegrita"/>
+        </w:rPr>
+        <w:t>circuit breakers</w:t>
+      </w:r>
+      <w:r>
+        <w:t xml:space="preserve">, </w:t>
+      </w:r>
+      <w:r>
+        <w:rPr>
+          <w:rStyle w:val="Textoennegrita"/>
+        </w:rPr>
+        <w:t>rate limiters</w:t>
+      </w:r>
+      <w:r>
+        <w:t xml:space="preserve">, </w:t>
+      </w:r>
+      <w:r>
+        <w:rPr>
+          <w:rStyle w:val="Textoennegrita"/>
+        </w:rPr>
+        <w:t>retry mechanisms</w:t>
+      </w:r>
+      <w:r>
+        <w:t xml:space="preserve">, and </w:t>
+      </w:r>
+      <w:r>
+        <w:rPr>
+          <w:rStyle w:val="Textoennegrita"/>
+        </w:rPr>
+        <w:t>bulkheads</w:t>
+      </w:r>
+      <w:r>
+        <w:t xml:space="preserve">. Resilience4j is designed to work well with modern Java frameworks like Spring Boot, allowing you to protect your </w:t>
+      </w:r>
+      <w:proofErr w:type="spellStart"/>
+      <w:r>
+        <w:t>microservices</w:t>
+      </w:r>
+      <w:proofErr w:type="spellEnd"/>
+      <w:r>
+        <w:t xml:space="preserve"> from failures and improve overall system stability.</w:t>
+      </w:r>
+      <w:r>
+        <w:br/>
+      </w:r>
+      <w:r>
+        <w:br/>
+      </w:r>
+      <w:r>
+        <w:t xml:space="preserve">We will apply the circuit breaker pattern across all </w:t>
+      </w:r>
+      <w:proofErr w:type="spellStart"/>
+      <w:r>
+        <w:t>microservices</w:t>
+      </w:r>
+      <w:proofErr w:type="spellEnd"/>
+      <w:r>
+        <w:t>.</w:t>
+      </w:r>
+    </w:p>
+    <w:p>
+      <w:pPr>
+        <w:pStyle w:val="NormalWeb"/>
+      </w:pPr>
+      <w:r>
+        <w:rPr>
+          <w:rFonts w:cstheme="minorHAnsi"/>
+        </w:rPr>
+        <w:t xml:space="preserve">These are the 3 </w:t>
+      </w:r>
+      <w:proofErr w:type="spellStart"/>
+      <w:r>
+        <w:rPr>
+          <w:rFonts w:cstheme="minorHAnsi"/>
+        </w:rPr>
+        <w:t>posible</w:t>
+      </w:r>
+      <w:proofErr w:type="spellEnd"/>
+      <w:r>
+        <w:rPr>
+          <w:rFonts w:cstheme="minorHAnsi"/>
+        </w:rPr>
+        <w:t xml:space="preserve"> states for the circuit breaker</w:t>
+      </w:r>
+      <w:r>
+        <w:rPr>
+          <w:rFonts w:cstheme="minorHAnsi"/>
+        </w:rPr>
+        <w:br/>
+      </w:r>
+      <w:r>
+        <w:rPr>
+          <w:rFonts w:cstheme="minorHAnsi"/>
+        </w:rPr>
+        <w:br/>
+      </w:r>
+      <w:r>
+        <w:rPr>
+          <w:rFonts w:cstheme="minorHAnsi"/>
+        </w:rPr>
+        <w:drawing>
+          <wp:inline distT="0" distB="0" distL="0" distR="0" wp14:anchorId="1FF98FAC" wp14:editId="38BCEA01">
+            <wp:extent cx="2833884" cy="2900721"/>
+            <wp:effectExtent l="0" t="0" r="5080" b="0"/>
+            <wp:docPr id="26" name="Imagen 26"/>
+            <wp:cNvGraphicFramePr>
+              <a:graphicFrameLocks xmlns:a="http://schemas.openxmlformats.org/drawingml/2006/main" noChangeAspect="1"/>
+            </wp:cNvGraphicFramePr>
+            <a:graphic xmlns:a="http://schemas.openxmlformats.org/drawingml/2006/main">
+              <a:graphicData uri="http://schemas.openxmlformats.org/drawingml/2006/picture">
+                <pic:pic xmlns:pic="http://schemas.openxmlformats.org/drawingml/2006/picture">
+                  <pic:nvPicPr>
+                    <pic:cNvPr id="1" name=""/>
+                    <pic:cNvPicPr/>
+                  </pic:nvPicPr>
+                  <pic:blipFill>
+                    <a:blip r:embed="rId33"/>
+                    <a:stretch>
+                      <a:fillRect/>
+                    </a:stretch>
+                  </pic:blipFill>
+                  <pic:spPr>
+                    <a:xfrm>
+                      <a:off x="0" y="0"/>
+                      <a:ext cx="2848197" cy="2915371"/>
+                    </a:xfrm>
+                    <a:prstGeom prst="rect">
+                      <a:avLst/>
+                    </a:prstGeom>
+                  </pic:spPr>
+                </pic:pic>
+              </a:graphicData>
+            </a:graphic>
+          </wp:inline>
+        </w:drawing>
+      </w:r>
+      <w:r>
+        <w:rPr>
+          <w:rFonts w:cstheme="minorHAnsi"/>
+        </w:rPr>
+        <w:br/>
+      </w:r>
+      <w:r>
+        <w:rPr>
+          <w:rFonts w:cstheme="minorHAnsi"/>
+        </w:rPr>
+        <w:br/>
+      </w:r>
+      <w:r>
+        <w:rPr>
+          <w:rFonts w:hAnsi="Symbol"/>
+        </w:rPr>
+        <w:t></w:t>
+      </w:r>
+      <w:r>
+        <w:t xml:space="preserve">  </w:t>
+      </w:r>
+      <w:r>
+        <w:rPr>
+          <w:b/>
+          <w:bCs/>
+        </w:rPr>
+        <w:t>Closed</w:t>
+      </w:r>
+      <w:r>
+        <w:t xml:space="preserve"> </w:t>
+      </w:r>
+      <w:r>
+        <w:rPr>
+          <w:rFonts w:ascii="Segoe UI Symbol" w:hAnsi="Segoe UI Symbol" w:cs="Segoe UI Symbol"/>
+        </w:rPr>
+        <w:t>✅</w:t>
+      </w:r>
+      <w:r>
+        <w:br/>
+        <w:t xml:space="preserve">All requests are allowed. If the failure rate exceeds the threshold (e.g., 50%) based on the last N calls, the state transitions to </w:t>
+      </w:r>
+      <w:r>
+        <w:rPr>
+          <w:b/>
+          <w:bCs/>
+        </w:rPr>
+        <w:t>Open</w:t>
+      </w:r>
+      <w:r>
+        <w:t>.</w:t>
+      </w:r>
+    </w:p>
+    <w:p>
+      <w:pPr>
+        <w:spacing w:before="100" w:beforeAutospacing="1" w:after="100" w:afterAutospacing="1" w:line="240" w:lineRule="auto"/>
+        <w:rPr>
+          <w:rFonts w:ascii="Times New Roman" w:eastAsia="Times New Roman" w:hAnsi="Times New Roman" w:cs="Times New Roman"/>
+          <w:sz w:val="24"/>
+          <w:szCs w:val="24"/>
+          <w:lang w:eastAsia="en-GB"/>
+        </w:rPr>
+      </w:pPr>
+      <w:r>
+        <w:rPr>
+          <w:rFonts w:ascii="Times New Roman" w:eastAsia="Times New Roman" w:hAnsi="Symbol" w:cs="Times New Roman"/>
+          <w:sz w:val="24"/>
+          <w:szCs w:val="24"/>
+          <w:lang w:eastAsia="en-GB"/>
+        </w:rPr>
+        <w:t></w:t>
+      </w:r>
+      <w:r>
+        <w:rPr>
+          <w:rFonts w:ascii="Times New Roman" w:eastAsia="Times New Roman" w:hAnsi="Times New Roman" w:cs="Times New Roman"/>
+          <w:sz w:val="24"/>
+          <w:szCs w:val="24"/>
+          <w:lang w:eastAsia="en-GB"/>
+        </w:rPr>
+        <w:t xml:space="preserve">  </w:t>
+      </w:r>
+      <w:r>
+        <w:rPr>
+          <w:rFonts w:ascii="Times New Roman" w:eastAsia="Times New Roman" w:hAnsi="Times New Roman" w:cs="Times New Roman"/>
+          <w:b/>
+          <w:bCs/>
+          <w:sz w:val="24"/>
+          <w:szCs w:val="24"/>
+          <w:lang w:eastAsia="en-GB"/>
+        </w:rPr>
+        <w:t>Open</w:t>
+      </w:r>
+      <w:r>
+        <w:rPr>
+          <w:rFonts w:ascii="Times New Roman" w:eastAsia="Times New Roman" w:hAnsi="Times New Roman" w:cs="Times New Roman"/>
+          <w:sz w:val="24"/>
+          <w:szCs w:val="24"/>
+          <w:lang w:eastAsia="en-GB"/>
+        </w:rPr>
+        <w:t xml:space="preserve"> </w:t>
+      </w:r>
+      <w:r>
+        <w:rPr>
+          <w:rFonts w:ascii="Segoe UI Symbol" w:eastAsia="Times New Roman" w:hAnsi="Segoe UI Symbol" w:cs="Segoe UI Symbol"/>
+          <w:sz w:val="24"/>
+          <w:szCs w:val="24"/>
+          <w:lang w:eastAsia="en-GB"/>
+        </w:rPr>
+        <w:t>❌</w:t>
+      </w:r>
+      <w:r>
+        <w:rPr>
+          <w:rFonts w:ascii="Times New Roman" w:eastAsia="Times New Roman" w:hAnsi="Times New Roman" w:cs="Times New Roman"/>
+          <w:sz w:val="24"/>
+          <w:szCs w:val="24"/>
+          <w:lang w:eastAsia="en-GB"/>
+        </w:rPr>
+        <w:br/>
+        <w:t xml:space="preserve">No requests are allowed. The Circuit Breaker waits for a configured </w:t>
+      </w:r>
+      <w:proofErr w:type="spellStart"/>
+      <w:r>
+        <w:rPr>
+          <w:rFonts w:ascii="Times New Roman" w:eastAsia="Times New Roman" w:hAnsi="Times New Roman" w:cs="Times New Roman"/>
+          <w:b/>
+          <w:bCs/>
+          <w:sz w:val="24"/>
+          <w:szCs w:val="24"/>
+          <w:lang w:eastAsia="en-GB"/>
+        </w:rPr>
+        <w:t>cooldown</w:t>
+      </w:r>
+      <w:proofErr w:type="spellEnd"/>
+      <w:r>
+        <w:rPr>
+          <w:rFonts w:ascii="Times New Roman" w:eastAsia="Times New Roman" w:hAnsi="Times New Roman" w:cs="Times New Roman"/>
+          <w:b/>
+          <w:bCs/>
+          <w:sz w:val="24"/>
+          <w:szCs w:val="24"/>
+          <w:lang w:eastAsia="en-GB"/>
+        </w:rPr>
+        <w:t xml:space="preserve"> period</w:t>
+      </w:r>
+      <w:r>
+        <w:rPr>
+          <w:rFonts w:ascii="Times New Roman" w:eastAsia="Times New Roman" w:hAnsi="Times New Roman" w:cs="Times New Roman"/>
+          <w:sz w:val="24"/>
+          <w:szCs w:val="24"/>
+          <w:lang w:eastAsia="en-GB"/>
+        </w:rPr>
+        <w:t xml:space="preserve"> (</w:t>
+      </w:r>
+      <w:proofErr w:type="spellStart"/>
+      <w:r>
+        <w:rPr>
+          <w:rFonts w:ascii="Courier New" w:eastAsia="Times New Roman" w:hAnsi="Courier New" w:cs="Courier New"/>
+          <w:sz w:val="20"/>
+          <w:szCs w:val="20"/>
+          <w:lang w:eastAsia="en-GB"/>
+        </w:rPr>
+        <w:t>waitDurationInOpenState</w:t>
+      </w:r>
+      <w:proofErr w:type="spellEnd"/>
+      <w:r>
+        <w:rPr>
+          <w:rFonts w:ascii="Times New Roman" w:eastAsia="Times New Roman" w:hAnsi="Times New Roman" w:cs="Times New Roman"/>
+          <w:sz w:val="24"/>
+          <w:szCs w:val="24"/>
+          <w:lang w:eastAsia="en-GB"/>
+        </w:rPr>
+        <w:t xml:space="preserve">). After that, it moves to </w:t>
+      </w:r>
+      <w:r>
+        <w:rPr>
+          <w:rFonts w:ascii="Times New Roman" w:eastAsia="Times New Roman" w:hAnsi="Times New Roman" w:cs="Times New Roman"/>
+          <w:b/>
+          <w:bCs/>
+          <w:sz w:val="24"/>
+          <w:szCs w:val="24"/>
+          <w:lang w:eastAsia="en-GB"/>
+        </w:rPr>
+        <w:t>Half-Open</w:t>
+      </w:r>
+      <w:r>
+        <w:rPr>
+          <w:rFonts w:ascii="Times New Roman" w:eastAsia="Times New Roman" w:hAnsi="Times New Roman" w:cs="Times New Roman"/>
+          <w:sz w:val="24"/>
+          <w:szCs w:val="24"/>
+          <w:lang w:eastAsia="en-GB"/>
+        </w:rPr>
+        <w:t>.</w:t>
+      </w:r>
+    </w:p>
+    <w:p>
+      <w:pPr>
+        <w:spacing w:before="100" w:beforeAutospacing="1" w:after="100" w:afterAutospacing="1" w:line="240" w:lineRule="auto"/>
+        <w:rPr>
+          <w:rFonts w:ascii="Times New Roman" w:eastAsia="Times New Roman" w:hAnsi="Times New Roman" w:cs="Times New Roman"/>
+          <w:sz w:val="24"/>
+          <w:szCs w:val="24"/>
+          <w:lang w:eastAsia="en-GB"/>
+        </w:rPr>
+      </w:pPr>
+      <w:r>
+        <w:rPr>
+          <w:rFonts w:ascii="Times New Roman" w:eastAsia="Times New Roman" w:hAnsi="Symbol" w:cs="Times New Roman"/>
+          <w:sz w:val="24"/>
+          <w:szCs w:val="24"/>
+          <w:lang w:eastAsia="en-GB"/>
+        </w:rPr>
+        <w:t></w:t>
+      </w:r>
+      <w:r>
+        <w:rPr>
+          <w:rFonts w:ascii="Times New Roman" w:eastAsia="Times New Roman" w:hAnsi="Times New Roman" w:cs="Times New Roman"/>
+          <w:sz w:val="24"/>
+          <w:szCs w:val="24"/>
+          <w:lang w:eastAsia="en-GB"/>
+        </w:rPr>
+        <w:t xml:space="preserve">  </w:t>
+      </w:r>
+      <w:r>
+        <w:rPr>
+          <w:rFonts w:ascii="Times New Roman" w:eastAsia="Times New Roman" w:hAnsi="Times New Roman" w:cs="Times New Roman"/>
+          <w:b/>
+          <w:bCs/>
+          <w:sz w:val="24"/>
+          <w:szCs w:val="24"/>
+          <w:lang w:eastAsia="en-GB"/>
+        </w:rPr>
+        <w:t>Half-Open</w:t>
+      </w:r>
+      <w:r>
+        <w:rPr>
+          <w:rFonts w:ascii="Times New Roman" w:eastAsia="Times New Roman" w:hAnsi="Times New Roman" w:cs="Times New Roman"/>
+          <w:sz w:val="24"/>
+          <w:szCs w:val="24"/>
+          <w:lang w:eastAsia="en-GB"/>
+        </w:rPr>
+        <w:t xml:space="preserve"> </w:t>
+      </w:r>
+      <w:r>
+        <w:rPr>
+          <w:rFonts w:ascii="Segoe UI Symbol" w:eastAsia="Times New Roman" w:hAnsi="Segoe UI Symbol" w:cs="Segoe UI Symbol"/>
+          <w:sz w:val="24"/>
+          <w:szCs w:val="24"/>
+          <w:lang w:eastAsia="en-GB"/>
+        </w:rPr>
+        <w:t>⚠️</w:t>
+      </w:r>
+      <w:r>
+        <w:rPr>
+          <w:rFonts w:ascii="Times New Roman" w:eastAsia="Times New Roman" w:hAnsi="Times New Roman" w:cs="Times New Roman"/>
+          <w:sz w:val="24"/>
+          <w:szCs w:val="24"/>
+          <w:lang w:eastAsia="en-GB"/>
+        </w:rPr>
+        <w:br/>
+        <w:t>A limited number of test requests are allowed:</w:t>
+      </w:r>
+    </w:p>
+    <w:p>
+      <w:pPr>
+        <w:numPr>
+          <w:ilvl w:val="0"/>
+          <w:numId w:val="6"/>
+        </w:numPr>
+        <w:spacing w:before="100" w:beforeAutospacing="1" w:after="100" w:afterAutospacing="1" w:line="240" w:lineRule="auto"/>
+        <w:rPr>
+          <w:rFonts w:ascii="Times New Roman" w:eastAsia="Times New Roman" w:hAnsi="Times New Roman" w:cs="Times New Roman"/>
+          <w:sz w:val="24"/>
+          <w:szCs w:val="24"/>
+          <w:lang w:eastAsia="en-GB"/>
+        </w:rPr>
+      </w:pPr>
+      <w:r>
+        <w:rPr>
+          <w:rFonts w:ascii="Times New Roman" w:eastAsia="Times New Roman" w:hAnsi="Times New Roman" w:cs="Times New Roman"/>
+          <w:sz w:val="24"/>
+          <w:szCs w:val="24"/>
+          <w:lang w:eastAsia="en-GB"/>
+        </w:rPr>
+        <w:t xml:space="preserve">If they succeed → the breaker </w:t>
+      </w:r>
+      <w:r>
+        <w:rPr>
+          <w:rFonts w:ascii="Times New Roman" w:eastAsia="Times New Roman" w:hAnsi="Times New Roman" w:cs="Times New Roman"/>
+          <w:b/>
+          <w:bCs/>
+          <w:sz w:val="24"/>
+          <w:szCs w:val="24"/>
+          <w:lang w:eastAsia="en-GB"/>
+        </w:rPr>
+        <w:t>closes</w:t>
+      </w:r>
+      <w:r>
+        <w:rPr>
+          <w:rFonts w:ascii="Times New Roman" w:eastAsia="Times New Roman" w:hAnsi="Times New Roman" w:cs="Times New Roman"/>
+          <w:sz w:val="24"/>
+          <w:szCs w:val="24"/>
+          <w:lang w:eastAsia="en-GB"/>
+        </w:rPr>
+        <w:t xml:space="preserve"> (healthy again).</w:t>
+      </w:r>
+    </w:p>
+    <w:p>
+      <w:pPr>
+        <w:numPr>
+          <w:ilvl w:val="0"/>
+          <w:numId w:val="6"/>
+        </w:numPr>
+        <w:spacing w:before="100" w:beforeAutospacing="1" w:after="100" w:afterAutospacing="1" w:line="240" w:lineRule="auto"/>
+        <w:rPr>
+          <w:rFonts w:ascii="Times New Roman" w:eastAsia="Times New Roman" w:hAnsi="Times New Roman" w:cs="Times New Roman"/>
+          <w:sz w:val="24"/>
+          <w:szCs w:val="24"/>
+          <w:lang w:eastAsia="en-GB"/>
+        </w:rPr>
+      </w:pPr>
+      <w:r>
+        <w:rPr>
+          <w:rFonts w:ascii="Times New Roman" w:eastAsia="Times New Roman" w:hAnsi="Times New Roman" w:cs="Times New Roman"/>
+          <w:sz w:val="24"/>
+          <w:szCs w:val="24"/>
+          <w:lang w:eastAsia="en-GB"/>
+        </w:rPr>
+        <w:t xml:space="preserve">If any fail → it goes back to </w:t>
+      </w:r>
+      <w:r>
+        <w:rPr>
+          <w:rFonts w:ascii="Times New Roman" w:eastAsia="Times New Roman" w:hAnsi="Times New Roman" w:cs="Times New Roman"/>
+          <w:b/>
+          <w:bCs/>
+          <w:sz w:val="24"/>
+          <w:szCs w:val="24"/>
+          <w:lang w:eastAsia="en-GB"/>
+        </w:rPr>
+        <w:t>Open</w:t>
+      </w:r>
+      <w:r>
+        <w:rPr>
+          <w:rFonts w:ascii="Times New Roman" w:eastAsia="Times New Roman" w:hAnsi="Times New Roman" w:cs="Times New Roman"/>
+          <w:sz w:val="24"/>
+          <w:szCs w:val="24"/>
+          <w:lang w:eastAsia="en-GB"/>
+        </w:rPr>
+        <w:t>.</w:t>
+      </w:r>
+    </w:p>
+    <w:p>
+      <w:r>
+        <w:rPr>
+          <w:rFonts w:eastAsia="Times New Roman" w:cstheme="minorHAnsi"/>
+          <w:sz w:val="24"/>
+          <w:szCs w:val="24"/>
+          <w:lang w:eastAsia="en-GB"/>
+        </w:rPr>
+        <w:br/>
+      </w:r>
+      <w:r>
+        <w:rPr>
+          <w:rFonts w:eastAsia="Times New Roman" w:cstheme="minorHAnsi"/>
+          <w:sz w:val="24"/>
+          <w:szCs w:val="24"/>
+          <w:lang w:eastAsia="en-GB"/>
+        </w:rPr>
+        <w:br/>
+      </w:r>
+      <w:r>
+        <w:rPr>
+          <w:rFonts w:eastAsia="Times New Roman" w:cstheme="minorHAnsi"/>
+          <w:sz w:val="24"/>
+          <w:szCs w:val="24"/>
+          <w:lang w:eastAsia="en-GB"/>
+        </w:rPr>
+        <w:br/>
+      </w:r>
+      <w:r>
+        <w:rPr>
+          <w:rFonts w:eastAsia="Times New Roman" w:cstheme="minorHAnsi"/>
+          <w:sz w:val="24"/>
+          <w:szCs w:val="24"/>
+          <w:lang w:eastAsia="en-GB"/>
+        </w:rPr>
+        <w:lastRenderedPageBreak/>
+        <w:drawing>
+          <wp:inline distT="0" distB="0" distL="0" distR="0" wp14:anchorId="1542A9A0" wp14:editId="34A7C9D3">
+            <wp:extent cx="5400040" cy="3368675"/>
+            <wp:effectExtent l="0" t="0" r="0" b="3175"/>
+            <wp:docPr id="27" name="Imagen 27"/>
+            <wp:cNvGraphicFramePr>
+              <a:graphicFrameLocks xmlns:a="http://schemas.openxmlformats.org/drawingml/2006/main" noChangeAspect="1"/>
+            </wp:cNvGraphicFramePr>
+            <a:graphic xmlns:a="http://schemas.openxmlformats.org/drawingml/2006/main">
+              <a:graphicData uri="http://schemas.openxmlformats.org/drawingml/2006/picture">
+                <pic:pic xmlns:pic="http://schemas.openxmlformats.org/drawingml/2006/picture">
+                  <pic:nvPicPr>
+                    <pic:cNvPr id="1" name=""/>
+                    <pic:cNvPicPr/>
+                  </pic:nvPicPr>
+                  <pic:blipFill>
+                    <a:blip r:embed="rId34"/>
+                    <a:stretch>
+                      <a:fillRect/>
+                    </a:stretch>
+                  </pic:blipFill>
+                  <pic:spPr>
+                    <a:xfrm>
+                      <a:off x="0" y="0"/>
+                      <a:ext cx="5400040" cy="3368675"/>
+                    </a:xfrm>
+                    <a:prstGeom prst="rect">
+                      <a:avLst/>
+                    </a:prstGeom>
+                  </pic:spPr>
+                </pic:pic>
+              </a:graphicData>
+            </a:graphic>
+          </wp:inline>
+        </w:drawing>
+      </w:r>
+      <w:r>
+        <w:rPr>
+          <w:rFonts w:eastAsia="Times New Roman" w:cstheme="minorHAnsi"/>
+          <w:sz w:val="24"/>
+          <w:szCs w:val="24"/>
+          <w:lang w:eastAsia="en-GB"/>
+        </w:rPr>
+        <w:br/>
+      </w:r>
+      <w:r>
+        <w:rPr>
+          <w:rFonts w:eastAsia="Times New Roman" w:cstheme="minorHAnsi"/>
+          <w:sz w:val="24"/>
+          <w:szCs w:val="24"/>
+          <w:lang w:eastAsia="en-GB"/>
+        </w:rPr>
+        <w:br/>
+        <w:t>If we stop one of our services, and try to send a request, the circuit breaker will update its status to “UP”, and we will be able to see it through the actuator endpoint</w:t>
+      </w:r>
+      <w:r>
+        <w:rPr>
+          <w:rFonts w:eastAsia="Times New Roman" w:cstheme="minorHAnsi"/>
+          <w:sz w:val="24"/>
+          <w:szCs w:val="24"/>
+          <w:lang w:eastAsia="en-GB"/>
+        </w:rPr>
+        <w:br/>
+      </w:r>
+      <w:r>
+        <w:rPr>
+          <w:rFonts w:eastAsia="Times New Roman" w:cstheme="minorHAnsi"/>
+          <w:sz w:val="24"/>
+          <w:szCs w:val="24"/>
+          <w:lang w:eastAsia="en-GB"/>
+        </w:rPr>
+        <w:br/>
+      </w:r>
+      <w:r>
+        <w:rPr>
+          <w:rFonts w:eastAsia="Times New Roman" w:cstheme="minorHAnsi"/>
+          <w:sz w:val="24"/>
+          <w:szCs w:val="24"/>
+          <w:lang w:eastAsia="en-GB"/>
+        </w:rPr>
+        <w:drawing>
+          <wp:inline distT="0" distB="0" distL="0" distR="0" wp14:anchorId="5721A4CC" wp14:editId="14E31EBE">
+            <wp:extent cx="5400040" cy="3305175"/>
+            <wp:effectExtent l="0" t="0" r="0" b="9525"/>
+            <wp:docPr id="28" name="Imagen 28"/>
+            <wp:cNvGraphicFramePr>
+              <a:graphicFrameLocks xmlns:a="http://schemas.openxmlformats.org/drawingml/2006/main" noChangeAspect="1"/>
+            </wp:cNvGraphicFramePr>
+            <a:graphic xmlns:a="http://schemas.openxmlformats.org/drawingml/2006/main">
+              <a:graphicData uri="http://schemas.openxmlformats.org/drawingml/2006/picture">
+                <pic:pic xmlns:pic="http://schemas.openxmlformats.org/drawingml/2006/picture">
+                  <pic:nvPicPr>
+                    <pic:cNvPr id="1" name=""/>
+                    <pic:cNvPicPr/>
+                  </pic:nvPicPr>
+                  <pic:blipFill>
+                    <a:blip r:embed="rId35"/>
+                    <a:stretch>
+                      <a:fillRect/>
+                    </a:stretch>
+                  </pic:blipFill>
+                  <pic:spPr>
+                    <a:xfrm>
+                      <a:off x="0" y="0"/>
+                      <a:ext cx="5400040" cy="3305175"/>
+                    </a:xfrm>
+                    <a:prstGeom prst="rect">
+                      <a:avLst/>
+                    </a:prstGeom>
+                  </pic:spPr>
+                </pic:pic>
+              </a:graphicData>
+            </a:graphic>
+          </wp:inline>
+        </w:drawing>
+      </w:r>
+      <w:r>
+        <w:rPr>
+          <w:rFonts w:eastAsia="Times New Roman" w:cstheme="minorHAnsi"/>
+          <w:sz w:val="24"/>
+          <w:szCs w:val="24"/>
+          <w:lang w:eastAsia="en-GB"/>
+        </w:rPr>
+        <w:br/>
+      </w:r>
+      <w:r>
+        <w:rPr>
+          <w:rFonts w:eastAsia="Times New Roman" w:cstheme="minorHAnsi"/>
+          <w:sz w:val="24"/>
+          <w:szCs w:val="24"/>
+          <w:lang w:eastAsia="en-GB"/>
+        </w:rPr>
+        <w:br/>
+      </w:r>
+      <w:r>
+        <w:rPr>
+          <w:sz w:val="24"/>
+        </w:rPr>
+        <w:t>After enabling the actuator and the circuit breaker, we can monitor various metrics through the actuator endpoint, including the circuit breaker status.</w:t>
+      </w:r>
+      <w:r>
+        <w:rPr>
+          <w:sz w:val="24"/>
+        </w:rPr>
+        <w:br/>
+        <w:t>Since we configured the circuit breaker to require a minimum of 5 failed requests before changing its status to OPEN, if we force 5 requests while the service is down and then access the actuator endpoint, we can verify that the status is now "OPEN".</w:t>
+      </w:r>
+      <w:r>
+        <w:rPr>
+          <w:sz w:val="24"/>
+        </w:rPr>
+        <w:br/>
+      </w:r>
+      <w:r>
+        <w:rPr>
+          <w:sz w:val="24"/>
+        </w:rPr>
+        <w:lastRenderedPageBreak/>
+        <w:br/>
+      </w:r>
+      <w:r>
+        <w:rPr>
+          <w:rFonts w:eastAsia="Times New Roman" w:cstheme="minorHAnsi"/>
+          <w:sz w:val="24"/>
+          <w:szCs w:val="24"/>
+          <w:lang w:eastAsia="en-GB"/>
+        </w:rPr>
+        <w:drawing>
+          <wp:inline distT="0" distB="0" distL="0" distR="0" wp14:anchorId="1C782626" wp14:editId="5096EDDE">
+            <wp:extent cx="5039428" cy="3162741"/>
+            <wp:effectExtent l="0" t="0" r="8890" b="0"/>
+            <wp:docPr id="29" name="Imagen 29"/>
+            <wp:cNvGraphicFramePr>
+              <a:graphicFrameLocks xmlns:a="http://schemas.openxmlformats.org/drawingml/2006/main" noChangeAspect="1"/>
+            </wp:cNvGraphicFramePr>
+            <a:graphic xmlns:a="http://schemas.openxmlformats.org/drawingml/2006/main">
+              <a:graphicData uri="http://schemas.openxmlformats.org/drawingml/2006/picture">
+                <pic:pic xmlns:pic="http://schemas.openxmlformats.org/drawingml/2006/picture">
+                  <pic:nvPicPr>
+                    <pic:cNvPr id="1" name=""/>
+                    <pic:cNvPicPr/>
+                  </pic:nvPicPr>
+                  <pic:blipFill>
+                    <a:blip r:embed="rId36"/>
+                    <a:stretch>
+                      <a:fillRect/>
+                    </a:stretch>
+                  </pic:blipFill>
+                  <pic:spPr>
+                    <a:xfrm>
+                      <a:off x="0" y="0"/>
                       <a:ext cx="5039428" cy="3162741"/>
                     </a:xfrm>
                     <a:prstGeom prst="rect">
@@ -5247,8 +5503,6 @@
           <w:lang w:eastAsia="en-GB"/>
         </w:rPr>
       </w:pPr>
-      <w:bookmarkStart w:id="0" w:name="_GoBack"/>
-      <w:bookmarkEnd w:id="0"/>
       <w:r>
         <w:rPr>
           <w:sz w:val="24"/>
@@ -5278,7 +5532,7 @@
                     <pic:cNvPicPr/>
                   </pic:nvPicPr>
                   <pic:blipFill>
-                    <a:blip r:embed="rId33"/>
+                    <a:blip r:embed="rId37"/>
                     <a:stretch>
                       <a:fillRect/>
                     </a:stretch>

--- a/Documentación.docx
+++ b/Documentación.docx
@@ -536,7 +536,6 @@
           <w:rFonts w:asciiTheme="minorHAnsi" w:hAnsiTheme="minorHAnsi" w:cstheme="minorHAnsi"/>
           <w:color w:val="AAAAAA"/>
         </w:rPr>
-        <w:lastRenderedPageBreak/>
         <w:tab/>
       </w:r>
       <w:r>
@@ -705,13 +704,21 @@
     </w:p>
     <w:p>
       <w:pPr>
-        <w:pStyle w:val="NormalWeb"/>
-        <w:spacing w:before="0" w:beforeAutospacing="0" w:after="0" w:afterAutospacing="0"/>
-        <w:rPr>
-          <w:rFonts w:asciiTheme="minorHAnsi" w:hAnsiTheme="minorHAnsi" w:cstheme="minorHAnsi"/>
+        <w:rPr>
+          <w:rFonts w:eastAsia="Times New Roman" w:cstheme="minorHAnsi"/>
           <w:color w:val="AAAAAA"/>
-        </w:rPr>
-      </w:pPr>
+          <w:sz w:val="24"/>
+          <w:szCs w:val="24"/>
+          <w:lang w:eastAsia="en-GB"/>
+        </w:rPr>
+      </w:pPr>
+      <w:r>
+        <w:rPr>
+          <w:rFonts w:cstheme="minorHAnsi"/>
+          <w:color w:val="AAAAAA"/>
+        </w:rPr>
+        <w:br w:type="page"/>
+      </w:r>
     </w:p>
     <w:p>
       <w:pPr>
@@ -1317,7 +1324,6 @@
           <w:rFonts w:asciiTheme="minorHAnsi" w:hAnsiTheme="minorHAnsi" w:cstheme="minorHAnsi"/>
           <w:color w:val="808080"/>
         </w:rPr>
-        <w:lastRenderedPageBreak/>
         <w:br/>
       </w:r>
       <w:r>
@@ -1486,10 +1492,16 @@
       </w:r>
     </w:p>
     <w:p>
+      <w:r>
+        <w:br w:type="page"/>
+      </w:r>
+    </w:p>
+    <w:p>
       <w:pPr>
         <w:pStyle w:val="Ttulo1"/>
         <w:rPr>
           <w:rFonts w:asciiTheme="minorHAnsi" w:hAnsiTheme="minorHAnsi" w:cstheme="minorHAnsi"/>
+          <w:sz w:val="24"/>
         </w:rPr>
       </w:pPr>
       <w:r>
@@ -1568,55 +1580,47 @@
         </w:rPr>
         <w:br/>
       </w:r>
-      <w:r>
-        <w:rPr>
-          <w:rFonts w:asciiTheme="minorHAnsi" w:hAnsiTheme="minorHAnsi" w:cstheme="minorHAnsi"/>
-          <w:b/>
-        </w:rPr>
-        <w:br/>
-      </w:r>
-      <w:r>
-        <w:rPr>
-          <w:rFonts w:asciiTheme="minorHAnsi" w:hAnsiTheme="minorHAnsi" w:cstheme="minorHAnsi"/>
+    </w:p>
+    <w:p>
+      <w:pPr>
+        <w:rPr>
+          <w:rFonts w:cstheme="minorHAnsi"/>
+        </w:rPr>
+      </w:pPr>
+      <w:r>
+        <w:rPr>
+          <w:rFonts w:cstheme="minorHAnsi"/>
         </w:rPr>
         <w:t xml:space="preserve">Spring Cloud </w:t>
       </w:r>
       <w:proofErr w:type="spellStart"/>
       <w:r>
         <w:rPr>
-          <w:rFonts w:asciiTheme="minorHAnsi" w:hAnsiTheme="minorHAnsi" w:cstheme="minorHAnsi"/>
+          <w:rFonts w:cstheme="minorHAnsi"/>
         </w:rPr>
         <w:t>OpenFeign</w:t>
       </w:r>
       <w:proofErr w:type="spellEnd"/>
       <w:r>
         <w:rPr>
-          <w:rFonts w:asciiTheme="minorHAnsi" w:hAnsiTheme="minorHAnsi" w:cstheme="minorHAnsi"/>
+          <w:rFonts w:cstheme="minorHAnsi"/>
         </w:rPr>
         <w:t xml:space="preserve"> is a declarative HTTP client that makes it easy to call other </w:t>
       </w:r>
       <w:proofErr w:type="spellStart"/>
       <w:r>
         <w:rPr>
-          <w:rFonts w:asciiTheme="minorHAnsi" w:hAnsiTheme="minorHAnsi" w:cstheme="minorHAnsi"/>
+          <w:rFonts w:cstheme="minorHAnsi"/>
         </w:rPr>
         <w:t>microservices</w:t>
       </w:r>
       <w:proofErr w:type="spellEnd"/>
       <w:r>
         <w:rPr>
-          <w:rFonts w:asciiTheme="minorHAnsi" w:hAnsiTheme="minorHAnsi" w:cstheme="minorHAnsi"/>
+          <w:rFonts w:cstheme="minorHAnsi"/>
         </w:rPr>
         <w:t xml:space="preserve"> in a Spring Boot application.</w:t>
       </w:r>
-    </w:p>
-    <w:p>
-      <w:pPr>
-        <w:rPr>
-          <w:rFonts w:cstheme="minorHAnsi"/>
-          <w:sz w:val="24"/>
-        </w:rPr>
-      </w:pPr>
     </w:p>
     <w:p>
       <w:pPr>
@@ -1722,6 +1726,8 @@
         </w:rPr>
         <w:t xml:space="preserve"> How it works:</w:t>
       </w:r>
+      <w:bookmarkStart w:id="0" w:name="_GoBack"/>
+      <w:bookmarkEnd w:id="0"/>
     </w:p>
     <w:p>
       <w:pPr>
@@ -1737,7 +1743,6 @@
           <w:sz w:val="24"/>
           <w:u w:val="single"/>
         </w:rPr>
-        <w:lastRenderedPageBreak/>
         <w:t>Add the dependency:</w:t>
       </w:r>
     </w:p>
@@ -1858,14 +1863,6 @@
         </w:rPr>
         <w:t>.</w:t>
       </w:r>
-    </w:p>
-    <w:p>
-      <w:pPr>
-        <w:rPr>
-          <w:rFonts w:cstheme="minorHAnsi"/>
-          <w:sz w:val="24"/>
-        </w:rPr>
-      </w:pPr>
     </w:p>
     <w:p>
       <w:pPr>
@@ -2210,7 +2207,6 @@
         <w:rPr>
           <w:rFonts w:asciiTheme="minorHAnsi" w:hAnsiTheme="minorHAnsi" w:cstheme="minorHAnsi"/>
         </w:rPr>
-        <w:lastRenderedPageBreak/>
         <w:drawing>
           <wp:inline distT="0" distB="0" distL="0" distR="0" wp14:anchorId="6BD16F47" wp14:editId="7933AEF9">
             <wp:extent cx="5400040" cy="2746375"/>
@@ -2626,7 +2622,6 @@
           <w:sz w:val="24"/>
           <w:szCs w:val="24"/>
         </w:rPr>
-        <w:lastRenderedPageBreak/>
         <w:t>Single point of failure</w:t>
       </w:r>
       <w:r>
@@ -3051,7 +3046,6 @@
           <w:szCs w:val="24"/>
           <w:lang w:eastAsia="en-GB"/>
         </w:rPr>
-        <w:lastRenderedPageBreak/>
         <w:drawing>
           <wp:inline distT="0" distB="0" distL="0" distR="0" wp14:anchorId="0995EA02" wp14:editId="46D23C03">
             <wp:extent cx="5400040" cy="3723640"/>
@@ -3232,7 +3226,6 @@
           <w:szCs w:val="24"/>
           <w:lang w:eastAsia="en-GB"/>
         </w:rPr>
-        <w:lastRenderedPageBreak/>
         <w:drawing>
           <wp:inline distT="0" distB="0" distL="0" distR="0" wp14:anchorId="335E9AA4" wp14:editId="18483F12">
             <wp:extent cx="5400040" cy="2650490"/>
@@ -3425,7 +3418,6 @@
           <w:szCs w:val="24"/>
           <w:lang w:eastAsia="en-GB"/>
         </w:rPr>
-        <w:lastRenderedPageBreak/>
         <w:t>Next, check the client secret</w:t>
       </w:r>
       <w:r>
@@ -3596,7 +3588,6 @@
           <w:szCs w:val="24"/>
           <w:lang w:eastAsia="en-GB"/>
         </w:rPr>
-        <w:lastRenderedPageBreak/>
         <w:drawing>
           <wp:inline distT="0" distB="0" distL="0" distR="0" wp14:anchorId="1C0C1CD2" wp14:editId="0E19B1E2">
             <wp:extent cx="5400040" cy="4497705"/>
@@ -3965,7 +3956,6 @@
           <w:szCs w:val="24"/>
           <w:lang w:eastAsia="en-GB"/>
         </w:rPr>
-        <w:lastRenderedPageBreak/>
         <w:drawing>
           <wp:inline distT="0" distB="0" distL="0" distR="0" wp14:anchorId="5327FF67" wp14:editId="56ED01FA">
             <wp:extent cx="5400040" cy="2967990"/>
@@ -4198,7 +4188,6 @@
           <w:szCs w:val="24"/>
           <w:lang w:eastAsia="en-GB"/>
         </w:rPr>
-        <w:lastRenderedPageBreak/>
         <w:br/>
       </w:r>
       <w:r>
@@ -4378,7 +4367,6 @@
           <w:szCs w:val="24"/>
           <w:lang w:eastAsia="en-GB"/>
         </w:rPr>
-        <w:lastRenderedPageBreak/>
         <w:drawing>
           <wp:inline distT="0" distB="0" distL="0" distR="0" wp14:anchorId="2B02175D" wp14:editId="33E693C0">
             <wp:extent cx="5400040" cy="3242310"/>
@@ -4475,12 +4463,6 @@
           <w:sz w:val="24"/>
         </w:rPr>
         <w:br/>
-      </w:r>
-      <w:r>
-        <w:rPr>
-          <w:sz w:val="24"/>
-        </w:rPr>
-        <w:lastRenderedPageBreak/>
         <w:t>We can also activate the user registration option in our realm settings.</w:t>
       </w:r>
     </w:p>
@@ -4494,8 +4476,6 @@
           <w:lang w:eastAsia="en-GB"/>
         </w:rPr>
       </w:pPr>
-      <w:bookmarkStart w:id="0" w:name="_GoBack"/>
-      <w:bookmarkEnd w:id="0"/>
       <w:r>
         <w:rPr>
           <w:sz w:val="24"/>
@@ -4700,7 +4680,6 @@
         <w:rPr>
           <w:rFonts w:cstheme="minorHAnsi"/>
         </w:rPr>
-        <w:lastRenderedPageBreak/>
         <w:br/>
       </w:r>
       <w:r>
@@ -5234,7 +5213,6 @@
           <w:szCs w:val="24"/>
           <w:lang w:eastAsia="en-GB"/>
         </w:rPr>
-        <w:lastRenderedPageBreak/>
         <w:drawing>
           <wp:inline distT="0" distB="0" distL="0" distR="0" wp14:anchorId="1542A9A0" wp14:editId="34A7C9D3">
             <wp:extent cx="5400040" cy="3368675"/>
@@ -5392,7 +5370,6 @@
         <w:rPr>
           <w:sz w:val="24"/>
         </w:rPr>
-        <w:lastRenderedPageBreak/>
         <w:br/>
       </w:r>
       <w:r>
